--- a/Reporte_Actividades_diarias_Exoma2025.docx
+++ b/Reporte_Actividades_diarias_Exoma2025.docx
@@ -329,9 +329,82 @@
         </w:rPr>
       </w:pPr>
       <w:r>
+        <w:rPr>
+          <w:b/>
+          <w:bCs/>
+        </w:rPr>
         <w:lastRenderedPageBreak/>
-        <w:t>10-06-2025</w:t>
-      </w:r>
+        <w:t>#########################################################################</w:t>
+      </w:r>
+    </w:p>
+    <w:p>
+      <w:pPr>
+        <w:spacing w:after="0"/>
+        <w:rPr>
+          <w:b/>
+          <w:bCs/>
+        </w:rPr>
+      </w:pPr>
+      <w:r>
+        <w:rPr>
+          <w:b/>
+          <w:bCs/>
+        </w:rPr>
+        <w:t>###############################</w:t>
+      </w:r>
+      <w:r>
+        <w:rPr>
+          <w:b/>
+          <w:bCs/>
+        </w:rPr>
+        <w:t>1</w:t>
+      </w:r>
+      <w:r>
+        <w:rPr>
+          <w:b/>
+          <w:bCs/>
+        </w:rPr>
+        <w:t>0</w:t>
+      </w:r>
+      <w:r>
+        <w:rPr>
+          <w:b/>
+          <w:bCs/>
+        </w:rPr>
+        <w:t>-06-2025</w:t>
+      </w:r>
+      <w:r>
+        <w:rPr>
+          <w:b/>
+          <w:bCs/>
+        </w:rPr>
+        <w:t>#################################</w:t>
+      </w:r>
+    </w:p>
+    <w:p>
+      <w:pPr>
+        <w:spacing w:after="0"/>
+        <w:rPr>
+          <w:b/>
+          <w:bCs/>
+        </w:rPr>
+      </w:pPr>
+      <w:r>
+        <w:rPr>
+          <w:b/>
+          <w:bCs/>
+        </w:rPr>
+        <w:t>#########################################################################</w:t>
+      </w:r>
+    </w:p>
+    <w:p>
+      <w:pPr>
+        <w:spacing w:after="0"/>
+        <w:rPr>
+          <w:b/>
+          <w:bCs/>
+        </w:rPr>
+      </w:pPr>
     </w:p>
     <w:p>
       <w:pPr>
@@ -588,44 +661,28 @@
           <w:b/>
           <w:bCs/>
         </w:rPr>
-        <w:t xml:space="preserve">Primero exclusivamente con HLR1 </w:t>
-      </w:r>
-      <w:proofErr w:type="spellStart"/>
-      <w:r>
-        <w:rPr>
-          <w:b/>
-          <w:bCs/>
-        </w:rPr>
-        <w:t>bwa</w:t>
-      </w:r>
-      <w:proofErr w:type="spellEnd"/>
-      <w:r>
-        <w:rPr>
-          <w:b/>
-          <w:bCs/>
-        </w:rPr>
+        <w:t>Mapeo con BWA</w:t>
+      </w:r>
+    </w:p>
+    <w:p>
+      <w:pPr>
+        <w:spacing w:after="0"/>
+      </w:pPr>
+      <w:r>
+        <w:t xml:space="preserve">Pasar a </w:t>
+      </w:r>
+      <w:proofErr w:type="spellStart"/>
+      <w:r>
+        <w:t>bam</w:t>
+      </w:r>
+      <w:proofErr w:type="spellEnd"/>
+      <w:r>
         <w:t>:</w:t>
       </w:r>
     </w:p>
     <w:p>
       <w:pPr>
         <w:spacing w:after="0"/>
-      </w:pPr>
-      <w:r>
-        <w:t xml:space="preserve">Pasar a </w:t>
-      </w:r>
-      <w:proofErr w:type="spellStart"/>
-      <w:r>
-        <w:t>bam</w:t>
-      </w:r>
-      <w:proofErr w:type="spellEnd"/>
-      <w:r>
-        <w:t>:</w:t>
-      </w:r>
-    </w:p>
-    <w:p>
-      <w:pPr>
-        <w:spacing w:after="0"/>
         <w:rPr>
           <w:highlight w:val="green"/>
         </w:rPr>
@@ -1389,6 +1446,7 @@
         <w:rPr>
           <w:highlight w:val="green"/>
         </w:rPr>
+        <w:lastRenderedPageBreak/>
         <w:t>/</w:t>
       </w:r>
       <w:proofErr w:type="spellStart"/>
@@ -1569,7 +1627,6 @@
           <w:b/>
           <w:bCs/>
         </w:rPr>
-        <w:lastRenderedPageBreak/>
         <w:t xml:space="preserve">#Variant </w:t>
       </w:r>
       <w:proofErr w:type="spellStart"/>
@@ -1668,81 +1725,60 @@
         <w:rPr>
           <w:highlight w:val="green"/>
         </w:rPr>
-        <w:t>/java</w:t>
-      </w:r>
-      <w:r>
-        <w:rPr>
-          <w:highlight w:val="green"/>
+        <w:t xml:space="preserve">/java </w:t>
+      </w:r>
+      <w:r>
+        <w:rPr>
+          <w:rFonts w:ascii="Courier New" w:eastAsia="Times New Roman" w:hAnsi="Courier New" w:cs="Courier New"/>
+          <w:color w:val="000000"/>
+          <w:highlight w:val="green"/>
+          <w:lang w:eastAsia="en-IN"/>
+        </w:rPr>
+        <w:t>"-Xmx</w:t>
+      </w:r>
+      <w:r>
+        <w:rPr>
+          <w:rFonts w:ascii="Courier New" w:eastAsia="Times New Roman" w:hAnsi="Courier New" w:cs="Courier New"/>
+          <w:color w:val="000000"/>
+          <w:highlight w:val="green"/>
+          <w:lang w:eastAsia="en-IN"/>
+        </w:rPr>
+        <w:t>3</w:t>
+      </w:r>
+      <w:r>
+        <w:rPr>
+          <w:rFonts w:ascii="Courier New" w:eastAsia="Times New Roman" w:hAnsi="Courier New" w:cs="Courier New"/>
+          <w:color w:val="000000"/>
+          <w:highlight w:val="green"/>
+          <w:lang w:eastAsia="en-IN"/>
+        </w:rPr>
+        <w:t>0G" -</w:t>
+      </w:r>
+      <w:proofErr w:type="spellStart"/>
+      <w:r>
+        <w:rPr>
+          <w:rFonts w:ascii="Courier New" w:eastAsia="Times New Roman" w:hAnsi="Courier New" w:cs="Courier New"/>
+          <w:color w:val="000000"/>
+          <w:highlight w:val="green"/>
+          <w:lang w:eastAsia="en-IN"/>
+        </w:rPr>
+        <w:t>jar</w:t>
+      </w:r>
+      <w:proofErr w:type="spellEnd"/>
+      <w:r>
+        <w:rPr>
+          <w:rFonts w:ascii="Courier New" w:eastAsia="Times New Roman" w:hAnsi="Courier New" w:cs="Courier New"/>
+          <w:color w:val="000000"/>
+          <w:highlight w:val="green"/>
+          <w:lang w:eastAsia="en-IN"/>
         </w:rPr>
         <w:t xml:space="preserve"> </w:t>
       </w:r>
       <w:r>
         <w:rPr>
-          <w:rFonts w:ascii="Courier New" w:eastAsia="Times New Roman" w:hAnsi="Courier New" w:cs="Courier New"/>
-          <w:color w:val="000000"/>
-          <w:highlight w:val="green"/>
-          <w:lang w:eastAsia="en-IN"/>
-        </w:rPr>
-        <w:t>"-Xmx</w:t>
-      </w:r>
-      <w:r>
-        <w:rPr>
-          <w:rFonts w:ascii="Courier New" w:eastAsia="Times New Roman" w:hAnsi="Courier New" w:cs="Courier New"/>
-          <w:color w:val="000000"/>
-          <w:highlight w:val="green"/>
-          <w:lang w:eastAsia="en-IN"/>
-        </w:rPr>
-        <w:t>3</w:t>
-      </w:r>
-      <w:r>
-        <w:rPr>
-          <w:rFonts w:ascii="Courier New" w:eastAsia="Times New Roman" w:hAnsi="Courier New" w:cs="Courier New"/>
-          <w:color w:val="000000"/>
-          <w:highlight w:val="green"/>
-          <w:lang w:eastAsia="en-IN"/>
-        </w:rPr>
-        <w:t>0G"</w:t>
-      </w:r>
-      <w:r>
-        <w:rPr>
-          <w:rFonts w:ascii="Courier New" w:eastAsia="Times New Roman" w:hAnsi="Courier New" w:cs="Courier New"/>
-          <w:color w:val="000000"/>
-          <w:highlight w:val="green"/>
-          <w:lang w:eastAsia="en-IN"/>
-        </w:rPr>
-        <w:t xml:space="preserve"> -</w:t>
-      </w:r>
-      <w:proofErr w:type="spellStart"/>
-      <w:r>
-        <w:rPr>
-          <w:rFonts w:ascii="Courier New" w:eastAsia="Times New Roman" w:hAnsi="Courier New" w:cs="Courier New"/>
-          <w:color w:val="000000"/>
-          <w:highlight w:val="green"/>
-          <w:lang w:eastAsia="en-IN"/>
-        </w:rPr>
-        <w:t>jar</w:t>
-      </w:r>
-      <w:proofErr w:type="spellEnd"/>
-      <w:r>
-        <w:rPr>
-          <w:rFonts w:ascii="Courier New" w:eastAsia="Times New Roman" w:hAnsi="Courier New" w:cs="Courier New"/>
-          <w:color w:val="000000"/>
-          <w:highlight w:val="green"/>
-          <w:lang w:eastAsia="en-IN"/>
-        </w:rPr>
-        <w:t xml:space="preserve"> </w:t>
-      </w:r>
-      <w:r>
-        <w:rPr>
-          <w:highlight w:val="green"/>
-        </w:rPr>
-        <w:t>/home/administrador/programas/gatk-4.6.1.0/gatk-package-4.6.1.0-local.jar</w:t>
-      </w:r>
-      <w:r>
-        <w:rPr>
-          <w:highlight w:val="green"/>
-        </w:rPr>
-        <w:t xml:space="preserve"> </w:t>
+          <w:highlight w:val="green"/>
+        </w:rPr>
+        <w:t xml:space="preserve">/home/administrador/programas/gatk-4.6.1.0/gatk-package-4.6.1.0-local.jar </w:t>
       </w:r>
       <w:proofErr w:type="spellStart"/>
       <w:r>
@@ -1762,16 +1798,7 @@
           <w:highlight w:val="green"/>
           <w:lang w:eastAsia="en-IN"/>
         </w:rPr>
-        <w:t xml:space="preserve"> </w:t>
-      </w:r>
-      <w:r>
-        <w:rPr>
-          <w:rFonts w:ascii="Courier New" w:eastAsia="Times New Roman" w:hAnsi="Courier New" w:cs="Courier New"/>
-          <w:color w:val="000000"/>
-          <w:highlight w:val="green"/>
-          <w:lang w:eastAsia="en-IN"/>
-        </w:rPr>
-        <w:t xml:space="preserve">-I </w:t>
+        <w:t xml:space="preserve"> -I </w:t>
       </w:r>
       <w:r>
         <w:rPr>
@@ -1792,40 +1819,16 @@
         <w:rPr>
           <w:highlight w:val="green"/>
         </w:rPr>
-        <w:t>/mnt/disc2/grupobcei/ewas/index/VectorBase-68_AaegyptiLVP_AGWG_Genome.fasta</w:t>
-      </w:r>
-      <w:r>
-        <w:rPr>
-          <w:highlight w:val="green"/>
-        </w:rPr>
-        <w:t xml:space="preserve"> </w:t>
-      </w:r>
-      <w:r>
-        <w:rPr>
-          <w:rFonts w:ascii="Courier New" w:eastAsia="Times New Roman" w:hAnsi="Courier New" w:cs="Courier New"/>
-          <w:color w:val="000000"/>
-          <w:highlight w:val="green"/>
-          <w:lang w:eastAsia="en-IN"/>
-        </w:rPr>
-        <w:t xml:space="preserve">-O </w:t>
-      </w:r>
-      <w:r>
-        <w:rPr>
-          <w:rFonts w:ascii="Courier New" w:eastAsia="Times New Roman" w:hAnsi="Courier New" w:cs="Courier New"/>
-          <w:color w:val="000000"/>
-          <w:highlight w:val="green"/>
-          <w:lang w:eastAsia="en-IN"/>
-        </w:rPr>
-        <w:t>HLR1</w:t>
-      </w:r>
-      <w:r>
-        <w:rPr>
-          <w:rFonts w:ascii="Courier New" w:eastAsia="Times New Roman" w:hAnsi="Courier New" w:cs="Courier New"/>
-          <w:color w:val="000000"/>
-          <w:highlight w:val="green"/>
-          <w:lang w:eastAsia="en-IN"/>
-        </w:rPr>
-        <w:t>.variants.vcf</w:t>
+        <w:t xml:space="preserve">/mnt/disc2/grupobcei/ewas/index/VectorBase-68_AaegyptiLVP_AGWG_Genome.fasta </w:t>
+      </w:r>
+      <w:r>
+        <w:rPr>
+          <w:rFonts w:ascii="Courier New" w:eastAsia="Times New Roman" w:hAnsi="Courier New" w:cs="Courier New"/>
+          <w:color w:val="000000"/>
+          <w:highlight w:val="green"/>
+          <w:lang w:eastAsia="en-IN"/>
+        </w:rPr>
+        <w:t>-O HLR1.variants.vcf</w:t>
       </w:r>
       <w:r>
         <w:rPr>
@@ -2430,12 +2433,14 @@
         <w:rPr>
           <w:b/>
           <w:bCs/>
-        </w:rPr>
-      </w:pPr>
-      <w:r>
-        <w:rPr>
-          <w:b/>
-          <w:bCs/>
+          <w:highlight w:val="red"/>
+        </w:rPr>
+      </w:pPr>
+      <w:r>
+        <w:rPr>
+          <w:b/>
+          <w:bCs/>
+          <w:highlight w:val="red"/>
         </w:rPr>
         <w:t xml:space="preserve">## </w:t>
       </w:r>
@@ -2444,6 +2449,7 @@
         <w:rPr>
           <w:b/>
           <w:bCs/>
+          <w:highlight w:val="red"/>
         </w:rPr>
         <w:t>Generate</w:t>
       </w:r>
@@ -2452,6 +2458,7 @@
         <w:rPr>
           <w:b/>
           <w:bCs/>
+          <w:highlight w:val="red"/>
         </w:rPr>
         <w:t xml:space="preserve"> </w:t>
       </w:r>
@@ -2460,6 +2467,7 @@
         <w:rPr>
           <w:b/>
           <w:bCs/>
+          <w:highlight w:val="red"/>
         </w:rPr>
         <w:t>before</w:t>
       </w:r>
@@ -2468,6 +2476,7 @@
         <w:rPr>
           <w:b/>
           <w:bCs/>
+          <w:highlight w:val="red"/>
         </w:rPr>
         <w:t xml:space="preserve">/after </w:t>
       </w:r>
@@ -2476,6 +2485,7 @@
         <w:rPr>
           <w:b/>
           <w:bCs/>
+          <w:highlight w:val="red"/>
         </w:rPr>
         <w:t>plots</w:t>
       </w:r>
@@ -2484,6 +2494,7 @@
         <w:rPr>
           <w:b/>
           <w:bCs/>
+          <w:highlight w:val="red"/>
         </w:rPr>
         <w:t xml:space="preserve"> [</w:t>
       </w:r>
@@ -2492,6 +2503,7 @@
         <w:rPr>
           <w:b/>
           <w:bCs/>
+          <w:highlight w:val="red"/>
         </w:rPr>
         <w:t>Only</w:t>
       </w:r>
@@ -2500,6 +2512,7 @@
         <w:rPr>
           <w:b/>
           <w:bCs/>
+          <w:highlight w:val="red"/>
         </w:rPr>
         <w:t xml:space="preserve"> </w:t>
       </w:r>
@@ -2508,6 +2521,7 @@
         <w:rPr>
           <w:b/>
           <w:bCs/>
+          <w:highlight w:val="red"/>
         </w:rPr>
         <w:t>necessary</w:t>
       </w:r>
@@ -2516,6 +2530,7 @@
         <w:rPr>
           <w:b/>
           <w:bCs/>
+          <w:highlight w:val="red"/>
         </w:rPr>
         <w:t xml:space="preserve"> </w:t>
       </w:r>
@@ -2524,6 +2539,7 @@
         <w:rPr>
           <w:b/>
           <w:bCs/>
+          <w:highlight w:val="red"/>
         </w:rPr>
         <w:t>if</w:t>
       </w:r>
@@ -2532,6 +2548,7 @@
         <w:rPr>
           <w:b/>
           <w:bCs/>
+          <w:highlight w:val="red"/>
         </w:rPr>
         <w:t xml:space="preserve"> </w:t>
       </w:r>
@@ -2540,6 +2557,7 @@
         <w:rPr>
           <w:b/>
           <w:bCs/>
+          <w:highlight w:val="red"/>
         </w:rPr>
         <w:t>you</w:t>
       </w:r>
@@ -2548,6 +2566,7 @@
         <w:rPr>
           <w:b/>
           <w:bCs/>
+          <w:highlight w:val="red"/>
         </w:rPr>
         <w:t xml:space="preserve"> </w:t>
       </w:r>
@@ -2556,6 +2575,7 @@
         <w:rPr>
           <w:b/>
           <w:bCs/>
+          <w:highlight w:val="red"/>
         </w:rPr>
         <w:t>want</w:t>
       </w:r>
@@ -2564,6 +2584,7 @@
         <w:rPr>
           <w:b/>
           <w:bCs/>
+          <w:highlight w:val="red"/>
         </w:rPr>
         <w:t xml:space="preserve"> </w:t>
       </w:r>
@@ -2572,6 +2593,7 @@
         <w:rPr>
           <w:b/>
           <w:bCs/>
+          <w:highlight w:val="red"/>
         </w:rPr>
         <w:t>to</w:t>
       </w:r>
@@ -2580,6 +2602,7 @@
         <w:rPr>
           <w:b/>
           <w:bCs/>
+          <w:highlight w:val="red"/>
         </w:rPr>
         <w:t xml:space="preserve"> look at </w:t>
       </w:r>
@@ -2588,6 +2611,7 @@
         <w:rPr>
           <w:b/>
           <w:bCs/>
+          <w:highlight w:val="red"/>
         </w:rPr>
         <w:t>the</w:t>
       </w:r>
@@ -2596,6 +2620,7 @@
         <w:rPr>
           <w:b/>
           <w:bCs/>
+          <w:highlight w:val="red"/>
         </w:rPr>
         <w:t xml:space="preserve"> data; </w:t>
       </w:r>
@@ -2604,6 +2629,7 @@
         <w:rPr>
           <w:b/>
           <w:bCs/>
+          <w:highlight w:val="red"/>
         </w:rPr>
         <w:t>requires</w:t>
       </w:r>
@@ -2612,6 +2638,7 @@
         <w:rPr>
           <w:b/>
           <w:bCs/>
+          <w:highlight w:val="red"/>
         </w:rPr>
         <w:t xml:space="preserve"> R </w:t>
       </w:r>
@@ -2620,6 +2647,7 @@
         <w:rPr>
           <w:b/>
           <w:bCs/>
+          <w:highlight w:val="red"/>
         </w:rPr>
         <w:t>libraries</w:t>
       </w:r>
@@ -2628,6 +2656,7 @@
         <w:rPr>
           <w:b/>
           <w:bCs/>
+          <w:highlight w:val="red"/>
         </w:rPr>
         <w:t xml:space="preserve"> ggplot2, </w:t>
       </w:r>
@@ -2636,6 +2665,7 @@
         <w:rPr>
           <w:b/>
           <w:bCs/>
+          <w:highlight w:val="red"/>
         </w:rPr>
         <w:t>reshape</w:t>
       </w:r>
@@ -2644,6 +2674,7 @@
         <w:rPr>
           <w:b/>
           <w:bCs/>
+          <w:highlight w:val="red"/>
         </w:rPr>
         <w:t xml:space="preserve">, </w:t>
       </w:r>
@@ -2652,6 +2683,7 @@
         <w:rPr>
           <w:b/>
           <w:bCs/>
+          <w:highlight w:val="red"/>
         </w:rPr>
         <w:t>gplots</w:t>
       </w:r>
@@ -2660,6 +2692,7 @@
         <w:rPr>
           <w:b/>
           <w:bCs/>
+          <w:highlight w:val="red"/>
         </w:rPr>
         <w:t xml:space="preserve">, </w:t>
       </w:r>
@@ -2668,6 +2701,7 @@
         <w:rPr>
           <w:b/>
           <w:bCs/>
+          <w:highlight w:val="red"/>
         </w:rPr>
         <w:t>gsalib</w:t>
       </w:r>
@@ -2676,6 +2710,7 @@
         <w:rPr>
           <w:b/>
           <w:bCs/>
+          <w:highlight w:val="red"/>
         </w:rPr>
         <w:t>]</w:t>
       </w:r>
@@ -2689,6 +2724,7 @@
         <w:rPr>
           <w:rFonts w:ascii="Courier New" w:eastAsia="Times New Roman" w:hAnsi="Courier New" w:cs="Courier New"/>
           <w:color w:val="000000"/>
+          <w:highlight w:val="red"/>
           <w:lang w:eastAsia="en-IN"/>
         </w:rPr>
         <w:t>nohup</w:t>
@@ -2698,23 +2734,17 @@
         <w:rPr>
           <w:rFonts w:ascii="Courier New" w:eastAsia="Times New Roman" w:hAnsi="Courier New" w:cs="Courier New"/>
           <w:color w:val="000000"/>
-          <w:lang w:eastAsia="en-IN"/>
-        </w:rPr>
-        <w:t xml:space="preserve"> </w:t>
-      </w:r>
-      <w:r>
-        <w:rPr>
-          <w:rFonts w:ascii="Courier New" w:eastAsia="Times New Roman" w:hAnsi="Courier New" w:cs="Courier New"/>
-          <w:color w:val="000000"/>
-          <w:lang w:eastAsia="en-IN"/>
-        </w:rPr>
-        <w:t>/</w:t>
-      </w:r>
-      <w:proofErr w:type="spellStart"/>
-      <w:r>
-        <w:rPr>
-          <w:rFonts w:ascii="Courier New" w:eastAsia="Times New Roman" w:hAnsi="Courier New" w:cs="Courier New"/>
-          <w:color w:val="000000"/>
+          <w:highlight w:val="red"/>
+          <w:lang w:eastAsia="en-IN"/>
+        </w:rPr>
+        <w:t xml:space="preserve"> /</w:t>
+      </w:r>
+      <w:proofErr w:type="spellStart"/>
+      <w:r>
+        <w:rPr>
+          <w:rFonts w:ascii="Courier New" w:eastAsia="Times New Roman" w:hAnsi="Courier New" w:cs="Courier New"/>
+          <w:color w:val="000000"/>
+          <w:highlight w:val="red"/>
           <w:lang w:eastAsia="en-IN"/>
         </w:rPr>
         <w:t>mnt</w:t>
@@ -2724,6 +2754,7 @@
         <w:rPr>
           <w:rFonts w:ascii="Courier New" w:eastAsia="Times New Roman" w:hAnsi="Courier New" w:cs="Courier New"/>
           <w:color w:val="000000"/>
+          <w:highlight w:val="red"/>
           <w:lang w:eastAsia="en-IN"/>
         </w:rPr>
         <w:t>/disc2/</w:t>
@@ -2733,6 +2764,7 @@
         <w:rPr>
           <w:rFonts w:ascii="Courier New" w:eastAsia="Times New Roman" w:hAnsi="Courier New" w:cs="Courier New"/>
           <w:color w:val="000000"/>
+          <w:highlight w:val="red"/>
           <w:lang w:eastAsia="en-IN"/>
         </w:rPr>
         <w:t>grupobcei</w:t>
@@ -2742,6 +2774,7 @@
         <w:rPr>
           <w:rFonts w:ascii="Courier New" w:eastAsia="Times New Roman" w:hAnsi="Courier New" w:cs="Courier New"/>
           <w:color w:val="000000"/>
+          <w:highlight w:val="red"/>
           <w:lang w:eastAsia="en-IN"/>
         </w:rPr>
         <w:t>/java/jdk-17.0.12/</w:t>
@@ -2751,6 +2784,7 @@
         <w:rPr>
           <w:rFonts w:ascii="Courier New" w:eastAsia="Times New Roman" w:hAnsi="Courier New" w:cs="Courier New"/>
           <w:color w:val="000000"/>
+          <w:highlight w:val="red"/>
           <w:lang w:eastAsia="en-IN"/>
         </w:rPr>
         <w:t>bin</w:t>
@@ -2760,6 +2794,7 @@
         <w:rPr>
           <w:rFonts w:ascii="Courier New" w:eastAsia="Times New Roman" w:hAnsi="Courier New" w:cs="Courier New"/>
           <w:color w:val="000000"/>
+          <w:highlight w:val="red"/>
           <w:lang w:eastAsia="en-IN"/>
         </w:rPr>
         <w:t>/java -</w:t>
@@ -2769,6 +2804,7 @@
         <w:rPr>
           <w:rFonts w:ascii="Courier New" w:eastAsia="Times New Roman" w:hAnsi="Courier New" w:cs="Courier New"/>
           <w:color w:val="000000"/>
+          <w:highlight w:val="red"/>
           <w:lang w:eastAsia="en-IN"/>
         </w:rPr>
         <w:t>jar</w:t>
@@ -2778,114 +2814,70 @@
         <w:rPr>
           <w:rFonts w:ascii="Courier New" w:eastAsia="Times New Roman" w:hAnsi="Courier New" w:cs="Courier New"/>
           <w:color w:val="000000"/>
-          <w:lang w:eastAsia="en-IN"/>
-        </w:rPr>
-        <w:t xml:space="preserve"> /mnt/disc2/grupobcei/gatk/gatk-4.6.1.0/gatk-package-4.6.1.0-local.jar</w:t>
-      </w:r>
-      <w:r>
-        <w:rPr>
-          <w:rFonts w:ascii="Courier New" w:eastAsia="Times New Roman" w:hAnsi="Courier New" w:cs="Courier New"/>
-          <w:color w:val="000000"/>
-          <w:lang w:eastAsia="en-IN"/>
-        </w:rPr>
-        <w:t xml:space="preserve"> </w:t>
-      </w:r>
-      <w:proofErr w:type="spellStart"/>
-      <w:r>
-        <w:rPr>
-          <w:rFonts w:ascii="Courier New" w:eastAsia="Times New Roman" w:hAnsi="Courier New" w:cs="Courier New"/>
-          <w:color w:val="000000"/>
+          <w:highlight w:val="red"/>
+          <w:lang w:eastAsia="en-IN"/>
+        </w:rPr>
+        <w:t xml:space="preserve"> /mnt/disc2/grupobcei/gatk/gatk-4.6.1.0/gatk-package-4.6.1.0-local.jar </w:t>
+      </w:r>
+      <w:proofErr w:type="spellStart"/>
+      <w:r>
+        <w:rPr>
+          <w:rFonts w:ascii="Courier New" w:eastAsia="Times New Roman" w:hAnsi="Courier New" w:cs="Courier New"/>
+          <w:color w:val="000000"/>
+          <w:highlight w:val="red"/>
           <w:lang w:eastAsia="en-IN"/>
         </w:rPr>
         <w:t>AnalyzeCovariates</w:t>
       </w:r>
       <w:proofErr w:type="spellEnd"/>
       <w:r>
-        <w:t xml:space="preserve"> -R </w:t>
-      </w:r>
-      <w:r>
-        <w:rPr>
-          <w:highlight w:val="green"/>
-        </w:rPr>
-        <w:t xml:space="preserve">/mnt/disc2/grupobcei/ewas/index/VectorBase-68_AaegyptiLVP_AGWG_Genome.fasta </w:t>
-      </w:r>
-      <w:r>
-        <w:rPr>
-          <w:rFonts w:ascii="Courier New" w:eastAsia="Times New Roman" w:hAnsi="Courier New" w:cs="Courier New"/>
-          <w:color w:val="000000"/>
-          <w:lang w:eastAsia="en-IN"/>
-        </w:rPr>
-        <w:t xml:space="preserve">-V </w:t>
-      </w:r>
-      <w:r>
-        <w:rPr>
-          <w:rFonts w:ascii="Courier New" w:eastAsia="Times New Roman" w:hAnsi="Courier New" w:cs="Courier New"/>
-          <w:color w:val="000000"/>
-          <w:highlight w:val="green"/>
-          <w:lang w:eastAsia="en-IN"/>
-        </w:rPr>
-        <w:t>HLR1.variants.vcf</w:t>
-      </w:r>
-      <w:r>
-        <w:rPr>
-          <w:rFonts w:ascii="Courier New" w:eastAsia="Times New Roman" w:hAnsi="Courier New" w:cs="Courier New"/>
-          <w:color w:val="000000"/>
-          <w:lang w:eastAsia="en-IN"/>
-        </w:rPr>
-        <w:t xml:space="preserve"> </w:t>
-      </w:r>
-      <w:r>
+        <w:rPr>
+          <w:highlight w:val="red"/>
+        </w:rPr>
+        <w:t xml:space="preserve"> -R /mnt/disc2/grupobcei/ewas/index/VectorBase-68_AaegyptiLVP_AGWG_Genome.fasta </w:t>
+      </w:r>
+      <w:r>
+        <w:rPr>
+          <w:rFonts w:ascii="Courier New" w:eastAsia="Times New Roman" w:hAnsi="Courier New" w:cs="Courier New"/>
+          <w:color w:val="000000"/>
+          <w:highlight w:val="red"/>
+          <w:lang w:eastAsia="en-IN"/>
+        </w:rPr>
+        <w:t xml:space="preserve">-V HLR1.variants.vcf </w:t>
+      </w:r>
+      <w:r>
+        <w:rPr>
+          <w:highlight w:val="red"/>
+        </w:rPr>
         <w:t>-</w:t>
       </w:r>
       <w:proofErr w:type="spellStart"/>
       <w:r>
+        <w:rPr>
+          <w:highlight w:val="red"/>
+        </w:rPr>
         <w:t>before</w:t>
       </w:r>
       <w:proofErr w:type="spellEnd"/>
       <w:r>
-        <w:t xml:space="preserve"> </w:t>
-      </w:r>
-      <w:r>
-        <w:t>HLR1before_</w:t>
-      </w:r>
-      <w:r>
-        <w:t>recal_</w:t>
-      </w:r>
-      <w:proofErr w:type="gramStart"/>
-      <w:r>
-        <w:t>data.table</w:t>
-      </w:r>
-      <w:proofErr w:type="gramEnd"/>
-      <w:r>
-        <w:t xml:space="preserve"> -after </w:t>
-      </w:r>
-      <w:r>
-        <w:t>HLR1_</w:t>
-      </w:r>
-      <w:r>
-        <w:t>postRecal_</w:t>
-      </w:r>
-      <w:proofErr w:type="gramStart"/>
-      <w:r>
-        <w:t>data.table</w:t>
-      </w:r>
-      <w:proofErr w:type="gramEnd"/>
-      <w:r>
-        <w:t xml:space="preserve"> -</w:t>
-      </w:r>
-      <w:proofErr w:type="spellStart"/>
-      <w:r>
+        <w:rPr>
+          <w:highlight w:val="red"/>
+        </w:rPr>
+        <w:t xml:space="preserve"> HLR1before_recal_data.table -after HLR1_postRecal_data.table -</w:t>
+      </w:r>
+      <w:proofErr w:type="spellStart"/>
+      <w:r>
+        <w:rPr>
+          <w:highlight w:val="red"/>
+        </w:rPr>
         <w:t>plots</w:t>
       </w:r>
       <w:proofErr w:type="spellEnd"/>
       <w:r>
-        <w:t xml:space="preserve"> </w:t>
-      </w:r>
-      <w:r>
-        <w:t>HLR1_</w:t>
-      </w:r>
-      <w:r>
-        <w:t>recalibration_plots.pdf</w:t>
+        <w:rPr>
+          <w:highlight w:val="red"/>
+        </w:rPr>
+        <w:t xml:space="preserve"> HLR1_recalibration_plots.pdf</w:t>
       </w:r>
     </w:p>
     <w:p>
@@ -3035,6 +3027,7 @@
       <w:pPr>
         <w:spacing w:after="0"/>
       </w:pPr>
+      <w:commentRangeStart w:id="2"/>
       <w:r>
         <w:t>java -</w:t>
       </w:r>
@@ -3089,6 +3082,7 @@
         <w:spacing w:after="0"/>
       </w:pPr>
       <w:r>
+        <w:lastRenderedPageBreak/>
         <w:t>/</w:t>
       </w:r>
       <w:proofErr w:type="spellStart"/>
@@ -3255,6 +3249,13 @@
         </w:rPr>
         <w:t xml:space="preserve"> &gt; HLR1_GATK_annotated.vcf</w:t>
       </w:r>
+      <w:commentRangeEnd w:id="2"/>
+      <w:r>
+        <w:rPr>
+          <w:rStyle w:val="Refdecomentario"/>
+        </w:rPr>
+        <w:commentReference w:id="2"/>
+      </w:r>
     </w:p>
     <w:p>
       <w:pPr>
@@ -3287,7 +3288,7 @@
           <w:bCs/>
         </w:rPr>
       </w:pPr>
-      <w:commentRangeStart w:id="2"/>
+      <w:commentRangeStart w:id="3"/>
       <w:r>
         <w:rPr>
           <w:b/>
@@ -3552,12 +3553,12 @@
         </w:rPr>
         <w:t>.bam</w:t>
       </w:r>
-      <w:commentRangeEnd w:id="2"/>
+      <w:commentRangeEnd w:id="3"/>
       <w:r>
         <w:rPr>
           <w:rStyle w:val="Refdecomentario"/>
         </w:rPr>
-        <w:commentReference w:id="2"/>
+        <w:commentReference w:id="3"/>
       </w:r>
     </w:p>
     <w:p>
@@ -3626,25 +3627,18 @@
         <w:t xml:space="preserve"> -R </w:t>
       </w:r>
       <w:proofErr w:type="spellStart"/>
-      <w:proofErr w:type="gramStart"/>
       <w:r>
         <w:t>reference.fasta</w:t>
       </w:r>
       <w:proofErr w:type="spellEnd"/>
-      <w:proofErr w:type="gramEnd"/>
       <w:r>
         <w:t xml:space="preserve"> -I HLR1_BWA_-nodups.bam -O </w:t>
       </w:r>
       <w:proofErr w:type="spellStart"/>
       <w:r>
-        <w:t>realignment_</w:t>
-      </w:r>
-      <w:proofErr w:type="gramStart"/>
-      <w:r>
-        <w:t>targets.list</w:t>
-      </w:r>
-      <w:proofErr w:type="spellEnd"/>
-      <w:proofErr w:type="gramEnd"/>
+        <w:t>realignment_targets.list</w:t>
+      </w:r>
+      <w:proofErr w:type="spellEnd"/>
     </w:p>
     <w:p>
       <w:pPr>
@@ -3729,92 +3723,84 @@
         <w:rPr>
           <w:highlight w:val="yellow"/>
         </w:rPr>
-        <w:t xml:space="preserve"> -R /mnt/disc2/grupobcei/ewas/index/VectorBase-68_AaegyptiLVP_AGWG_Genome.fasta -I HLR1_BWA_-nodups.bam -O HLR1_BWA_realignment_</w:t>
-      </w:r>
-      <w:proofErr w:type="gramStart"/>
+        <w:t xml:space="preserve"> -R /mnt/disc2/grupobcei/ewas/index/VectorBase-68_AaegyptiLVP_AGWG_Genome.fasta -I HLR1_BWA_-nodups.bam -O HLR1_BWA_realignment_targets.list</w:t>
+      </w:r>
+    </w:p>
+    <w:p>
+      <w:pPr>
+        <w:spacing w:after="0"/>
+      </w:pPr>
+    </w:p>
+    <w:p>
+      <w:pPr>
+        <w:spacing w:after="0"/>
+      </w:pPr>
       <w:r>
         <w:rPr>
           <w:highlight w:val="yellow"/>
         </w:rPr>
-        <w:t>targets.list</w:t>
-      </w:r>
-      <w:proofErr w:type="gramEnd"/>
-    </w:p>
-    <w:p>
-      <w:pPr>
-        <w:spacing w:after="0"/>
-      </w:pPr>
-    </w:p>
-    <w:p>
-      <w:pPr>
-        <w:spacing w:after="0"/>
-      </w:pPr>
+        <w:t>/</w:t>
+      </w:r>
+      <w:proofErr w:type="spellStart"/>
       <w:r>
         <w:rPr>
           <w:highlight w:val="yellow"/>
         </w:rPr>
-        <w:t>/</w:t>
-      </w:r>
-      <w:proofErr w:type="spellStart"/>
+        <w:t>mnt</w:t>
+      </w:r>
+      <w:proofErr w:type="spellEnd"/>
       <w:r>
         <w:rPr>
           <w:highlight w:val="yellow"/>
         </w:rPr>
-        <w:t>mnt</w:t>
-      </w:r>
-      <w:proofErr w:type="spellEnd"/>
+        <w:t>/disc2/</w:t>
+      </w:r>
+      <w:proofErr w:type="spellStart"/>
       <w:r>
         <w:rPr>
           <w:highlight w:val="yellow"/>
         </w:rPr>
-        <w:t>/disc2/</w:t>
-      </w:r>
-      <w:proofErr w:type="spellStart"/>
+        <w:t>grupobcei</w:t>
+      </w:r>
+      <w:proofErr w:type="spellEnd"/>
       <w:r>
         <w:rPr>
           <w:highlight w:val="yellow"/>
         </w:rPr>
-        <w:t>grupobcei</w:t>
-      </w:r>
-      <w:proofErr w:type="spellEnd"/>
+        <w:t>/java/jdk-17.0.12/</w:t>
+      </w:r>
+      <w:proofErr w:type="spellStart"/>
       <w:r>
         <w:rPr>
           <w:highlight w:val="yellow"/>
         </w:rPr>
-        <w:t>/java/jdk-17.0.12/</w:t>
-      </w:r>
-      <w:proofErr w:type="spellStart"/>
+        <w:t>bin</w:t>
+      </w:r>
+      <w:proofErr w:type="spellEnd"/>
       <w:r>
         <w:rPr>
           <w:highlight w:val="yellow"/>
         </w:rPr>
-        <w:t>bin</w:t>
-      </w:r>
-      <w:proofErr w:type="spellEnd"/>
+        <w:t xml:space="preserve">/java </w:t>
+      </w:r>
+      <w:r>
+        <w:t>-Xmx30g</w:t>
+      </w:r>
+      <w:r>
+        <w:t xml:space="preserve"> -</w:t>
+      </w:r>
+      <w:proofErr w:type="spellStart"/>
+      <w:r>
+        <w:t>jar</w:t>
+      </w:r>
+      <w:proofErr w:type="spellEnd"/>
+      <w:r>
+        <w:t xml:space="preserve"> </w:t>
+      </w:r>
       <w:r>
         <w:rPr>
           <w:highlight w:val="yellow"/>
         </w:rPr>
-        <w:t xml:space="preserve">/java </w:t>
-      </w:r>
-      <w:r>
-        <w:t>-Xmx30g</w:t>
-      </w:r>
-      <w:r>
-        <w:t xml:space="preserve"> -</w:t>
-      </w:r>
-      <w:proofErr w:type="spellStart"/>
-      <w:r>
-        <w:t>jar</w:t>
-      </w:r>
-      <w:proofErr w:type="spellEnd"/>
-      <w:r>
-        <w:t xml:space="preserve"> </w:t>
-      </w:r>
-      <w:r>
-        <w:rPr>
-          <w:highlight w:val="yellow"/>
-        </w:rPr>
         <w:t xml:space="preserve">/home/administrador/programas/gatk-4.6.1.0/gatk-package-4.6.1.0-local.jar </w:t>
       </w:r>
       <w:proofErr w:type="spellStart"/>
@@ -3823,18 +3809,146 @@
       </w:r>
       <w:proofErr w:type="spellEnd"/>
       <w:r>
-        <w:t xml:space="preserve"> -R /mnt/disc2/grupobcei/ewas/index/VectorBase-68_AaegyptiLVP_AGWG_Genome.fasta -I HLR1_BWA_-nodups.bam -O HLR1_BWA_recal_</w:t>
-      </w:r>
-      <w:proofErr w:type="gramStart"/>
-      <w:r>
-        <w:t>data.table</w:t>
-      </w:r>
-      <w:proofErr w:type="gramEnd"/>
-    </w:p>
-    <w:p>
-      <w:pPr>
-        <w:spacing w:after="0"/>
-      </w:pPr>
+        <w:t xml:space="preserve"> -R /mnt/disc2/grupobcei/ewas/index/VectorBase-68_AaegyptiLVP_AGWG_Genome.fasta -I HLR1_BWA_-nodups.bam -O HLR1_BWA_recal_data.table</w:t>
+      </w:r>
+    </w:p>
+    <w:p>
+      <w:pPr>
+        <w:spacing w:after="0"/>
+      </w:pPr>
+    </w:p>
+    <w:p>
+      <w:pPr>
+        <w:spacing w:after="0"/>
+        <w:rPr>
+          <w:b/>
+          <w:bCs/>
+        </w:rPr>
+      </w:pPr>
+      <w:r>
+        <w:rPr>
+          <w:b/>
+          <w:bCs/>
+        </w:rPr>
+        <w:t>#########################################################################</w:t>
+      </w:r>
+    </w:p>
+    <w:p>
+      <w:pPr>
+        <w:spacing w:after="0"/>
+        <w:rPr>
+          <w:b/>
+          <w:bCs/>
+        </w:rPr>
+      </w:pPr>
+      <w:r>
+        <w:rPr>
+          <w:b/>
+          <w:bCs/>
+        </w:rPr>
+        <w:t>###############################</w:t>
+      </w:r>
+      <w:r>
+        <w:rPr>
+          <w:b/>
+          <w:bCs/>
+        </w:rPr>
+        <w:t>12-06-2025</w:t>
+      </w:r>
+      <w:r>
+        <w:rPr>
+          <w:b/>
+          <w:bCs/>
+        </w:rPr>
+        <w:t>#################################</w:t>
+      </w:r>
+    </w:p>
+    <w:p>
+      <w:pPr>
+        <w:spacing w:after="0"/>
+        <w:rPr>
+          <w:b/>
+          <w:bCs/>
+        </w:rPr>
+      </w:pPr>
+      <w:r>
+        <w:rPr>
+          <w:b/>
+          <w:bCs/>
+        </w:rPr>
+        <w:t>#########################################################################</w:t>
+      </w:r>
+    </w:p>
+    <w:p>
+      <w:pPr>
+        <w:spacing w:after="0"/>
+        <w:rPr>
+          <w:b/>
+          <w:bCs/>
+        </w:rPr>
+      </w:pPr>
+    </w:p>
+    <w:p>
+      <w:pPr>
+        <w:spacing w:after="0"/>
+      </w:pPr>
+      <w:r>
+        <w:t xml:space="preserve">Realicé ordenamiento de script en </w:t>
+      </w:r>
+      <w:proofErr w:type="spellStart"/>
+      <w:r>
+        <w:t>Script_exoma</w:t>
+      </w:r>
+      <w:proofErr w:type="spellEnd"/>
+    </w:p>
+    <w:p>
+      <w:pPr>
+        <w:spacing w:after="0"/>
+      </w:pPr>
+      <w:r>
+        <w:t xml:space="preserve">Y realicé </w:t>
+      </w:r>
+      <w:proofErr w:type="spellStart"/>
+      <w:r>
+        <w:t>samtools</w:t>
+      </w:r>
+      <w:proofErr w:type="spellEnd"/>
+      <w:r>
+        <w:t xml:space="preserve"> bucle para </w:t>
+      </w:r>
+      <w:proofErr w:type="spellStart"/>
+      <w:r>
+        <w:t>view</w:t>
+      </w:r>
+      <w:proofErr w:type="spellEnd"/>
+      <w:r>
+        <w:t xml:space="preserve">, </w:t>
+      </w:r>
+      <w:proofErr w:type="spellStart"/>
+      <w:r>
+        <w:t>sort</w:t>
+      </w:r>
+      <w:proofErr w:type="spellEnd"/>
+      <w:r>
+        <w:t xml:space="preserve"> y luego </w:t>
+      </w:r>
+      <w:proofErr w:type="spellStart"/>
+      <w:r>
+        <w:t>index</w:t>
+      </w:r>
+      <w:proofErr w:type="spellEnd"/>
+      <w:r>
+        <w:t xml:space="preserve">. </w:t>
+      </w:r>
+    </w:p>
+    <w:p>
+      <w:pPr>
+        <w:spacing w:after="0"/>
+      </w:pPr>
+      <w:r>
+        <w:lastRenderedPageBreak/>
+        <w:t>Se deja corriendo</w:t>
+      </w:r>
     </w:p>
     <w:sectPr>
       <w:pgSz w:w="12240" w:h="15840"/>
@@ -3864,7 +3978,64 @@
       </w:r>
     </w:p>
   </w:comment>
-  <w:comment w:id="2" w:author="User" w:date="2025-06-11T10:01:00Z" w:initials="U">
+  <w:comment w:id="2" w:author="User" w:date="2025-06-12T13:34:00Z" w:initials="U">
+    <w:p>
+      <w:pPr>
+        <w:pStyle w:val="Textocomentario"/>
+      </w:pPr>
+      <w:r>
+        <w:rPr>
+          <w:rStyle w:val="Refdecomentario"/>
+        </w:rPr>
+        <w:annotationRef/>
+      </w:r>
+      <w:r>
+        <w:rPr>
+          <w:b/>
+          <w:bCs/>
+          <w:lang w:val="en-US"/>
+        </w:rPr>
+        <w:t xml:space="preserve">Genome re-sequencing and genome-wide polymorphisms in mosquito vectors </w:t>
+      </w:r>
+      <w:r>
+        <w:rPr>
+          <w:b/>
+          <w:bCs/>
+          <w:i/>
+          <w:iCs/>
+          <w:lang w:val="en-US"/>
+        </w:rPr>
+        <w:t>Aedes aegypti</w:t>
+      </w:r>
+      <w:r>
+        <w:rPr>
+          <w:b/>
+          <w:bCs/>
+          <w:lang w:val="en-US"/>
+        </w:rPr>
+        <w:t xml:space="preserve"> and </w:t>
+      </w:r>
+      <w:r>
+        <w:rPr>
+          <w:b/>
+          <w:bCs/>
+          <w:i/>
+          <w:iCs/>
+          <w:lang w:val="en-US"/>
+        </w:rPr>
+        <w:t xml:space="preserve">Aedes albopictus </w:t>
+      </w:r>
+      <w:r>
+        <w:rPr>
+          <w:b/>
+          <w:bCs/>
+          <w:lang w:val="en-US"/>
+        </w:rPr>
+        <w:t>from south India.</w:t>
+      </w:r>
+    </w:p>
+  </w:comment>
+  <w:comment w:id="3" w:author="User" w:date="2025-06-11T10:01:00Z" w:initials="U">
     <w:p>
       <w:pPr>
         <w:pStyle w:val="Textocomentario"/>
@@ -3886,6 +4057,7 @@
 <file path=word/commentsExtended.xml><?xml version="1.0" encoding="utf-8"?>
 <w15:commentsEx xmlns:wpc="http://schemas.microsoft.com/office/word/2010/wordprocessingCanvas" xmlns:cx="http://schemas.microsoft.com/office/drawing/2014/chartex" xmlns:cx1="http://schemas.microsoft.com/office/drawing/2015/9/8/chartex" xmlns:cx2="http://schemas.microsoft.com/office/drawing/2015/10/21/chartex" xmlns:cx3="http://schemas.microsoft.com/office/drawing/2016/5/9/chartex" xmlns:cx4="http://schemas.microsoft.com/office/drawing/2016/5/10/chartex" xmlns:cx5="http://schemas.microsoft.com/office/drawing/2016/5/11/chartex" xmlns:cx6="http://schemas.microsoft.com/office/drawing/2016/5/12/chartex" xmlns:cx7="http://schemas.microsoft.com/office/drawing/2016/5/13/chartex" xmlns:cx8="http://schemas.microsoft.com/office/drawing/2016/5/14/chartex" xmlns:mc="http://schemas.openxmlformats.org/markup-compatibility/2006" xmlns:aink="http://schemas.microsoft.com/office/drawing/2016/ink" xmlns:am3d="http://schemas.microsoft.com/office/drawing/2017/model3d" xmlns:o="urn:schemas-microsoft-com:office:office" xmlns:oel="http://schemas.microsoft.com/office/2019/extlst" xmlns:r="http://schemas.openxmlformats.org/officeDocument/2006/relationships" xmlns:m="http://schemas.openxmlformats.org/officeDocument/2006/math" xmlns:v="urn:schemas-microsoft-com:vml" xmlns:wp14="http://schemas.microsoft.com/office/word/2010/wordprocessingDrawing" xmlns:wp="http://schemas.openxmlformats.org/drawingml/2006/wordprocessingDrawing" xmlns:w10="urn:schemas-microsoft-com:office:word" xmlns:w="http://schemas.openxmlformats.org/wordprocessingml/2006/main" xmlns:w14="http://schemas.microsoft.com/office/word/2010/wordml" xmlns:w15="http://schemas.microsoft.com/office/word/2012/wordml" xmlns:w16cex="http://schemas.microsoft.com/office/word/2018/wordml/cex" xmlns:w16cid="http://schemas.microsoft.com/office/word/2016/wordml/cid" xmlns:w16="http://schemas.microsoft.com/office/word/2018/wordml" xmlns:w16du="http://schemas.microsoft.com/office/word/2023/wordml/word16du" xmlns:w16sdtdh="http://schemas.microsoft.com/office/word/2020/wordml/sdtdatahash" xmlns:w16sdtfl="http://schemas.microsoft.com/office/word/2024/wordml/sdtformatlock" xmlns:w16se="http://schemas.microsoft.com/office/word/2015/wordml/symex" xmlns:wpg="http://schemas.microsoft.com/office/word/2010/wordprocessingGroup" xmlns:wpi="http://schemas.microsoft.com/office/word/2010/wordprocessingInk" xmlns:wne="http://schemas.microsoft.com/office/word/2006/wordml" xmlns:wps="http://schemas.microsoft.com/office/word/2010/wordprocessingShape" mc:Ignorable="w14 w15 w16se w16cid w16 w16cex w16sdtdh w16sdtfl w16du wp14">
   <w15:commentEx w15:paraId="3EC0E8FA" w15:done="0"/>
+  <w15:commentEx w15:paraId="3A6A8F00" w15:done="0"/>
   <w15:commentEx w15:paraId="073EE36F" w15:done="0"/>
 </w15:commentsEx>
 </file>
@@ -3893,6 +4065,7 @@
 <file path=word/commentsExtensible.xml><?xml version="1.0" encoding="utf-8"?>
 <w16cex:commentsExtensible xmlns:wpc="http://schemas.microsoft.com/office/word/2010/wordprocessingCanvas" xmlns:cx="http://schemas.microsoft.com/office/drawing/2014/chartex" xmlns:cx1="http://schemas.microsoft.com/office/drawing/2015/9/8/chartex" xmlns:cx2="http://schemas.microsoft.com/office/drawing/2015/10/21/chartex" xmlns:cx3="http://schemas.microsoft.com/office/drawing/2016/5/9/chartex" xmlns:cx4="http://schemas.microsoft.com/office/drawing/2016/5/10/chartex" xmlns:cx5="http://schemas.microsoft.com/office/drawing/2016/5/11/chartex" xmlns:cx6="http://schemas.microsoft.com/office/drawing/2016/5/12/chartex" xmlns:cx7="http://schemas.microsoft.com/office/drawing/2016/5/13/chartex" xmlns:cx8="http://schemas.microsoft.com/office/drawing/2016/5/14/chartex" xmlns:cr="http://schemas.microsoft.com/office/comments/2020/reactions" xmlns:mc="http://schemas.openxmlformats.org/markup-compatibility/2006" xmlns:aink="http://schemas.microsoft.com/office/drawing/2016/ink" xmlns:am3d="http://schemas.microsoft.com/office/drawing/2017/model3d" xmlns:o="urn:schemas-microsoft-com:office:office" xmlns:oel="http://schemas.microsoft.com/office/2019/extlst" xmlns:r="http://schemas.openxmlformats.org/officeDocument/2006/relationships" xmlns:m="http://schemas.openxmlformats.org/officeDocument/2006/math" xmlns:v="urn:schemas-microsoft-com:vml" xmlns:wp14="http://schemas.microsoft.com/office/word/2010/wordprocessingDrawing" xmlns:wp="http://schemas.openxmlformats.org/drawingml/2006/wordprocessingDrawing" xmlns:w10="urn:schemas-microsoft-com:office:word" xmlns:w="http://schemas.openxmlformats.org/wordprocessingml/2006/main" xmlns:w14="http://schemas.microsoft.com/office/word/2010/wordml" xmlns:w15="http://schemas.microsoft.com/office/word/2012/wordml" xmlns:w16cex="http://schemas.microsoft.com/office/word/2018/wordml/cex" xmlns:w16cid="http://schemas.microsoft.com/office/word/2016/wordml/cid" xmlns:w16="http://schemas.microsoft.com/office/word/2018/wordml" xmlns:w16du="http://schemas.microsoft.com/office/word/2023/wordml/word16du" xmlns:w16sdtdh="http://schemas.microsoft.com/office/word/2020/wordml/sdtdatahash" xmlns:w16sdtfl="http://schemas.microsoft.com/office/word/2024/wordml/sdtformatlock" xmlns:w16se="http://schemas.microsoft.com/office/word/2015/wordml/symex" xmlns:wpg="http://schemas.microsoft.com/office/word/2010/wordprocessingGroup" xmlns:wpi="http://schemas.microsoft.com/office/word/2010/wordprocessingInk" xmlns:wne="http://schemas.microsoft.com/office/word/2006/wordml" xmlns:wps="http://schemas.microsoft.com/office/word/2010/wordprocessingShape" mc:Ignorable="w14 w15 w16se w16cid w16 w16cex w16sdtdh w16sdtfl cr w16du wp14">
   <w16cex:commentExtensible w16cex:durableId="0966ACD5" w16cex:dateUtc="2025-06-11T15:00:00Z"/>
+  <w16cex:commentExtensible w16cex:durableId="13AEE691" w16cex:dateUtc="2025-06-12T18:34:00Z"/>
   <w16cex:commentExtensible w16cex:durableId="26075EFE" w16cex:dateUtc="2025-06-11T15:01:00Z"/>
 </w16cex:commentsExtensible>
 </file>
@@ -3900,6 +4073,7 @@
 <file path=word/commentsIds.xml><?xml version="1.0" encoding="utf-8"?>
 <w16cid:commentsIds xmlns:wpc="http://schemas.microsoft.com/office/word/2010/wordprocessingCanvas" xmlns:cx="http://schemas.microsoft.com/office/drawing/2014/chartex" xmlns:cx1="http://schemas.microsoft.com/office/drawing/2015/9/8/chartex" xmlns:cx2="http://schemas.microsoft.com/office/drawing/2015/10/21/chartex" xmlns:cx3="http://schemas.microsoft.com/office/drawing/2016/5/9/chartex" xmlns:cx4="http://schemas.microsoft.com/office/drawing/2016/5/10/chartex" xmlns:cx5="http://schemas.microsoft.com/office/drawing/2016/5/11/chartex" xmlns:cx6="http://schemas.microsoft.com/office/drawing/2016/5/12/chartex" xmlns:cx7="http://schemas.microsoft.com/office/drawing/2016/5/13/chartex" xmlns:cx8="http://schemas.microsoft.com/office/drawing/2016/5/14/chartex" xmlns:mc="http://schemas.openxmlformats.org/markup-compatibility/2006" xmlns:aink="http://schemas.microsoft.com/office/drawing/2016/ink" xmlns:am3d="http://schemas.microsoft.com/office/drawing/2017/model3d" xmlns:o="urn:schemas-microsoft-com:office:office" xmlns:oel="http://schemas.microsoft.com/office/2019/extlst" xmlns:r="http://schemas.openxmlformats.org/officeDocument/2006/relationships" xmlns:m="http://schemas.openxmlformats.org/officeDocument/2006/math" xmlns:v="urn:schemas-microsoft-com:vml" xmlns:wp14="http://schemas.microsoft.com/office/word/2010/wordprocessingDrawing" xmlns:wp="http://schemas.openxmlformats.org/drawingml/2006/wordprocessingDrawing" xmlns:w10="urn:schemas-microsoft-com:office:word" xmlns:w="http://schemas.openxmlformats.org/wordprocessingml/2006/main" xmlns:w14="http://schemas.microsoft.com/office/word/2010/wordml" xmlns:w15="http://schemas.microsoft.com/office/word/2012/wordml" xmlns:w16cex="http://schemas.microsoft.com/office/word/2018/wordml/cex" xmlns:w16cid="http://schemas.microsoft.com/office/word/2016/wordml/cid" xmlns:w16="http://schemas.microsoft.com/office/word/2018/wordml" xmlns:w16du="http://schemas.microsoft.com/office/word/2023/wordml/word16du" xmlns:w16sdtdh="http://schemas.microsoft.com/office/word/2020/wordml/sdtdatahash" xmlns:w16sdtfl="http://schemas.microsoft.com/office/word/2024/wordml/sdtformatlock" xmlns:w16se="http://schemas.microsoft.com/office/word/2015/wordml/symex" xmlns:wpg="http://schemas.microsoft.com/office/word/2010/wordprocessingGroup" xmlns:wpi="http://schemas.microsoft.com/office/word/2010/wordprocessingInk" xmlns:wne="http://schemas.microsoft.com/office/word/2006/wordml" xmlns:wps="http://schemas.microsoft.com/office/word/2010/wordprocessingShape" mc:Ignorable="w14 w15 w16se w16cid w16 w16cex w16sdtdh w16sdtfl w16du wp14">
   <w16cid:commentId w16cid:paraId="3EC0E8FA" w16cid:durableId="0966ACD5"/>
+  <w16cid:commentId w16cid:paraId="3A6A8F00" w16cid:durableId="13AEE691"/>
   <w16cid:commentId w16cid:paraId="073EE36F" w16cid:durableId="26075EFE"/>
 </w16cid:commentsIds>
 </file>
@@ -4963,6 +5137,7 @@
   <w:style w:type="character" w:default="1" w:styleId="Fuentedeprrafopredeter">
     <w:name w:val="Default Paragraph Font"/>
     <w:uiPriority w:val="1"/>
+    <w:semiHidden/>
     <w:unhideWhenUsed/>
   </w:style>
   <w:style w:type="table" w:default="1" w:styleId="Tablanormal">

--- a/Reporte_Actividades_diarias_Exoma2025.docx
+++ b/Reporte_Actividades_diarias_Exoma2025.docx
@@ -14,6 +14,64 @@
         <w:rPr>
           <w:b/>
           <w:bCs/>
+        </w:rPr>
+        <w:t>#########################################################################</w:t>
+      </w:r>
+    </w:p>
+    <w:p>
+      <w:pPr>
+        <w:spacing w:after="0"/>
+        <w:rPr>
+          <w:b/>
+          <w:bCs/>
+        </w:rPr>
+      </w:pPr>
+      <w:r>
+        <w:rPr>
+          <w:b/>
+          <w:bCs/>
+        </w:rPr>
+        <w:t>######################### Indicaciones iniciales##############################</w:t>
+      </w:r>
+    </w:p>
+    <w:p>
+      <w:pPr>
+        <w:spacing w:after="0"/>
+        <w:rPr>
+          <w:b/>
+          <w:bCs/>
+        </w:rPr>
+      </w:pPr>
+      <w:r>
+        <w:rPr>
+          <w:b/>
+          <w:bCs/>
+        </w:rPr>
+        <w:t>#########################################################################</w:t>
+      </w:r>
+    </w:p>
+    <w:p>
+      <w:pPr>
+        <w:spacing w:after="0"/>
+        <w:rPr>
+          <w:b/>
+          <w:bCs/>
+          <w:highlight w:val="green"/>
+        </w:rPr>
+      </w:pPr>
+    </w:p>
+    <w:p>
+      <w:pPr>
+        <w:spacing w:after="0"/>
+        <w:rPr>
+          <w:b/>
+          <w:bCs/>
+        </w:rPr>
+      </w:pPr>
+      <w:r>
+        <w:rPr>
+          <w:b/>
+          <w:bCs/>
           <w:highlight w:val="green"/>
         </w:rPr>
         <w:t>IIIII</w:t>
@@ -96,48 +154,254 @@
           <w:b/>
           <w:bCs/>
         </w:rPr>
+        <w:t>https://bio.tools/VCF-Server</w:t>
+      </w:r>
+    </w:p>
+    <w:p>
+      <w:pPr>
+        <w:spacing w:after="0"/>
+        <w:rPr>
+          <w:b/>
+          <w:bCs/>
+        </w:rPr>
+      </w:pPr>
+      <w:r>
+        <w:rPr>
+          <w:b/>
+          <w:bCs/>
+        </w:rPr>
+        <w:t>http://diseasegps.sjtu.edu.cn/VCF-Server?lan=eng</w:t>
+      </w:r>
+    </w:p>
+    <w:p>
+      <w:pPr>
+        <w:spacing w:after="0"/>
+        <w:rPr>
+          <w:b/>
+          <w:bCs/>
+        </w:rPr>
+      </w:pPr>
+    </w:p>
+    <w:p>
+      <w:pPr>
+        <w:spacing w:after="0"/>
+      </w:pPr>
+      <w:r>
+        <w:rPr>
+          <w:b/>
+          <w:bCs/>
+        </w:rPr>
+        <w:t xml:space="preserve">Elementos para abrir para trabajar en exoma: </w:t>
+      </w:r>
+      <w:r>
+        <w:rPr>
+          <w:b/>
+          <w:bCs/>
+        </w:rPr>
+        <w:br/>
+      </w:r>
+      <w:r>
+        <w:t xml:space="preserve">Reporte_Actividades_diarias_Exoma2025 (word) y el .sh con este mismo nombre </w:t>
+      </w:r>
+      <w:r>
+        <w:t xml:space="preserve">lo completo </w:t>
+      </w:r>
+      <w:r>
+        <w:t xml:space="preserve">al final del día para </w:t>
+      </w:r>
+      <w:r>
+        <w:t>subir</w:t>
+      </w:r>
+      <w:r>
+        <w:t xml:space="preserve"> los cambios hechos en GIT</w:t>
+      </w:r>
+    </w:p>
+    <w:p>
+      <w:pPr>
+        <w:spacing w:after="0"/>
+        <w:rPr>
+          <w:b/>
+          <w:bCs/>
+        </w:rPr>
+      </w:pPr>
+    </w:p>
+    <w:p>
+      <w:pPr>
+        <w:spacing w:after="0"/>
+        <w:rPr>
+          <w:b/>
+          <w:bCs/>
+        </w:rPr>
+      </w:pPr>
+      <w:r>
+        <w:rPr>
+          <w:b/>
+          <w:bCs/>
+        </w:rPr>
+        <w:t xml:space="preserve">El pipeline de exoma en el que estoy trabajando </w:t>
+      </w:r>
+    </w:p>
+    <w:p>
+      <w:pPr>
+        <w:spacing w:after="0"/>
+      </w:pPr>
+      <w:r>
+        <w:t>C:\Users\User\Desktop\exoma\Script_exoma.bash</w:t>
+      </w:r>
+    </w:p>
+    <w:p>
+      <w:pPr>
+        <w:spacing w:after="0"/>
+        <w:rPr>
+          <w:b/>
+          <w:bCs/>
+        </w:rPr>
+      </w:pPr>
+    </w:p>
+    <w:p>
+      <w:pPr>
+        <w:spacing w:after="0"/>
+      </w:pPr>
+      <w:r>
+        <w:rPr>
+          <w:b/>
+          <w:bCs/>
+        </w:rPr>
+        <w:t>A fecha de 17-06-2025 lo que estoy trabajando está en el servidor de biología</w:t>
+      </w:r>
+    </w:p>
+    <w:p>
+      <w:pPr>
+        <w:spacing w:after="0"/>
+      </w:pPr>
+      <w:r>
+        <w:t>/mnt/disc2/grupobcei/ewas/ewas_Acacias/02.1_ewas_trimmed_subsample/</w:t>
+      </w:r>
+    </w:p>
+    <w:p>
+      <w:pPr>
+        <w:spacing w:after="0"/>
+        <w:rPr>
+          <w:b/>
+          <w:bCs/>
+        </w:rPr>
+      </w:pPr>
+    </w:p>
+    <w:p>
+      <w:pPr>
+        <w:spacing w:after="0"/>
+        <w:rPr>
+          <w:b/>
+          <w:bCs/>
+        </w:rPr>
+      </w:pPr>
+      <w:r>
+        <w:rPr>
+          <w:b/>
+          <w:bCs/>
+        </w:rPr>
         <w:t>Ubicación</w:t>
       </w:r>
-    </w:p>
-    <w:p>
-      <w:pPr>
-        <w:spacing w:after="0"/>
-      </w:pPr>
-      <w:r>
-        <w:t>#Samples in /</w:t>
-      </w:r>
-      <w:proofErr w:type="spellStart"/>
-      <w:r>
-        <w:t>mnt</w:t>
-      </w:r>
-      <w:proofErr w:type="spellEnd"/>
-      <w:r>
-        <w:t>/disc2/</w:t>
-      </w:r>
-      <w:proofErr w:type="spellStart"/>
-      <w:r>
-        <w:t>grupobcei</w:t>
-      </w:r>
-      <w:proofErr w:type="spellEnd"/>
-      <w:r>
-        <w:t>/</w:t>
-      </w:r>
-      <w:proofErr w:type="spellStart"/>
-      <w:r>
-        <w:t>ewas</w:t>
-      </w:r>
-      <w:proofErr w:type="spellEnd"/>
-      <w:r>
-        <w:t>/ in 172.16.0.96 (</w:t>
-      </w:r>
-      <w:proofErr w:type="spellStart"/>
-      <w:r>
-        <w:t>grupobcei</w:t>
-      </w:r>
-      <w:proofErr w:type="spellEnd"/>
-      <w:r>
-        <w:t>) server</w:t>
-      </w:r>
+      <w:r>
+        <w:rPr>
+          <w:b/>
+          <w:bCs/>
+        </w:rPr>
+        <w:t xml:space="preserve"> de lo de EWAS en general</w:t>
+      </w:r>
+    </w:p>
+    <w:p>
+      <w:pPr>
+        <w:spacing w:after="0"/>
+      </w:pPr>
+      <w:r>
+        <w:t>#Samples in /mnt/disc2/grupobcei/ewas/ in 172.16.0.96 (grupobcei) server</w:t>
+      </w:r>
+    </w:p>
+    <w:p>
+      <w:pPr>
+        <w:spacing w:after="0"/>
+        <w:rPr>
+          <w:b/>
+          <w:bCs/>
+        </w:rPr>
+      </w:pPr>
+    </w:p>
+    <w:p>
+      <w:pPr>
+        <w:spacing w:after="0"/>
+        <w:rPr>
+          <w:b/>
+          <w:bCs/>
+        </w:rPr>
+      </w:pPr>
+    </w:p>
+    <w:p>
+      <w:pPr>
+        <w:spacing w:after="0"/>
+        <w:rPr>
+          <w:b/>
+          <w:bCs/>
+        </w:rPr>
+      </w:pPr>
+      <w:r>
+        <w:rPr>
+          <w:b/>
+          <w:bCs/>
+        </w:rPr>
+        <w:t>#########################################################################</w:t>
+      </w:r>
+    </w:p>
+    <w:p>
+      <w:pPr>
+        <w:spacing w:after="0"/>
+        <w:ind w:firstLine="708"/>
+        <w:rPr>
+          <w:b/>
+          <w:bCs/>
+        </w:rPr>
+      </w:pPr>
+      <w:r>
+        <w:rPr>
+          <w:b/>
+          <w:bCs/>
+        </w:rPr>
+        <w:t>################################################################</w:t>
+      </w:r>
+    </w:p>
+    <w:p>
+      <w:pPr>
+        <w:spacing w:after="0"/>
+        <w:rPr>
+          <w:b/>
+          <w:bCs/>
+        </w:rPr>
+      </w:pPr>
+      <w:r>
+        <w:rPr>
+          <w:b/>
+          <w:bCs/>
+        </w:rPr>
+        <w:t>#########################################################################</w:t>
+      </w:r>
+    </w:p>
+    <w:p>
+      <w:pPr>
+        <w:spacing w:after="0"/>
+        <w:rPr>
+          <w:b/>
+          <w:bCs/>
+        </w:rPr>
+      </w:pPr>
+    </w:p>
+    <w:p>
+      <w:pPr>
+        <w:spacing w:after="0"/>
+        <w:rPr>
+          <w:b/>
+          <w:bCs/>
+        </w:rPr>
+      </w:pPr>
     </w:p>
     <w:p>
       <w:pPr>
@@ -194,6 +458,7 @@
         <w:spacing w:after="0"/>
       </w:pPr>
       <w:r>
+        <w:lastRenderedPageBreak/>
         <w:t>Use script Python para mapear:</w:t>
       </w:r>
       <w:r>
@@ -270,8 +535,14 @@
           <w:numId w:val="1"/>
         </w:numPr>
         <w:spacing w:after="0"/>
-      </w:pPr>
-      <w:r>
+        <w:rPr>
+          <w:highlight w:val="green"/>
+        </w:rPr>
+      </w:pPr>
+      <w:r>
+        <w:rPr>
+          <w:highlight w:val="green"/>
+        </w:rPr>
         <w:t>Mapeo con bucle usando bowtie2</w:t>
       </w:r>
     </w:p>
@@ -283,17 +554,15 @@
           <w:numId w:val="1"/>
         </w:numPr>
         <w:spacing w:after="0"/>
-      </w:pPr>
-      <w:r>
-        <w:t xml:space="preserve">Realicé el </w:t>
-      </w:r>
-      <w:proofErr w:type="spellStart"/>
-      <w:r>
-        <w:t>index</w:t>
-      </w:r>
-      <w:proofErr w:type="spellEnd"/>
-      <w:r>
-        <w:t xml:space="preserve"> con BWA</w:t>
+        <w:rPr>
+          <w:highlight w:val="green"/>
+        </w:rPr>
+      </w:pPr>
+      <w:r>
+        <w:rPr>
+          <w:highlight w:val="green"/>
+        </w:rPr>
+        <w:t>Realicé el index con BWA</w:t>
       </w:r>
     </w:p>
     <w:p>
@@ -333,7 +602,6 @@
           <w:b/>
           <w:bCs/>
         </w:rPr>
-        <w:lastRenderedPageBreak/>
         <w:t>#########################################################################</w:t>
       </w:r>
     </w:p>
@@ -505,902 +773,323 @@
         <w:spacing w:after="0"/>
       </w:pPr>
       <w:r>
-        <w:t xml:space="preserve">Pasar a </w:t>
-      </w:r>
-      <w:proofErr w:type="spellStart"/>
-      <w:r>
-        <w:t>bam</w:t>
-      </w:r>
-      <w:proofErr w:type="spellEnd"/>
-      <w:r>
-        <w:t>:</w:t>
-      </w:r>
-    </w:p>
-    <w:p>
-      <w:pPr>
-        <w:spacing w:after="0"/>
-      </w:pPr>
-      <w:proofErr w:type="spellStart"/>
-      <w:r>
-        <w:t>samtools</w:t>
-      </w:r>
-      <w:proofErr w:type="spellEnd"/>
-      <w:r>
+        <w:t>Pasar a bam:</w:t>
+      </w:r>
+    </w:p>
+    <w:p>
+      <w:pPr>
+        <w:spacing w:after="0"/>
+      </w:pPr>
+      <w:r>
+        <w:t>samtools view -S -b HLR1_subsample_bowtie2.sam &gt; HLR1_subsample_bowtie2.bam</w:t>
+      </w:r>
+    </w:p>
+    <w:p>
+      <w:pPr>
+        <w:spacing w:after="0"/>
+      </w:pPr>
+      <w:r>
+        <w:t>samtools sort -o HLR1_sbs_bwt2</w:t>
+      </w:r>
+      <w:r>
+        <w:t>_sortd</w:t>
+      </w:r>
+      <w:r>
+        <w:t>.bam HLR1_subsample_bowtie2.bam</w:t>
+      </w:r>
+    </w:p>
+    <w:p>
+      <w:pPr>
+        <w:spacing w:after="0"/>
+      </w:pPr>
+      <w:r>
+        <w:t>samtools index HLR1_sbs_bwt2</w:t>
+      </w:r>
+      <w:r>
+        <w:t>_sortd</w:t>
+      </w:r>
+      <w:r>
+        <w:t>.bam</w:t>
+      </w:r>
+    </w:p>
+    <w:p>
+      <w:pPr>
+        <w:spacing w:after="0"/>
+        <w:rPr>
+          <w:b/>
+          <w:bCs/>
+        </w:rPr>
+      </w:pPr>
+    </w:p>
+    <w:p>
+      <w:pPr>
+        <w:spacing w:after="0"/>
+        <w:rPr>
+          <w:b/>
+          <w:bCs/>
+        </w:rPr>
+      </w:pPr>
+      <w:r>
+        <w:rPr>
+          <w:b/>
+          <w:bCs/>
+        </w:rPr>
+        <w:t>A</w:t>
+      </w:r>
+      <w:r>
+        <w:rPr>
+          <w:b/>
+          <w:bCs/>
+        </w:rPr>
+        <w:t>ñadir Read Groups</w:t>
+      </w:r>
+    </w:p>
+    <w:p>
+      <w:pPr>
+        <w:spacing w:after="0"/>
+        <w:rPr>
+          <w:b/>
+          <w:bCs/>
+        </w:rPr>
+      </w:pPr>
+      <w:r>
+        <w:rPr>
+          <w:b/>
+          <w:bCs/>
+        </w:rPr>
+        <w:t>Mapeo con BWA</w:t>
+      </w:r>
+    </w:p>
+    <w:p>
+      <w:pPr>
+        <w:spacing w:after="0"/>
+      </w:pPr>
+      <w:r>
+        <w:t>Pasar a bam:</w:t>
+      </w:r>
+    </w:p>
+    <w:p>
+      <w:pPr>
+        <w:spacing w:after="0"/>
+        <w:rPr>
+          <w:highlight w:val="green"/>
+        </w:rPr>
+      </w:pPr>
+      <w:r>
+        <w:rPr>
+          <w:highlight w:val="green"/>
+        </w:rPr>
+        <w:t>samtools view -S -b HLR1_subsample_BWA.sam&gt; HLR1_subsample_BWA.bam</w:t>
+      </w:r>
+    </w:p>
+    <w:p>
+      <w:pPr>
+        <w:spacing w:after="0"/>
+        <w:rPr>
+          <w:highlight w:val="green"/>
+        </w:rPr>
+      </w:pPr>
+      <w:r>
+        <w:rPr>
+          <w:highlight w:val="green"/>
+        </w:rPr>
+        <w:t>samtools sort -o HLR1_sbs_BWA_sortd.bam HLR1_subsample_BWA.bam</w:t>
+      </w:r>
+    </w:p>
+    <w:p>
+      <w:pPr>
+        <w:spacing w:after="0"/>
+      </w:pPr>
+      <w:r>
+        <w:rPr>
+          <w:highlight w:val="green"/>
+        </w:rPr>
+        <w:t>samtools index HLR1_sbs_BWA_sortd.bam</w:t>
+      </w:r>
+    </w:p>
+    <w:p>
+      <w:pPr>
+        <w:spacing w:after="0"/>
+      </w:pPr>
+    </w:p>
+    <w:p>
+      <w:pPr>
+        <w:spacing w:after="0"/>
+      </w:pPr>
+    </w:p>
+    <w:p>
+      <w:pPr>
+        <w:spacing w:after="0"/>
+      </w:pPr>
+      <w:r>
+        <w:t>#Read group para HLR1</w:t>
+      </w:r>
+      <w:r>
+        <w:t xml:space="preserve"> con bowtie2</w:t>
+      </w:r>
+    </w:p>
+    <w:p>
+      <w:pPr>
+        <w:spacing w:after="0"/>
+      </w:pPr>
+      <w:r>
+        <w:rPr>
+          <w:highlight w:val="green"/>
+        </w:rPr>
+        <w:t>/mnt/disc2/grupobcei/java/jdk-17.0.12/bin/java -jar /mnt/disc2/grupobcei/picard/picard.jar</w:t>
+      </w:r>
+      <w:r>
+        <w:rPr>
+          <w:b/>
+          <w:bCs/>
+          <w:highlight w:val="green"/>
+        </w:rPr>
+        <w:t xml:space="preserve"> AddOrReplaceReadGroups I=HLR1_sbs_bwt2_sortd.bam O=HLR1_bwt2_rg.bam SO=coordinate </w:t>
+      </w:r>
+      <w:r>
+        <w:rPr>
+          <w:highlight w:val="green"/>
+        </w:rPr>
+        <w:t>CREATE_INDEX=true RGID=HLR1 RGLB=lib1 RGPL=illumina RGPU=HLR1 RGSM=sample1</w:t>
+      </w:r>
+    </w:p>
+    <w:p>
+      <w:pPr>
+        <w:spacing w:after="0"/>
+      </w:pPr>
+    </w:p>
+    <w:p>
+      <w:pPr>
+        <w:spacing w:after="0"/>
+      </w:pPr>
+      <w:r>
+        <w:t>#Read group para HLR1 con BWA</w:t>
+      </w:r>
+    </w:p>
+    <w:p>
+      <w:pPr>
+        <w:spacing w:after="0"/>
+      </w:pPr>
+      <w:r>
+        <w:rPr>
+          <w:highlight w:val="green"/>
+        </w:rPr>
+        <w:t>/mnt/disc2/grupobcei/java/jdk-17.0.12/bin/java -jar /mnt/disc2/grupobcei/picard/picard.jar</w:t>
+      </w:r>
+      <w:r>
+        <w:rPr>
+          <w:b/>
+          <w:bCs/>
+          <w:highlight w:val="green"/>
+        </w:rPr>
+        <w:t xml:space="preserve"> AddOrReplaceReadGroups I=</w:t>
+      </w:r>
+      <w:r>
+        <w:rPr>
+          <w:b/>
+          <w:bCs/>
+        </w:rPr>
+        <w:t>HLR1_sbs_BWA_sortd.bam</w:t>
+      </w:r>
+      <w:r>
+        <w:rPr>
+          <w:b/>
+          <w:bCs/>
+        </w:rPr>
         <w:t xml:space="preserve"> </w:t>
       </w:r>
-      <w:proofErr w:type="spellStart"/>
-      <w:r>
-        <w:t>view</w:t>
-      </w:r>
-      <w:proofErr w:type="spellEnd"/>
-      <w:r>
-        <w:t xml:space="preserve"> -S -b HLR1_subsample_bowtie2.sam &gt; HLR1_subsample_bowtie2.bam</w:t>
-      </w:r>
-    </w:p>
-    <w:p>
-      <w:pPr>
-        <w:spacing w:after="0"/>
-      </w:pPr>
-      <w:proofErr w:type="spellStart"/>
-      <w:r>
-        <w:t>samtools</w:t>
-      </w:r>
-      <w:proofErr w:type="spellEnd"/>
-      <w:r>
+      <w:r>
+        <w:rPr>
+          <w:b/>
+          <w:bCs/>
+          <w:highlight w:val="green"/>
+        </w:rPr>
+        <w:t>O=HLR1_</w:t>
+      </w:r>
+      <w:r>
+        <w:rPr>
+          <w:b/>
+          <w:bCs/>
+          <w:highlight w:val="green"/>
+        </w:rPr>
+        <w:t>BWA</w:t>
+      </w:r>
+      <w:r>
+        <w:rPr>
+          <w:b/>
+          <w:bCs/>
+          <w:highlight w:val="green"/>
+        </w:rPr>
+        <w:t xml:space="preserve">_rg.bam SO=coordinate </w:t>
+      </w:r>
+      <w:r>
+        <w:rPr>
+          <w:highlight w:val="green"/>
+        </w:rPr>
+        <w:t>CREATE_INDEX=true RGID=HLR1 RGLB=lib1 RGPL=illumina RGPU=HLR1 RGSM=sample1</w:t>
+      </w:r>
+    </w:p>
+    <w:p>
+      <w:pPr>
+        <w:spacing w:after="0"/>
+      </w:pPr>
+    </w:p>
+    <w:p>
+      <w:pPr>
+        <w:spacing w:after="0"/>
+        <w:rPr>
+          <w:b/>
+          <w:bCs/>
+        </w:rPr>
+      </w:pPr>
+      <w:r>
+        <w:rPr>
+          <w:b/>
+          <w:bCs/>
+        </w:rPr>
+        <w:t>Marcar duplicados usando picard</w:t>
+      </w:r>
+      <w:r>
+        <w:rPr>
+          <w:b/>
+          <w:bCs/>
+        </w:rPr>
         <w:t xml:space="preserve"> </w:t>
       </w:r>
-      <w:proofErr w:type="spellStart"/>
-      <w:r>
-        <w:t>sort</w:t>
-      </w:r>
-      <w:proofErr w:type="spellEnd"/>
-      <w:r>
-        <w:t xml:space="preserve"> -o HLR1_sbs_bwt2</w:t>
-      </w:r>
-      <w:r>
-        <w:t>_sortd</w:t>
-      </w:r>
-      <w:r>
-        <w:t>.bam HLR1_subsample_bowtie2.bam</w:t>
-      </w:r>
-    </w:p>
-    <w:p>
-      <w:pPr>
-        <w:spacing w:after="0"/>
-      </w:pPr>
-      <w:proofErr w:type="spellStart"/>
-      <w:r>
-        <w:t>samtools</w:t>
-      </w:r>
-      <w:proofErr w:type="spellEnd"/>
-      <w:r>
-        <w:t xml:space="preserve"> </w:t>
-      </w:r>
-      <w:proofErr w:type="spellStart"/>
-      <w:r>
-        <w:t>index</w:t>
-      </w:r>
-      <w:proofErr w:type="spellEnd"/>
-      <w:r>
-        <w:t xml:space="preserve"> HLR1_sbs_bwt2</w:t>
-      </w:r>
-      <w:r>
-        <w:t>_sortd</w:t>
-      </w:r>
-      <w:r>
-        <w:t>.bam</w:t>
-      </w:r>
-    </w:p>
-    <w:p>
-      <w:pPr>
-        <w:spacing w:after="0"/>
-        <w:rPr>
-          <w:b/>
-          <w:bCs/>
-        </w:rPr>
-      </w:pPr>
-    </w:p>
-    <w:p>
-      <w:pPr>
-        <w:spacing w:after="0"/>
-        <w:rPr>
-          <w:b/>
-          <w:bCs/>
-        </w:rPr>
-      </w:pPr>
-      <w:r>
-        <w:rPr>
-          <w:b/>
-          <w:bCs/>
-        </w:rPr>
-        <w:t>A</w:t>
-      </w:r>
-      <w:r>
-        <w:rPr>
-          <w:b/>
-          <w:bCs/>
-        </w:rPr>
-        <w:t xml:space="preserve">ñadir </w:t>
-      </w:r>
-      <w:proofErr w:type="spellStart"/>
-      <w:r>
-        <w:rPr>
-          <w:b/>
-          <w:bCs/>
-        </w:rPr>
-        <w:t>Read</w:t>
-      </w:r>
-      <w:proofErr w:type="spellEnd"/>
-      <w:r>
-        <w:rPr>
-          <w:b/>
-          <w:bCs/>
-        </w:rPr>
-        <w:t xml:space="preserve"> </w:t>
-      </w:r>
-      <w:proofErr w:type="spellStart"/>
-      <w:r>
-        <w:rPr>
-          <w:b/>
-          <w:bCs/>
-        </w:rPr>
-        <w:t>Groups</w:t>
-      </w:r>
-      <w:proofErr w:type="spellEnd"/>
-    </w:p>
-    <w:p>
-      <w:pPr>
-        <w:spacing w:after="0"/>
-        <w:rPr>
-          <w:b/>
-          <w:bCs/>
-        </w:rPr>
-      </w:pPr>
-      <w:r>
-        <w:rPr>
-          <w:b/>
-          <w:bCs/>
-        </w:rPr>
-        <w:t>Mapeo con BWA</w:t>
-      </w:r>
-    </w:p>
-    <w:p>
-      <w:pPr>
-        <w:spacing w:after="0"/>
-      </w:pPr>
-      <w:r>
-        <w:t xml:space="preserve">Pasar a </w:t>
-      </w:r>
-      <w:proofErr w:type="spellStart"/>
-      <w:r>
-        <w:t>bam</w:t>
-      </w:r>
-      <w:proofErr w:type="spellEnd"/>
-      <w:r>
-        <w:t>:</w:t>
-      </w:r>
-    </w:p>
-    <w:p>
-      <w:pPr>
-        <w:spacing w:after="0"/>
-        <w:rPr>
-          <w:highlight w:val="green"/>
-        </w:rPr>
-      </w:pPr>
-      <w:proofErr w:type="spellStart"/>
-      <w:r>
-        <w:rPr>
-          <w:highlight w:val="green"/>
-        </w:rPr>
-        <w:t>samtools</w:t>
-      </w:r>
-      <w:proofErr w:type="spellEnd"/>
-      <w:r>
-        <w:rPr>
-          <w:highlight w:val="green"/>
-        </w:rPr>
-        <w:t xml:space="preserve"> </w:t>
-      </w:r>
-      <w:proofErr w:type="spellStart"/>
-      <w:r>
-        <w:rPr>
-          <w:highlight w:val="green"/>
-        </w:rPr>
-        <w:t>view</w:t>
-      </w:r>
-      <w:proofErr w:type="spellEnd"/>
-      <w:r>
-        <w:rPr>
-          <w:highlight w:val="green"/>
-        </w:rPr>
-        <w:t xml:space="preserve"> -S -b HLR1_subsample_BWA.sam&gt; HLR1_subsample_BWA.bam</w:t>
-      </w:r>
-    </w:p>
-    <w:p>
-      <w:pPr>
-        <w:spacing w:after="0"/>
-        <w:rPr>
-          <w:highlight w:val="green"/>
-        </w:rPr>
-      </w:pPr>
-      <w:proofErr w:type="spellStart"/>
-      <w:r>
-        <w:rPr>
-          <w:highlight w:val="green"/>
-        </w:rPr>
-        <w:t>samtools</w:t>
-      </w:r>
-      <w:proofErr w:type="spellEnd"/>
-      <w:r>
-        <w:rPr>
-          <w:highlight w:val="green"/>
-        </w:rPr>
-        <w:t xml:space="preserve"> </w:t>
-      </w:r>
-      <w:proofErr w:type="spellStart"/>
-      <w:r>
-        <w:rPr>
-          <w:highlight w:val="green"/>
-        </w:rPr>
-        <w:t>sort</w:t>
-      </w:r>
-      <w:proofErr w:type="spellEnd"/>
-      <w:r>
-        <w:rPr>
-          <w:highlight w:val="green"/>
-        </w:rPr>
-        <w:t xml:space="preserve"> -o HLR1_sbs_BWA_sortd.bam HLR1_subsample_BWA.bam</w:t>
-      </w:r>
-    </w:p>
-    <w:p>
-      <w:pPr>
-        <w:spacing w:after="0"/>
-      </w:pPr>
-      <w:proofErr w:type="spellStart"/>
-      <w:r>
-        <w:rPr>
-          <w:highlight w:val="green"/>
-        </w:rPr>
-        <w:t>samtools</w:t>
-      </w:r>
-      <w:proofErr w:type="spellEnd"/>
-      <w:r>
-        <w:rPr>
-          <w:highlight w:val="green"/>
-        </w:rPr>
-        <w:t xml:space="preserve"> </w:t>
-      </w:r>
-      <w:proofErr w:type="spellStart"/>
-      <w:r>
-        <w:rPr>
-          <w:highlight w:val="green"/>
-        </w:rPr>
-        <w:t>index</w:t>
-      </w:r>
-      <w:proofErr w:type="spellEnd"/>
-      <w:r>
-        <w:rPr>
-          <w:highlight w:val="green"/>
-        </w:rPr>
-        <w:t xml:space="preserve"> HLR1_sbs_BWA_sortd.bam</w:t>
-      </w:r>
-    </w:p>
-    <w:p>
-      <w:pPr>
-        <w:spacing w:after="0"/>
-      </w:pPr>
-    </w:p>
-    <w:p>
-      <w:pPr>
-        <w:spacing w:after="0"/>
-      </w:pPr>
-    </w:p>
-    <w:p>
-      <w:pPr>
-        <w:spacing w:after="0"/>
-      </w:pPr>
-      <w:r>
-        <w:t xml:space="preserve">#Read </w:t>
-      </w:r>
-      <w:proofErr w:type="spellStart"/>
-      <w:r>
-        <w:t>group</w:t>
-      </w:r>
-      <w:proofErr w:type="spellEnd"/>
-      <w:r>
-        <w:t xml:space="preserve"> para HLR1</w:t>
-      </w:r>
-      <w:r>
-        <w:t xml:space="preserve"> con bowtie2</w:t>
-      </w:r>
-    </w:p>
-    <w:p>
-      <w:pPr>
-        <w:spacing w:after="0"/>
-      </w:pPr>
-      <w:r>
-        <w:rPr>
-          <w:highlight w:val="green"/>
-        </w:rPr>
-        <w:t>/</w:t>
-      </w:r>
-      <w:proofErr w:type="spellStart"/>
-      <w:r>
-        <w:rPr>
-          <w:highlight w:val="green"/>
-        </w:rPr>
-        <w:t>mnt</w:t>
-      </w:r>
-      <w:proofErr w:type="spellEnd"/>
-      <w:r>
-        <w:rPr>
-          <w:highlight w:val="green"/>
-        </w:rPr>
-        <w:t>/disc2/</w:t>
-      </w:r>
-      <w:proofErr w:type="spellStart"/>
-      <w:r>
-        <w:rPr>
-          <w:highlight w:val="green"/>
-        </w:rPr>
-        <w:t>grupobcei</w:t>
-      </w:r>
-      <w:proofErr w:type="spellEnd"/>
-      <w:r>
-        <w:rPr>
-          <w:highlight w:val="green"/>
-        </w:rPr>
-        <w:t>/java/jdk-17.0.12/</w:t>
-      </w:r>
-      <w:proofErr w:type="spellStart"/>
-      <w:r>
-        <w:rPr>
-          <w:highlight w:val="green"/>
-        </w:rPr>
-        <w:t>bin</w:t>
-      </w:r>
-      <w:proofErr w:type="spellEnd"/>
-      <w:r>
-        <w:rPr>
-          <w:highlight w:val="green"/>
-        </w:rPr>
-        <w:t>/java -</w:t>
-      </w:r>
-      <w:proofErr w:type="spellStart"/>
-      <w:r>
-        <w:rPr>
-          <w:highlight w:val="green"/>
-        </w:rPr>
-        <w:t>jar</w:t>
-      </w:r>
-      <w:proofErr w:type="spellEnd"/>
-      <w:r>
-        <w:rPr>
-          <w:highlight w:val="green"/>
-        </w:rPr>
-        <w:t xml:space="preserve"> /</w:t>
-      </w:r>
-      <w:proofErr w:type="spellStart"/>
-      <w:r>
-        <w:rPr>
-          <w:highlight w:val="green"/>
-        </w:rPr>
-        <w:t>mnt</w:t>
-      </w:r>
-      <w:proofErr w:type="spellEnd"/>
-      <w:r>
-        <w:rPr>
-          <w:highlight w:val="green"/>
-        </w:rPr>
-        <w:t>/disc2/</w:t>
-      </w:r>
-      <w:proofErr w:type="spellStart"/>
-      <w:r>
-        <w:rPr>
-          <w:highlight w:val="green"/>
-        </w:rPr>
-        <w:t>grupobcei</w:t>
-      </w:r>
-      <w:proofErr w:type="spellEnd"/>
-      <w:r>
-        <w:rPr>
-          <w:highlight w:val="green"/>
-        </w:rPr>
-        <w:t>/</w:t>
-      </w:r>
-      <w:proofErr w:type="spellStart"/>
-      <w:r>
-        <w:rPr>
-          <w:highlight w:val="green"/>
-        </w:rPr>
-        <w:t>picard</w:t>
-      </w:r>
-      <w:proofErr w:type="spellEnd"/>
-      <w:r>
-        <w:rPr>
-          <w:highlight w:val="green"/>
-        </w:rPr>
-        <w:t>/picard.jar</w:t>
-      </w:r>
-      <w:r>
-        <w:rPr>
-          <w:b/>
-          <w:bCs/>
-          <w:highlight w:val="green"/>
-        </w:rPr>
-        <w:t xml:space="preserve"> </w:t>
-      </w:r>
-      <w:proofErr w:type="spellStart"/>
-      <w:r>
-        <w:rPr>
-          <w:b/>
-          <w:bCs/>
-          <w:highlight w:val="green"/>
-        </w:rPr>
-        <w:t>AddOrReplaceReadGroups</w:t>
-      </w:r>
-      <w:proofErr w:type="spellEnd"/>
-      <w:r>
-        <w:rPr>
-          <w:b/>
-          <w:bCs/>
-          <w:highlight w:val="green"/>
-        </w:rPr>
-        <w:t xml:space="preserve"> I=HLR1_sbs_bwt2_sortd.bam O=HLR1_bwt2_rg.bam SO=</w:t>
-      </w:r>
-      <w:proofErr w:type="spellStart"/>
-      <w:r>
-        <w:rPr>
-          <w:b/>
-          <w:bCs/>
-          <w:highlight w:val="green"/>
-        </w:rPr>
-        <w:t>coordinate</w:t>
-      </w:r>
-      <w:proofErr w:type="spellEnd"/>
-      <w:r>
-        <w:rPr>
-          <w:b/>
-          <w:bCs/>
-          <w:highlight w:val="green"/>
-        </w:rPr>
-        <w:t xml:space="preserve"> </w:t>
-      </w:r>
-      <w:r>
-        <w:rPr>
-          <w:highlight w:val="green"/>
-        </w:rPr>
-        <w:t>CREATE_INDEX=true RGID=HLR1 RGLB=lib1 RGPL=</w:t>
-      </w:r>
-      <w:proofErr w:type="spellStart"/>
-      <w:r>
-        <w:rPr>
-          <w:highlight w:val="green"/>
-        </w:rPr>
-        <w:t>illumina</w:t>
-      </w:r>
-      <w:proofErr w:type="spellEnd"/>
-      <w:r>
-        <w:rPr>
-          <w:highlight w:val="green"/>
-        </w:rPr>
-        <w:t xml:space="preserve"> RGPU=HLR1 RGSM=sample1</w:t>
-      </w:r>
-    </w:p>
-    <w:p>
-      <w:pPr>
-        <w:spacing w:after="0"/>
-      </w:pPr>
-    </w:p>
-    <w:p>
-      <w:pPr>
-        <w:spacing w:after="0"/>
-      </w:pPr>
-      <w:r>
-        <w:t xml:space="preserve">#Read </w:t>
-      </w:r>
-      <w:proofErr w:type="spellStart"/>
-      <w:r>
-        <w:t>group</w:t>
-      </w:r>
-      <w:proofErr w:type="spellEnd"/>
-      <w:r>
-        <w:t xml:space="preserve"> para HLR1 con BWA</w:t>
-      </w:r>
-    </w:p>
-    <w:p>
-      <w:pPr>
-        <w:spacing w:after="0"/>
-      </w:pPr>
-      <w:r>
-        <w:rPr>
-          <w:highlight w:val="green"/>
-        </w:rPr>
-        <w:t>/</w:t>
-      </w:r>
-      <w:proofErr w:type="spellStart"/>
-      <w:r>
-        <w:rPr>
-          <w:highlight w:val="green"/>
-        </w:rPr>
-        <w:t>mnt</w:t>
-      </w:r>
-      <w:proofErr w:type="spellEnd"/>
-      <w:r>
-        <w:rPr>
-          <w:highlight w:val="green"/>
-        </w:rPr>
-        <w:t>/disc2/</w:t>
-      </w:r>
-      <w:proofErr w:type="spellStart"/>
-      <w:r>
-        <w:rPr>
-          <w:highlight w:val="green"/>
-        </w:rPr>
-        <w:t>grupobcei</w:t>
-      </w:r>
-      <w:proofErr w:type="spellEnd"/>
-      <w:r>
-        <w:rPr>
-          <w:highlight w:val="green"/>
-        </w:rPr>
-        <w:t>/java/jdk-17.0.12/</w:t>
-      </w:r>
-      <w:proofErr w:type="spellStart"/>
-      <w:r>
-        <w:rPr>
-          <w:highlight w:val="green"/>
-        </w:rPr>
-        <w:t>bin</w:t>
-      </w:r>
-      <w:proofErr w:type="spellEnd"/>
-      <w:r>
-        <w:rPr>
-          <w:highlight w:val="green"/>
-        </w:rPr>
-        <w:t>/java -</w:t>
-      </w:r>
-      <w:proofErr w:type="spellStart"/>
-      <w:r>
-        <w:rPr>
-          <w:highlight w:val="green"/>
-        </w:rPr>
-        <w:t>jar</w:t>
-      </w:r>
-      <w:proofErr w:type="spellEnd"/>
-      <w:r>
-        <w:rPr>
-          <w:highlight w:val="green"/>
-        </w:rPr>
-        <w:t xml:space="preserve"> /</w:t>
-      </w:r>
-      <w:proofErr w:type="spellStart"/>
-      <w:r>
-        <w:rPr>
-          <w:highlight w:val="green"/>
-        </w:rPr>
-        <w:t>mnt</w:t>
-      </w:r>
-      <w:proofErr w:type="spellEnd"/>
-      <w:r>
-        <w:rPr>
-          <w:highlight w:val="green"/>
-        </w:rPr>
-        <w:t>/disc2/</w:t>
-      </w:r>
-      <w:proofErr w:type="spellStart"/>
-      <w:r>
-        <w:rPr>
-          <w:highlight w:val="green"/>
-        </w:rPr>
-        <w:t>grupobcei</w:t>
-      </w:r>
-      <w:proofErr w:type="spellEnd"/>
-      <w:r>
-        <w:rPr>
-          <w:highlight w:val="green"/>
-        </w:rPr>
-        <w:t>/</w:t>
-      </w:r>
-      <w:proofErr w:type="spellStart"/>
-      <w:r>
-        <w:rPr>
-          <w:highlight w:val="green"/>
-        </w:rPr>
-        <w:t>picard</w:t>
-      </w:r>
-      <w:proofErr w:type="spellEnd"/>
-      <w:r>
-        <w:rPr>
-          <w:highlight w:val="green"/>
-        </w:rPr>
-        <w:t>/picard.jar</w:t>
-      </w:r>
-      <w:r>
-        <w:rPr>
-          <w:b/>
-          <w:bCs/>
-          <w:highlight w:val="green"/>
-        </w:rPr>
-        <w:t xml:space="preserve"> </w:t>
-      </w:r>
-      <w:proofErr w:type="spellStart"/>
-      <w:r>
-        <w:rPr>
-          <w:b/>
-          <w:bCs/>
-          <w:highlight w:val="green"/>
-        </w:rPr>
-        <w:t>AddOrReplaceReadGroups</w:t>
-      </w:r>
-      <w:proofErr w:type="spellEnd"/>
-      <w:r>
-        <w:rPr>
-          <w:b/>
-          <w:bCs/>
-          <w:highlight w:val="green"/>
-        </w:rPr>
-        <w:t xml:space="preserve"> I=</w:t>
-      </w:r>
-      <w:r>
-        <w:rPr>
-          <w:b/>
-          <w:bCs/>
-        </w:rPr>
-        <w:t>HLR1_sbs_BWA_sortd.bam</w:t>
-      </w:r>
-      <w:r>
-        <w:rPr>
-          <w:b/>
-          <w:bCs/>
-        </w:rPr>
-        <w:t xml:space="preserve"> </w:t>
-      </w:r>
-      <w:r>
-        <w:rPr>
-          <w:b/>
-          <w:bCs/>
+    </w:p>
+    <w:p>
+      <w:pPr>
+        <w:spacing w:after="0"/>
+      </w:pPr>
+      <w:r>
+        <w:rPr>
+          <w:highlight w:val="green"/>
+        </w:rPr>
+        <w:t>/mnt/disc2/grupobcei/java/jdk-17.0.12/bin/java -jar /mnt/disc2/grupobcei/picard/picard.jar MarkDuplicates I=</w:t>
+      </w:r>
+      <w:r>
+        <w:t>HLR1_</w:t>
+      </w:r>
+      <w:r>
+        <w:t>BWA</w:t>
+      </w:r>
+      <w:r>
+        <w:t xml:space="preserve">_rg.bam </w:t>
+      </w:r>
+      <w:r>
+        <w:rPr>
           <w:highlight w:val="green"/>
         </w:rPr>
         <w:t>O=HLR1_</w:t>
       </w:r>
       <w:r>
         <w:rPr>
-          <w:b/>
-          <w:bCs/>
           <w:highlight w:val="green"/>
         </w:rPr>
         <w:t>BWA</w:t>
       </w:r>
       <w:r>
         <w:rPr>
-          <w:b/>
-          <w:bCs/>
-          <w:highlight w:val="green"/>
-        </w:rPr>
-        <w:t>_rg.bam SO=</w:t>
-      </w:r>
-      <w:proofErr w:type="spellStart"/>
-      <w:r>
-        <w:rPr>
-          <w:b/>
-          <w:bCs/>
-          <w:highlight w:val="green"/>
-        </w:rPr>
-        <w:t>coordinate</w:t>
-      </w:r>
-      <w:proofErr w:type="spellEnd"/>
-      <w:r>
-        <w:rPr>
-          <w:b/>
-          <w:bCs/>
-          <w:highlight w:val="green"/>
-        </w:rPr>
-        <w:t xml:space="preserve"> </w:t>
-      </w:r>
-      <w:r>
-        <w:rPr>
-          <w:highlight w:val="green"/>
-        </w:rPr>
-        <w:t>CREATE_INDEX=true RGID=HLR1 RGLB=lib1 RGPL=</w:t>
-      </w:r>
-      <w:proofErr w:type="spellStart"/>
-      <w:r>
-        <w:rPr>
-          <w:highlight w:val="green"/>
-        </w:rPr>
-        <w:t>illumina</w:t>
-      </w:r>
-      <w:proofErr w:type="spellEnd"/>
-      <w:r>
-        <w:rPr>
-          <w:highlight w:val="green"/>
-        </w:rPr>
-        <w:t xml:space="preserve"> RGPU=HLR1 RGSM=sample1</w:t>
-      </w:r>
-    </w:p>
-    <w:p>
-      <w:pPr>
-        <w:spacing w:after="0"/>
-      </w:pPr>
-    </w:p>
-    <w:p>
-      <w:pPr>
-        <w:spacing w:after="0"/>
-        <w:rPr>
-          <w:b/>
-          <w:bCs/>
-        </w:rPr>
-      </w:pPr>
-      <w:r>
-        <w:rPr>
-          <w:b/>
-          <w:bCs/>
-        </w:rPr>
-        <w:t xml:space="preserve">Marcar duplicados usando </w:t>
-      </w:r>
-      <w:proofErr w:type="spellStart"/>
-      <w:r>
-        <w:rPr>
-          <w:b/>
-          <w:bCs/>
-        </w:rPr>
-        <w:t>picard</w:t>
-      </w:r>
-      <w:proofErr w:type="spellEnd"/>
-      <w:r>
-        <w:rPr>
-          <w:b/>
-          <w:bCs/>
-        </w:rPr>
-        <w:t xml:space="preserve"> </w:t>
-      </w:r>
-    </w:p>
-    <w:p>
-      <w:pPr>
-        <w:spacing w:after="0"/>
-      </w:pPr>
-      <w:r>
-        <w:rPr>
-          <w:highlight w:val="green"/>
-        </w:rPr>
-        <w:t>/</w:t>
-      </w:r>
-      <w:proofErr w:type="spellStart"/>
-      <w:r>
-        <w:rPr>
-          <w:highlight w:val="green"/>
-        </w:rPr>
-        <w:t>mnt</w:t>
-      </w:r>
-      <w:proofErr w:type="spellEnd"/>
-      <w:r>
-        <w:rPr>
-          <w:highlight w:val="green"/>
-        </w:rPr>
-        <w:t>/disc2/</w:t>
-      </w:r>
-      <w:proofErr w:type="spellStart"/>
-      <w:r>
-        <w:rPr>
-          <w:highlight w:val="green"/>
-        </w:rPr>
-        <w:t>grupobcei</w:t>
-      </w:r>
-      <w:proofErr w:type="spellEnd"/>
-      <w:r>
-        <w:rPr>
-          <w:highlight w:val="green"/>
-        </w:rPr>
-        <w:t>/java/jdk-17.0.12/</w:t>
-      </w:r>
-      <w:proofErr w:type="spellStart"/>
-      <w:r>
-        <w:rPr>
-          <w:highlight w:val="green"/>
-        </w:rPr>
-        <w:t>bin</w:t>
-      </w:r>
-      <w:proofErr w:type="spellEnd"/>
-      <w:r>
-        <w:rPr>
-          <w:highlight w:val="green"/>
-        </w:rPr>
-        <w:t>/java -</w:t>
-      </w:r>
-      <w:proofErr w:type="spellStart"/>
-      <w:r>
-        <w:rPr>
-          <w:highlight w:val="green"/>
-        </w:rPr>
-        <w:t>jar</w:t>
-      </w:r>
-      <w:proofErr w:type="spellEnd"/>
-      <w:r>
-        <w:rPr>
-          <w:highlight w:val="green"/>
-        </w:rPr>
-        <w:t xml:space="preserve"> /</w:t>
-      </w:r>
-      <w:proofErr w:type="spellStart"/>
-      <w:r>
-        <w:rPr>
-          <w:highlight w:val="green"/>
-        </w:rPr>
-        <w:t>mnt</w:t>
-      </w:r>
-      <w:proofErr w:type="spellEnd"/>
-      <w:r>
-        <w:rPr>
-          <w:highlight w:val="green"/>
-        </w:rPr>
-        <w:t>/disc2/</w:t>
-      </w:r>
-      <w:proofErr w:type="spellStart"/>
-      <w:r>
-        <w:rPr>
-          <w:highlight w:val="green"/>
-        </w:rPr>
-        <w:t>grupobcei</w:t>
-      </w:r>
-      <w:proofErr w:type="spellEnd"/>
-      <w:r>
-        <w:rPr>
-          <w:highlight w:val="green"/>
-        </w:rPr>
-        <w:t>/</w:t>
-      </w:r>
-      <w:proofErr w:type="spellStart"/>
-      <w:r>
-        <w:rPr>
-          <w:highlight w:val="green"/>
-        </w:rPr>
-        <w:t>picard</w:t>
-      </w:r>
-      <w:proofErr w:type="spellEnd"/>
-      <w:r>
-        <w:rPr>
-          <w:highlight w:val="green"/>
-        </w:rPr>
-        <w:t xml:space="preserve">/picard.jar </w:t>
-      </w:r>
-      <w:proofErr w:type="spellStart"/>
-      <w:r>
-        <w:rPr>
-          <w:highlight w:val="green"/>
-        </w:rPr>
-        <w:t>MarkDuplicates</w:t>
-      </w:r>
-      <w:proofErr w:type="spellEnd"/>
-      <w:r>
-        <w:rPr>
-          <w:highlight w:val="green"/>
-        </w:rPr>
-        <w:t xml:space="preserve"> I=</w:t>
-      </w:r>
-      <w:r>
-        <w:t>HLR1_</w:t>
-      </w:r>
-      <w:r>
-        <w:t>BWA</w:t>
-      </w:r>
-      <w:r>
-        <w:t xml:space="preserve">_rg.bam </w:t>
-      </w:r>
-      <w:r>
-        <w:rPr>
-          <w:highlight w:val="green"/>
-        </w:rPr>
-        <w:t>O=HLR1_</w:t>
-      </w:r>
-      <w:r>
-        <w:rPr>
-          <w:highlight w:val="green"/>
-        </w:rPr>
-        <w:t>BWA</w:t>
-      </w:r>
-      <w:r>
-        <w:rPr>
           <w:highlight w:val="green"/>
         </w:rPr>
         <w:t>_</w:t>
@@ -1446,120 +1135,7 @@
         <w:rPr>
           <w:highlight w:val="green"/>
         </w:rPr>
-        <w:lastRenderedPageBreak/>
-        <w:t>/</w:t>
-      </w:r>
-      <w:proofErr w:type="spellStart"/>
-      <w:r>
-        <w:rPr>
-          <w:highlight w:val="green"/>
-        </w:rPr>
-        <w:t>mnt</w:t>
-      </w:r>
-      <w:proofErr w:type="spellEnd"/>
-      <w:r>
-        <w:rPr>
-          <w:highlight w:val="green"/>
-        </w:rPr>
-        <w:t>/disc2/</w:t>
-      </w:r>
-      <w:proofErr w:type="spellStart"/>
-      <w:r>
-        <w:rPr>
-          <w:highlight w:val="green"/>
-        </w:rPr>
-        <w:t>grupobcei</w:t>
-      </w:r>
-      <w:proofErr w:type="spellEnd"/>
-      <w:r>
-        <w:rPr>
-          <w:highlight w:val="green"/>
-        </w:rPr>
-        <w:t>/java/jdk-17.0.12/</w:t>
-      </w:r>
-      <w:proofErr w:type="spellStart"/>
-      <w:r>
-        <w:rPr>
-          <w:highlight w:val="green"/>
-        </w:rPr>
-        <w:t>bin</w:t>
-      </w:r>
-      <w:proofErr w:type="spellEnd"/>
-      <w:r>
-        <w:rPr>
-          <w:highlight w:val="green"/>
-        </w:rPr>
-        <w:t>/java -</w:t>
-      </w:r>
-      <w:proofErr w:type="spellStart"/>
-      <w:r>
-        <w:rPr>
-          <w:highlight w:val="green"/>
-        </w:rPr>
-        <w:t>jar</w:t>
-      </w:r>
-      <w:proofErr w:type="spellEnd"/>
-      <w:r>
-        <w:rPr>
-          <w:highlight w:val="green"/>
-        </w:rPr>
-        <w:t xml:space="preserve"> /</w:t>
-      </w:r>
-      <w:proofErr w:type="spellStart"/>
-      <w:r>
-        <w:rPr>
-          <w:highlight w:val="green"/>
-        </w:rPr>
-        <w:t>mnt</w:t>
-      </w:r>
-      <w:proofErr w:type="spellEnd"/>
-      <w:r>
-        <w:rPr>
-          <w:highlight w:val="green"/>
-        </w:rPr>
-        <w:t>/disc2/</w:t>
-      </w:r>
-      <w:proofErr w:type="spellStart"/>
-      <w:r>
-        <w:rPr>
-          <w:highlight w:val="green"/>
-        </w:rPr>
-        <w:t>grupobcei</w:t>
-      </w:r>
-      <w:proofErr w:type="spellEnd"/>
-      <w:r>
-        <w:rPr>
-          <w:highlight w:val="green"/>
-        </w:rPr>
-        <w:t>/</w:t>
-      </w:r>
-      <w:proofErr w:type="spellStart"/>
-      <w:r>
-        <w:rPr>
-          <w:highlight w:val="green"/>
-        </w:rPr>
-        <w:t>picard</w:t>
-      </w:r>
-      <w:proofErr w:type="spellEnd"/>
-      <w:r>
-        <w:rPr>
-          <w:highlight w:val="green"/>
-        </w:rPr>
-        <w:t xml:space="preserve">/picard.jar </w:t>
-      </w:r>
-      <w:proofErr w:type="spellStart"/>
-      <w:r>
-        <w:rPr>
-          <w:highlight w:val="green"/>
-        </w:rPr>
-        <w:t>MarkDuplicates</w:t>
-      </w:r>
-      <w:proofErr w:type="spellEnd"/>
-      <w:r>
-        <w:rPr>
-          <w:highlight w:val="green"/>
-        </w:rPr>
-        <w:t xml:space="preserve"> I=</w:t>
+        <w:t>/mnt/disc2/grupobcei/java/jdk-17.0.12/bin/java -jar /mnt/disc2/grupobcei/picard/picard.jar MarkDuplicates I=</w:t>
       </w:r>
       <w:r>
         <w:t>HLR1_bwt2_rg.bam</w:t>
@@ -1627,39 +1203,7 @@
           <w:b/>
           <w:bCs/>
         </w:rPr>
-        <w:t xml:space="preserve">#Variant </w:t>
-      </w:r>
-      <w:proofErr w:type="spellStart"/>
-      <w:r>
-        <w:rPr>
-          <w:b/>
-          <w:bCs/>
-        </w:rPr>
-        <w:t>calling</w:t>
-      </w:r>
-      <w:proofErr w:type="spellEnd"/>
-      <w:r>
-        <w:rPr>
-          <w:b/>
-          <w:bCs/>
-        </w:rPr>
-        <w:t xml:space="preserve"> </w:t>
-      </w:r>
-      <w:proofErr w:type="spellStart"/>
-      <w:r>
-        <w:rPr>
-          <w:b/>
-          <w:bCs/>
-        </w:rPr>
-        <w:t>using</w:t>
-      </w:r>
-      <w:proofErr w:type="spellEnd"/>
-      <w:r>
-        <w:rPr>
-          <w:b/>
-          <w:bCs/>
-        </w:rPr>
-        <w:t xml:space="preserve"> GATK</w:t>
+        <w:t>#Variant calling using GATK</w:t>
       </w:r>
       <w:commentRangeEnd w:id="0"/>
       <w:r>
@@ -1683,49 +1227,7 @@
         <w:rPr>
           <w:highlight w:val="green"/>
         </w:rPr>
-        <w:t>/</w:t>
-      </w:r>
-      <w:proofErr w:type="spellStart"/>
-      <w:r>
-        <w:rPr>
-          <w:highlight w:val="green"/>
-        </w:rPr>
-        <w:t>mnt</w:t>
-      </w:r>
-      <w:proofErr w:type="spellEnd"/>
-      <w:r>
-        <w:rPr>
-          <w:highlight w:val="green"/>
-        </w:rPr>
-        <w:t>/disc2/</w:t>
-      </w:r>
-      <w:proofErr w:type="spellStart"/>
-      <w:r>
-        <w:rPr>
-          <w:highlight w:val="green"/>
-        </w:rPr>
-        <w:t>grupobcei</w:t>
-      </w:r>
-      <w:proofErr w:type="spellEnd"/>
-      <w:r>
-        <w:rPr>
-          <w:highlight w:val="green"/>
-        </w:rPr>
-        <w:t>/java/jdk-17.0.12/</w:t>
-      </w:r>
-      <w:proofErr w:type="spellStart"/>
-      <w:r>
-        <w:rPr>
-          <w:highlight w:val="green"/>
-        </w:rPr>
-        <w:t>bin</w:t>
-      </w:r>
-      <w:proofErr w:type="spellEnd"/>
-      <w:r>
-        <w:rPr>
-          <w:highlight w:val="green"/>
-        </w:rPr>
-        <w:t xml:space="preserve">/java </w:t>
+        <w:t xml:space="preserve">/mnt/disc2/grupobcei/java/jdk-17.0.12/bin/java </w:t>
       </w:r>
       <w:r>
         <w:rPr>
@@ -1752,9 +1254,14 @@
           <w:highlight w:val="green"/>
           <w:lang w:eastAsia="en-IN"/>
         </w:rPr>
-        <w:t>0G" -</w:t>
-      </w:r>
-      <w:proofErr w:type="spellStart"/>
+        <w:t xml:space="preserve">0G" -jar </w:t>
+      </w:r>
+      <w:r>
+        <w:rPr>
+          <w:highlight w:val="green"/>
+        </w:rPr>
+        <w:t xml:space="preserve">/home/administrador/programas/gatk-4.6.1.0/gatk-package-4.6.1.0-local.jar </w:t>
+      </w:r>
       <w:r>
         <w:rPr>
           <w:rFonts w:ascii="Courier New" w:eastAsia="Times New Roman" w:hAnsi="Courier New" w:cs="Courier New"/>
@@ -1762,43 +1269,7 @@
           <w:highlight w:val="green"/>
           <w:lang w:eastAsia="en-IN"/>
         </w:rPr>
-        <w:t>jar</w:t>
-      </w:r>
-      <w:proofErr w:type="spellEnd"/>
-      <w:r>
-        <w:rPr>
-          <w:rFonts w:ascii="Courier New" w:eastAsia="Times New Roman" w:hAnsi="Courier New" w:cs="Courier New"/>
-          <w:color w:val="000000"/>
-          <w:highlight w:val="green"/>
-          <w:lang w:eastAsia="en-IN"/>
-        </w:rPr>
-        <w:t xml:space="preserve"> </w:t>
-      </w:r>
-      <w:r>
-        <w:rPr>
-          <w:highlight w:val="green"/>
-        </w:rPr>
-        <w:t xml:space="preserve">/home/administrador/programas/gatk-4.6.1.0/gatk-package-4.6.1.0-local.jar </w:t>
-      </w:r>
-      <w:proofErr w:type="spellStart"/>
-      <w:r>
-        <w:rPr>
-          <w:rFonts w:ascii="Courier New" w:eastAsia="Times New Roman" w:hAnsi="Courier New" w:cs="Courier New"/>
-          <w:color w:val="000000"/>
-          <w:highlight w:val="green"/>
-          <w:lang w:eastAsia="en-IN"/>
-        </w:rPr>
-        <w:t>HaplotypeCaller</w:t>
-      </w:r>
-      <w:proofErr w:type="spellEnd"/>
-      <w:r>
-        <w:rPr>
-          <w:rFonts w:ascii="Courier New" w:eastAsia="Times New Roman" w:hAnsi="Courier New" w:cs="Courier New"/>
-          <w:color w:val="000000"/>
-          <w:highlight w:val="green"/>
-          <w:lang w:eastAsia="en-IN"/>
-        </w:rPr>
-        <w:t xml:space="preserve"> -I </w:t>
+        <w:t xml:space="preserve">HaplotypeCaller -I </w:t>
       </w:r>
       <w:r>
         <w:rPr>
@@ -1844,89 +1315,43 @@
           <w:color w:val="000000"/>
           <w:lang w:eastAsia="en-IN"/>
         </w:rPr>
-        <w:t>--native-</w:t>
-      </w:r>
-      <w:proofErr w:type="spellStart"/>
-      <w:r>
+        <w:t>--native-pair-hmm-threads 30</w:t>
+      </w:r>
+    </w:p>
+    <w:bookmarkEnd w:id="1"/>
+    <w:p>
+      <w:pPr>
+        <w:spacing w:after="0"/>
         <w:rPr>
           <w:rFonts w:ascii="Courier New" w:eastAsia="Times New Roman" w:hAnsi="Courier New" w:cs="Courier New"/>
           <w:color w:val="000000"/>
           <w:lang w:eastAsia="en-IN"/>
         </w:rPr>
-        <w:t>pair</w:t>
-      </w:r>
-      <w:proofErr w:type="spellEnd"/>
-      <w:r>
+      </w:pPr>
+    </w:p>
+    <w:p>
+      <w:pPr>
+        <w:spacing w:after="0"/>
         <w:rPr>
           <w:rFonts w:ascii="Courier New" w:eastAsia="Times New Roman" w:hAnsi="Courier New" w:cs="Courier New"/>
+          <w:b/>
+          <w:bCs/>
           <w:color w:val="000000"/>
+          <w:highlight w:val="green"/>
           <w:lang w:eastAsia="en-IN"/>
         </w:rPr>
-        <w:t>-</w:t>
-      </w:r>
-      <w:proofErr w:type="spellStart"/>
+      </w:pPr>
       <w:r>
         <w:rPr>
           <w:rFonts w:ascii="Courier New" w:eastAsia="Times New Roman" w:hAnsi="Courier New" w:cs="Courier New"/>
+          <w:b/>
+          <w:bCs/>
           <w:color w:val="000000"/>
+          <w:highlight w:val="green"/>
           <w:lang w:eastAsia="en-IN"/>
         </w:rPr>
-        <w:t>hmm-threads</w:t>
-      </w:r>
-      <w:proofErr w:type="spellEnd"/>
-      <w:r>
-        <w:rPr>
-          <w:rFonts w:ascii="Courier New" w:eastAsia="Times New Roman" w:hAnsi="Courier New" w:cs="Courier New"/>
-          <w:color w:val="000000"/>
-          <w:lang w:eastAsia="en-IN"/>
-        </w:rPr>
-        <w:t xml:space="preserve"> 30</w:t>
-      </w:r>
-    </w:p>
-    <w:bookmarkEnd w:id="1"/>
-    <w:p>
-      <w:pPr>
-        <w:spacing w:after="0"/>
-        <w:rPr>
-          <w:rFonts w:ascii="Courier New" w:eastAsia="Times New Roman" w:hAnsi="Courier New" w:cs="Courier New"/>
-          <w:color w:val="000000"/>
-          <w:lang w:eastAsia="en-IN"/>
-        </w:rPr>
-      </w:pPr>
-    </w:p>
-    <w:p>
-      <w:pPr>
-        <w:spacing w:after="0"/>
-        <w:rPr>
-          <w:rFonts w:ascii="Courier New" w:eastAsia="Times New Roman" w:hAnsi="Courier New" w:cs="Courier New"/>
-          <w:b/>
-          <w:bCs/>
-          <w:color w:val="000000"/>
-          <w:lang w:eastAsia="en-IN"/>
-        </w:rPr>
-      </w:pPr>
-      <w:r>
-        <w:rPr>
-          <w:rFonts w:ascii="Courier New" w:eastAsia="Times New Roman" w:hAnsi="Courier New" w:cs="Courier New"/>
-          <w:b/>
-          <w:bCs/>
-          <w:color w:val="000000"/>
-          <w:lang w:eastAsia="en-IN"/>
-        </w:rPr>
-        <w:t xml:space="preserve">#Gatk </w:t>
-      </w:r>
-      <w:proofErr w:type="spellStart"/>
-      <w:r>
-        <w:rPr>
-          <w:rFonts w:ascii="Courier New" w:eastAsia="Times New Roman" w:hAnsi="Courier New" w:cs="Courier New"/>
-          <w:b/>
-          <w:bCs/>
-          <w:color w:val="000000"/>
-          <w:lang w:eastAsia="en-IN"/>
-        </w:rPr>
-        <w:t>filtering</w:t>
-      </w:r>
-      <w:proofErr w:type="spellEnd"/>
+        <w:t>#Gatk filtering</w:t>
+      </w:r>
     </w:p>
     <w:p>
       <w:pPr>
@@ -1956,312 +1381,129 @@
           <w:lang w:eastAsia="en-IN"/>
         </w:rPr>
       </w:pPr>
-      <w:proofErr w:type="spellStart"/>
       <w:r>
         <w:rPr>
           <w:rFonts w:ascii="Courier New" w:eastAsia="Times New Roman" w:hAnsi="Courier New" w:cs="Courier New"/>
           <w:color w:val="000000"/>
+          <w:highlight w:val="green"/>
           <w:lang w:eastAsia="en-IN"/>
         </w:rPr>
-        <w:t>nohup</w:t>
-      </w:r>
-      <w:proofErr w:type="spellEnd"/>
+        <w:lastRenderedPageBreak/>
+        <w:t xml:space="preserve">nohup </w:t>
+      </w:r>
       <w:r>
         <w:rPr>
           <w:rFonts w:ascii="Courier New" w:eastAsia="Times New Roman" w:hAnsi="Courier New" w:cs="Courier New"/>
           <w:color w:val="000000"/>
+          <w:highlight w:val="green"/>
           <w:lang w:eastAsia="en-IN"/>
         </w:rPr>
-        <w:t xml:space="preserve"> </w:t>
+        <w:t xml:space="preserve">/mnt/disc2/grupobcei/java/jdk-17.0.12/bin/java -jar /mnt/disc2/grupobcei/gatk/gatk-4.6.1.0/gatk-package-4.6.1.0-local.jar VariantFiltration -R </w:t>
+      </w:r>
+      <w:r>
+        <w:rPr>
+          <w:highlight w:val="green"/>
+        </w:rPr>
+        <w:t xml:space="preserve">/mnt/disc2/grupobcei/ewas/index/VectorBase-68_AaegyptiLVP_AGWG_Genome.fasta </w:t>
       </w:r>
       <w:r>
         <w:rPr>
           <w:rFonts w:ascii="Courier New" w:eastAsia="Times New Roman" w:hAnsi="Courier New" w:cs="Courier New"/>
           <w:color w:val="000000"/>
+          <w:highlight w:val="green"/>
           <w:lang w:eastAsia="en-IN"/>
         </w:rPr>
-        <w:t>/</w:t>
-      </w:r>
-      <w:proofErr w:type="spellStart"/>
+        <w:t xml:space="preserve">-V HLR1.variants.vcf </w:t>
+      </w:r>
       <w:r>
         <w:rPr>
           <w:rFonts w:ascii="Courier New" w:eastAsia="Times New Roman" w:hAnsi="Courier New" w:cs="Courier New"/>
           <w:color w:val="000000"/>
+          <w:highlight w:val="green"/>
           <w:lang w:eastAsia="en-IN"/>
         </w:rPr>
-        <w:t>mnt</w:t>
-      </w:r>
-      <w:proofErr w:type="spellEnd"/>
+        <w:t>--</w:t>
+      </w:r>
       <w:r>
         <w:rPr>
           <w:rFonts w:ascii="Courier New" w:eastAsia="Times New Roman" w:hAnsi="Courier New" w:cs="Courier New"/>
           <w:color w:val="000000"/>
+          <w:highlight w:val="green"/>
           <w:lang w:eastAsia="en-IN"/>
         </w:rPr>
-        <w:t>/disc2/</w:t>
-      </w:r>
-      <w:proofErr w:type="spellStart"/>
+        <w:t>filter</w:t>
+      </w:r>
       <w:r>
         <w:rPr>
           <w:rFonts w:ascii="Courier New" w:eastAsia="Times New Roman" w:hAnsi="Courier New" w:cs="Courier New"/>
           <w:color w:val="000000"/>
+          <w:highlight w:val="green"/>
           <w:lang w:eastAsia="en-IN"/>
         </w:rPr>
-        <w:t>grupobcei</w:t>
-      </w:r>
-      <w:proofErr w:type="spellEnd"/>
+        <w:t>-n</w:t>
+      </w:r>
       <w:r>
         <w:rPr>
           <w:rFonts w:ascii="Courier New" w:eastAsia="Times New Roman" w:hAnsi="Courier New" w:cs="Courier New"/>
           <w:color w:val="000000"/>
+          <w:highlight w:val="green"/>
           <w:lang w:eastAsia="en-IN"/>
         </w:rPr>
-        <w:t>/java/jdk-17.0.12/</w:t>
-      </w:r>
-      <w:proofErr w:type="spellStart"/>
+        <w:t xml:space="preserve">ame FAIL </w:t>
+      </w:r>
       <w:r>
         <w:rPr>
           <w:rFonts w:ascii="Courier New" w:eastAsia="Times New Roman" w:hAnsi="Courier New" w:cs="Courier New"/>
           <w:color w:val="000000"/>
+          <w:highlight w:val="green"/>
           <w:lang w:eastAsia="en-IN"/>
         </w:rPr>
-        <w:t>bin</w:t>
-      </w:r>
-      <w:proofErr w:type="spellEnd"/>
+        <w:t>--</w:t>
+      </w:r>
       <w:r>
         <w:rPr>
           <w:rFonts w:ascii="Courier New" w:eastAsia="Times New Roman" w:hAnsi="Courier New" w:cs="Courier New"/>
           <w:color w:val="000000"/>
+          <w:highlight w:val="green"/>
           <w:lang w:eastAsia="en-IN"/>
         </w:rPr>
-        <w:t>/java -</w:t>
-      </w:r>
-      <w:proofErr w:type="spellStart"/>
+        <w:t>filter</w:t>
+      </w:r>
       <w:r>
         <w:rPr>
           <w:rFonts w:ascii="Courier New" w:eastAsia="Times New Roman" w:hAnsi="Courier New" w:cs="Courier New"/>
           <w:color w:val="000000"/>
+          <w:highlight w:val="green"/>
           <w:lang w:eastAsia="en-IN"/>
         </w:rPr>
-        <w:t>jar</w:t>
-      </w:r>
-      <w:proofErr w:type="spellEnd"/>
+        <w:t>-e</w:t>
+      </w:r>
       <w:r>
         <w:rPr>
           <w:rFonts w:ascii="Courier New" w:eastAsia="Times New Roman" w:hAnsi="Courier New" w:cs="Courier New"/>
           <w:color w:val="000000"/>
+          <w:highlight w:val="green"/>
           <w:lang w:eastAsia="en-IN"/>
         </w:rPr>
-        <w:t xml:space="preserve"> /mnt/disc2/grupobcei/gatk/gatk-4.6.1.0/gatk-package-4.6.1.0-local.jar</w:t>
+        <w:t>xpression "QD &lt; 2.0 || FS &gt; 60.0 || MQ &lt; 40.0 || DP &lt; 10 || MQRankSum &lt; -12.5 || ReadPosRankSum &lt; -8.0" -</w:t>
       </w:r>
       <w:r>
         <w:rPr>
           <w:rFonts w:ascii="Courier New" w:eastAsia="Times New Roman" w:hAnsi="Courier New" w:cs="Courier New"/>
           <w:color w:val="000000"/>
+          <w:highlight w:val="green"/>
           <w:lang w:eastAsia="en-IN"/>
         </w:rPr>
-        <w:t xml:space="preserve"> </w:t>
-      </w:r>
-      <w:proofErr w:type="spellStart"/>
+        <w:t>O</w:t>
+      </w:r>
       <w:r>
         <w:rPr>
           <w:rFonts w:ascii="Courier New" w:eastAsia="Times New Roman" w:hAnsi="Courier New" w:cs="Courier New"/>
           <w:color w:val="000000"/>
+          <w:highlight w:val="green"/>
           <w:lang w:eastAsia="en-IN"/>
         </w:rPr>
-        <w:t>VariantFiltration</w:t>
-      </w:r>
-      <w:proofErr w:type="spellEnd"/>
-      <w:r>
-        <w:rPr>
-          <w:rFonts w:ascii="Courier New" w:eastAsia="Times New Roman" w:hAnsi="Courier New" w:cs="Courier New"/>
-          <w:color w:val="000000"/>
-          <w:lang w:eastAsia="en-IN"/>
-        </w:rPr>
-        <w:t xml:space="preserve"> -R </w:t>
-      </w:r>
-      <w:r>
-        <w:rPr>
-          <w:highlight w:val="green"/>
-        </w:rPr>
-        <w:t xml:space="preserve">/mnt/disc2/grupobcei/ewas/index/VectorBase-68_AaegyptiLVP_AGWG_Genome.fasta </w:t>
-      </w:r>
-      <w:r>
-        <w:rPr>
-          <w:rFonts w:ascii="Courier New" w:eastAsia="Times New Roman" w:hAnsi="Courier New" w:cs="Courier New"/>
-          <w:color w:val="000000"/>
-          <w:lang w:eastAsia="en-IN"/>
-        </w:rPr>
-        <w:t xml:space="preserve">-V </w:t>
-      </w:r>
-      <w:r>
-        <w:rPr>
-          <w:rFonts w:ascii="Courier New" w:eastAsia="Times New Roman" w:hAnsi="Courier New" w:cs="Courier New"/>
-          <w:color w:val="000000"/>
-          <w:highlight w:val="green"/>
-          <w:lang w:eastAsia="en-IN"/>
-        </w:rPr>
-        <w:t>HLR1.variants.vcf</w:t>
-      </w:r>
-      <w:r>
-        <w:rPr>
-          <w:rFonts w:ascii="Courier New" w:eastAsia="Times New Roman" w:hAnsi="Courier New" w:cs="Courier New"/>
-          <w:color w:val="000000"/>
-          <w:lang w:eastAsia="en-IN"/>
-        </w:rPr>
-        <w:t xml:space="preserve"> </w:t>
-      </w:r>
-      <w:r>
-        <w:rPr>
-          <w:rFonts w:ascii="Courier New" w:eastAsia="Times New Roman" w:hAnsi="Courier New" w:cs="Courier New"/>
-          <w:color w:val="000000"/>
-          <w:lang w:eastAsia="en-IN"/>
-        </w:rPr>
-        <w:t>--</w:t>
-      </w:r>
-      <w:proofErr w:type="spellStart"/>
-      <w:r>
-        <w:rPr>
-          <w:rFonts w:ascii="Courier New" w:eastAsia="Times New Roman" w:hAnsi="Courier New" w:cs="Courier New"/>
-          <w:color w:val="000000"/>
-          <w:lang w:eastAsia="en-IN"/>
-        </w:rPr>
-        <w:t>filter</w:t>
-      </w:r>
-      <w:r>
-        <w:rPr>
-          <w:rFonts w:ascii="Courier New" w:eastAsia="Times New Roman" w:hAnsi="Courier New" w:cs="Courier New"/>
-          <w:color w:val="000000"/>
-          <w:lang w:eastAsia="en-IN"/>
-        </w:rPr>
-        <w:t>-n</w:t>
-      </w:r>
-      <w:r>
-        <w:rPr>
-          <w:rFonts w:ascii="Courier New" w:eastAsia="Times New Roman" w:hAnsi="Courier New" w:cs="Courier New"/>
-          <w:color w:val="000000"/>
-          <w:lang w:eastAsia="en-IN"/>
-        </w:rPr>
-        <w:t>ame</w:t>
-      </w:r>
-      <w:proofErr w:type="spellEnd"/>
-      <w:r>
-        <w:rPr>
-          <w:rFonts w:ascii="Courier New" w:eastAsia="Times New Roman" w:hAnsi="Courier New" w:cs="Courier New"/>
-          <w:color w:val="000000"/>
-          <w:lang w:eastAsia="en-IN"/>
-        </w:rPr>
-        <w:t xml:space="preserve"> FAIL </w:t>
-      </w:r>
-      <w:r>
-        <w:rPr>
-          <w:rFonts w:ascii="Courier New" w:eastAsia="Times New Roman" w:hAnsi="Courier New" w:cs="Courier New"/>
-          <w:color w:val="000000"/>
-          <w:lang w:eastAsia="en-IN"/>
-        </w:rPr>
-        <w:t>--</w:t>
-      </w:r>
-      <w:proofErr w:type="spellStart"/>
-      <w:r>
-        <w:rPr>
-          <w:rFonts w:ascii="Courier New" w:eastAsia="Times New Roman" w:hAnsi="Courier New" w:cs="Courier New"/>
-          <w:color w:val="000000"/>
-          <w:lang w:eastAsia="en-IN"/>
-        </w:rPr>
-        <w:t>filter</w:t>
-      </w:r>
-      <w:r>
-        <w:rPr>
-          <w:rFonts w:ascii="Courier New" w:eastAsia="Times New Roman" w:hAnsi="Courier New" w:cs="Courier New"/>
-          <w:color w:val="000000"/>
-          <w:lang w:eastAsia="en-IN"/>
-        </w:rPr>
-        <w:t>-e</w:t>
-      </w:r>
-      <w:r>
-        <w:rPr>
-          <w:rFonts w:ascii="Courier New" w:eastAsia="Times New Roman" w:hAnsi="Courier New" w:cs="Courier New"/>
-          <w:color w:val="000000"/>
-          <w:lang w:eastAsia="en-IN"/>
-        </w:rPr>
-        <w:t>xpression</w:t>
-      </w:r>
-      <w:proofErr w:type="spellEnd"/>
-      <w:r>
-        <w:rPr>
-          <w:rFonts w:ascii="Courier New" w:eastAsia="Times New Roman" w:hAnsi="Courier New" w:cs="Courier New"/>
-          <w:color w:val="000000"/>
-          <w:lang w:eastAsia="en-IN"/>
-        </w:rPr>
-        <w:t xml:space="preserve"> "QD &lt; 2.0 || FS &gt; 60.0 || MQ &lt; 40.0 || DP &lt; 10 || </w:t>
-      </w:r>
-      <w:proofErr w:type="spellStart"/>
-      <w:r>
-        <w:rPr>
-          <w:rFonts w:ascii="Courier New" w:eastAsia="Times New Roman" w:hAnsi="Courier New" w:cs="Courier New"/>
-          <w:color w:val="000000"/>
-          <w:lang w:eastAsia="en-IN"/>
-        </w:rPr>
-        <w:t>MQRankSum</w:t>
-      </w:r>
-      <w:proofErr w:type="spellEnd"/>
-      <w:r>
-        <w:rPr>
-          <w:rFonts w:ascii="Courier New" w:eastAsia="Times New Roman" w:hAnsi="Courier New" w:cs="Courier New"/>
-          <w:color w:val="000000"/>
-          <w:lang w:eastAsia="en-IN"/>
-        </w:rPr>
-        <w:t xml:space="preserve"> &lt; -12.5 || </w:t>
-      </w:r>
-      <w:proofErr w:type="spellStart"/>
-      <w:r>
-        <w:rPr>
-          <w:rFonts w:ascii="Courier New" w:eastAsia="Times New Roman" w:hAnsi="Courier New" w:cs="Courier New"/>
-          <w:color w:val="000000"/>
-          <w:lang w:eastAsia="en-IN"/>
-        </w:rPr>
-        <w:t>ReadPosRankSum</w:t>
-      </w:r>
-      <w:proofErr w:type="spellEnd"/>
-      <w:r>
-        <w:rPr>
-          <w:rFonts w:ascii="Courier New" w:eastAsia="Times New Roman" w:hAnsi="Courier New" w:cs="Courier New"/>
-          <w:color w:val="000000"/>
-          <w:lang w:eastAsia="en-IN"/>
-        </w:rPr>
-        <w:t xml:space="preserve"> &lt; -8.0" -</w:t>
-      </w:r>
-      <w:r>
-        <w:rPr>
-          <w:rFonts w:ascii="Courier New" w:eastAsia="Times New Roman" w:hAnsi="Courier New" w:cs="Courier New"/>
-          <w:color w:val="000000"/>
-          <w:lang w:eastAsia="en-IN"/>
-        </w:rPr>
-        <w:t>O</w:t>
-      </w:r>
-      <w:r>
-        <w:rPr>
-          <w:rFonts w:ascii="Courier New" w:eastAsia="Times New Roman" w:hAnsi="Courier New" w:cs="Courier New"/>
-          <w:color w:val="000000"/>
-          <w:lang w:eastAsia="en-IN"/>
-        </w:rPr>
-        <w:t xml:space="preserve"> </w:t>
-      </w:r>
-      <w:r>
-        <w:rPr>
-          <w:rFonts w:ascii="Courier New" w:eastAsia="Times New Roman" w:hAnsi="Courier New" w:cs="Courier New"/>
-          <w:color w:val="000000"/>
-          <w:lang w:eastAsia="en-IN"/>
-        </w:rPr>
-        <w:t>HLR1</w:t>
-      </w:r>
-      <w:r>
-        <w:rPr>
-          <w:rFonts w:ascii="Courier New" w:eastAsia="Times New Roman" w:hAnsi="Courier New" w:cs="Courier New"/>
-          <w:color w:val="000000"/>
-          <w:lang w:eastAsia="en-IN"/>
-        </w:rPr>
-        <w:t>_filt_10x.vcf</w:t>
+        <w:t xml:space="preserve"> HLR1_filt_10x.vcf</w:t>
       </w:r>
     </w:p>
     <w:p>
@@ -2297,6 +1539,7 @@
           <w:lang w:eastAsia="en-IN"/>
         </w:rPr>
       </w:pPr>
+      <w:commentRangeStart w:id="2"/>
       <w:r>
         <w:rPr>
           <w:rFonts w:ascii="Courier New" w:eastAsia="Times New Roman" w:hAnsi="Courier New" w:cs="Courier New"/>
@@ -2311,25 +1554,23 @@
           <w:color w:val="000000"/>
           <w:lang w:eastAsia="en-IN"/>
         </w:rPr>
-        <w:t xml:space="preserve">bcftools </w:t>
-      </w:r>
-      <w:proofErr w:type="spellStart"/>
+        <w:t xml:space="preserve">bcftools view </w:t>
+      </w:r>
       <w:r>
         <w:rPr>
           <w:rFonts w:ascii="Courier New" w:eastAsia="Times New Roman" w:hAnsi="Courier New" w:cs="Courier New"/>
           <w:color w:val="000000"/>
           <w:lang w:eastAsia="en-IN"/>
         </w:rPr>
-        <w:t>view</w:t>
-      </w:r>
-      <w:proofErr w:type="spellEnd"/>
+        <w:t>HLR1</w:t>
+      </w:r>
       <w:r>
         <w:rPr>
           <w:rFonts w:ascii="Courier New" w:eastAsia="Times New Roman" w:hAnsi="Courier New" w:cs="Courier New"/>
           <w:color w:val="000000"/>
           <w:lang w:eastAsia="en-IN"/>
         </w:rPr>
-        <w:t xml:space="preserve"> </w:t>
+        <w:t xml:space="preserve">_filt_10x.vcf --threads </w:t>
       </w:r>
       <w:r>
         <w:rPr>
@@ -2337,7 +1578,7 @@
           <w:color w:val="000000"/>
           <w:lang w:eastAsia="en-IN"/>
         </w:rPr>
-        <w:t>HLR1</w:t>
+        <w:t>30</w:t>
       </w:r>
       <w:r>
         <w:rPr>
@@ -2345,18 +1586,16 @@
           <w:color w:val="000000"/>
           <w:lang w:eastAsia="en-IN"/>
         </w:rPr>
-        <w:t>_filt_10x.vcf --</w:t>
-      </w:r>
-      <w:proofErr w:type="spellStart"/>
+        <w:t xml:space="preserve"> -Oz -</w:t>
+      </w:r>
       <w:r>
         <w:rPr>
           <w:rFonts w:ascii="Courier New" w:eastAsia="Times New Roman" w:hAnsi="Courier New" w:cs="Courier New"/>
           <w:color w:val="000000"/>
           <w:lang w:eastAsia="en-IN"/>
         </w:rPr>
-        <w:t>threads</w:t>
-      </w:r>
-      <w:proofErr w:type="spellEnd"/>
+        <w:t>O</w:t>
+      </w:r>
       <w:r>
         <w:rPr>
           <w:rFonts w:ascii="Courier New" w:eastAsia="Times New Roman" w:hAnsi="Courier New" w:cs="Courier New"/>
@@ -2371,7 +1610,7 @@
           <w:color w:val="000000"/>
           <w:lang w:eastAsia="en-IN"/>
         </w:rPr>
-        <w:t>30</w:t>
+        <w:t>HLR1</w:t>
       </w:r>
       <w:r>
         <w:rPr>
@@ -2379,7 +1618,7 @@
           <w:color w:val="000000"/>
           <w:lang w:eastAsia="en-IN"/>
         </w:rPr>
-        <w:t xml:space="preserve"> -Oz -</w:t>
+        <w:t>_filt_10x</w:t>
       </w:r>
       <w:r>
         <w:rPr>
@@ -2387,497 +1626,14 @@
           <w:color w:val="000000"/>
           <w:lang w:eastAsia="en-IN"/>
         </w:rPr>
-        <w:t>O</w:t>
-      </w:r>
-      <w:r>
-        <w:rPr>
-          <w:rFonts w:ascii="Courier New" w:eastAsia="Times New Roman" w:hAnsi="Courier New" w:cs="Courier New"/>
-          <w:color w:val="000000"/>
-          <w:lang w:eastAsia="en-IN"/>
-        </w:rPr>
-        <w:t xml:space="preserve"> </w:t>
-      </w:r>
-      <w:r>
-        <w:rPr>
-          <w:rFonts w:ascii="Courier New" w:eastAsia="Times New Roman" w:hAnsi="Courier New" w:cs="Courier New"/>
-          <w:color w:val="000000"/>
-          <w:lang w:eastAsia="en-IN"/>
-        </w:rPr>
-        <w:t>HLR1</w:t>
-      </w:r>
-      <w:r>
-        <w:rPr>
-          <w:rFonts w:ascii="Courier New" w:eastAsia="Times New Roman" w:hAnsi="Courier New" w:cs="Courier New"/>
-          <w:color w:val="000000"/>
-          <w:lang w:eastAsia="en-IN"/>
-        </w:rPr>
-        <w:t>_filt_10x</w:t>
-      </w:r>
-      <w:r>
-        <w:rPr>
-          <w:rFonts w:ascii="Courier New" w:eastAsia="Times New Roman" w:hAnsi="Courier New" w:cs="Courier New"/>
-          <w:color w:val="000000"/>
-          <w:lang w:eastAsia="en-IN"/>
-        </w:rPr>
         <w:t>.vcf.gz</w:t>
       </w:r>
-    </w:p>
-    <w:p>
-      <w:pPr>
-        <w:spacing w:after="0"/>
-      </w:pPr>
-    </w:p>
-    <w:p>
-      <w:pPr>
-        <w:spacing w:after="0"/>
-        <w:rPr>
-          <w:b/>
-          <w:bCs/>
-          <w:highlight w:val="red"/>
-        </w:rPr>
-      </w:pPr>
-      <w:r>
-        <w:rPr>
-          <w:b/>
-          <w:bCs/>
-          <w:highlight w:val="red"/>
-        </w:rPr>
-        <w:t xml:space="preserve">## </w:t>
-      </w:r>
-      <w:proofErr w:type="spellStart"/>
-      <w:r>
-        <w:rPr>
-          <w:b/>
-          <w:bCs/>
-          <w:highlight w:val="red"/>
-        </w:rPr>
-        <w:t>Generate</w:t>
-      </w:r>
-      <w:proofErr w:type="spellEnd"/>
-      <w:r>
-        <w:rPr>
-          <w:b/>
-          <w:bCs/>
-          <w:highlight w:val="red"/>
-        </w:rPr>
-        <w:t xml:space="preserve"> </w:t>
-      </w:r>
-      <w:proofErr w:type="spellStart"/>
-      <w:r>
-        <w:rPr>
-          <w:b/>
-          <w:bCs/>
-          <w:highlight w:val="red"/>
-        </w:rPr>
-        <w:t>before</w:t>
-      </w:r>
-      <w:proofErr w:type="spellEnd"/>
-      <w:r>
-        <w:rPr>
-          <w:b/>
-          <w:bCs/>
-          <w:highlight w:val="red"/>
-        </w:rPr>
-        <w:t xml:space="preserve">/after </w:t>
-      </w:r>
-      <w:proofErr w:type="spellStart"/>
-      <w:r>
-        <w:rPr>
-          <w:b/>
-          <w:bCs/>
-          <w:highlight w:val="red"/>
-        </w:rPr>
-        <w:t>plots</w:t>
-      </w:r>
-      <w:proofErr w:type="spellEnd"/>
-      <w:r>
-        <w:rPr>
-          <w:b/>
-          <w:bCs/>
-          <w:highlight w:val="red"/>
-        </w:rPr>
-        <w:t xml:space="preserve"> [</w:t>
-      </w:r>
-      <w:proofErr w:type="spellStart"/>
-      <w:r>
-        <w:rPr>
-          <w:b/>
-          <w:bCs/>
-          <w:highlight w:val="red"/>
-        </w:rPr>
-        <w:t>Only</w:t>
-      </w:r>
-      <w:proofErr w:type="spellEnd"/>
-      <w:r>
-        <w:rPr>
-          <w:b/>
-          <w:bCs/>
-          <w:highlight w:val="red"/>
-        </w:rPr>
-        <w:t xml:space="preserve"> </w:t>
-      </w:r>
-      <w:proofErr w:type="spellStart"/>
-      <w:r>
-        <w:rPr>
-          <w:b/>
-          <w:bCs/>
-          <w:highlight w:val="red"/>
-        </w:rPr>
-        <w:t>necessary</w:t>
-      </w:r>
-      <w:proofErr w:type="spellEnd"/>
-      <w:r>
-        <w:rPr>
-          <w:b/>
-          <w:bCs/>
-          <w:highlight w:val="red"/>
-        </w:rPr>
-        <w:t xml:space="preserve"> </w:t>
-      </w:r>
-      <w:proofErr w:type="spellStart"/>
-      <w:r>
-        <w:rPr>
-          <w:b/>
-          <w:bCs/>
-          <w:highlight w:val="red"/>
-        </w:rPr>
-        <w:t>if</w:t>
-      </w:r>
-      <w:proofErr w:type="spellEnd"/>
-      <w:r>
-        <w:rPr>
-          <w:b/>
-          <w:bCs/>
-          <w:highlight w:val="red"/>
-        </w:rPr>
-        <w:t xml:space="preserve"> </w:t>
-      </w:r>
-      <w:proofErr w:type="spellStart"/>
-      <w:r>
-        <w:rPr>
-          <w:b/>
-          <w:bCs/>
-          <w:highlight w:val="red"/>
-        </w:rPr>
-        <w:t>you</w:t>
-      </w:r>
-      <w:proofErr w:type="spellEnd"/>
-      <w:r>
-        <w:rPr>
-          <w:b/>
-          <w:bCs/>
-          <w:highlight w:val="red"/>
-        </w:rPr>
-        <w:t xml:space="preserve"> </w:t>
-      </w:r>
-      <w:proofErr w:type="spellStart"/>
-      <w:r>
-        <w:rPr>
-          <w:b/>
-          <w:bCs/>
-          <w:highlight w:val="red"/>
-        </w:rPr>
-        <w:t>want</w:t>
-      </w:r>
-      <w:proofErr w:type="spellEnd"/>
-      <w:r>
-        <w:rPr>
-          <w:b/>
-          <w:bCs/>
-          <w:highlight w:val="red"/>
-        </w:rPr>
-        <w:t xml:space="preserve"> </w:t>
-      </w:r>
-      <w:proofErr w:type="spellStart"/>
-      <w:r>
-        <w:rPr>
-          <w:b/>
-          <w:bCs/>
-          <w:highlight w:val="red"/>
-        </w:rPr>
-        <w:t>to</w:t>
-      </w:r>
-      <w:proofErr w:type="spellEnd"/>
-      <w:r>
-        <w:rPr>
-          <w:b/>
-          <w:bCs/>
-          <w:highlight w:val="red"/>
-        </w:rPr>
-        <w:t xml:space="preserve"> look at </w:t>
-      </w:r>
-      <w:proofErr w:type="spellStart"/>
-      <w:r>
-        <w:rPr>
-          <w:b/>
-          <w:bCs/>
-          <w:highlight w:val="red"/>
-        </w:rPr>
-        <w:t>the</w:t>
-      </w:r>
-      <w:proofErr w:type="spellEnd"/>
-      <w:r>
-        <w:rPr>
-          <w:b/>
-          <w:bCs/>
-          <w:highlight w:val="red"/>
-        </w:rPr>
-        <w:t xml:space="preserve"> data; </w:t>
-      </w:r>
-      <w:proofErr w:type="spellStart"/>
-      <w:r>
-        <w:rPr>
-          <w:b/>
-          <w:bCs/>
-          <w:highlight w:val="red"/>
-        </w:rPr>
-        <w:t>requires</w:t>
-      </w:r>
-      <w:proofErr w:type="spellEnd"/>
-      <w:r>
-        <w:rPr>
-          <w:b/>
-          <w:bCs/>
-          <w:highlight w:val="red"/>
-        </w:rPr>
-        <w:t xml:space="preserve"> R </w:t>
-      </w:r>
-      <w:proofErr w:type="spellStart"/>
-      <w:r>
-        <w:rPr>
-          <w:b/>
-          <w:bCs/>
-          <w:highlight w:val="red"/>
-        </w:rPr>
-        <w:t>libraries</w:t>
-      </w:r>
-      <w:proofErr w:type="spellEnd"/>
-      <w:r>
-        <w:rPr>
-          <w:b/>
-          <w:bCs/>
-          <w:highlight w:val="red"/>
-        </w:rPr>
-        <w:t xml:space="preserve"> ggplot2, </w:t>
-      </w:r>
-      <w:proofErr w:type="spellStart"/>
-      <w:r>
-        <w:rPr>
-          <w:b/>
-          <w:bCs/>
-          <w:highlight w:val="red"/>
-        </w:rPr>
-        <w:t>reshape</w:t>
-      </w:r>
-      <w:proofErr w:type="spellEnd"/>
-      <w:r>
-        <w:rPr>
-          <w:b/>
-          <w:bCs/>
-          <w:highlight w:val="red"/>
-        </w:rPr>
-        <w:t xml:space="preserve">, </w:t>
-      </w:r>
-      <w:proofErr w:type="spellStart"/>
-      <w:r>
-        <w:rPr>
-          <w:b/>
-          <w:bCs/>
-          <w:highlight w:val="red"/>
-        </w:rPr>
-        <w:t>gplots</w:t>
-      </w:r>
-      <w:proofErr w:type="spellEnd"/>
-      <w:r>
-        <w:rPr>
-          <w:b/>
-          <w:bCs/>
-          <w:highlight w:val="red"/>
-        </w:rPr>
-        <w:t xml:space="preserve">, </w:t>
-      </w:r>
-      <w:proofErr w:type="spellStart"/>
-      <w:r>
-        <w:rPr>
-          <w:b/>
-          <w:bCs/>
-          <w:highlight w:val="red"/>
-        </w:rPr>
-        <w:t>gsalib</w:t>
-      </w:r>
-      <w:proofErr w:type="spellEnd"/>
-      <w:r>
-        <w:rPr>
-          <w:b/>
-          <w:bCs/>
-          <w:highlight w:val="red"/>
-        </w:rPr>
-        <w:t>]</w:t>
-      </w:r>
-    </w:p>
-    <w:p>
-      <w:pPr>
-        <w:spacing w:after="0"/>
-      </w:pPr>
-      <w:proofErr w:type="spellStart"/>
-      <w:r>
-        <w:rPr>
-          <w:rFonts w:ascii="Courier New" w:eastAsia="Times New Roman" w:hAnsi="Courier New" w:cs="Courier New"/>
-          <w:color w:val="000000"/>
-          <w:highlight w:val="red"/>
-          <w:lang w:eastAsia="en-IN"/>
-        </w:rPr>
-        <w:t>nohup</w:t>
-      </w:r>
-      <w:proofErr w:type="spellEnd"/>
-      <w:r>
-        <w:rPr>
-          <w:rFonts w:ascii="Courier New" w:eastAsia="Times New Roman" w:hAnsi="Courier New" w:cs="Courier New"/>
-          <w:color w:val="000000"/>
-          <w:highlight w:val="red"/>
-          <w:lang w:eastAsia="en-IN"/>
-        </w:rPr>
-        <w:t xml:space="preserve"> /</w:t>
-      </w:r>
-      <w:proofErr w:type="spellStart"/>
-      <w:r>
-        <w:rPr>
-          <w:rFonts w:ascii="Courier New" w:eastAsia="Times New Roman" w:hAnsi="Courier New" w:cs="Courier New"/>
-          <w:color w:val="000000"/>
-          <w:highlight w:val="red"/>
-          <w:lang w:eastAsia="en-IN"/>
-        </w:rPr>
-        <w:t>mnt</w:t>
-      </w:r>
-      <w:proofErr w:type="spellEnd"/>
-      <w:r>
-        <w:rPr>
-          <w:rFonts w:ascii="Courier New" w:eastAsia="Times New Roman" w:hAnsi="Courier New" w:cs="Courier New"/>
-          <w:color w:val="000000"/>
-          <w:highlight w:val="red"/>
-          <w:lang w:eastAsia="en-IN"/>
-        </w:rPr>
-        <w:t>/disc2/</w:t>
-      </w:r>
-      <w:proofErr w:type="spellStart"/>
-      <w:r>
-        <w:rPr>
-          <w:rFonts w:ascii="Courier New" w:eastAsia="Times New Roman" w:hAnsi="Courier New" w:cs="Courier New"/>
-          <w:color w:val="000000"/>
-          <w:highlight w:val="red"/>
-          <w:lang w:eastAsia="en-IN"/>
-        </w:rPr>
-        <w:t>grupobcei</w:t>
-      </w:r>
-      <w:proofErr w:type="spellEnd"/>
-      <w:r>
-        <w:rPr>
-          <w:rFonts w:ascii="Courier New" w:eastAsia="Times New Roman" w:hAnsi="Courier New" w:cs="Courier New"/>
-          <w:color w:val="000000"/>
-          <w:highlight w:val="red"/>
-          <w:lang w:eastAsia="en-IN"/>
-        </w:rPr>
-        <w:t>/java/jdk-17.0.12/</w:t>
-      </w:r>
-      <w:proofErr w:type="spellStart"/>
-      <w:r>
-        <w:rPr>
-          <w:rFonts w:ascii="Courier New" w:eastAsia="Times New Roman" w:hAnsi="Courier New" w:cs="Courier New"/>
-          <w:color w:val="000000"/>
-          <w:highlight w:val="red"/>
-          <w:lang w:eastAsia="en-IN"/>
-        </w:rPr>
-        <w:t>bin</w:t>
-      </w:r>
-      <w:proofErr w:type="spellEnd"/>
-      <w:r>
-        <w:rPr>
-          <w:rFonts w:ascii="Courier New" w:eastAsia="Times New Roman" w:hAnsi="Courier New" w:cs="Courier New"/>
-          <w:color w:val="000000"/>
-          <w:highlight w:val="red"/>
-          <w:lang w:eastAsia="en-IN"/>
-        </w:rPr>
-        <w:t>/java -</w:t>
-      </w:r>
-      <w:proofErr w:type="spellStart"/>
-      <w:r>
-        <w:rPr>
-          <w:rFonts w:ascii="Courier New" w:eastAsia="Times New Roman" w:hAnsi="Courier New" w:cs="Courier New"/>
-          <w:color w:val="000000"/>
-          <w:highlight w:val="red"/>
-          <w:lang w:eastAsia="en-IN"/>
-        </w:rPr>
-        <w:t>jar</w:t>
-      </w:r>
-      <w:proofErr w:type="spellEnd"/>
-      <w:r>
-        <w:rPr>
-          <w:rFonts w:ascii="Courier New" w:eastAsia="Times New Roman" w:hAnsi="Courier New" w:cs="Courier New"/>
-          <w:color w:val="000000"/>
-          <w:highlight w:val="red"/>
-          <w:lang w:eastAsia="en-IN"/>
-        </w:rPr>
-        <w:t xml:space="preserve"> /mnt/disc2/grupobcei/gatk/gatk-4.6.1.0/gatk-package-4.6.1.0-local.jar </w:t>
-      </w:r>
-      <w:proofErr w:type="spellStart"/>
-      <w:r>
-        <w:rPr>
-          <w:rFonts w:ascii="Courier New" w:eastAsia="Times New Roman" w:hAnsi="Courier New" w:cs="Courier New"/>
-          <w:color w:val="000000"/>
-          <w:highlight w:val="red"/>
-          <w:lang w:eastAsia="en-IN"/>
-        </w:rPr>
-        <w:t>AnalyzeCovariates</w:t>
-      </w:r>
-      <w:proofErr w:type="spellEnd"/>
-      <w:r>
-        <w:rPr>
-          <w:highlight w:val="red"/>
-        </w:rPr>
-        <w:t xml:space="preserve"> -R /mnt/disc2/grupobcei/ewas/index/VectorBase-68_AaegyptiLVP_AGWG_Genome.fasta </w:t>
-      </w:r>
-      <w:r>
-        <w:rPr>
-          <w:rFonts w:ascii="Courier New" w:eastAsia="Times New Roman" w:hAnsi="Courier New" w:cs="Courier New"/>
-          <w:color w:val="000000"/>
-          <w:highlight w:val="red"/>
-          <w:lang w:eastAsia="en-IN"/>
-        </w:rPr>
-        <w:t xml:space="preserve">-V HLR1.variants.vcf </w:t>
-      </w:r>
-      <w:r>
-        <w:rPr>
-          <w:highlight w:val="red"/>
-        </w:rPr>
-        <w:t>-</w:t>
-      </w:r>
-      <w:proofErr w:type="spellStart"/>
-      <w:r>
-        <w:rPr>
-          <w:highlight w:val="red"/>
-        </w:rPr>
-        <w:t>before</w:t>
-      </w:r>
-      <w:proofErr w:type="spellEnd"/>
-      <w:r>
-        <w:rPr>
-          <w:highlight w:val="red"/>
-        </w:rPr>
-        <w:t xml:space="preserve"> HLR1before_recal_data.table -after HLR1_postRecal_data.table -</w:t>
-      </w:r>
-      <w:proofErr w:type="spellStart"/>
-      <w:r>
-        <w:rPr>
-          <w:highlight w:val="red"/>
-        </w:rPr>
-        <w:t>plots</w:t>
-      </w:r>
-      <w:proofErr w:type="spellEnd"/>
-      <w:r>
-        <w:rPr>
-          <w:highlight w:val="red"/>
-        </w:rPr>
-        <w:t xml:space="preserve"> HLR1_recalibration_plots.pdf</w:t>
+      <w:commentRangeEnd w:id="2"/>
+      <w:r>
+        <w:rPr>
+          <w:rStyle w:val="Refdecomentario"/>
+        </w:rPr>
+        <w:commentReference w:id="2"/>
       </w:r>
     </w:p>
     <w:p>
@@ -2926,7 +1682,6 @@
         </w:rPr>
         <w:t xml:space="preserve"># </w:t>
       </w:r>
-      <w:proofErr w:type="spellStart"/>
       <w:r>
         <w:rPr>
           <w:rFonts w:ascii="Courier New" w:eastAsia="Times New Roman" w:hAnsi="Courier New" w:cs="Courier New"/>
@@ -2935,10 +1690,32 @@
           <w:color w:val="000000"/>
           <w:lang w:eastAsia="en-IN"/>
         </w:rPr>
-        <w:t>SnpEff</w:t>
-      </w:r>
-      <w:proofErr w:type="spellEnd"/>
-      <w:r>
+        <w:t>SnpEff for SNP annotation</w:t>
+      </w:r>
+    </w:p>
+    <w:p>
+      <w:pPr>
+        <w:shd w:val="clear" w:color="auto" w:fill="FFFFFF"/>
+        <w:tabs>
+          <w:tab w:val="left" w:pos="916"/>
+          <w:tab w:val="left" w:pos="1832"/>
+          <w:tab w:val="left" w:pos="2748"/>
+          <w:tab w:val="left" w:pos="3664"/>
+          <w:tab w:val="left" w:pos="4580"/>
+          <w:tab w:val="left" w:pos="5496"/>
+          <w:tab w:val="left" w:pos="6412"/>
+          <w:tab w:val="left" w:pos="7328"/>
+          <w:tab w:val="left" w:pos="8244"/>
+          <w:tab w:val="left" w:pos="9160"/>
+          <w:tab w:val="left" w:pos="10076"/>
+          <w:tab w:val="left" w:pos="10992"/>
+          <w:tab w:val="left" w:pos="11908"/>
+          <w:tab w:val="left" w:pos="12824"/>
+          <w:tab w:val="left" w:pos="13740"/>
+          <w:tab w:val="left" w:pos="14656"/>
+        </w:tabs>
+        <w:suppressAutoHyphens/>
+        <w:spacing w:after="0" w:line="240" w:lineRule="auto"/>
         <w:rPr>
           <w:rFonts w:ascii="Courier New" w:eastAsia="Times New Roman" w:hAnsi="Courier New" w:cs="Courier New"/>
           <w:b/>
@@ -2946,282 +1723,76 @@
           <w:color w:val="000000"/>
           <w:lang w:eastAsia="en-IN"/>
         </w:rPr>
+      </w:pPr>
+    </w:p>
+    <w:p>
+      <w:pPr>
+        <w:spacing w:after="0"/>
+        <w:rPr>
+          <w:b/>
+          <w:bCs/>
+        </w:rPr>
+      </w:pPr>
+      <w:r>
+        <w:rPr>
+          <w:b/>
+          <w:bCs/>
+        </w:rPr>
+        <w:t>Genoma de referencia en snpeff</w:t>
+      </w:r>
+    </w:p>
+    <w:p>
+      <w:pPr>
+        <w:spacing w:after="0"/>
+      </w:pPr>
+      <w:r>
+        <w:t>Aedes_aegypti_lvpagwg</w:t>
+      </w:r>
+    </w:p>
+    <w:p>
+      <w:pPr>
+        <w:spacing w:after="0"/>
+      </w:pPr>
+    </w:p>
+    <w:p>
+      <w:pPr>
+        <w:spacing w:after="0"/>
+      </w:pPr>
+      <w:commentRangeStart w:id="3"/>
+      <w:r>
+        <w:t>java -jar /data1/softwares/snpEff/snpEff.jar Aedes_aegypti_lvpagwg -c /data1/softwares/snpEff/snpEff.config tu_archivo.vcf &gt; tu_archivo_annotated.vcf</w:t>
+      </w:r>
+    </w:p>
+    <w:p>
+      <w:pPr>
+        <w:spacing w:after="0"/>
+      </w:pPr>
+    </w:p>
+    <w:p>
+      <w:pPr>
+        <w:spacing w:after="0"/>
+      </w:pPr>
+      <w:r>
+        <w:t>/mnt/disc2/grupobcei/java/jdk-24.0.1/bin/java</w:t>
+      </w:r>
+      <w:r>
         <w:t xml:space="preserve"> </w:t>
       </w:r>
-      <w:proofErr w:type="spellStart"/>
-      <w:r>
-        <w:rPr>
-          <w:rFonts w:ascii="Courier New" w:eastAsia="Times New Roman" w:hAnsi="Courier New" w:cs="Courier New"/>
-          <w:b/>
-          <w:bCs/>
-          <w:color w:val="000000"/>
-          <w:lang w:eastAsia="en-IN"/>
-        </w:rPr>
-        <w:t>for</w:t>
-      </w:r>
-      <w:proofErr w:type="spellEnd"/>
-      <w:r>
-        <w:rPr>
-          <w:rFonts w:ascii="Courier New" w:eastAsia="Times New Roman" w:hAnsi="Courier New" w:cs="Courier New"/>
-          <w:b/>
-          <w:bCs/>
-          <w:color w:val="000000"/>
-          <w:lang w:eastAsia="en-IN"/>
-        </w:rPr>
-        <w:t xml:space="preserve"> SNP </w:t>
-      </w:r>
-      <w:proofErr w:type="spellStart"/>
-      <w:r>
-        <w:rPr>
-          <w:rFonts w:ascii="Courier New" w:eastAsia="Times New Roman" w:hAnsi="Courier New" w:cs="Courier New"/>
-          <w:b/>
-          <w:bCs/>
-          <w:color w:val="000000"/>
-          <w:lang w:eastAsia="en-IN"/>
-        </w:rPr>
-        <w:t>annotation</w:t>
-      </w:r>
-      <w:proofErr w:type="spellEnd"/>
-    </w:p>
-    <w:p>
-      <w:pPr>
-        <w:spacing w:after="0"/>
-        <w:rPr>
-          <w:b/>
-          <w:bCs/>
-        </w:rPr>
-      </w:pPr>
-      <w:r>
-        <w:rPr>
-          <w:b/>
-          <w:bCs/>
-        </w:rPr>
-        <w:t xml:space="preserve">Genoma de referencia en </w:t>
-      </w:r>
-      <w:proofErr w:type="spellStart"/>
-      <w:r>
-        <w:rPr>
-          <w:b/>
-          <w:bCs/>
-        </w:rPr>
-        <w:t>snpeff</w:t>
-      </w:r>
-      <w:proofErr w:type="spellEnd"/>
-    </w:p>
-    <w:p>
-      <w:pPr>
-        <w:spacing w:after="0"/>
-      </w:pPr>
-      <w:proofErr w:type="spellStart"/>
+      <w:r>
+        <w:t>-jar /mnt/disc2/grupobcei/ewas/ewas_Acacias/snpEff/snpEff.jar</w:t>
+      </w:r>
+      <w:r>
+        <w:t xml:space="preserve"> </w:t>
+      </w:r>
       <w:r>
         <w:t>Aedes_aegypti_lvpagwg</w:t>
       </w:r>
-      <w:proofErr w:type="spellEnd"/>
-    </w:p>
-    <w:p>
-      <w:pPr>
-        <w:spacing w:after="0"/>
-      </w:pPr>
-    </w:p>
-    <w:p>
-      <w:pPr>
-        <w:spacing w:after="0"/>
-      </w:pPr>
-      <w:commentRangeStart w:id="2"/>
-      <w:r>
-        <w:t>java -</w:t>
-      </w:r>
-      <w:proofErr w:type="spellStart"/>
-      <w:r>
-        <w:t>jar</w:t>
-      </w:r>
-      <w:proofErr w:type="spellEnd"/>
-      <w:r>
-        <w:t xml:space="preserve"> /data1/softwares/</w:t>
-      </w:r>
-      <w:proofErr w:type="spellStart"/>
-      <w:r>
-        <w:t>snpEff</w:t>
-      </w:r>
-      <w:proofErr w:type="spellEnd"/>
-      <w:r>
-        <w:t xml:space="preserve">/snpEff.jar </w:t>
-      </w:r>
-      <w:proofErr w:type="spellStart"/>
-      <w:r>
-        <w:t>Aedes_aegypti_lvpagwg</w:t>
-      </w:r>
-      <w:proofErr w:type="spellEnd"/>
-      <w:r>
-        <w:t xml:space="preserve"> -c /data1/softwares/</w:t>
-      </w:r>
-      <w:proofErr w:type="spellStart"/>
-      <w:r>
-        <w:t>snpEff</w:t>
-      </w:r>
-      <w:proofErr w:type="spellEnd"/>
-      <w:r>
-        <w:t>/</w:t>
-      </w:r>
-      <w:proofErr w:type="spellStart"/>
-      <w:r>
-        <w:t>snpEff.config</w:t>
-      </w:r>
-      <w:proofErr w:type="spellEnd"/>
-      <w:r>
-        <w:t xml:space="preserve"> tu_archivo.vcf &gt; tu_archivo_annotated.vcf</w:t>
-      </w:r>
-    </w:p>
-    <w:p>
-      <w:pPr>
-        <w:spacing w:after="0"/>
-      </w:pPr>
-    </w:p>
-    <w:p>
-      <w:pPr>
-        <w:spacing w:after="0"/>
-      </w:pPr>
-      <w:r>
-        <w:lastRenderedPageBreak/>
-        <w:t>/</w:t>
-      </w:r>
-      <w:proofErr w:type="spellStart"/>
-      <w:r>
-        <w:t>mnt</w:t>
-      </w:r>
-      <w:proofErr w:type="spellEnd"/>
-      <w:r>
-        <w:t>/disc2/</w:t>
-      </w:r>
-      <w:proofErr w:type="spellStart"/>
-      <w:r>
-        <w:t>grupobcei</w:t>
-      </w:r>
-      <w:proofErr w:type="spellEnd"/>
-      <w:r>
-        <w:t>/java/jdk-24.0.1/</w:t>
-      </w:r>
-      <w:proofErr w:type="spellStart"/>
-      <w:r>
-        <w:t>bin</w:t>
-      </w:r>
-      <w:proofErr w:type="spellEnd"/>
-      <w:r>
-        <w:t>/java</w:t>
-      </w:r>
-      <w:r>
-        <w:t xml:space="preserve"> </w:t>
-      </w:r>
-      <w:r>
-        <w:t>-</w:t>
-      </w:r>
-      <w:proofErr w:type="spellStart"/>
-      <w:r>
-        <w:t>jar</w:t>
-      </w:r>
-      <w:proofErr w:type="spellEnd"/>
-      <w:r>
-        <w:t xml:space="preserve"> /</w:t>
-      </w:r>
-      <w:proofErr w:type="spellStart"/>
-      <w:r>
-        <w:t>mnt</w:t>
-      </w:r>
-      <w:proofErr w:type="spellEnd"/>
-      <w:r>
-        <w:t>/disc2/</w:t>
-      </w:r>
-      <w:proofErr w:type="spellStart"/>
-      <w:r>
-        <w:t>grupobcei</w:t>
-      </w:r>
-      <w:proofErr w:type="spellEnd"/>
-      <w:r>
-        <w:t>/</w:t>
-      </w:r>
-      <w:proofErr w:type="spellStart"/>
-      <w:r>
-        <w:t>ewas</w:t>
-      </w:r>
-      <w:proofErr w:type="spellEnd"/>
-      <w:r>
-        <w:t>/</w:t>
-      </w:r>
-      <w:proofErr w:type="spellStart"/>
-      <w:r>
-        <w:t>ewas_Acacias</w:t>
-      </w:r>
-      <w:proofErr w:type="spellEnd"/>
-      <w:r>
-        <w:t>/</w:t>
-      </w:r>
-      <w:proofErr w:type="spellStart"/>
-      <w:r>
-        <w:t>snpEff</w:t>
-      </w:r>
-      <w:proofErr w:type="spellEnd"/>
-      <w:r>
-        <w:t>/snpEff.jar</w:t>
-      </w:r>
-      <w:r>
-        <w:t xml:space="preserve"> </w:t>
-      </w:r>
-      <w:proofErr w:type="spellStart"/>
-      <w:r>
-        <w:t>Aedes_aegypti_lvpagwg</w:t>
-      </w:r>
-      <w:proofErr w:type="spellEnd"/>
       <w:r>
         <w:t xml:space="preserve"> -c </w:t>
       </w:r>
       <w:r>
-        <w:t>/</w:t>
-      </w:r>
-      <w:proofErr w:type="spellStart"/>
-      <w:r>
-        <w:t>mnt</w:t>
-      </w:r>
-      <w:proofErr w:type="spellEnd"/>
-      <w:r>
-        <w:t>/disc2/</w:t>
-      </w:r>
-      <w:proofErr w:type="spellStart"/>
-      <w:r>
-        <w:t>grupobcei</w:t>
-      </w:r>
-      <w:proofErr w:type="spellEnd"/>
-      <w:r>
-        <w:t>/</w:t>
-      </w:r>
-      <w:proofErr w:type="spellStart"/>
-      <w:r>
-        <w:t>ewas</w:t>
-      </w:r>
-      <w:proofErr w:type="spellEnd"/>
-      <w:r>
-        <w:t>/</w:t>
-      </w:r>
-      <w:proofErr w:type="spellStart"/>
-      <w:r>
-        <w:t>ewas_Acacias</w:t>
-      </w:r>
-      <w:proofErr w:type="spellEnd"/>
-      <w:r>
-        <w:t>/</w:t>
-      </w:r>
-      <w:proofErr w:type="spellStart"/>
-      <w:r>
-        <w:t>snpEff</w:t>
-      </w:r>
-      <w:proofErr w:type="spellEnd"/>
-      <w:r>
-        <w:t>/</w:t>
-      </w:r>
-      <w:proofErr w:type="spellStart"/>
-      <w:r>
-        <w:t>snpEff.config</w:t>
-      </w:r>
-      <w:proofErr w:type="spellEnd"/>
+        <w:t>/mnt/disc2/grupobcei/ewas/ewas_Acacias/snpEff/snpEff.config</w:t>
+      </w:r>
       <w:r>
         <w:t xml:space="preserve"> </w:t>
       </w:r>
@@ -3249,52 +1820,340 @@
         </w:rPr>
         <w:t xml:space="preserve"> &gt; HLR1_GATK_annotated.vcf</w:t>
       </w:r>
-      <w:commentRangeEnd w:id="2"/>
+      <w:commentRangeEnd w:id="3"/>
       <w:r>
         <w:rPr>
           <w:rStyle w:val="Refdecomentario"/>
         </w:rPr>
-        <w:commentReference w:id="2"/>
-      </w:r>
-    </w:p>
-    <w:p>
-      <w:pPr>
-        <w:spacing w:after="0"/>
-      </w:pPr>
-    </w:p>
-    <w:p>
-      <w:pPr>
-        <w:spacing w:after="0"/>
-      </w:pPr>
-    </w:p>
-    <w:p>
-      <w:pPr>
-        <w:spacing w:after="0"/>
-      </w:pPr>
-    </w:p>
-    <w:p>
-      <w:pPr>
-        <w:spacing w:after="0"/>
-      </w:pPr>
-      <w:r>
-        <w:t>########################################################################</w:t>
-      </w:r>
-    </w:p>
-    <w:p>
-      <w:pPr>
-        <w:spacing w:after="0"/>
-        <w:rPr>
-          <w:b/>
-          <w:bCs/>
-        </w:rPr>
-      </w:pPr>
-      <w:commentRangeStart w:id="3"/>
-      <w:r>
-        <w:rPr>
-          <w:b/>
-          <w:bCs/>
-        </w:rPr>
-        <w:t xml:space="preserve">## </w:t>
+        <w:commentReference w:id="3"/>
+      </w:r>
+    </w:p>
+    <w:p>
+      <w:pPr>
+        <w:spacing w:after="0"/>
+      </w:pPr>
+    </w:p>
+    <w:p>
+      <w:pPr>
+        <w:spacing w:after="0"/>
+      </w:pPr>
+    </w:p>
+    <w:p>
+      <w:pPr>
+        <w:spacing w:after="0"/>
+        <w:rPr>
+          <w:b/>
+          <w:bCs/>
+        </w:rPr>
+      </w:pPr>
+      <w:r>
+        <w:rPr>
+          <w:b/>
+          <w:bCs/>
+        </w:rPr>
+        <w:t>#########################################################################</w:t>
+      </w:r>
+    </w:p>
+    <w:p>
+      <w:pPr>
+        <w:spacing w:after="0"/>
+        <w:rPr>
+          <w:b/>
+          <w:bCs/>
+        </w:rPr>
+      </w:pPr>
+      <w:r>
+        <w:rPr>
+          <w:b/>
+          <w:bCs/>
+        </w:rPr>
+        <w:t>###############################</w:t>
+      </w:r>
+      <w:r>
+        <w:rPr>
+          <w:b/>
+          <w:bCs/>
+        </w:rPr>
+        <w:t>12-06-2025</w:t>
+      </w:r>
+      <w:r>
+        <w:rPr>
+          <w:b/>
+          <w:bCs/>
+        </w:rPr>
+        <w:t>#################################</w:t>
+      </w:r>
+    </w:p>
+    <w:p>
+      <w:pPr>
+        <w:spacing w:after="0"/>
+        <w:rPr>
+          <w:b/>
+          <w:bCs/>
+        </w:rPr>
+      </w:pPr>
+      <w:r>
+        <w:rPr>
+          <w:b/>
+          <w:bCs/>
+        </w:rPr>
+        <w:t>#########################################################################</w:t>
+      </w:r>
+    </w:p>
+    <w:p>
+      <w:pPr>
+        <w:spacing w:after="0"/>
+        <w:rPr>
+          <w:b/>
+          <w:bCs/>
+        </w:rPr>
+      </w:pPr>
+    </w:p>
+    <w:p>
+      <w:pPr>
+        <w:spacing w:after="0"/>
+      </w:pPr>
+      <w:r>
+        <w:t xml:space="preserve">Realicé ordenamiento de script en </w:t>
+      </w:r>
+      <w:r>
+        <w:t>Script_exoma</w:t>
+      </w:r>
+    </w:p>
+    <w:p>
+      <w:pPr>
+        <w:spacing w:after="0"/>
+      </w:pPr>
+      <w:r>
+        <w:t xml:space="preserve">Y realicé samtools bucle para view, sort y luego index. </w:t>
+      </w:r>
+    </w:p>
+    <w:p>
+      <w:pPr>
+        <w:spacing w:after="0"/>
+      </w:pPr>
+      <w:r>
+        <w:t>Se deja corriendo</w:t>
+      </w:r>
+    </w:p>
+    <w:p>
+      <w:pPr>
+        <w:spacing w:after="0"/>
+      </w:pPr>
+    </w:p>
+    <w:p>
+      <w:pPr>
+        <w:spacing w:after="0"/>
+        <w:rPr>
+          <w:b/>
+          <w:bCs/>
+        </w:rPr>
+      </w:pPr>
+      <w:r>
+        <w:rPr>
+          <w:b/>
+          <w:bCs/>
+        </w:rPr>
+        <w:t>#########################################################################</w:t>
+      </w:r>
+    </w:p>
+    <w:p>
+      <w:pPr>
+        <w:spacing w:after="0"/>
+        <w:rPr>
+          <w:b/>
+          <w:bCs/>
+        </w:rPr>
+      </w:pPr>
+      <w:r>
+        <w:rPr>
+          <w:b/>
+          <w:bCs/>
+        </w:rPr>
+        <w:t>###############################</w:t>
+      </w:r>
+      <w:r>
+        <w:rPr>
+          <w:b/>
+          <w:bCs/>
+        </w:rPr>
+        <w:t>1</w:t>
+      </w:r>
+      <w:r>
+        <w:rPr>
+          <w:b/>
+          <w:bCs/>
+        </w:rPr>
+        <w:t>7</w:t>
+      </w:r>
+      <w:r>
+        <w:rPr>
+          <w:b/>
+          <w:bCs/>
+        </w:rPr>
+        <w:t>-06-2025</w:t>
+      </w:r>
+      <w:r>
+        <w:rPr>
+          <w:b/>
+          <w:bCs/>
+        </w:rPr>
+        <w:t>#################################</w:t>
+      </w:r>
+    </w:p>
+    <w:p>
+      <w:pPr>
+        <w:spacing w:after="0"/>
+        <w:rPr>
+          <w:b/>
+          <w:bCs/>
+        </w:rPr>
+      </w:pPr>
+      <w:r>
+        <w:rPr>
+          <w:b/>
+          <w:bCs/>
+        </w:rPr>
+        <w:t>#########################################################################</w:t>
+      </w:r>
+    </w:p>
+    <w:p>
+      <w:pPr>
+        <w:spacing w:after="0"/>
+      </w:pPr>
+    </w:p>
+    <w:p>
+      <w:pPr>
+        <w:spacing w:after="0"/>
+      </w:pPr>
+    </w:p>
+    <w:p>
+      <w:pPr>
+        <w:spacing w:after="0"/>
+      </w:pPr>
+      <w:r>
+        <w:t xml:space="preserve">Comando luego de samtools es read groups: </w:t>
+      </w:r>
+    </w:p>
+    <w:p>
+      <w:pPr>
+        <w:spacing w:after="0"/>
+      </w:pPr>
+      <w:r>
+        <w:lastRenderedPageBreak/>
+        <w:t>/mnt/disc2/grupobcei/java/jdk-17.0.12/bin/java -jar /mnt/disc2/grupobcei/picard/picard.jar AddOrReplaceReadGroups I=HLR1_sbs_BWA_sortd.bam O=HLR1_BWA_rg.bam SO=coordinate CREATE_INDEX=true RGID=HLR1 RGLB=lib1 RGPL=illumina RGPU=HLR1 RGSM=sample1</w:t>
+      </w:r>
+    </w:p>
+    <w:p>
+      <w:pPr>
+        <w:spacing w:after="0"/>
+      </w:pPr>
+    </w:p>
+    <w:p>
+      <w:pPr>
+        <w:spacing w:after="0"/>
+      </w:pPr>
+    </w:p>
+    <w:p>
+      <w:pPr>
+        <w:spacing w:after="0"/>
+        <w:rPr>
+          <w:b/>
+          <w:bCs/>
+        </w:rPr>
+      </w:pPr>
+      <w:r>
+        <w:rPr>
+          <w:b/>
+          <w:bCs/>
+        </w:rPr>
+        <w:t>#########################################################################</w:t>
+      </w:r>
+    </w:p>
+    <w:p>
+      <w:pPr>
+        <w:spacing w:after="0"/>
+        <w:rPr>
+          <w:b/>
+          <w:bCs/>
+        </w:rPr>
+      </w:pPr>
+      <w:r>
+        <w:rPr>
+          <w:b/>
+          <w:bCs/>
+        </w:rPr>
+        <w:t>###############################</w:t>
+      </w:r>
+      <w:r>
+        <w:rPr>
+          <w:b/>
+          <w:bCs/>
+        </w:rPr>
+        <w:t>1</w:t>
+      </w:r>
+      <w:r>
+        <w:rPr>
+          <w:b/>
+          <w:bCs/>
+        </w:rPr>
+        <w:t>8</w:t>
+      </w:r>
+      <w:r>
+        <w:rPr>
+          <w:b/>
+          <w:bCs/>
+        </w:rPr>
+        <w:t>-06-2025</w:t>
+      </w:r>
+      <w:r>
+        <w:rPr>
+          <w:b/>
+          <w:bCs/>
+        </w:rPr>
+        <w:t>#################################</w:t>
+      </w:r>
+    </w:p>
+    <w:p>
+      <w:pPr>
+        <w:spacing w:after="0"/>
+        <w:rPr>
+          <w:b/>
+          <w:bCs/>
+        </w:rPr>
+      </w:pPr>
+      <w:r>
+        <w:rPr>
+          <w:b/>
+          <w:bCs/>
+        </w:rPr>
+        <w:t>#########################################################################</w:t>
+      </w:r>
+    </w:p>
+    <w:p>
+      <w:pPr>
+        <w:spacing w:after="0"/>
+      </w:pPr>
+    </w:p>
+    <w:p>
+      <w:pPr>
+        <w:spacing w:after="0"/>
+      </w:pPr>
+    </w:p>
+    <w:p>
+      <w:pPr>
+        <w:spacing w:after="0"/>
+        <w:rPr>
+          <w:b/>
+          <w:bCs/>
+        </w:rPr>
+      </w:pPr>
+      <w:r>
+        <w:rPr>
+          <w:b/>
+          <w:bCs/>
+        </w:rPr>
+        <w:t xml:space="preserve">Creé el archivo de métricas usando </w:t>
       </w:r>
       <w:proofErr w:type="spellStart"/>
       <w:r>
@@ -3302,7 +2161,7 @@
           <w:b/>
           <w:bCs/>
         </w:rPr>
-        <w:t>Index</w:t>
+        <w:t>samtools</w:t>
       </w:r>
       <w:proofErr w:type="spellEnd"/>
       <w:r>
@@ -3318,7 +2177,7 @@
           <w:b/>
           <w:bCs/>
         </w:rPr>
-        <w:t>the</w:t>
+        <w:t>stat</w:t>
       </w:r>
       <w:proofErr w:type="spellEnd"/>
       <w:r>
@@ -3326,202 +2185,681 @@
           <w:b/>
           <w:bCs/>
         </w:rPr>
-        <w:t xml:space="preserve"> BAM file </w:t>
-      </w:r>
+        <w:t>:</w:t>
+      </w:r>
+    </w:p>
+    <w:p>
+      <w:pPr>
+        <w:spacing w:after="0"/>
+      </w:pPr>
+      <w:commentRangeStart w:id="4"/>
       <w:proofErr w:type="spellStart"/>
       <w:r>
-        <w:rPr>
-          <w:b/>
-          <w:bCs/>
-        </w:rPr>
-        <w:t>using</w:t>
+        <w:t>nohup</w:t>
       </w:r>
       <w:proofErr w:type="spellEnd"/>
       <w:r>
-        <w:rPr>
-          <w:b/>
-          <w:bCs/>
-        </w:rPr>
         <w:t xml:space="preserve"> </w:t>
       </w:r>
       <w:proofErr w:type="spellStart"/>
       <w:r>
-        <w:rPr>
-          <w:b/>
-          <w:bCs/>
-        </w:rPr>
-        <w:t>Picard</w:t>
+        <w:t>bash</w:t>
       </w:r>
       <w:proofErr w:type="spellEnd"/>
       <w:r>
-        <w:rPr>
-          <w:b/>
-          <w:bCs/>
-        </w:rPr>
-        <w:t xml:space="preserve"> Tools</w:t>
-      </w:r>
-    </w:p>
-    <w:p>
-      <w:pPr>
-        <w:spacing w:after="0"/>
-      </w:pPr>
-      <w:r>
-        <w:t>/</w:t>
+        <w:t xml:space="preserve"> -c '</w:t>
       </w:r>
       <w:proofErr w:type="spellStart"/>
       <w:r>
-        <w:t>mnt</w:t>
+        <w:t>for</w:t>
       </w:r>
       <w:proofErr w:type="spellEnd"/>
       <w:r>
-        <w:t>/disc2/</w:t>
+        <w:t xml:space="preserve"> file in *.</w:t>
       </w:r>
       <w:proofErr w:type="spellStart"/>
       <w:r>
-        <w:t>grupobcei</w:t>
+        <w:t>sam</w:t>
       </w:r>
       <w:proofErr w:type="spellEnd"/>
       <w:r>
-        <w:t>/java/jdk-17.0.12/</w:t>
+        <w:t xml:space="preserve">; do </w:t>
       </w:r>
       <w:proofErr w:type="spellStart"/>
       <w:r>
-        <w:t>bin</w:t>
+        <w:t>samtools</w:t>
       </w:r>
       <w:proofErr w:type="spellEnd"/>
       <w:r>
-        <w:t>/java -</w:t>
+        <w:t xml:space="preserve"> </w:t>
       </w:r>
       <w:proofErr w:type="spellStart"/>
       <w:r>
-        <w:t>jar</w:t>
+        <w:t>stats</w:t>
       </w:r>
       <w:proofErr w:type="spellEnd"/>
       <w:r>
-        <w:t xml:space="preserve"> /</w:t>
+        <w:t xml:space="preserve"> "$file" &gt; "${file%.</w:t>
       </w:r>
       <w:proofErr w:type="spellStart"/>
       <w:r>
-        <w:t>mnt</w:t>
+        <w:t>sam</w:t>
       </w:r>
       <w:proofErr w:type="spellEnd"/>
-      <w:r>
-        <w:t>/disc2/</w:t>
+      <w:proofErr w:type="gramStart"/>
+      <w:r>
+        <w:t>}.stats.txt</w:t>
+      </w:r>
+      <w:proofErr w:type="gramEnd"/>
+      <w:r>
+        <w:t xml:space="preserve">"; done' &gt; </w:t>
       </w:r>
       <w:proofErr w:type="spellStart"/>
       <w:r>
-        <w:t>grupobcei</w:t>
+        <w:t>nohup.out</w:t>
       </w:r>
       <w:proofErr w:type="spellEnd"/>
       <w:r>
-        <w:t>/</w:t>
+        <w:t xml:space="preserve"> 2&gt;&amp;1 &amp;</w:t>
+      </w:r>
+      <w:r>
+        <w:t xml:space="preserve"> </w:t>
+      </w:r>
+      <w:commentRangeEnd w:id="4"/>
+      <w:r>
+        <w:rPr>
+          <w:rStyle w:val="Refdecomentario"/>
+        </w:rPr>
+        <w:commentReference w:id="4"/>
+      </w:r>
+    </w:p>
+    <w:p>
+      <w:pPr>
+        <w:spacing w:after="0"/>
+      </w:pPr>
+    </w:p>
+    <w:p>
+      <w:pPr>
+        <w:spacing w:after="0"/>
+      </w:pPr>
+      <w:r>
+        <w:t>y luego para unir:</w:t>
+      </w:r>
+      <w:r>
+        <w:br/>
       </w:r>
       <w:proofErr w:type="spellStart"/>
       <w:r>
-        <w:t>picard</w:t>
+        <w:t>cat</w:t>
       </w:r>
       <w:proofErr w:type="spellEnd"/>
       <w:r>
-        <w:t>/picard.jar</w:t>
-      </w:r>
-      <w:r>
-        <w:rPr>
-          <w:b/>
-          <w:bCs/>
-        </w:rPr>
+        <w:t xml:space="preserve"> *stats.txt &gt; merged_BWA_stats.txt</w:t>
+      </w:r>
+    </w:p>
+    <w:p>
+      <w:pPr>
+        <w:spacing w:after="0"/>
+      </w:pPr>
+    </w:p>
+    <w:p>
+      <w:pPr>
+        <w:spacing w:after="0"/>
+      </w:pPr>
+      <w:proofErr w:type="spellStart"/>
+      <w:r>
+        <w:t>samtools</w:t>
+      </w:r>
+      <w:proofErr w:type="spellEnd"/>
+      <w:r>
         <w:t xml:space="preserve"> </w:t>
       </w:r>
       <w:proofErr w:type="spellStart"/>
       <w:r>
-        <w:t>BuildBamIndex</w:t>
+        <w:t>stats</w:t>
       </w:r>
       <w:proofErr w:type="spellEnd"/>
       <w:r>
-        <w:t xml:space="preserve"> INPUT= HLR1_BWA_-nodups.bam</w:t>
-      </w:r>
-    </w:p>
-    <w:p>
-      <w:pPr>
-        <w:spacing w:after="0"/>
-      </w:pPr>
-    </w:p>
-    <w:p>
-      <w:pPr>
-        <w:spacing w:after="0"/>
-      </w:pPr>
-      <w:r>
-        <w:t>/</w:t>
+        <w:t xml:space="preserve"> </w:t>
+      </w:r>
+      <w:r>
+        <w:t>HLR1_subsample_BWA.sam</w:t>
+      </w:r>
+      <w:r>
+        <w:t xml:space="preserve"> &gt; HLR1_bwa_stats.txt</w:t>
+      </w:r>
+    </w:p>
+    <w:p>
+      <w:pPr>
+        <w:spacing w:after="0"/>
+      </w:pPr>
+    </w:p>
+    <w:p>
+      <w:pPr>
+        <w:spacing w:after="0"/>
+      </w:pPr>
+      <w:r>
+        <w:t xml:space="preserve">En archivo métricas </w:t>
+      </w:r>
+      <w:r>
+        <w:t>C:\Users\User\Desktop\exoma\outputs_mobaxterm\Metricas_Mapeo_Exoma.xlsx</w:t>
+      </w:r>
+    </w:p>
+    <w:p>
+      <w:pPr>
+        <w:spacing w:after="0"/>
+      </w:pPr>
+      <w:r>
+        <w:t>Están las métricas del mapeo</w:t>
+      </w:r>
+    </w:p>
+    <w:p>
+      <w:pPr>
+        <w:spacing w:after="0"/>
+        <w:rPr>
+          <w:b/>
+          <w:bCs/>
+        </w:rPr>
+      </w:pPr>
+    </w:p>
+    <w:p>
+      <w:pPr>
+        <w:spacing w:after="0"/>
+        <w:rPr>
+          <w:b/>
+          <w:bCs/>
+        </w:rPr>
+      </w:pPr>
+      <w:commentRangeStart w:id="5"/>
+      <w:r>
+        <w:rPr>
+          <w:b/>
+          <w:bCs/>
+          <w:highlight w:val="red"/>
+        </w:rPr>
+        <w:t>La muestra HLR1 parece que está mala.</w:t>
+      </w:r>
+      <w:r>
+        <w:rPr>
+          <w:b/>
+          <w:bCs/>
+        </w:rPr>
+        <w:t xml:space="preserve"> </w:t>
+      </w:r>
+      <w:commentRangeEnd w:id="5"/>
+      <w:r>
+        <w:rPr>
+          <w:rStyle w:val="Refdecomentario"/>
+        </w:rPr>
+        <w:commentReference w:id="5"/>
+      </w:r>
+    </w:p>
+    <w:p>
+      <w:pPr>
+        <w:spacing w:after="0"/>
+      </w:pPr>
+    </w:p>
+    <w:p>
+      <w:pPr>
+        <w:spacing w:after="0"/>
+        <w:rPr>
+          <w:b/>
+          <w:bCs/>
+        </w:rPr>
+      </w:pPr>
+      <w:r>
+        <w:rPr>
+          <w:b/>
+          <w:bCs/>
+        </w:rPr>
+        <w:t>#########################################################################</w:t>
+      </w:r>
+    </w:p>
+    <w:p>
+      <w:pPr>
+        <w:spacing w:after="0"/>
+        <w:rPr>
+          <w:b/>
+          <w:bCs/>
+        </w:rPr>
+      </w:pPr>
+      <w:r>
+        <w:rPr>
+          <w:b/>
+          <w:bCs/>
+        </w:rPr>
+        <w:t>###############################</w:t>
+      </w:r>
+      <w:r>
+        <w:rPr>
+          <w:b/>
+          <w:bCs/>
+        </w:rPr>
+        <w:t>1</w:t>
+      </w:r>
+      <w:r>
+        <w:rPr>
+          <w:b/>
+          <w:bCs/>
+        </w:rPr>
+        <w:t>9</w:t>
+      </w:r>
+      <w:r>
+        <w:rPr>
+          <w:b/>
+          <w:bCs/>
+        </w:rPr>
+        <w:t>-06-2025</w:t>
+      </w:r>
+      <w:r>
+        <w:rPr>
+          <w:b/>
+          <w:bCs/>
+        </w:rPr>
+        <w:t>#################################</w:t>
+      </w:r>
+    </w:p>
+    <w:p>
+      <w:pPr>
+        <w:spacing w:after="0"/>
+        <w:rPr>
+          <w:b/>
+          <w:bCs/>
+        </w:rPr>
+      </w:pPr>
+      <w:r>
+        <w:rPr>
+          <w:b/>
+          <w:bCs/>
+        </w:rPr>
+        <w:t>#########################################################################</w:t>
+      </w:r>
+    </w:p>
+    <w:p>
+      <w:pPr>
+        <w:spacing w:after="0"/>
+      </w:pPr>
+    </w:p>
+    <w:p>
+      <w:pPr>
+        <w:spacing w:after="0"/>
+      </w:pPr>
+      <w:r>
+        <w:t xml:space="preserve">Hay un problema con HLR1. Cuando mapeo con BWA, dice que el </w:t>
       </w:r>
       <w:proofErr w:type="spellStart"/>
       <w:r>
-        <w:t>mnt</w:t>
+        <w:t>header</w:t>
       </w:r>
       <w:proofErr w:type="spellEnd"/>
       <w:r>
-        <w:t>/disc2/</w:t>
+        <w:t xml:space="preserve"> está malo. </w:t>
+      </w:r>
+    </w:p>
+    <w:p>
+      <w:pPr>
+        <w:spacing w:after="0"/>
+      </w:pPr>
+      <w:r>
+        <w:t xml:space="preserve">Estoy mirando si se comparte con HLS1. </w:t>
+      </w:r>
+    </w:p>
+    <w:p>
+      <w:pPr>
+        <w:spacing w:after="0"/>
+      </w:pPr>
+    </w:p>
+    <w:p>
+      <w:pPr>
+        <w:spacing w:after="0"/>
+      </w:pPr>
+      <w:r>
+        <w:t xml:space="preserve">Pasar a BAM a ver sí </w:t>
       </w:r>
       <w:proofErr w:type="spellStart"/>
       <w:r>
-        <w:t>grupobcei</w:t>
+        <w:t>samtools</w:t>
       </w:r>
       <w:proofErr w:type="spellEnd"/>
       <w:r>
-        <w:t>/java/jdk-17.0.12/</w:t>
+        <w:t xml:space="preserve"> lo reconoce más fácilmente. </w:t>
+      </w:r>
+    </w:p>
+    <w:p>
+      <w:pPr>
+        <w:spacing w:after="0"/>
+      </w:pPr>
+    </w:p>
+    <w:p>
+      <w:pPr>
+        <w:spacing w:after="0"/>
+      </w:pPr>
+      <w:r>
+        <w:t xml:space="preserve">--- </w:t>
+      </w:r>
+    </w:p>
+    <w:p>
+      <w:pPr>
+        <w:spacing w:after="0"/>
+      </w:pPr>
+      <w:r>
+        <w:t xml:space="preserve">Estos son los comandos: </w:t>
+      </w:r>
+      <w:r>
+        <w:br/>
       </w:r>
       <w:proofErr w:type="spellStart"/>
       <w:r>
-        <w:t>bin</w:t>
+        <w:t>samtools</w:t>
       </w:r>
       <w:proofErr w:type="spellEnd"/>
       <w:r>
-        <w:t>/java -</w:t>
+        <w:t xml:space="preserve"> </w:t>
       </w:r>
       <w:proofErr w:type="spellStart"/>
       <w:r>
-        <w:t>jar</w:t>
+        <w:t>view</w:t>
       </w:r>
       <w:proofErr w:type="spellEnd"/>
       <w:r>
-        <w:t xml:space="preserve"> /</w:t>
+        <w:t xml:space="preserve"> -</w:t>
       </w:r>
       <w:proofErr w:type="spellStart"/>
       <w:r>
-        <w:t>mnt</w:t>
+        <w:t>bS</w:t>
       </w:r>
       <w:proofErr w:type="spellEnd"/>
       <w:r>
-        <w:t>/disc2/</w:t>
-      </w:r>
+        <w:t xml:space="preserve"> HLR1_BWA_19-06-25.sam &gt; HLR1_BWA_19-06-25.bam </w:t>
+      </w:r>
+    </w:p>
+    <w:p>
+      <w:pPr>
+        <w:spacing w:after="0"/>
+      </w:pPr>
       <w:proofErr w:type="spellStart"/>
       <w:r>
-        <w:t>grupobcei</w:t>
+        <w:lastRenderedPageBreak/>
+        <w:t>samtools</w:t>
       </w:r>
       <w:proofErr w:type="spellEnd"/>
       <w:r>
-        <w:t>/</w:t>
+        <w:t xml:space="preserve"> </w:t>
       </w:r>
       <w:proofErr w:type="spellStart"/>
       <w:r>
-        <w:t>picard</w:t>
+        <w:t>flagstat</w:t>
       </w:r>
       <w:proofErr w:type="spellEnd"/>
       <w:r>
-        <w:t>/picard.jar</w:t>
-      </w:r>
-      <w:r>
-        <w:rPr>
-          <w:b/>
-          <w:bCs/>
-        </w:rPr>
+        <w:t xml:space="preserve"> HLR1_BWA_19-06-25.bam </w:t>
+      </w:r>
+    </w:p>
+    <w:p>
+      <w:pPr>
+        <w:spacing w:after="0"/>
+      </w:pPr>
+      <w:proofErr w:type="spellStart"/>
+      <w:r>
+        <w:t>samtools</w:t>
+      </w:r>
+      <w:proofErr w:type="spellEnd"/>
+      <w:r>
         <w:t xml:space="preserve"> </w:t>
       </w:r>
       <w:proofErr w:type="spellStart"/>
       <w:r>
-        <w:t>BuildBamIndex</w:t>
+        <w:t>stats</w:t>
       </w:r>
       <w:proofErr w:type="spellEnd"/>
       <w:r>
-        <w:t xml:space="preserve"> INPUT= </w:t>
+        <w:t xml:space="preserve"> HLR1_BWA_19-06-25.bam &gt; HLR1_BWA_19-06-25.stats.txt</w:t>
+      </w:r>
+    </w:p>
+    <w:p>
+      <w:pPr>
+        <w:spacing w:after="0"/>
+      </w:pPr>
+    </w:p>
+    <w:p>
+      <w:pPr>
+        <w:spacing w:after="0"/>
+      </w:pPr>
+      <w:r>
+        <w:rPr>
+          <w:highlight w:val="green"/>
+        </w:rPr>
+        <w:t xml:space="preserve">Volví a cargar la muestra HLR1 desde mi tera y funcionó. HLR1 </w:t>
+      </w:r>
+      <w:proofErr w:type="spellStart"/>
+      <w:r>
+        <w:rPr>
+          <w:highlight w:val="green"/>
+        </w:rPr>
+        <w:t>percentage</w:t>
+      </w:r>
+      <w:proofErr w:type="spellEnd"/>
+      <w:r>
+        <w:rPr>
+          <w:highlight w:val="green"/>
+        </w:rPr>
+        <w:t xml:space="preserve"> </w:t>
+      </w:r>
+      <w:proofErr w:type="spellStart"/>
+      <w:r>
+        <w:rPr>
+          <w:highlight w:val="green"/>
+        </w:rPr>
+        <w:t>of</w:t>
+      </w:r>
+      <w:proofErr w:type="spellEnd"/>
+      <w:r>
+        <w:rPr>
+          <w:highlight w:val="green"/>
+        </w:rPr>
+        <w:t xml:space="preserve"> </w:t>
+      </w:r>
+      <w:proofErr w:type="spellStart"/>
+      <w:r>
+        <w:rPr>
+          <w:highlight w:val="green"/>
+        </w:rPr>
+        <w:t>properly</w:t>
+      </w:r>
+      <w:proofErr w:type="spellEnd"/>
+      <w:r>
+        <w:rPr>
+          <w:highlight w:val="green"/>
+        </w:rPr>
+        <w:t xml:space="preserve"> </w:t>
+      </w:r>
+      <w:proofErr w:type="spellStart"/>
+      <w:r>
+        <w:rPr>
+          <w:highlight w:val="green"/>
+        </w:rPr>
+        <w:t>paired</w:t>
+      </w:r>
+      <w:proofErr w:type="spellEnd"/>
+      <w:r>
+        <w:rPr>
+          <w:highlight w:val="green"/>
+        </w:rPr>
+        <w:t xml:space="preserve"> </w:t>
+      </w:r>
+      <w:proofErr w:type="spellStart"/>
+      <w:r>
+        <w:rPr>
+          <w:highlight w:val="green"/>
+        </w:rPr>
+        <w:t>reads</w:t>
+      </w:r>
+      <w:proofErr w:type="spellEnd"/>
+      <w:r>
+        <w:rPr>
+          <w:highlight w:val="green"/>
+        </w:rPr>
+        <w:t xml:space="preserve"> (%):</w:t>
+      </w:r>
+      <w:r>
+        <w:rPr>
+          <w:highlight w:val="green"/>
+        </w:rPr>
+        <w:tab/>
+        <w:t>82.1</w:t>
+      </w:r>
+    </w:p>
+    <w:p>
+      <w:pPr>
+        <w:spacing w:after="0"/>
+      </w:pPr>
+    </w:p>
+    <w:p>
+      <w:pPr>
+        <w:spacing w:after="0"/>
+      </w:pPr>
+      <w:r>
+        <w:t>/mnt/disc2/grupobcei/ewas/ewas_Acacias/02.1_ewas_trimmed_subsample/</w:t>
+      </w:r>
+    </w:p>
+    <w:p>
+      <w:pPr>
+        <w:spacing w:after="0"/>
+      </w:pPr>
+    </w:p>
+    <w:p>
+      <w:pPr>
+        <w:spacing w:after="0"/>
+      </w:pPr>
+    </w:p>
+    <w:p>
+      <w:pPr>
+        <w:spacing w:after="0"/>
+      </w:pPr>
+    </w:p>
+    <w:p>
+      <w:pPr>
+        <w:spacing w:after="0"/>
+      </w:pPr>
+    </w:p>
+    <w:p>
+      <w:pPr>
+        <w:spacing w:after="0"/>
+      </w:pPr>
+    </w:p>
+    <w:p>
+      <w:pPr>
+        <w:spacing w:after="0"/>
+        <w:rPr>
+          <w:b/>
+          <w:bCs/>
+        </w:rPr>
+      </w:pPr>
+      <w:r>
+        <w:rPr>
+          <w:b/>
+          <w:bCs/>
+        </w:rPr>
+        <w:t>#########################################################################</w:t>
+      </w:r>
+    </w:p>
+    <w:p>
+      <w:pPr>
+        <w:spacing w:after="0"/>
+        <w:rPr>
+          <w:b/>
+          <w:bCs/>
+        </w:rPr>
+      </w:pPr>
+      <w:r>
+        <w:rPr>
+          <w:b/>
+          <w:bCs/>
+        </w:rPr>
+        <w:t>###############################Restantes#################################</w:t>
+      </w:r>
+    </w:p>
+    <w:p>
+      <w:pPr>
+        <w:spacing w:after="0"/>
+        <w:rPr>
+          <w:b/>
+          <w:bCs/>
+        </w:rPr>
+      </w:pPr>
+      <w:r>
+        <w:rPr>
+          <w:b/>
+          <w:bCs/>
+        </w:rPr>
+        <w:t>#########################################################################</w:t>
+      </w:r>
+    </w:p>
+    <w:p>
+      <w:pPr>
+        <w:spacing w:after="0"/>
+        <w:rPr>
+          <w:b/>
+          <w:bCs/>
+        </w:rPr>
+      </w:pPr>
+    </w:p>
+    <w:p>
+      <w:pPr>
+        <w:spacing w:after="0"/>
+        <w:rPr>
+          <w:b/>
+          <w:bCs/>
+        </w:rPr>
+      </w:pPr>
+      <w:commentRangeStart w:id="6"/>
+      <w:r>
+        <w:rPr>
+          <w:b/>
+          <w:bCs/>
+        </w:rPr>
+        <w:t>## Index the BAM file using Picard Tools</w:t>
+      </w:r>
+    </w:p>
+    <w:p>
+      <w:pPr>
+        <w:spacing w:after="0"/>
+      </w:pPr>
+      <w:r>
+        <w:t>/mnt/disc2/grupobcei/java/jdk-17.0.12/bin/java -jar /mnt/disc2/grupobcei/picard/picard.jar</w:t>
+      </w:r>
+      <w:r>
+        <w:rPr>
+          <w:b/>
+          <w:bCs/>
+        </w:rPr>
+        <w:t xml:space="preserve"> </w:t>
+      </w:r>
+      <w:r>
+        <w:t>BuildBamIndex INPUT= HLR1_BWA_-nodups.bam</w:t>
+      </w:r>
+    </w:p>
+    <w:p>
+      <w:pPr>
+        <w:spacing w:after="0"/>
+      </w:pPr>
+    </w:p>
+    <w:p>
+      <w:pPr>
+        <w:spacing w:after="0"/>
+      </w:pPr>
+      <w:r>
+        <w:t>/mnt/disc2/grupobcei/java/jdk-17.0.12/bin/java -jar /mnt/disc2/grupobcei/picard/picard.jar</w:t>
+      </w:r>
+      <w:r>
+        <w:rPr>
+          <w:b/>
+          <w:bCs/>
+        </w:rPr>
+        <w:t xml:space="preserve"> </w:t>
+      </w:r>
+      <w:r>
+        <w:t xml:space="preserve">BuildBamIndex INPUT= </w:t>
       </w:r>
       <w:r>
         <w:rPr>
@@ -3553,92 +2891,42 @@
         </w:rPr>
         <w:t>.bam</w:t>
       </w:r>
-      <w:commentRangeEnd w:id="3"/>
+      <w:commentRangeEnd w:id="6"/>
       <w:r>
         <w:rPr>
           <w:rStyle w:val="Refdecomentario"/>
         </w:rPr>
-        <w:commentReference w:id="3"/>
-      </w:r>
-    </w:p>
-    <w:p>
-      <w:pPr>
-        <w:spacing w:after="0"/>
-      </w:pPr>
-    </w:p>
-    <w:p>
-      <w:pPr>
-        <w:spacing w:after="0"/>
-        <w:rPr>
-          <w:b/>
-          <w:bCs/>
-        </w:rPr>
-      </w:pPr>
-      <w:r>
-        <w:rPr>
-          <w:b/>
-          <w:bCs/>
-        </w:rPr>
-        <w:t xml:space="preserve">Realineación local alrededor de </w:t>
-      </w:r>
-      <w:proofErr w:type="spellStart"/>
-      <w:r>
-        <w:rPr>
-          <w:b/>
-          <w:bCs/>
-        </w:rPr>
-        <w:t>indels</w:t>
-      </w:r>
-      <w:proofErr w:type="spellEnd"/>
-      <w:r>
-        <w:rPr>
-          <w:b/>
-          <w:bCs/>
-        </w:rPr>
-        <w:t xml:space="preserve"> (opcional pero recomendado)</w:t>
-      </w:r>
-    </w:p>
-    <w:p>
-      <w:pPr>
-        <w:spacing w:after="0"/>
-      </w:pPr>
-      <w:proofErr w:type="spellStart"/>
-      <w:r>
-        <w:t>gatk</w:t>
-      </w:r>
-      <w:proofErr w:type="spellEnd"/>
-      <w:r>
-        <w:t xml:space="preserve"> --java-</w:t>
-      </w:r>
-      <w:proofErr w:type="spellStart"/>
-      <w:r>
-        <w:t>options</w:t>
-      </w:r>
-      <w:proofErr w:type="spellEnd"/>
-      <w:r>
-        <w:t xml:space="preserve"> "-Xmx4g" </w:t>
-      </w:r>
-      <w:proofErr w:type="spellStart"/>
-      <w:r>
-        <w:t>RealignerTargetCreator</w:t>
-      </w:r>
-      <w:proofErr w:type="spellEnd"/>
-      <w:r>
-        <w:t xml:space="preserve"> -R </w:t>
-      </w:r>
-      <w:proofErr w:type="spellStart"/>
-      <w:r>
-        <w:t>reference.fasta</w:t>
-      </w:r>
-      <w:proofErr w:type="spellEnd"/>
-      <w:r>
-        <w:t xml:space="preserve"> -I HLR1_BWA_-nodups.bam -O </w:t>
-      </w:r>
-      <w:proofErr w:type="spellStart"/>
-      <w:r>
-        <w:t>realignment_targets.list</w:t>
-      </w:r>
-      <w:proofErr w:type="spellEnd"/>
+        <w:commentReference w:id="6"/>
+      </w:r>
+    </w:p>
+    <w:p>
+      <w:pPr>
+        <w:spacing w:after="0"/>
+      </w:pPr>
+    </w:p>
+    <w:p>
+      <w:pPr>
+        <w:spacing w:after="0"/>
+        <w:rPr>
+          <w:b/>
+          <w:bCs/>
+        </w:rPr>
+      </w:pPr>
+      <w:r>
+        <w:rPr>
+          <w:b/>
+          <w:bCs/>
+        </w:rPr>
+        <w:t>Realineación local alrededor de indels (opcional pero recomendado)</w:t>
+      </w:r>
+    </w:p>
+    <w:p>
+      <w:pPr>
+        <w:spacing w:after="0"/>
+      </w:pPr>
+      <w:r>
+        <w:t>gatk --java-options "-Xmx4g" RealignerTargetCreator -R reference.fasta -I HLR1_BWA_-nodups.bam -O realignment_targets.list</w:t>
+      </w:r>
     </w:p>
     <w:p>
       <w:pPr>
@@ -3653,302 +2941,51 @@
         <w:rPr>
           <w:highlight w:val="yellow"/>
         </w:rPr>
-        <w:t>/</w:t>
-      </w:r>
-      <w:proofErr w:type="spellStart"/>
+        <w:t>/mnt/disc2/grupobcei/java/jdk-17.0.12/bin/java -Xmx30g -jar /home/administrador/programas/gatk-4.6.1.0/gatk-package-4.6.1.0-local.jar RealignerTargetCreator -R /mnt/disc2/grupobcei/ewas/index/VectorBase-68_AaegyptiLVP_AGWG_Genome.fasta -I HLR1_BWA_-nodups.bam -O HLR1_BWA_realignment_targets.list</w:t>
+      </w:r>
+    </w:p>
+    <w:p>
+      <w:pPr>
+        <w:spacing w:after="0"/>
+      </w:pPr>
+    </w:p>
+    <w:p>
+      <w:pPr>
+        <w:spacing w:after="0"/>
+      </w:pPr>
       <w:r>
         <w:rPr>
           <w:highlight w:val="yellow"/>
         </w:rPr>
-        <w:t>mnt</w:t>
-      </w:r>
-      <w:proofErr w:type="spellEnd"/>
+        <w:t xml:space="preserve">/mnt/disc2/grupobcei/java/jdk-17.0.12/bin/java </w:t>
+      </w:r>
+      <w:r>
+        <w:t>-Xmx30g</w:t>
+      </w:r>
+      <w:r>
+        <w:t xml:space="preserve"> -jar</w:t>
+      </w:r>
+      <w:r>
+        <w:t xml:space="preserve"> </w:t>
+      </w:r>
       <w:r>
         <w:rPr>
           <w:highlight w:val="yellow"/>
         </w:rPr>
-        <w:t>/disc2/</w:t>
-      </w:r>
-      <w:proofErr w:type="spellStart"/>
-      <w:r>
-        <w:rPr>
-          <w:highlight w:val="yellow"/>
-        </w:rPr>
-        <w:t>grupobcei</w:t>
-      </w:r>
-      <w:proofErr w:type="spellEnd"/>
-      <w:r>
-        <w:rPr>
-          <w:highlight w:val="yellow"/>
-        </w:rPr>
-        <w:t>/java/jdk-17.0.12/</w:t>
-      </w:r>
-      <w:proofErr w:type="spellStart"/>
-      <w:r>
-        <w:rPr>
-          <w:highlight w:val="yellow"/>
-        </w:rPr>
-        <w:t>bin</w:t>
-      </w:r>
-      <w:proofErr w:type="spellEnd"/>
-      <w:r>
-        <w:rPr>
-          <w:highlight w:val="yellow"/>
-        </w:rPr>
-        <w:t>/java -Xmx30g -</w:t>
-      </w:r>
-      <w:proofErr w:type="spellStart"/>
-      <w:r>
-        <w:rPr>
-          <w:highlight w:val="yellow"/>
-        </w:rPr>
-        <w:t>jar</w:t>
-      </w:r>
-      <w:proofErr w:type="spellEnd"/>
-      <w:r>
-        <w:rPr>
-          <w:highlight w:val="yellow"/>
-        </w:rPr>
-        <w:t xml:space="preserve"> /home/administrador/programas/gatk-4.6.1.0/gatk-package-4.6.1.0-local.jar </w:t>
-      </w:r>
-      <w:proofErr w:type="spellStart"/>
-      <w:r>
-        <w:rPr>
-          <w:highlight w:val="yellow"/>
-        </w:rPr>
-        <w:t>RealignerTargetCreator</w:t>
-      </w:r>
-      <w:proofErr w:type="spellEnd"/>
-      <w:r>
-        <w:rPr>
-          <w:highlight w:val="yellow"/>
-        </w:rPr>
-        <w:t xml:space="preserve"> -R /mnt/disc2/grupobcei/ewas/index/VectorBase-68_AaegyptiLVP_AGWG_Genome.fasta -I HLR1_BWA_-nodups.bam -O HLR1_BWA_realignment_targets.list</w:t>
-      </w:r>
-    </w:p>
-    <w:p>
-      <w:pPr>
-        <w:spacing w:after="0"/>
-      </w:pPr>
-    </w:p>
-    <w:p>
-      <w:pPr>
-        <w:spacing w:after="0"/>
-      </w:pPr>
-      <w:r>
-        <w:rPr>
-          <w:highlight w:val="yellow"/>
-        </w:rPr>
-        <w:t>/</w:t>
-      </w:r>
-      <w:proofErr w:type="spellStart"/>
-      <w:r>
-        <w:rPr>
-          <w:highlight w:val="yellow"/>
-        </w:rPr>
-        <w:t>mnt</w:t>
-      </w:r>
-      <w:proofErr w:type="spellEnd"/>
-      <w:r>
-        <w:rPr>
-          <w:highlight w:val="yellow"/>
-        </w:rPr>
-        <w:t>/disc2/</w:t>
-      </w:r>
-      <w:proofErr w:type="spellStart"/>
-      <w:r>
-        <w:rPr>
-          <w:highlight w:val="yellow"/>
-        </w:rPr>
-        <w:t>grupobcei</w:t>
-      </w:r>
-      <w:proofErr w:type="spellEnd"/>
-      <w:r>
-        <w:rPr>
-          <w:highlight w:val="yellow"/>
-        </w:rPr>
-        <w:t>/java/jdk-17.0.12/</w:t>
-      </w:r>
-      <w:proofErr w:type="spellStart"/>
-      <w:r>
-        <w:rPr>
-          <w:highlight w:val="yellow"/>
-        </w:rPr>
-        <w:t>bin</w:t>
-      </w:r>
-      <w:proofErr w:type="spellEnd"/>
-      <w:r>
-        <w:rPr>
-          <w:highlight w:val="yellow"/>
-        </w:rPr>
-        <w:t xml:space="preserve">/java </w:t>
-      </w:r>
-      <w:r>
-        <w:t>-Xmx30g</w:t>
-      </w:r>
-      <w:r>
-        <w:t xml:space="preserve"> -</w:t>
-      </w:r>
-      <w:proofErr w:type="spellStart"/>
-      <w:r>
-        <w:t>jar</w:t>
-      </w:r>
-      <w:proofErr w:type="spellEnd"/>
-      <w:r>
-        <w:t xml:space="preserve"> </w:t>
-      </w:r>
-      <w:r>
-        <w:rPr>
-          <w:highlight w:val="yellow"/>
-        </w:rPr>
         <w:t xml:space="preserve">/home/administrador/programas/gatk-4.6.1.0/gatk-package-4.6.1.0-local.jar </w:t>
       </w:r>
-      <w:proofErr w:type="spellStart"/>
-      <w:r>
-        <w:t>BaseRecalibrator</w:t>
-      </w:r>
-      <w:proofErr w:type="spellEnd"/>
-      <w:r>
-        <w:t xml:space="preserve"> -R /mnt/disc2/grupobcei/ewas/index/VectorBase-68_AaegyptiLVP_AGWG_Genome.fasta -I HLR1_BWA_-nodups.bam -O HLR1_BWA_recal_data.table</w:t>
-      </w:r>
-    </w:p>
-    <w:p>
-      <w:pPr>
-        <w:spacing w:after="0"/>
-      </w:pPr>
-    </w:p>
-    <w:p>
-      <w:pPr>
-        <w:spacing w:after="0"/>
-        <w:rPr>
-          <w:b/>
-          <w:bCs/>
-        </w:rPr>
-      </w:pPr>
-      <w:r>
-        <w:rPr>
-          <w:b/>
-          <w:bCs/>
-        </w:rPr>
-        <w:t>#########################################################################</w:t>
-      </w:r>
-    </w:p>
-    <w:p>
-      <w:pPr>
-        <w:spacing w:after="0"/>
-        <w:rPr>
-          <w:b/>
-          <w:bCs/>
-        </w:rPr>
-      </w:pPr>
-      <w:r>
-        <w:rPr>
-          <w:b/>
-          <w:bCs/>
-        </w:rPr>
-        <w:t>###############################</w:t>
-      </w:r>
-      <w:r>
-        <w:rPr>
-          <w:b/>
-          <w:bCs/>
-        </w:rPr>
-        <w:t>12-06-2025</w:t>
-      </w:r>
-      <w:r>
-        <w:rPr>
-          <w:b/>
-          <w:bCs/>
-        </w:rPr>
-        <w:t>#################################</w:t>
-      </w:r>
-    </w:p>
-    <w:p>
-      <w:pPr>
-        <w:spacing w:after="0"/>
-        <w:rPr>
-          <w:b/>
-          <w:bCs/>
-        </w:rPr>
-      </w:pPr>
-      <w:r>
-        <w:rPr>
-          <w:b/>
-          <w:bCs/>
-        </w:rPr>
-        <w:t>#########################################################################</w:t>
-      </w:r>
-    </w:p>
-    <w:p>
-      <w:pPr>
-        <w:spacing w:after="0"/>
-        <w:rPr>
-          <w:b/>
-          <w:bCs/>
-        </w:rPr>
-      </w:pPr>
-    </w:p>
-    <w:p>
-      <w:pPr>
-        <w:spacing w:after="0"/>
-      </w:pPr>
-      <w:r>
-        <w:t xml:space="preserve">Realicé ordenamiento de script en </w:t>
-      </w:r>
-      <w:proofErr w:type="spellStart"/>
-      <w:r>
-        <w:t>Script_exoma</w:t>
-      </w:r>
-      <w:proofErr w:type="spellEnd"/>
-    </w:p>
-    <w:p>
-      <w:pPr>
-        <w:spacing w:after="0"/>
-      </w:pPr>
-      <w:r>
-        <w:t xml:space="preserve">Y realicé </w:t>
-      </w:r>
-      <w:proofErr w:type="spellStart"/>
-      <w:r>
-        <w:t>samtools</w:t>
-      </w:r>
-      <w:proofErr w:type="spellEnd"/>
-      <w:r>
-        <w:t xml:space="preserve"> bucle para </w:t>
-      </w:r>
-      <w:proofErr w:type="spellStart"/>
-      <w:r>
-        <w:t>view</w:t>
-      </w:r>
-      <w:proofErr w:type="spellEnd"/>
-      <w:r>
-        <w:t xml:space="preserve">, </w:t>
-      </w:r>
-      <w:proofErr w:type="spellStart"/>
-      <w:r>
-        <w:t>sort</w:t>
-      </w:r>
-      <w:proofErr w:type="spellEnd"/>
-      <w:r>
-        <w:t xml:space="preserve"> y luego </w:t>
-      </w:r>
-      <w:proofErr w:type="spellStart"/>
-      <w:r>
-        <w:t>index</w:t>
-      </w:r>
-      <w:proofErr w:type="spellEnd"/>
-      <w:r>
-        <w:t xml:space="preserve">. </w:t>
-      </w:r>
-    </w:p>
-    <w:p>
-      <w:pPr>
-        <w:spacing w:after="0"/>
-      </w:pPr>
+      <w:r>
+        <w:t>BaseRecalibrator -R /mnt/disc2/grupobcei/ewas/index/VectorBase-</w:t>
+      </w:r>
       <w:r>
         <w:lastRenderedPageBreak/>
-        <w:t>Se deja corriendo</w:t>
-      </w:r>
+        <w:t>68_AaegyptiLVP_AGWG_Genome.fasta -I HLR1_BWA_-nodups.bam -O HLR1_BWA_recal_data.table</w:t>
+      </w:r>
+    </w:p>
+    <w:p>
+      <w:pPr>
+        <w:spacing w:after="0"/>
+      </w:pPr>
     </w:p>
     <w:sectPr>
       <w:pgSz w:w="12240" w:h="15840"/>
@@ -3978,7 +3015,23 @@
       </w:r>
     </w:p>
   </w:comment>
-  <w:comment w:id="2" w:author="User" w:date="2025-06-12T13:34:00Z" w:initials="U">
+  <w:comment w:id="2" w:author="User" w:date="2025-06-17T08:56:00Z" w:initials="U">
+    <w:p>
+      <w:pPr>
+        <w:pStyle w:val="Textocomentario"/>
+      </w:pPr>
+      <w:r>
+        <w:rPr>
+          <w:rStyle w:val="Refdecomentario"/>
+        </w:rPr>
+        <w:annotationRef/>
+      </w:r>
+      <w:r>
+        <w:t>No lo hice</w:t>
+      </w:r>
+    </w:p>
+  </w:comment>
+  <w:comment w:id="3" w:author="User" w:date="2025-06-12T13:34:00Z" w:initials="U">
     <w:p>
       <w:pPr>
         <w:pStyle w:val="Textocomentario"/>
@@ -4035,7 +3088,39 @@
       </w:r>
     </w:p>
   </w:comment>
-  <w:comment w:id="3" w:author="User" w:date="2025-06-11T10:01:00Z" w:initials="U">
+  <w:comment w:id="4" w:author="User" w:date="2025-06-18T17:55:00Z" w:initials="U">
+    <w:p>
+      <w:pPr>
+        <w:pStyle w:val="Textocomentario"/>
+      </w:pPr>
+      <w:r>
+        <w:rPr>
+          <w:rStyle w:val="Refdecomentario"/>
+        </w:rPr>
+        <w:annotationRef/>
+      </w:r>
+      <w:r>
+        <w:t xml:space="preserve">Esto usa samtools stats en cada una de los archivos con </w:t>
+      </w:r>
+    </w:p>
+  </w:comment>
+  <w:comment w:id="5" w:author="User" w:date="2025-06-19T13:44:00Z" w:initials="U">
+    <w:p>
+      <w:pPr>
+        <w:pStyle w:val="Textocomentario"/>
+      </w:pPr>
+      <w:r>
+        <w:rPr>
+          <w:rStyle w:val="Refdecomentario"/>
+        </w:rPr>
+        <w:annotationRef/>
+      </w:r>
+      <w:r>
+        <w:t>solucionado</w:t>
+      </w:r>
+    </w:p>
+  </w:comment>
+  <w:comment w:id="6" w:author="User" w:date="2025-06-11T10:01:00Z" w:initials="U">
     <w:p>
       <w:pPr>
         <w:pStyle w:val="Textocomentario"/>
@@ -4057,15 +3142,21 @@
 <file path=word/commentsExtended.xml><?xml version="1.0" encoding="utf-8"?>
 <w15:commentsEx xmlns:wpc="http://schemas.microsoft.com/office/word/2010/wordprocessingCanvas" xmlns:cx="http://schemas.microsoft.com/office/drawing/2014/chartex" xmlns:cx1="http://schemas.microsoft.com/office/drawing/2015/9/8/chartex" xmlns:cx2="http://schemas.microsoft.com/office/drawing/2015/10/21/chartex" xmlns:cx3="http://schemas.microsoft.com/office/drawing/2016/5/9/chartex" xmlns:cx4="http://schemas.microsoft.com/office/drawing/2016/5/10/chartex" xmlns:cx5="http://schemas.microsoft.com/office/drawing/2016/5/11/chartex" xmlns:cx6="http://schemas.microsoft.com/office/drawing/2016/5/12/chartex" xmlns:cx7="http://schemas.microsoft.com/office/drawing/2016/5/13/chartex" xmlns:cx8="http://schemas.microsoft.com/office/drawing/2016/5/14/chartex" xmlns:mc="http://schemas.openxmlformats.org/markup-compatibility/2006" xmlns:aink="http://schemas.microsoft.com/office/drawing/2016/ink" xmlns:am3d="http://schemas.microsoft.com/office/drawing/2017/model3d" xmlns:o="urn:schemas-microsoft-com:office:office" xmlns:oel="http://schemas.microsoft.com/office/2019/extlst" xmlns:r="http://schemas.openxmlformats.org/officeDocument/2006/relationships" xmlns:m="http://schemas.openxmlformats.org/officeDocument/2006/math" xmlns:v="urn:schemas-microsoft-com:vml" xmlns:wp14="http://schemas.microsoft.com/office/word/2010/wordprocessingDrawing" xmlns:wp="http://schemas.openxmlformats.org/drawingml/2006/wordprocessingDrawing" xmlns:w10="urn:schemas-microsoft-com:office:word" xmlns:w="http://schemas.openxmlformats.org/wordprocessingml/2006/main" xmlns:w14="http://schemas.microsoft.com/office/word/2010/wordml" xmlns:w15="http://schemas.microsoft.com/office/word/2012/wordml" xmlns:w16cex="http://schemas.microsoft.com/office/word/2018/wordml/cex" xmlns:w16cid="http://schemas.microsoft.com/office/word/2016/wordml/cid" xmlns:w16="http://schemas.microsoft.com/office/word/2018/wordml" xmlns:w16du="http://schemas.microsoft.com/office/word/2023/wordml/word16du" xmlns:w16sdtdh="http://schemas.microsoft.com/office/word/2020/wordml/sdtdatahash" xmlns:w16sdtfl="http://schemas.microsoft.com/office/word/2024/wordml/sdtformatlock" xmlns:w16se="http://schemas.microsoft.com/office/word/2015/wordml/symex" xmlns:wpg="http://schemas.microsoft.com/office/word/2010/wordprocessingGroup" xmlns:wpi="http://schemas.microsoft.com/office/word/2010/wordprocessingInk" xmlns:wne="http://schemas.microsoft.com/office/word/2006/wordml" xmlns:wps="http://schemas.microsoft.com/office/word/2010/wordprocessingShape" mc:Ignorable="w14 w15 w16se w16cid w16 w16cex w16sdtdh w16sdtfl w16du wp14">
   <w15:commentEx w15:paraId="3EC0E8FA" w15:done="0"/>
+  <w15:commentEx w15:paraId="6B0F2E61" w15:done="0"/>
   <w15:commentEx w15:paraId="3A6A8F00" w15:done="0"/>
-  <w15:commentEx w15:paraId="073EE36F" w15:done="0"/>
+  <w15:commentEx w15:paraId="192A64AB" w15:done="0"/>
+  <w15:commentEx w15:paraId="7962725E" w15:done="0"/>
+  <w15:commentEx w15:paraId="14499D7A" w15:done="0"/>
 </w15:commentsEx>
 </file>
 
 <file path=word/commentsExtensible.xml><?xml version="1.0" encoding="utf-8"?>
 <w16cex:commentsExtensible xmlns:wpc="http://schemas.microsoft.com/office/word/2010/wordprocessingCanvas" xmlns:cx="http://schemas.microsoft.com/office/drawing/2014/chartex" xmlns:cx1="http://schemas.microsoft.com/office/drawing/2015/9/8/chartex" xmlns:cx2="http://schemas.microsoft.com/office/drawing/2015/10/21/chartex" xmlns:cx3="http://schemas.microsoft.com/office/drawing/2016/5/9/chartex" xmlns:cx4="http://schemas.microsoft.com/office/drawing/2016/5/10/chartex" xmlns:cx5="http://schemas.microsoft.com/office/drawing/2016/5/11/chartex" xmlns:cx6="http://schemas.microsoft.com/office/drawing/2016/5/12/chartex" xmlns:cx7="http://schemas.microsoft.com/office/drawing/2016/5/13/chartex" xmlns:cx8="http://schemas.microsoft.com/office/drawing/2016/5/14/chartex" xmlns:cr="http://schemas.microsoft.com/office/comments/2020/reactions" xmlns:mc="http://schemas.openxmlformats.org/markup-compatibility/2006" xmlns:aink="http://schemas.microsoft.com/office/drawing/2016/ink" xmlns:am3d="http://schemas.microsoft.com/office/drawing/2017/model3d" xmlns:o="urn:schemas-microsoft-com:office:office" xmlns:oel="http://schemas.microsoft.com/office/2019/extlst" xmlns:r="http://schemas.openxmlformats.org/officeDocument/2006/relationships" xmlns:m="http://schemas.openxmlformats.org/officeDocument/2006/math" xmlns:v="urn:schemas-microsoft-com:vml" xmlns:wp14="http://schemas.microsoft.com/office/word/2010/wordprocessingDrawing" xmlns:wp="http://schemas.openxmlformats.org/drawingml/2006/wordprocessingDrawing" xmlns:w10="urn:schemas-microsoft-com:office:word" xmlns:w="http://schemas.openxmlformats.org/wordprocessingml/2006/main" xmlns:w14="http://schemas.microsoft.com/office/word/2010/wordml" xmlns:w15="http://schemas.microsoft.com/office/word/2012/wordml" xmlns:w16cex="http://schemas.microsoft.com/office/word/2018/wordml/cex" xmlns:w16cid="http://schemas.microsoft.com/office/word/2016/wordml/cid" xmlns:w16="http://schemas.microsoft.com/office/word/2018/wordml" xmlns:w16du="http://schemas.microsoft.com/office/word/2023/wordml/word16du" xmlns:w16sdtdh="http://schemas.microsoft.com/office/word/2020/wordml/sdtdatahash" xmlns:w16sdtfl="http://schemas.microsoft.com/office/word/2024/wordml/sdtformatlock" xmlns:w16se="http://schemas.microsoft.com/office/word/2015/wordml/symex" xmlns:wpg="http://schemas.microsoft.com/office/word/2010/wordprocessingGroup" xmlns:wpi="http://schemas.microsoft.com/office/word/2010/wordprocessingInk" xmlns:wne="http://schemas.microsoft.com/office/word/2006/wordml" xmlns:wps="http://schemas.microsoft.com/office/word/2010/wordprocessingShape" mc:Ignorable="w14 w15 w16se w16cid w16 w16cex w16sdtdh w16sdtfl cr w16du wp14">
   <w16cex:commentExtensible w16cex:durableId="0966ACD5" w16cex:dateUtc="2025-06-11T15:00:00Z"/>
+  <w16cex:commentExtensible w16cex:durableId="55790064" w16cex:dateUtc="2025-06-17T13:56:00Z"/>
   <w16cex:commentExtensible w16cex:durableId="13AEE691" w16cex:dateUtc="2025-06-12T18:34:00Z"/>
+  <w16cex:commentExtensible w16cex:durableId="6133AAFE" w16cex:dateUtc="2025-06-18T22:55:00Z"/>
+  <w16cex:commentExtensible w16cex:durableId="2C9F97C6" w16cex:dateUtc="2025-06-19T18:44:00Z"/>
   <w16cex:commentExtensible w16cex:durableId="26075EFE" w16cex:dateUtc="2025-06-11T15:01:00Z"/>
 </w16cex:commentsExtensible>
 </file>
@@ -4073,8 +3164,11 @@
 <file path=word/commentsIds.xml><?xml version="1.0" encoding="utf-8"?>
 <w16cid:commentsIds xmlns:wpc="http://schemas.microsoft.com/office/word/2010/wordprocessingCanvas" xmlns:cx="http://schemas.microsoft.com/office/drawing/2014/chartex" xmlns:cx1="http://schemas.microsoft.com/office/drawing/2015/9/8/chartex" xmlns:cx2="http://schemas.microsoft.com/office/drawing/2015/10/21/chartex" xmlns:cx3="http://schemas.microsoft.com/office/drawing/2016/5/9/chartex" xmlns:cx4="http://schemas.microsoft.com/office/drawing/2016/5/10/chartex" xmlns:cx5="http://schemas.microsoft.com/office/drawing/2016/5/11/chartex" xmlns:cx6="http://schemas.microsoft.com/office/drawing/2016/5/12/chartex" xmlns:cx7="http://schemas.microsoft.com/office/drawing/2016/5/13/chartex" xmlns:cx8="http://schemas.microsoft.com/office/drawing/2016/5/14/chartex" xmlns:mc="http://schemas.openxmlformats.org/markup-compatibility/2006" xmlns:aink="http://schemas.microsoft.com/office/drawing/2016/ink" xmlns:am3d="http://schemas.microsoft.com/office/drawing/2017/model3d" xmlns:o="urn:schemas-microsoft-com:office:office" xmlns:oel="http://schemas.microsoft.com/office/2019/extlst" xmlns:r="http://schemas.openxmlformats.org/officeDocument/2006/relationships" xmlns:m="http://schemas.openxmlformats.org/officeDocument/2006/math" xmlns:v="urn:schemas-microsoft-com:vml" xmlns:wp14="http://schemas.microsoft.com/office/word/2010/wordprocessingDrawing" xmlns:wp="http://schemas.openxmlformats.org/drawingml/2006/wordprocessingDrawing" xmlns:w10="urn:schemas-microsoft-com:office:word" xmlns:w="http://schemas.openxmlformats.org/wordprocessingml/2006/main" xmlns:w14="http://schemas.microsoft.com/office/word/2010/wordml" xmlns:w15="http://schemas.microsoft.com/office/word/2012/wordml" xmlns:w16cex="http://schemas.microsoft.com/office/word/2018/wordml/cex" xmlns:w16cid="http://schemas.microsoft.com/office/word/2016/wordml/cid" xmlns:w16="http://schemas.microsoft.com/office/word/2018/wordml" xmlns:w16du="http://schemas.microsoft.com/office/word/2023/wordml/word16du" xmlns:w16sdtdh="http://schemas.microsoft.com/office/word/2020/wordml/sdtdatahash" xmlns:w16sdtfl="http://schemas.microsoft.com/office/word/2024/wordml/sdtformatlock" xmlns:w16se="http://schemas.microsoft.com/office/word/2015/wordml/symex" xmlns:wpg="http://schemas.microsoft.com/office/word/2010/wordprocessingGroup" xmlns:wpi="http://schemas.microsoft.com/office/word/2010/wordprocessingInk" xmlns:wne="http://schemas.microsoft.com/office/word/2006/wordml" xmlns:wps="http://schemas.microsoft.com/office/word/2010/wordprocessingShape" mc:Ignorable="w14 w15 w16se w16cid w16 w16cex w16sdtdh w16sdtfl w16du wp14">
   <w16cid:commentId w16cid:paraId="3EC0E8FA" w16cid:durableId="0966ACD5"/>
+  <w16cid:commentId w16cid:paraId="6B0F2E61" w16cid:durableId="55790064"/>
   <w16cid:commentId w16cid:paraId="3A6A8F00" w16cid:durableId="13AEE691"/>
-  <w16cid:commentId w16cid:paraId="073EE36F" w16cid:durableId="26075EFE"/>
+  <w16cid:commentId w16cid:paraId="192A64AB" w16cid:durableId="6133AAFE"/>
+  <w16cid:commentId w16cid:paraId="7962725E" w16cid:durableId="2C9F97C6"/>
+  <w16cid:commentId w16cid:paraId="14499D7A" w16cid:durableId="26075EFE"/>
 </w16cid:commentsIds>
 </file>
 
@@ -5137,7 +4231,6 @@
   <w:style w:type="character" w:default="1" w:styleId="Fuentedeprrafopredeter">
     <w:name w:val="Default Paragraph Font"/>
     <w:uiPriority w:val="1"/>
-    <w:semiHidden/>
     <w:unhideWhenUsed/>
   </w:style>
   <w:style w:type="table" w:default="1" w:styleId="Tablanormal">

--- a/Reporte_Actividades_diarias_Exoma2025.docx
+++ b/Reporte_Actividades_diarias_Exoma2025.docx
@@ -2153,467 +2153,314 @@
           <w:b/>
           <w:bCs/>
         </w:rPr>
-        <w:t xml:space="preserve">Creé el archivo de métricas usando </w:t>
-      </w:r>
-      <w:proofErr w:type="spellStart"/>
-      <w:r>
-        <w:rPr>
-          <w:b/>
-          <w:bCs/>
-        </w:rPr>
-        <w:t>samtools</w:t>
-      </w:r>
-      <w:proofErr w:type="spellEnd"/>
-      <w:r>
-        <w:rPr>
-          <w:b/>
-          <w:bCs/>
-        </w:rPr>
+        <w:t>Creé el archivo de métricas usando samtools stat:</w:t>
+      </w:r>
+    </w:p>
+    <w:p>
+      <w:pPr>
+        <w:spacing w:after="0"/>
+      </w:pPr>
+      <w:commentRangeStart w:id="4"/>
+      <w:r>
+        <w:t>nohup bash -c 'for file in *.sam; do samtools stats "$file" &gt; "${file%.sam}.stats.txt"; done' &gt; nohup.out 2&gt;&amp;1 &amp;</w:t>
+      </w:r>
+      <w:r>
         <w:t xml:space="preserve"> </w:t>
       </w:r>
-      <w:proofErr w:type="spellStart"/>
-      <w:r>
-        <w:rPr>
-          <w:b/>
-          <w:bCs/>
-        </w:rPr>
-        <w:t>stat</w:t>
-      </w:r>
-      <w:proofErr w:type="spellEnd"/>
-      <w:r>
-        <w:rPr>
-          <w:b/>
-          <w:bCs/>
-        </w:rPr>
-        <w:t>:</w:t>
-      </w:r>
-    </w:p>
-    <w:p>
-      <w:pPr>
-        <w:spacing w:after="0"/>
-      </w:pPr>
-      <w:commentRangeStart w:id="4"/>
-      <w:proofErr w:type="spellStart"/>
-      <w:r>
-        <w:t>nohup</w:t>
-      </w:r>
-      <w:proofErr w:type="spellEnd"/>
+      <w:commentRangeEnd w:id="4"/>
+      <w:r>
+        <w:rPr>
+          <w:rStyle w:val="Refdecomentario"/>
+        </w:rPr>
+        <w:commentReference w:id="4"/>
+      </w:r>
+    </w:p>
+    <w:p>
+      <w:pPr>
+        <w:spacing w:after="0"/>
+      </w:pPr>
+    </w:p>
+    <w:p>
+      <w:pPr>
+        <w:spacing w:after="0"/>
+      </w:pPr>
+      <w:r>
+        <w:t xml:space="preserve">nohup bash -c 'for file in *.sam; do samtools </w:t>
+      </w:r>
+      <w:r>
+        <w:t>flag</w:t>
+      </w:r>
+      <w:r>
+        <w:t>stats "$file" &gt; "${file%.sam}.stats.txt"; done' &gt; nohup.out 2&gt;&amp;1 &amp;</w:t>
+      </w:r>
       <w:r>
         <w:t xml:space="preserve"> </w:t>
       </w:r>
-      <w:proofErr w:type="spellStart"/>
-      <w:r>
-        <w:t>bash</w:t>
-      </w:r>
-      <w:proofErr w:type="spellEnd"/>
-      <w:r>
-        <w:t xml:space="preserve"> -c '</w:t>
-      </w:r>
-      <w:proofErr w:type="spellStart"/>
-      <w:r>
-        <w:t>for</w:t>
-      </w:r>
-      <w:proofErr w:type="spellEnd"/>
-      <w:r>
-        <w:t xml:space="preserve"> file in *.</w:t>
-      </w:r>
-      <w:proofErr w:type="spellStart"/>
-      <w:r>
-        <w:t>sam</w:t>
-      </w:r>
-      <w:proofErr w:type="spellEnd"/>
-      <w:r>
-        <w:t xml:space="preserve">; do </w:t>
-      </w:r>
-      <w:proofErr w:type="spellStart"/>
-      <w:r>
-        <w:t>samtools</w:t>
-      </w:r>
-      <w:proofErr w:type="spellEnd"/>
-      <w:r>
+    </w:p>
+    <w:p>
+      <w:pPr>
+        <w:spacing w:after="0"/>
+      </w:pPr>
+    </w:p>
+    <w:p>
+      <w:pPr>
+        <w:spacing w:after="0"/>
+      </w:pPr>
+    </w:p>
+    <w:p>
+      <w:pPr>
+        <w:spacing w:after="0"/>
+      </w:pPr>
+      <w:r>
+        <w:t>y luego para unir:</w:t>
+      </w:r>
+      <w:r>
+        <w:br/>
+      </w:r>
+      <w:r>
+        <w:t>cat *stats.txt &gt; merged_BWA_stats.txt</w:t>
+      </w:r>
+    </w:p>
+    <w:p>
+      <w:pPr>
+        <w:spacing w:after="0"/>
+      </w:pPr>
+    </w:p>
+    <w:p>
+      <w:pPr>
+        <w:spacing w:after="0"/>
+      </w:pPr>
+      <w:r>
+        <w:t xml:space="preserve">samtools stats </w:t>
+      </w:r>
+      <w:r>
+        <w:t>HLR1_subsample_BWA.sam</w:t>
+      </w:r>
+      <w:r>
+        <w:t xml:space="preserve"> &gt; HLR1_bwa_stats.txt</w:t>
+      </w:r>
+    </w:p>
+    <w:p>
+      <w:pPr>
+        <w:spacing w:after="0"/>
+      </w:pPr>
+    </w:p>
+    <w:p>
+      <w:pPr>
+        <w:spacing w:after="0"/>
+      </w:pPr>
+      <w:r>
+        <w:t xml:space="preserve">En archivo métricas </w:t>
+      </w:r>
+      <w:r>
+        <w:t>C:\Users\User\Desktop\exoma\outputs_mobaxterm\Metricas_Mapeo_Exoma.xlsx</w:t>
+      </w:r>
+    </w:p>
+    <w:p>
+      <w:pPr>
+        <w:spacing w:after="0"/>
+      </w:pPr>
+      <w:r>
+        <w:t>Están las métricas del mapeo</w:t>
+      </w:r>
+    </w:p>
+    <w:p>
+      <w:pPr>
+        <w:spacing w:after="0"/>
+        <w:rPr>
+          <w:b/>
+          <w:bCs/>
+        </w:rPr>
+      </w:pPr>
+    </w:p>
+    <w:p>
+      <w:pPr>
+        <w:spacing w:after="0"/>
+        <w:rPr>
+          <w:b/>
+          <w:bCs/>
+        </w:rPr>
+      </w:pPr>
+      <w:commentRangeStart w:id="5"/>
+      <w:r>
+        <w:rPr>
+          <w:b/>
+          <w:bCs/>
+          <w:highlight w:val="red"/>
+        </w:rPr>
+        <w:t>La muestra HLR1 parece que está mala.</w:t>
+      </w:r>
+      <w:r>
+        <w:rPr>
+          <w:b/>
+          <w:bCs/>
+        </w:rPr>
         <w:t xml:space="preserve"> </w:t>
       </w:r>
-      <w:proofErr w:type="spellStart"/>
-      <w:r>
-        <w:t>stats</w:t>
-      </w:r>
-      <w:proofErr w:type="spellEnd"/>
-      <w:r>
-        <w:t xml:space="preserve"> "$file" &gt; "${file%.</w:t>
-      </w:r>
-      <w:proofErr w:type="spellStart"/>
-      <w:r>
-        <w:t>sam</w:t>
-      </w:r>
-      <w:proofErr w:type="spellEnd"/>
-      <w:proofErr w:type="gramStart"/>
-      <w:r>
-        <w:t>}.stats.txt</w:t>
-      </w:r>
-      <w:proofErr w:type="gramEnd"/>
-      <w:r>
-        <w:t xml:space="preserve">"; done' &gt; </w:t>
-      </w:r>
-      <w:proofErr w:type="spellStart"/>
-      <w:r>
-        <w:t>nohup.out</w:t>
-      </w:r>
-      <w:proofErr w:type="spellEnd"/>
-      <w:r>
-        <w:t xml:space="preserve"> 2&gt;&amp;1 &amp;</w:t>
-      </w:r>
-      <w:r>
-        <w:t xml:space="preserve"> </w:t>
-      </w:r>
-      <w:commentRangeEnd w:id="4"/>
+      <w:commentRangeEnd w:id="5"/>
       <w:r>
         <w:rPr>
           <w:rStyle w:val="Refdecomentario"/>
         </w:rPr>
-        <w:commentReference w:id="4"/>
-      </w:r>
-    </w:p>
-    <w:p>
-      <w:pPr>
-        <w:spacing w:after="0"/>
-      </w:pPr>
-    </w:p>
-    <w:p>
-      <w:pPr>
-        <w:spacing w:after="0"/>
-      </w:pPr>
-      <w:r>
-        <w:t>y luego para unir:</w:t>
+        <w:commentReference w:id="5"/>
+      </w:r>
+    </w:p>
+    <w:p>
+      <w:pPr>
+        <w:spacing w:after="0"/>
+      </w:pPr>
+    </w:p>
+    <w:p>
+      <w:pPr>
+        <w:spacing w:after="0"/>
+        <w:rPr>
+          <w:b/>
+          <w:bCs/>
+        </w:rPr>
+      </w:pPr>
+      <w:r>
+        <w:rPr>
+          <w:b/>
+          <w:bCs/>
+        </w:rPr>
+        <w:t>#########################################################################</w:t>
+      </w:r>
+    </w:p>
+    <w:p>
+      <w:pPr>
+        <w:spacing w:after="0"/>
+        <w:rPr>
+          <w:b/>
+          <w:bCs/>
+        </w:rPr>
+      </w:pPr>
+      <w:r>
+        <w:rPr>
+          <w:b/>
+          <w:bCs/>
+        </w:rPr>
+        <w:t>###############################</w:t>
+      </w:r>
+      <w:r>
+        <w:rPr>
+          <w:b/>
+          <w:bCs/>
+        </w:rPr>
+        <w:t>1</w:t>
+      </w:r>
+      <w:r>
+        <w:rPr>
+          <w:b/>
+          <w:bCs/>
+        </w:rPr>
+        <w:t>9</w:t>
+      </w:r>
+      <w:r>
+        <w:rPr>
+          <w:b/>
+          <w:bCs/>
+        </w:rPr>
+        <w:t>-06-2025</w:t>
+      </w:r>
+      <w:r>
+        <w:rPr>
+          <w:b/>
+          <w:bCs/>
+        </w:rPr>
+        <w:t>#################################</w:t>
+      </w:r>
+    </w:p>
+    <w:p>
+      <w:pPr>
+        <w:spacing w:after="0"/>
+        <w:rPr>
+          <w:b/>
+          <w:bCs/>
+        </w:rPr>
+      </w:pPr>
+      <w:r>
+        <w:rPr>
+          <w:b/>
+          <w:bCs/>
+        </w:rPr>
+        <w:t>#########################################################################</w:t>
+      </w:r>
+    </w:p>
+    <w:p>
+      <w:pPr>
+        <w:spacing w:after="0"/>
+      </w:pPr>
+    </w:p>
+    <w:p>
+      <w:pPr>
+        <w:spacing w:after="0"/>
+      </w:pPr>
+      <w:r>
+        <w:t xml:space="preserve">Hay un problema con HLR1. Cuando mapeo con BWA, dice que el header está malo. </w:t>
+      </w:r>
+    </w:p>
+    <w:p>
+      <w:pPr>
+        <w:spacing w:after="0"/>
+      </w:pPr>
+      <w:r>
+        <w:t xml:space="preserve">Estoy mirando si se comparte con HLS1. </w:t>
+      </w:r>
+    </w:p>
+    <w:p>
+      <w:pPr>
+        <w:spacing w:after="0"/>
+      </w:pPr>
+    </w:p>
+    <w:p>
+      <w:pPr>
+        <w:spacing w:after="0"/>
+      </w:pPr>
+      <w:r>
+        <w:t xml:space="preserve">Pasar a BAM a ver sí samtools lo reconoce más fácilmente. </w:t>
+      </w:r>
+    </w:p>
+    <w:p>
+      <w:pPr>
+        <w:spacing w:after="0"/>
+      </w:pPr>
+    </w:p>
+    <w:p>
+      <w:pPr>
+        <w:spacing w:after="0"/>
+      </w:pPr>
+      <w:r>
+        <w:t xml:space="preserve">--- </w:t>
+      </w:r>
+    </w:p>
+    <w:p>
+      <w:pPr>
+        <w:spacing w:after="0"/>
+      </w:pPr>
+      <w:r>
+        <w:t xml:space="preserve">Estos son los comandos: </w:t>
       </w:r>
       <w:r>
         <w:br/>
       </w:r>
-      <w:proofErr w:type="spellStart"/>
-      <w:r>
-        <w:t>cat</w:t>
-      </w:r>
-      <w:proofErr w:type="spellEnd"/>
-      <w:r>
-        <w:t xml:space="preserve"> *stats.txt &gt; merged_BWA_stats.txt</w:t>
-      </w:r>
-    </w:p>
-    <w:p>
-      <w:pPr>
-        <w:spacing w:after="0"/>
-      </w:pPr>
-    </w:p>
-    <w:p>
-      <w:pPr>
-        <w:spacing w:after="0"/>
-      </w:pPr>
-      <w:proofErr w:type="spellStart"/>
-      <w:r>
-        <w:t>samtools</w:t>
-      </w:r>
-      <w:proofErr w:type="spellEnd"/>
-      <w:r>
-        <w:t xml:space="preserve"> </w:t>
-      </w:r>
-      <w:proofErr w:type="spellStart"/>
-      <w:r>
-        <w:t>stats</w:t>
-      </w:r>
-      <w:proofErr w:type="spellEnd"/>
-      <w:r>
-        <w:t xml:space="preserve"> </w:t>
-      </w:r>
-      <w:r>
-        <w:t>HLR1_subsample_BWA.sam</w:t>
-      </w:r>
-      <w:r>
-        <w:t xml:space="preserve"> &gt; HLR1_bwa_stats.txt</w:t>
-      </w:r>
-    </w:p>
-    <w:p>
-      <w:pPr>
-        <w:spacing w:after="0"/>
-      </w:pPr>
-    </w:p>
-    <w:p>
-      <w:pPr>
-        <w:spacing w:after="0"/>
-      </w:pPr>
-      <w:r>
-        <w:t xml:space="preserve">En archivo métricas </w:t>
-      </w:r>
-      <w:r>
-        <w:t>C:\Users\User\Desktop\exoma\outputs_mobaxterm\Metricas_Mapeo_Exoma.xlsx</w:t>
-      </w:r>
-    </w:p>
-    <w:p>
-      <w:pPr>
-        <w:spacing w:after="0"/>
-      </w:pPr>
-      <w:r>
-        <w:t>Están las métricas del mapeo</w:t>
-      </w:r>
-    </w:p>
-    <w:p>
-      <w:pPr>
-        <w:spacing w:after="0"/>
-        <w:rPr>
-          <w:b/>
-          <w:bCs/>
-        </w:rPr>
-      </w:pPr>
-    </w:p>
-    <w:p>
-      <w:pPr>
-        <w:spacing w:after="0"/>
-        <w:rPr>
-          <w:b/>
-          <w:bCs/>
-        </w:rPr>
-      </w:pPr>
-      <w:commentRangeStart w:id="5"/>
-      <w:r>
-        <w:rPr>
-          <w:b/>
-          <w:bCs/>
-          <w:highlight w:val="red"/>
-        </w:rPr>
-        <w:t>La muestra HLR1 parece que está mala.</w:t>
-      </w:r>
-      <w:r>
-        <w:rPr>
-          <w:b/>
-          <w:bCs/>
-        </w:rPr>
-        <w:t xml:space="preserve"> </w:t>
-      </w:r>
-      <w:commentRangeEnd w:id="5"/>
-      <w:r>
-        <w:rPr>
-          <w:rStyle w:val="Refdecomentario"/>
-        </w:rPr>
-        <w:commentReference w:id="5"/>
-      </w:r>
-    </w:p>
-    <w:p>
-      <w:pPr>
-        <w:spacing w:after="0"/>
-      </w:pPr>
-    </w:p>
-    <w:p>
-      <w:pPr>
-        <w:spacing w:after="0"/>
-        <w:rPr>
-          <w:b/>
-          <w:bCs/>
-        </w:rPr>
-      </w:pPr>
-      <w:r>
-        <w:rPr>
-          <w:b/>
-          <w:bCs/>
-        </w:rPr>
-        <w:t>#########################################################################</w:t>
-      </w:r>
-    </w:p>
-    <w:p>
-      <w:pPr>
-        <w:spacing w:after="0"/>
-        <w:rPr>
-          <w:b/>
-          <w:bCs/>
-        </w:rPr>
-      </w:pPr>
-      <w:r>
-        <w:rPr>
-          <w:b/>
-          <w:bCs/>
-        </w:rPr>
-        <w:t>###############################</w:t>
-      </w:r>
-      <w:r>
-        <w:rPr>
-          <w:b/>
-          <w:bCs/>
-        </w:rPr>
-        <w:t>1</w:t>
-      </w:r>
-      <w:r>
-        <w:rPr>
-          <w:b/>
-          <w:bCs/>
-        </w:rPr>
-        <w:t>9</w:t>
-      </w:r>
-      <w:r>
-        <w:rPr>
-          <w:b/>
-          <w:bCs/>
-        </w:rPr>
-        <w:t>-06-2025</w:t>
-      </w:r>
-      <w:r>
-        <w:rPr>
-          <w:b/>
-          <w:bCs/>
-        </w:rPr>
-        <w:t>#################################</w:t>
-      </w:r>
-    </w:p>
-    <w:p>
-      <w:pPr>
-        <w:spacing w:after="0"/>
-        <w:rPr>
-          <w:b/>
-          <w:bCs/>
-        </w:rPr>
-      </w:pPr>
-      <w:r>
-        <w:rPr>
-          <w:b/>
-          <w:bCs/>
-        </w:rPr>
-        <w:t>#########################################################################</w:t>
-      </w:r>
-    </w:p>
-    <w:p>
-      <w:pPr>
-        <w:spacing w:after="0"/>
-      </w:pPr>
-    </w:p>
-    <w:p>
-      <w:pPr>
-        <w:spacing w:after="0"/>
-      </w:pPr>
-      <w:r>
-        <w:t xml:space="preserve">Hay un problema con HLR1. Cuando mapeo con BWA, dice que el </w:t>
-      </w:r>
-      <w:proofErr w:type="spellStart"/>
-      <w:r>
-        <w:t>header</w:t>
-      </w:r>
-      <w:proofErr w:type="spellEnd"/>
-      <w:r>
-        <w:t xml:space="preserve"> está malo. </w:t>
-      </w:r>
-    </w:p>
-    <w:p>
-      <w:pPr>
-        <w:spacing w:after="0"/>
-      </w:pPr>
-      <w:r>
-        <w:t xml:space="preserve">Estoy mirando si se comparte con HLS1. </w:t>
-      </w:r>
-    </w:p>
-    <w:p>
-      <w:pPr>
-        <w:spacing w:after="0"/>
-      </w:pPr>
-    </w:p>
-    <w:p>
-      <w:pPr>
-        <w:spacing w:after="0"/>
-      </w:pPr>
-      <w:r>
-        <w:t xml:space="preserve">Pasar a BAM a ver sí </w:t>
-      </w:r>
-      <w:proofErr w:type="spellStart"/>
-      <w:r>
-        <w:t>samtools</w:t>
-      </w:r>
-      <w:proofErr w:type="spellEnd"/>
-      <w:r>
-        <w:t xml:space="preserve"> lo reconoce más fácilmente. </w:t>
-      </w:r>
-    </w:p>
-    <w:p>
-      <w:pPr>
-        <w:spacing w:after="0"/>
-      </w:pPr>
-    </w:p>
-    <w:p>
-      <w:pPr>
-        <w:spacing w:after="0"/>
-      </w:pPr>
-      <w:r>
-        <w:t xml:space="preserve">--- </w:t>
-      </w:r>
-    </w:p>
-    <w:p>
-      <w:pPr>
-        <w:spacing w:after="0"/>
-      </w:pPr>
-      <w:r>
-        <w:t xml:space="preserve">Estos son los comandos: </w:t>
-      </w:r>
-      <w:r>
-        <w:br/>
-      </w:r>
-      <w:proofErr w:type="spellStart"/>
-      <w:r>
-        <w:t>samtools</w:t>
-      </w:r>
-      <w:proofErr w:type="spellEnd"/>
-      <w:r>
-        <w:t xml:space="preserve"> </w:t>
-      </w:r>
-      <w:proofErr w:type="spellStart"/>
-      <w:r>
-        <w:t>view</w:t>
-      </w:r>
-      <w:proofErr w:type="spellEnd"/>
-      <w:r>
-        <w:t xml:space="preserve"> -</w:t>
-      </w:r>
-      <w:proofErr w:type="spellStart"/>
-      <w:r>
-        <w:t>bS</w:t>
-      </w:r>
-      <w:proofErr w:type="spellEnd"/>
-      <w:r>
-        <w:t xml:space="preserve"> HLR1_BWA_19-06-25.sam &gt; HLR1_BWA_19-06-25.bam </w:t>
-      </w:r>
-    </w:p>
-    <w:p>
-      <w:pPr>
-        <w:spacing w:after="0"/>
-      </w:pPr>
-      <w:proofErr w:type="spellStart"/>
-      <w:r>
-        <w:lastRenderedPageBreak/>
-        <w:t>samtools</w:t>
-      </w:r>
-      <w:proofErr w:type="spellEnd"/>
-      <w:r>
-        <w:t xml:space="preserve"> </w:t>
-      </w:r>
-      <w:proofErr w:type="spellStart"/>
-      <w:r>
-        <w:t>flagstat</w:t>
-      </w:r>
-      <w:proofErr w:type="spellEnd"/>
-      <w:r>
-        <w:t xml:space="preserve"> HLR1_BWA_19-06-25.bam </w:t>
-      </w:r>
-    </w:p>
-    <w:p>
-      <w:pPr>
-        <w:spacing w:after="0"/>
-      </w:pPr>
-      <w:proofErr w:type="spellStart"/>
-      <w:r>
-        <w:t>samtools</w:t>
-      </w:r>
-      <w:proofErr w:type="spellEnd"/>
-      <w:r>
-        <w:t xml:space="preserve"> </w:t>
-      </w:r>
-      <w:proofErr w:type="spellStart"/>
-      <w:r>
-        <w:t>stats</w:t>
-      </w:r>
-      <w:proofErr w:type="spellEnd"/>
-      <w:r>
-        <w:t xml:space="preserve"> HLR1_BWA_19-06-25.bam &gt; HLR1_BWA_19-06-25.stats.txt</w:t>
+      <w:r>
+        <w:t xml:space="preserve">samtools view -bS HLR1_BWA_19-06-25.sam &gt; HLR1_BWA_19-06-25.bam </w:t>
+      </w:r>
+    </w:p>
+    <w:p>
+      <w:pPr>
+        <w:spacing w:after="0"/>
+      </w:pPr>
+      <w:r>
+        <w:t xml:space="preserve">samtools flagstat HLR1_BWA_19-06-25.bam </w:t>
+      </w:r>
+    </w:p>
+    <w:p>
+      <w:pPr>
+        <w:spacing w:after="0"/>
+      </w:pPr>
+      <w:r>
+        <w:t>samtools stats HLR1_BWA_19-06-25.bam &gt; HLR1_BWA_19-06-25.stats.txt</w:t>
       </w:r>
     </w:p>
     <w:p>
@@ -2629,77 +2476,7 @@
         <w:rPr>
           <w:highlight w:val="green"/>
         </w:rPr>
-        <w:t xml:space="preserve">Volví a cargar la muestra HLR1 desde mi tera y funcionó. HLR1 </w:t>
-      </w:r>
-      <w:proofErr w:type="spellStart"/>
-      <w:r>
-        <w:rPr>
-          <w:highlight w:val="green"/>
-        </w:rPr>
-        <w:t>percentage</w:t>
-      </w:r>
-      <w:proofErr w:type="spellEnd"/>
-      <w:r>
-        <w:rPr>
-          <w:highlight w:val="green"/>
-        </w:rPr>
-        <w:t xml:space="preserve"> </w:t>
-      </w:r>
-      <w:proofErr w:type="spellStart"/>
-      <w:r>
-        <w:rPr>
-          <w:highlight w:val="green"/>
-        </w:rPr>
-        <w:t>of</w:t>
-      </w:r>
-      <w:proofErr w:type="spellEnd"/>
-      <w:r>
-        <w:rPr>
-          <w:highlight w:val="green"/>
-        </w:rPr>
-        <w:t xml:space="preserve"> </w:t>
-      </w:r>
-      <w:proofErr w:type="spellStart"/>
-      <w:r>
-        <w:rPr>
-          <w:highlight w:val="green"/>
-        </w:rPr>
-        <w:t>properly</w:t>
-      </w:r>
-      <w:proofErr w:type="spellEnd"/>
-      <w:r>
-        <w:rPr>
-          <w:highlight w:val="green"/>
-        </w:rPr>
-        <w:t xml:space="preserve"> </w:t>
-      </w:r>
-      <w:proofErr w:type="spellStart"/>
-      <w:r>
-        <w:rPr>
-          <w:highlight w:val="green"/>
-        </w:rPr>
-        <w:t>paired</w:t>
-      </w:r>
-      <w:proofErr w:type="spellEnd"/>
-      <w:r>
-        <w:rPr>
-          <w:highlight w:val="green"/>
-        </w:rPr>
-        <w:t xml:space="preserve"> </w:t>
-      </w:r>
-      <w:proofErr w:type="spellStart"/>
-      <w:r>
-        <w:rPr>
-          <w:highlight w:val="green"/>
-        </w:rPr>
-        <w:t>reads</w:t>
-      </w:r>
-      <w:proofErr w:type="spellEnd"/>
-      <w:r>
-        <w:rPr>
-          <w:highlight w:val="green"/>
-        </w:rPr>
-        <w:t xml:space="preserve"> (%):</w:t>
+        <w:t>Volví a cargar la muestra HLR1 desde mi tera y funcionó. HLR1 percentage of properly paired reads (%):</w:t>
       </w:r>
       <w:r>
         <w:rPr>
@@ -2735,16 +2512,40 @@
     <w:p>
       <w:pPr>
         <w:spacing w:after="0"/>
-      </w:pPr>
-    </w:p>
-    <w:p>
-      <w:pPr>
-        <w:spacing w:after="0"/>
-      </w:pPr>
-    </w:p>
-    <w:p>
-      <w:pPr>
-        <w:spacing w:after="0"/>
+        <w:rPr>
+          <w:b/>
+          <w:bCs/>
+        </w:rPr>
+      </w:pPr>
+      <w:r>
+        <w:rPr>
+          <w:b/>
+          <w:bCs/>
+        </w:rPr>
+        <w:t xml:space="preserve">Aquí va el bucle variantes. </w:t>
+      </w:r>
+      <w:r>
+        <w:rPr>
+          <w:b/>
+          <w:bCs/>
+        </w:rPr>
+        <w:t>bucle_variantes</w:t>
+      </w:r>
+      <w:r>
+        <w:rPr>
+          <w:b/>
+          <w:bCs/>
+        </w:rPr>
+        <w:t>.py</w:t>
+      </w:r>
+    </w:p>
+    <w:p>
+      <w:pPr>
+        <w:spacing w:after="0"/>
+        <w:rPr>
+          <w:b/>
+          <w:bCs/>
+        </w:rPr>
       </w:pPr>
     </w:p>
     <w:p>
@@ -2776,6 +2577,4384 @@
           <w:b/>
           <w:bCs/>
         </w:rPr>
+        <w:t>###############################</w:t>
+      </w:r>
+      <w:r>
+        <w:rPr>
+          <w:b/>
+          <w:bCs/>
+        </w:rPr>
+        <w:t>24</w:t>
+      </w:r>
+      <w:r>
+        <w:rPr>
+          <w:b/>
+          <w:bCs/>
+        </w:rPr>
+        <w:t>-06-2025</w:t>
+      </w:r>
+      <w:r>
+        <w:rPr>
+          <w:b/>
+          <w:bCs/>
+        </w:rPr>
+        <w:t>#################################</w:t>
+      </w:r>
+    </w:p>
+    <w:p>
+      <w:pPr>
+        <w:spacing w:after="0"/>
+        <w:rPr>
+          <w:b/>
+          <w:bCs/>
+        </w:rPr>
+      </w:pPr>
+      <w:r>
+        <w:rPr>
+          <w:b/>
+          <w:bCs/>
+        </w:rPr>
+        <w:t>#########################################################################</w:t>
+      </w:r>
+    </w:p>
+    <w:p>
+      <w:pPr>
+        <w:spacing w:after="0"/>
+        <w:rPr>
+          <w:b/>
+          <w:bCs/>
+        </w:rPr>
+      </w:pPr>
+      <w:r>
+        <w:rPr>
+          <w:b/>
+          <w:bCs/>
+        </w:rPr>
+        <w:t>Input a perplexity</w:t>
+      </w:r>
+    </w:p>
+    <w:p>
+      <w:pPr>
+        <w:pStyle w:val="Prrafodelista"/>
+        <w:numPr>
+          <w:ilvl w:val="0"/>
+          <w:numId w:val="7"/>
+        </w:numPr>
+        <w:spacing w:after="0"/>
+      </w:pPr>
+      <w:r>
+        <w:t xml:space="preserve">“Imagen de el output vcf de las columnas que está en </w:t>
+      </w:r>
+      <w:r>
+        <w:t>HLR1.variants_excel.xlsx</w:t>
+      </w:r>
+      <w:r>
+        <w:t xml:space="preserve">” </w:t>
+      </w:r>
+    </w:p>
+    <w:p>
+      <w:pPr>
+        <w:spacing w:after="0"/>
+      </w:pPr>
+      <w:r>
+        <w:t xml:space="preserve">Ubicación: </w:t>
+      </w:r>
+      <w:r>
+        <w:t>"C:\Users\User\Desktop\exoma\outputs_mobaxterm\HLR1_y varios para entrenarme\HLR1.variants_excel.xlsx"</w:t>
+      </w:r>
+    </w:p>
+    <w:p>
+      <w:pPr>
+        <w:pStyle w:val="Prrafodelista"/>
+        <w:numPr>
+          <w:ilvl w:val="0"/>
+          <w:numId w:val="7"/>
+        </w:numPr>
+        <w:spacing w:after="0"/>
+      </w:pPr>
+      <w:r>
+        <w:t>El bucle de bucle_variantes.py</w:t>
+      </w:r>
+    </w:p>
+    <w:p>
+      <w:pPr>
+        <w:spacing w:after="0"/>
+      </w:pPr>
+      <w:r>
+        <w:t>"C:\Users\User\Desktop\exoma\bucles_exoma\bucle_variantes.py"</w:t>
+      </w:r>
+    </w:p>
+    <w:p>
+      <w:pPr>
+        <w:spacing w:after="0"/>
+        <w:rPr>
+          <w:b/>
+          <w:bCs/>
+        </w:rPr>
+      </w:pPr>
+      <w:r>
+        <w:rPr>
+          <w:b/>
+          <w:bCs/>
+        </w:rPr>
+        <w:t>Pregunta a perplexity</w:t>
+      </w:r>
+    </w:p>
+    <w:p>
+      <w:pPr>
+        <w:spacing w:after="0"/>
+      </w:pPr>
+      <w:r>
+        <w:t>En un artículo encontré justo lo que quiero hacer: Our analysis compared the frequency of the alternate allele at each polymorphic site between the two different phenotypes. The alternate allele consisted of an allele not present in the reference AaegL5 genome assembly. In this study, we performed three pairwise comparisons: 1) kdr vs recovered, 2) recovered vs dead, and 3) kdr vs dead. "A series of R scripts were used to split the genomic sites in the three chromosomes. A list of common sites within biological replicates and common sites between the phenotypes was then generated. The following script selected polymorphic sites (SNPs) and generated tables for allele counts in each of the four libraries (e.g., kdr1, kdr2, dead1, dead2). Allele frequencies for the alternant allele were calculated for each phenotype, and a goodness of fit test identified SNPs with consistent proportions within replicates (p &gt; 0.05). Then, we built contingency tables and calculated the heterogeneity χ2 with n—1 degrees of freedom to compare the proportion of the alternate allele between the phenotypes (the probability derived from this analysis was -</w:t>
+      </w:r>
+      <w:r>
+        <w:lastRenderedPageBreak/>
+        <w:t>log10 transformed to provide a “LOD” value). Additionally, we calculated the expected heterozygosity (Hexp) of each site where and n is the number of alternate nucleotides at a site. We applied a Benjamini-Hochberg correction for false discovery rate [18] for each chromosome separately (α = 0.01)." Basado en lo que hice en "bucle_variantes.py", cómo puedo hacer para obtener algo similar a lo planteado en el párrafo anterior. Puedo seguir desde el archivo VCF o debo de devolverme?</w:t>
+      </w:r>
+    </w:p>
+    <w:p>
+      <w:pPr>
+        <w:spacing w:after="0"/>
+      </w:pPr>
+    </w:p>
+    <w:p>
+      <w:pPr>
+        <w:spacing w:after="0"/>
+      </w:pPr>
+    </w:p>
+    <w:p>
+      <w:pPr>
+        <w:spacing w:after="0"/>
+      </w:pPr>
+    </w:p>
+    <w:p>
+      <w:pPr>
+        <w:spacing w:after="0"/>
+      </w:pPr>
+      <w:r>
+        <w:t xml:space="preserve">Perfecto, ese artículo describe exactamente el análisis que necesitas. Basándote en tu script bucle_variantes.py, </w:t>
+      </w:r>
+      <w:r>
+        <w:rPr>
+          <w:b/>
+          <w:bCs/>
+        </w:rPr>
+        <w:t>puedes continuar directamente desde los archivos VCF</w:t>
+      </w:r>
+      <w:r>
+        <w:t xml:space="preserve"> que ya generaste en la carpeta 05_SnpEffAnnotation. No necesitas devolverté.</w:t>
+      </w:r>
+    </w:p>
+    <w:p>
+      <w:pPr>
+        <w:spacing w:after="0"/>
+      </w:pPr>
+      <w:r>
+        <w:t>Aquí te proporciono un pipeline completo en Python y R para replicar el análisis del artículo:</w:t>
+      </w:r>
+    </w:p>
+    <w:p>
+      <w:pPr>
+        <w:spacing w:after="0"/>
+      </w:pPr>
+      <w:r>
+        <w:pict w14:anchorId="5AC28380">
+          <v:rect id="_x0000_i1025" style="width:0;height:1.5pt" o:hralign="center" o:hrstd="t" o:hr="t" fillcolor="#a0a0a0" stroked="f"/>
+        </w:pict>
+      </w:r>
+    </w:p>
+    <w:p>
+      <w:pPr>
+        <w:spacing w:after="0"/>
+        <w:rPr>
+          <w:b/>
+          <w:bCs/>
+        </w:rPr>
+      </w:pPr>
+      <w:r>
+        <w:rPr>
+          <w:b/>
+          <w:bCs/>
+        </w:rPr>
+        <w:t>Pipeline para análisis de frecuencias alélicas HPR vs SP</w:t>
+      </w:r>
+    </w:p>
+    <w:p>
+      <w:pPr>
+        <w:spacing w:after="0"/>
+        <w:rPr>
+          <w:b/>
+          <w:bCs/>
+        </w:rPr>
+      </w:pPr>
+      <w:r>
+        <w:rPr>
+          <w:b/>
+          <w:bCs/>
+        </w:rPr>
+        <w:t>Paso 1: Script Python para procesar VCFs y extraer información alélica</w:t>
+      </w:r>
+    </w:p>
+    <w:p>
+      <w:pPr>
+        <w:spacing w:after="0"/>
+      </w:pPr>
+      <w:r>
+        <w:t>python</w:t>
+      </w:r>
+    </w:p>
+    <w:p>
+      <w:pPr>
+        <w:spacing w:after="0"/>
+      </w:pPr>
+      <w:r>
+        <w:rPr>
+          <w:b/>
+          <w:bCs/>
+        </w:rPr>
+        <w:t>import</w:t>
+      </w:r>
+      <w:r>
+        <w:t xml:space="preserve"> pandas </w:t>
+      </w:r>
+      <w:r>
+        <w:rPr>
+          <w:b/>
+          <w:bCs/>
+        </w:rPr>
+        <w:t>as</w:t>
+      </w:r>
+      <w:r>
+        <w:t xml:space="preserve"> pd</w:t>
+      </w:r>
+    </w:p>
+    <w:p>
+      <w:pPr>
+        <w:spacing w:after="0"/>
+      </w:pPr>
+      <w:r>
+        <w:rPr>
+          <w:b/>
+          <w:bCs/>
+        </w:rPr>
+        <w:t>import</w:t>
+      </w:r>
+      <w:r>
+        <w:t xml:space="preserve"> numpy </w:t>
+      </w:r>
+      <w:r>
+        <w:rPr>
+          <w:b/>
+          <w:bCs/>
+        </w:rPr>
+        <w:t>as</w:t>
+      </w:r>
+      <w:r>
+        <w:t xml:space="preserve"> np</w:t>
+      </w:r>
+    </w:p>
+    <w:p>
+      <w:pPr>
+        <w:spacing w:after="0"/>
+      </w:pPr>
+      <w:r>
+        <w:rPr>
+          <w:b/>
+          <w:bCs/>
+        </w:rPr>
+        <w:t>from</w:t>
+      </w:r>
+      <w:r>
+        <w:t xml:space="preserve"> scipy </w:t>
+      </w:r>
+      <w:r>
+        <w:rPr>
+          <w:b/>
+          <w:bCs/>
+        </w:rPr>
+        <w:t>import</w:t>
+      </w:r>
+      <w:r>
+        <w:t xml:space="preserve"> stats</w:t>
+      </w:r>
+    </w:p>
+    <w:p>
+      <w:pPr>
+        <w:spacing w:after="0"/>
+      </w:pPr>
+      <w:r>
+        <w:rPr>
+          <w:b/>
+          <w:bCs/>
+        </w:rPr>
+        <w:t>import</w:t>
+      </w:r>
+      <w:r>
+        <w:t xml:space="preserve"> os</w:t>
+      </w:r>
+    </w:p>
+    <w:p>
+      <w:pPr>
+        <w:spacing w:after="0"/>
+      </w:pPr>
+      <w:r>
+        <w:rPr>
+          <w:b/>
+          <w:bCs/>
+        </w:rPr>
+        <w:t>import</w:t>
+      </w:r>
+      <w:r>
+        <w:t xml:space="preserve"> re</w:t>
+      </w:r>
+    </w:p>
+    <w:p>
+      <w:pPr>
+        <w:spacing w:after="0"/>
+      </w:pPr>
+    </w:p>
+    <w:p>
+      <w:pPr>
+        <w:spacing w:after="0"/>
+      </w:pPr>
+      <w:r>
+        <w:rPr>
+          <w:b/>
+          <w:bCs/>
+        </w:rPr>
+        <w:t>def</w:t>
+      </w:r>
+      <w:r>
+        <w:t xml:space="preserve"> parse_vcf_allele_info(vcf_file, sample_name):</w:t>
+      </w:r>
+    </w:p>
+    <w:p>
+      <w:pPr>
+        <w:spacing w:after="0"/>
+      </w:pPr>
+      <w:r>
+        <w:t xml:space="preserve">    """Extrae información alélica de archivos VCF individuales"""</w:t>
+      </w:r>
+    </w:p>
+    <w:p>
+      <w:pPr>
+        <w:spacing w:after="0"/>
+      </w:pPr>
+      <w:r>
+        <w:t xml:space="preserve">    variants = []</w:t>
+      </w:r>
+    </w:p>
+    <w:p>
+      <w:pPr>
+        <w:spacing w:after="0"/>
+      </w:pPr>
+      <w:r>
+        <w:t xml:space="preserve">    </w:t>
+      </w:r>
+    </w:p>
+    <w:p>
+      <w:pPr>
+        <w:spacing w:after="0"/>
+      </w:pPr>
+      <w:r>
+        <w:t xml:space="preserve">    </w:t>
+      </w:r>
+      <w:r>
+        <w:rPr>
+          <w:b/>
+          <w:bCs/>
+        </w:rPr>
+        <w:t>with</w:t>
+      </w:r>
+      <w:r>
+        <w:t xml:space="preserve"> open(vcf_file, 'r') </w:t>
+      </w:r>
+      <w:r>
+        <w:rPr>
+          <w:b/>
+          <w:bCs/>
+        </w:rPr>
+        <w:t>as</w:t>
+      </w:r>
+      <w:r>
+        <w:t xml:space="preserve"> f:</w:t>
+      </w:r>
+    </w:p>
+    <w:p>
+      <w:pPr>
+        <w:spacing w:after="0"/>
+      </w:pPr>
+      <w:r>
+        <w:t xml:space="preserve">        </w:t>
+      </w:r>
+      <w:r>
+        <w:rPr>
+          <w:b/>
+          <w:bCs/>
+        </w:rPr>
+        <w:t>for</w:t>
+      </w:r>
+      <w:r>
+        <w:t xml:space="preserve"> line </w:t>
+      </w:r>
+      <w:r>
+        <w:rPr>
+          <w:b/>
+          <w:bCs/>
+        </w:rPr>
+        <w:t>in</w:t>
+      </w:r>
+      <w:r>
+        <w:t xml:space="preserve"> f:</w:t>
+      </w:r>
+    </w:p>
+    <w:p>
+      <w:pPr>
+        <w:spacing w:after="0"/>
+      </w:pPr>
+      <w:r>
+        <w:t xml:space="preserve">            </w:t>
+      </w:r>
+      <w:r>
+        <w:rPr>
+          <w:b/>
+          <w:bCs/>
+        </w:rPr>
+        <w:t>if</w:t>
+      </w:r>
+      <w:r>
+        <w:t xml:space="preserve"> line.startswith('#'):</w:t>
+      </w:r>
+    </w:p>
+    <w:p>
+      <w:pPr>
+        <w:spacing w:after="0"/>
+      </w:pPr>
+      <w:r>
+        <w:t xml:space="preserve">                </w:t>
+      </w:r>
+      <w:r>
+        <w:rPr>
+          <w:b/>
+          <w:bCs/>
+        </w:rPr>
+        <w:t>continue</w:t>
+      </w:r>
+    </w:p>
+    <w:p>
+      <w:pPr>
+        <w:spacing w:after="0"/>
+      </w:pPr>
+      <w:r>
+        <w:t xml:space="preserve">            </w:t>
+      </w:r>
+    </w:p>
+    <w:p>
+      <w:pPr>
+        <w:spacing w:after="0"/>
+      </w:pPr>
+      <w:r>
+        <w:t xml:space="preserve">            parts = line.strip().split('\t')</w:t>
+      </w:r>
+    </w:p>
+    <w:p>
+      <w:pPr>
+        <w:spacing w:after="0"/>
+      </w:pPr>
+      <w:r>
+        <w:t xml:space="preserve">            </w:t>
+      </w:r>
+      <w:r>
+        <w:rPr>
+          <w:b/>
+          <w:bCs/>
+        </w:rPr>
+        <w:t>if</w:t>
+      </w:r>
+      <w:r>
+        <w:t xml:space="preserve"> len(parts) &lt; 10:</w:t>
+      </w:r>
+    </w:p>
+    <w:p>
+      <w:pPr>
+        <w:spacing w:after="0"/>
+      </w:pPr>
+      <w:r>
+        <w:t xml:space="preserve">                </w:t>
+      </w:r>
+      <w:r>
+        <w:rPr>
+          <w:b/>
+          <w:bCs/>
+        </w:rPr>
+        <w:t>continue</w:t>
+      </w:r>
+    </w:p>
+    <w:p>
+      <w:pPr>
+        <w:spacing w:after="0"/>
+      </w:pPr>
+      <w:r>
+        <w:t xml:space="preserve">                </w:t>
+      </w:r>
+    </w:p>
+    <w:p>
+      <w:pPr>
+        <w:spacing w:after="0"/>
+      </w:pPr>
+      <w:r>
+        <w:t xml:space="preserve">            chrom, pos, id_var, ref, alt, qual, filter_field, info = parts[:8]</w:t>
+      </w:r>
+    </w:p>
+    <w:p>
+      <w:pPr>
+        <w:spacing w:after="0"/>
+      </w:pPr>
+      <w:r>
+        <w:lastRenderedPageBreak/>
+        <w:t xml:space="preserve">            </w:t>
+      </w:r>
+    </w:p>
+    <w:p>
+      <w:pPr>
+        <w:spacing w:after="0"/>
+      </w:pPr>
+      <w:r>
+        <w:t xml:space="preserve">            </w:t>
+      </w:r>
+      <w:r>
+        <w:rPr>
+          <w:i/>
+          <w:iCs/>
+        </w:rPr>
+        <w:t># Extraer información del campo INFO</w:t>
+      </w:r>
+    </w:p>
+    <w:p>
+      <w:pPr>
+        <w:spacing w:after="0"/>
+      </w:pPr>
+      <w:r>
+        <w:t xml:space="preserve">            ac = re.search(r'AC=(\d+)', info)</w:t>
+      </w:r>
+    </w:p>
+    <w:p>
+      <w:pPr>
+        <w:spacing w:after="0"/>
+      </w:pPr>
+      <w:r>
+        <w:t xml:space="preserve">            af = re.search(r'AF=([\d.]+)', info)</w:t>
+      </w:r>
+    </w:p>
+    <w:p>
+      <w:pPr>
+        <w:spacing w:after="0"/>
+      </w:pPr>
+      <w:r>
+        <w:t xml:space="preserve">            an = re.search(r'AN=(\d+)', info)</w:t>
+      </w:r>
+    </w:p>
+    <w:p>
+      <w:pPr>
+        <w:spacing w:after="0"/>
+      </w:pPr>
+      <w:r>
+        <w:t xml:space="preserve">            dp = re.search(r'DP=(\d+)', info)</w:t>
+      </w:r>
+    </w:p>
+    <w:p>
+      <w:pPr>
+        <w:spacing w:after="0"/>
+      </w:pPr>
+      <w:r>
+        <w:t xml:space="preserve">            </w:t>
+      </w:r>
+    </w:p>
+    <w:p>
+      <w:pPr>
+        <w:spacing w:after="0"/>
+      </w:pPr>
+      <w:r>
+        <w:t xml:space="preserve">            </w:t>
+      </w:r>
+      <w:r>
+        <w:rPr>
+          <w:b/>
+          <w:bCs/>
+        </w:rPr>
+        <w:t>if</w:t>
+      </w:r>
+      <w:r>
+        <w:t xml:space="preserve"> ac </w:t>
+      </w:r>
+      <w:r>
+        <w:rPr>
+          <w:b/>
+          <w:bCs/>
+        </w:rPr>
+        <w:t>and</w:t>
+      </w:r>
+      <w:r>
+        <w:t xml:space="preserve"> af </w:t>
+      </w:r>
+      <w:r>
+        <w:rPr>
+          <w:b/>
+          <w:bCs/>
+        </w:rPr>
+        <w:t>and</w:t>
+      </w:r>
+      <w:r>
+        <w:t xml:space="preserve"> an </w:t>
+      </w:r>
+      <w:r>
+        <w:rPr>
+          <w:b/>
+          <w:bCs/>
+        </w:rPr>
+        <w:t>and</w:t>
+      </w:r>
+      <w:r>
+        <w:t xml:space="preserve"> dp:</w:t>
+      </w:r>
+    </w:p>
+    <w:p>
+      <w:pPr>
+        <w:spacing w:after="0"/>
+      </w:pPr>
+      <w:r>
+        <w:t xml:space="preserve">                variants.append({</w:t>
+      </w:r>
+    </w:p>
+    <w:p>
+      <w:pPr>
+        <w:spacing w:after="0"/>
+      </w:pPr>
+      <w:r>
+        <w:t xml:space="preserve">                    'CHROM': chrom,</w:t>
+      </w:r>
+    </w:p>
+    <w:p>
+      <w:pPr>
+        <w:spacing w:after="0"/>
+      </w:pPr>
+      <w:r>
+        <w:t xml:space="preserve">                    'POS': int(pos),</w:t>
+      </w:r>
+    </w:p>
+    <w:p>
+      <w:pPr>
+        <w:spacing w:after="0"/>
+      </w:pPr>
+      <w:r>
+        <w:t xml:space="preserve">                    'REF': ref,</w:t>
+      </w:r>
+    </w:p>
+    <w:p>
+      <w:pPr>
+        <w:spacing w:after="0"/>
+      </w:pPr>
+      <w:r>
+        <w:t xml:space="preserve">                    'ALT': alt,</w:t>
+      </w:r>
+    </w:p>
+    <w:p>
+      <w:pPr>
+        <w:spacing w:after="0"/>
+      </w:pPr>
+      <w:r>
+        <w:t xml:space="preserve">                    'QUAL': float(qual),</w:t>
+      </w:r>
+    </w:p>
+    <w:p>
+      <w:pPr>
+        <w:spacing w:after="0"/>
+      </w:pPr>
+      <w:r>
+        <w:t xml:space="preserve">                    'AC': int(ac.group(1)),  </w:t>
+      </w:r>
+      <w:r>
+        <w:rPr>
+          <w:i/>
+          <w:iCs/>
+        </w:rPr>
+        <w:t># Alternate allele count</w:t>
+      </w:r>
+    </w:p>
+    <w:p>
+      <w:pPr>
+        <w:spacing w:after="0"/>
+      </w:pPr>
+      <w:r>
+        <w:t xml:space="preserve">                    'AF': float(af.group(1)),  </w:t>
+      </w:r>
+      <w:r>
+        <w:rPr>
+          <w:i/>
+          <w:iCs/>
+        </w:rPr>
+        <w:t># Alternate allele frequency</w:t>
+      </w:r>
+    </w:p>
+    <w:p>
+      <w:pPr>
+        <w:spacing w:after="0"/>
+      </w:pPr>
+      <w:r>
+        <w:t xml:space="preserve">                    'AN': int(an.group(1)),  </w:t>
+      </w:r>
+      <w:r>
+        <w:rPr>
+          <w:i/>
+          <w:iCs/>
+        </w:rPr>
+        <w:t># Total allele number</w:t>
+      </w:r>
+    </w:p>
+    <w:p>
+      <w:pPr>
+        <w:spacing w:after="0"/>
+      </w:pPr>
+      <w:r>
+        <w:t xml:space="preserve">                    'DP': int(dp.group(1)),  </w:t>
+      </w:r>
+      <w:r>
+        <w:rPr>
+          <w:i/>
+          <w:iCs/>
+        </w:rPr>
+        <w:t># Depth</w:t>
+      </w:r>
+    </w:p>
+    <w:p>
+      <w:pPr>
+        <w:spacing w:after="0"/>
+      </w:pPr>
+      <w:r>
+        <w:t xml:space="preserve">                    'SAMPLE': sample_name</w:t>
+      </w:r>
+    </w:p>
+    <w:p>
+      <w:pPr>
+        <w:spacing w:after="0"/>
+      </w:pPr>
+      <w:r>
+        <w:t xml:space="preserve">                })</w:t>
+      </w:r>
+    </w:p>
+    <w:p>
+      <w:pPr>
+        <w:spacing w:after="0"/>
+      </w:pPr>
+      <w:r>
+        <w:t xml:space="preserve">    </w:t>
+      </w:r>
+    </w:p>
+    <w:p>
+      <w:pPr>
+        <w:spacing w:after="0"/>
+      </w:pPr>
+      <w:r>
+        <w:t xml:space="preserve">    </w:t>
+      </w:r>
+      <w:r>
+        <w:rPr>
+          <w:b/>
+          <w:bCs/>
+        </w:rPr>
+        <w:t>return</w:t>
+      </w:r>
+      <w:r>
+        <w:t xml:space="preserve"> pd.DataFrame(variants)</w:t>
+      </w:r>
+    </w:p>
+    <w:p>
+      <w:pPr>
+        <w:spacing w:after="0"/>
+      </w:pPr>
+    </w:p>
+    <w:p>
+      <w:pPr>
+        <w:spacing w:after="0"/>
+      </w:pPr>
+      <w:r>
+        <w:rPr>
+          <w:b/>
+          <w:bCs/>
+        </w:rPr>
+        <w:t>def</w:t>
+      </w:r>
+      <w:r>
+        <w:t xml:space="preserve"> process_group_vcfs(group_samples, group_name):</w:t>
+      </w:r>
+    </w:p>
+    <w:p>
+      <w:pPr>
+        <w:spacing w:after="0"/>
+      </w:pPr>
+      <w:r>
+        <w:t xml:space="preserve">    """Procesa todos los VCFs de un grupo (ej: HPR1, HPR2)"""</w:t>
+      </w:r>
+    </w:p>
+    <w:p>
+      <w:pPr>
+        <w:spacing w:after="0"/>
+      </w:pPr>
+      <w:r>
+        <w:t xml:space="preserve">    all_variants = []</w:t>
+      </w:r>
+    </w:p>
+    <w:p>
+      <w:pPr>
+        <w:spacing w:after="0"/>
+      </w:pPr>
+      <w:r>
+        <w:t xml:space="preserve">    </w:t>
+      </w:r>
+    </w:p>
+    <w:p>
+      <w:pPr>
+        <w:spacing w:after="0"/>
+      </w:pPr>
+      <w:r>
+        <w:t xml:space="preserve">    </w:t>
+      </w:r>
+      <w:r>
+        <w:rPr>
+          <w:b/>
+          <w:bCs/>
+        </w:rPr>
+        <w:t>for</w:t>
+      </w:r>
+      <w:r>
+        <w:t xml:space="preserve"> sample </w:t>
+      </w:r>
+      <w:r>
+        <w:rPr>
+          <w:b/>
+          <w:bCs/>
+        </w:rPr>
+        <w:t>in</w:t>
+      </w:r>
+      <w:r>
+        <w:t xml:space="preserve"> group_samples:</w:t>
+      </w:r>
+    </w:p>
+    <w:p>
+      <w:pPr>
+        <w:spacing w:after="0"/>
+      </w:pPr>
+      <w:r>
+        <w:t xml:space="preserve">        vcf_file = f"05_SnpEffAnnotation/{sample}_GATK_annotated.vcf"</w:t>
+      </w:r>
+    </w:p>
+    <w:p>
+      <w:pPr>
+        <w:spacing w:after="0"/>
+      </w:pPr>
+      <w:r>
+        <w:t xml:space="preserve">        </w:t>
+      </w:r>
+      <w:r>
+        <w:rPr>
+          <w:b/>
+          <w:bCs/>
+        </w:rPr>
+        <w:t>if</w:t>
+      </w:r>
+      <w:r>
+        <w:t xml:space="preserve"> os.path.exists(vcf_file):</w:t>
+      </w:r>
+    </w:p>
+    <w:p>
+      <w:pPr>
+        <w:spacing w:after="0"/>
+      </w:pPr>
+      <w:r>
+        <w:t xml:space="preserve">            </w:t>
+      </w:r>
+      <w:r>
+        <w:rPr>
+          <w:b/>
+          <w:bCs/>
+        </w:rPr>
+        <w:t>print</w:t>
+      </w:r>
+      <w:r>
+        <w:t>(f"Procesando {vcf_file}")</w:t>
+      </w:r>
+    </w:p>
+    <w:p>
+      <w:pPr>
+        <w:spacing w:after="0"/>
+      </w:pPr>
+      <w:r>
+        <w:t xml:space="preserve">            sample_variants = parse_vcf_allele_info(vcf_file, sample)</w:t>
+      </w:r>
+    </w:p>
+    <w:p>
+      <w:pPr>
+        <w:spacing w:after="0"/>
+      </w:pPr>
+      <w:r>
+        <w:t xml:space="preserve">            all_variants.append(sample_variants)</w:t>
+      </w:r>
+    </w:p>
+    <w:p>
+      <w:pPr>
+        <w:spacing w:after="0"/>
+      </w:pPr>
+      <w:r>
+        <w:t xml:space="preserve">        </w:t>
+      </w:r>
+      <w:r>
+        <w:rPr>
+          <w:b/>
+          <w:bCs/>
+        </w:rPr>
+        <w:t>else</w:t>
+      </w:r>
+      <w:r>
+        <w:t>:</w:t>
+      </w:r>
+    </w:p>
+    <w:p>
+      <w:pPr>
+        <w:spacing w:after="0"/>
+      </w:pPr>
+      <w:r>
+        <w:t xml:space="preserve">            </w:t>
+      </w:r>
+      <w:r>
+        <w:rPr>
+          <w:b/>
+          <w:bCs/>
+        </w:rPr>
+        <w:t>print</w:t>
+      </w:r>
+      <w:r>
+        <w:t>(f"Archivo no encontrado: {vcf_file}")</w:t>
+      </w:r>
+    </w:p>
+    <w:p>
+      <w:pPr>
+        <w:spacing w:after="0"/>
+      </w:pPr>
+      <w:r>
+        <w:t xml:space="preserve">    </w:t>
+      </w:r>
+    </w:p>
+    <w:p>
+      <w:pPr>
+        <w:spacing w:after="0"/>
+      </w:pPr>
+      <w:r>
+        <w:t xml:space="preserve">    </w:t>
+      </w:r>
+      <w:r>
+        <w:rPr>
+          <w:b/>
+          <w:bCs/>
+        </w:rPr>
+        <w:t>if</w:t>
+      </w:r>
+      <w:r>
+        <w:t xml:space="preserve"> all_variants:</w:t>
+      </w:r>
+    </w:p>
+    <w:p>
+      <w:pPr>
+        <w:spacing w:after="0"/>
+      </w:pPr>
+      <w:r>
+        <w:t xml:space="preserve">        combined = pd.concat(all_variants, ignore_index=True)</w:t>
+      </w:r>
+    </w:p>
+    <w:p>
+      <w:pPr>
+        <w:spacing w:after="0"/>
+      </w:pPr>
+      <w:r>
+        <w:lastRenderedPageBreak/>
+        <w:t xml:space="preserve">        combined['GROUP'] = group_name</w:t>
+      </w:r>
+    </w:p>
+    <w:p>
+      <w:pPr>
+        <w:spacing w:after="0"/>
+      </w:pPr>
+      <w:r>
+        <w:t xml:space="preserve">        </w:t>
+      </w:r>
+      <w:r>
+        <w:rPr>
+          <w:b/>
+          <w:bCs/>
+        </w:rPr>
+        <w:t>return</w:t>
+      </w:r>
+      <w:r>
+        <w:t xml:space="preserve"> combined</w:t>
+      </w:r>
+    </w:p>
+    <w:p>
+      <w:pPr>
+        <w:spacing w:after="0"/>
+      </w:pPr>
+      <w:r>
+        <w:t xml:space="preserve">    </w:t>
+      </w:r>
+      <w:r>
+        <w:rPr>
+          <w:b/>
+          <w:bCs/>
+        </w:rPr>
+        <w:t>return</w:t>
+      </w:r>
+      <w:r>
+        <w:t xml:space="preserve"> pd.DataFrame()</w:t>
+      </w:r>
+    </w:p>
+    <w:p>
+      <w:pPr>
+        <w:spacing w:after="0"/>
+      </w:pPr>
+    </w:p>
+    <w:p>
+      <w:pPr>
+        <w:spacing w:after="0"/>
+      </w:pPr>
+      <w:r>
+        <w:rPr>
+          <w:b/>
+          <w:bCs/>
+        </w:rPr>
+        <w:t>def</w:t>
+      </w:r>
+      <w:r>
+        <w:t xml:space="preserve"> main():</w:t>
+      </w:r>
+    </w:p>
+    <w:p>
+      <w:pPr>
+        <w:spacing w:after="0"/>
+      </w:pPr>
+      <w:r>
+        <w:t xml:space="preserve">    </w:t>
+      </w:r>
+      <w:r>
+        <w:rPr>
+          <w:i/>
+          <w:iCs/>
+        </w:rPr>
+        <w:t># Definir grupos basándose en tu tabla RG_info</w:t>
+      </w:r>
+    </w:p>
+    <w:p>
+      <w:pPr>
+        <w:spacing w:after="0"/>
+      </w:pPr>
+      <w:r>
+        <w:t xml:space="preserve">    groups = {</w:t>
+      </w:r>
+    </w:p>
+    <w:p>
+      <w:pPr>
+        <w:spacing w:after="0"/>
+      </w:pPr>
+      <w:r>
+        <w:t xml:space="preserve">        'HPR': ['HPR1', 'HPR2'],  </w:t>
+      </w:r>
+      <w:r>
+        <w:rPr>
+          <w:i/>
+          <w:iCs/>
+        </w:rPr>
+        <w:t># Resistentes a permetrina</w:t>
+      </w:r>
+    </w:p>
+    <w:p>
+      <w:pPr>
+        <w:spacing w:after="0"/>
+      </w:pPr>
+      <w:r>
+        <w:t xml:space="preserve">        'SP': ['SP1', 'SP2'],     </w:t>
+      </w:r>
+      <w:r>
+        <w:rPr>
+          <w:i/>
+          <w:iCs/>
+        </w:rPr>
+        <w:t># Sin presión</w:t>
+      </w:r>
+    </w:p>
+    <w:p>
+      <w:pPr>
+        <w:spacing w:after="0"/>
+      </w:pPr>
+      <w:r>
+        <w:t xml:space="preserve">        'HPS': ['HPS1', 'HPS2'],  </w:t>
+      </w:r>
+      <w:r>
+        <w:rPr>
+          <w:i/>
+          <w:iCs/>
+        </w:rPr>
+        <w:t># Susceptibles a permetrina</w:t>
+      </w:r>
+    </w:p>
+    <w:p>
+      <w:pPr>
+        <w:spacing w:after="0"/>
+      </w:pPr>
+      <w:r>
+        <w:t xml:space="preserve">        'HLR': ['HLR1', 'HLR2'],  </w:t>
+      </w:r>
+      <w:r>
+        <w:rPr>
+          <w:i/>
+          <w:iCs/>
+        </w:rPr>
+        <w:t># Resistentes a lambdacialotrina</w:t>
+      </w:r>
+    </w:p>
+    <w:p>
+      <w:pPr>
+        <w:spacing w:after="0"/>
+      </w:pPr>
+      <w:r>
+        <w:t xml:space="preserve">        'HLS': ['HLS1', 'HLS2']   </w:t>
+      </w:r>
+      <w:r>
+        <w:rPr>
+          <w:i/>
+          <w:iCs/>
+        </w:rPr>
+        <w:t># Susceptibles a lambdacialotrina</w:t>
+      </w:r>
+    </w:p>
+    <w:p>
+      <w:pPr>
+        <w:spacing w:after="0"/>
+      </w:pPr>
+      <w:r>
+        <w:t xml:space="preserve">    }</w:t>
+      </w:r>
+    </w:p>
+    <w:p>
+      <w:pPr>
+        <w:spacing w:after="0"/>
+      </w:pPr>
+      <w:r>
+        <w:t xml:space="preserve">    </w:t>
+      </w:r>
+    </w:p>
+    <w:p>
+      <w:pPr>
+        <w:spacing w:after="0"/>
+      </w:pPr>
+      <w:r>
+        <w:t xml:space="preserve">    </w:t>
+      </w:r>
+      <w:r>
+        <w:rPr>
+          <w:i/>
+          <w:iCs/>
+        </w:rPr>
+        <w:t># Procesar cada grupo</w:t>
+      </w:r>
+    </w:p>
+    <w:p>
+      <w:pPr>
+        <w:spacing w:after="0"/>
+      </w:pPr>
+      <w:r>
+        <w:t xml:space="preserve">    group_data = {}</w:t>
+      </w:r>
+    </w:p>
+    <w:p>
+      <w:pPr>
+        <w:spacing w:after="0"/>
+      </w:pPr>
+      <w:r>
+        <w:t xml:space="preserve">    </w:t>
+      </w:r>
+      <w:r>
+        <w:rPr>
+          <w:b/>
+          <w:bCs/>
+        </w:rPr>
+        <w:t>for</w:t>
+      </w:r>
+      <w:r>
+        <w:t xml:space="preserve"> group_name, samples </w:t>
+      </w:r>
+      <w:r>
+        <w:rPr>
+          <w:b/>
+          <w:bCs/>
+        </w:rPr>
+        <w:t>in</w:t>
+      </w:r>
+      <w:r>
+        <w:t xml:space="preserve"> groups.items():</w:t>
+      </w:r>
+    </w:p>
+    <w:p>
+      <w:pPr>
+        <w:spacing w:after="0"/>
+      </w:pPr>
+      <w:r>
+        <w:t xml:space="preserve">        </w:t>
+      </w:r>
+      <w:r>
+        <w:rPr>
+          <w:b/>
+          <w:bCs/>
+        </w:rPr>
+        <w:t>print</w:t>
+      </w:r>
+      <w:r>
+        <w:t>(f"Procesando grupo {group_name}")</w:t>
+      </w:r>
+    </w:p>
+    <w:p>
+      <w:pPr>
+        <w:spacing w:after="0"/>
+      </w:pPr>
+      <w:r>
+        <w:t xml:space="preserve">        group_data[group_name] = process_group_vcfs(samples, group_name)</w:t>
+      </w:r>
+    </w:p>
+    <w:p>
+      <w:pPr>
+        <w:spacing w:after="0"/>
+      </w:pPr>
+      <w:r>
+        <w:t xml:space="preserve">    </w:t>
+      </w:r>
+    </w:p>
+    <w:p>
+      <w:pPr>
+        <w:spacing w:after="0"/>
+      </w:pPr>
+      <w:r>
+        <w:t xml:space="preserve">    </w:t>
+      </w:r>
+      <w:r>
+        <w:rPr>
+          <w:i/>
+          <w:iCs/>
+        </w:rPr>
+        <w:t># Combinar datos para análisis</w:t>
+      </w:r>
+    </w:p>
+    <w:p>
+      <w:pPr>
+        <w:spacing w:after="0"/>
+      </w:pPr>
+      <w:r>
+        <w:t xml:space="preserve">    all_data = pd.concat(group_data.values(), ignore_index=True)</w:t>
+      </w:r>
+    </w:p>
+    <w:p>
+      <w:pPr>
+        <w:spacing w:after="0"/>
+      </w:pPr>
+      <w:r>
+        <w:t xml:space="preserve">    all_data.to_csv('all_variants_by_group.csv', index=False)</w:t>
+      </w:r>
+    </w:p>
+    <w:p>
+      <w:pPr>
+        <w:spacing w:after="0"/>
+      </w:pPr>
+      <w:r>
+        <w:t xml:space="preserve">    </w:t>
+      </w:r>
+      <w:r>
+        <w:rPr>
+          <w:b/>
+          <w:bCs/>
+        </w:rPr>
+        <w:t>print</w:t>
+      </w:r>
+      <w:r>
+        <w:t>("Datos guardados en all_variants_by_group.csv")</w:t>
+      </w:r>
+    </w:p>
+    <w:p>
+      <w:pPr>
+        <w:spacing w:after="0"/>
+      </w:pPr>
+      <w:r>
+        <w:t xml:space="preserve">    </w:t>
+      </w:r>
+    </w:p>
+    <w:p>
+      <w:pPr>
+        <w:spacing w:after="0"/>
+      </w:pPr>
+      <w:r>
+        <w:t xml:space="preserve">    </w:t>
+      </w:r>
+      <w:r>
+        <w:rPr>
+          <w:b/>
+          <w:bCs/>
+        </w:rPr>
+        <w:t>return</w:t>
+      </w:r>
+      <w:r>
+        <w:t xml:space="preserve"> group_data</w:t>
+      </w:r>
+    </w:p>
+    <w:p>
+      <w:pPr>
+        <w:spacing w:after="0"/>
+      </w:pPr>
+    </w:p>
+    <w:p>
+      <w:pPr>
+        <w:spacing w:after="0"/>
+      </w:pPr>
+      <w:r>
+        <w:rPr>
+          <w:b/>
+          <w:bCs/>
+        </w:rPr>
+        <w:t>if</w:t>
+      </w:r>
+      <w:r>
+        <w:t xml:space="preserve"> __name__ == "__main__":</w:t>
+      </w:r>
+    </w:p>
+    <w:p>
+      <w:pPr>
+        <w:spacing w:after="0"/>
+      </w:pPr>
+      <w:r>
+        <w:t xml:space="preserve">    group_data = main()</w:t>
+      </w:r>
+    </w:p>
+    <w:p>
+      <w:pPr>
+        <w:spacing w:after="0"/>
+      </w:pPr>
+      <w:r>
+        <w:pict w14:anchorId="733BB91D">
+          <v:rect id="_x0000_i1026" style="width:0;height:1.5pt" o:hralign="center" o:hrstd="t" o:hr="t" fillcolor="#a0a0a0" stroked="f"/>
+        </w:pict>
+      </w:r>
+    </w:p>
+    <w:p>
+      <w:pPr>
+        <w:spacing w:after="0"/>
+        <w:rPr>
+          <w:b/>
+          <w:bCs/>
+        </w:rPr>
+      </w:pPr>
+      <w:r>
+        <w:rPr>
+          <w:b/>
+          <w:bCs/>
+        </w:rPr>
+        <w:t>Paso 2: Script R para análisis estadístico siguiendo el artículo</w:t>
+      </w:r>
+    </w:p>
+    <w:p>
+      <w:pPr>
+        <w:spacing w:after="0"/>
+      </w:pPr>
+      <w:r>
+        <w:t>r</w:t>
+      </w:r>
+    </w:p>
+    <w:p>
+      <w:pPr>
+        <w:spacing w:after="0"/>
+      </w:pPr>
+      <w:r>
+        <w:t>library(dplyr)</w:t>
+      </w:r>
+    </w:p>
+    <w:p>
+      <w:pPr>
+        <w:spacing w:after="0"/>
+      </w:pPr>
+      <w:r>
+        <w:t>library(ggplot2)</w:t>
+      </w:r>
+    </w:p>
+    <w:p>
+      <w:pPr>
+        <w:spacing w:after="0"/>
+      </w:pPr>
+    </w:p>
+    <w:p>
+      <w:pPr>
+        <w:spacing w:after="0"/>
+      </w:pPr>
+      <w:r>
+        <w:rPr>
+          <w:i/>
+          <w:iCs/>
+        </w:rPr>
+        <w:t># Cargar datos procesados</w:t>
+      </w:r>
+    </w:p>
+    <w:p>
+      <w:pPr>
+        <w:spacing w:after="0"/>
+      </w:pPr>
+      <w:r>
+        <w:t>all_variants &lt;- read.csv("all_variants_by_group.csv")</w:t>
+      </w:r>
+    </w:p>
+    <w:p>
+      <w:pPr>
+        <w:spacing w:after="0"/>
+      </w:pPr>
+    </w:p>
+    <w:p>
+      <w:pPr>
+        <w:spacing w:after="0"/>
+      </w:pPr>
+      <w:r>
+        <w:rPr>
+          <w:i/>
+          <w:iCs/>
+        </w:rPr>
+        <w:lastRenderedPageBreak/>
+        <w:t># Función para comparación por pares siguiendo el artículo</w:t>
+      </w:r>
+    </w:p>
+    <w:p>
+      <w:pPr>
+        <w:spacing w:after="0"/>
+      </w:pPr>
+      <w:r>
+        <w:t xml:space="preserve">pairwise_allele_comparison &lt;- </w:t>
+      </w:r>
+      <w:r>
+        <w:rPr>
+          <w:b/>
+          <w:bCs/>
+        </w:rPr>
+        <w:t>function</w:t>
+      </w:r>
+      <w:r>
+        <w:t>(data, group1, group2) {</w:t>
+      </w:r>
+    </w:p>
+    <w:p>
+      <w:pPr>
+        <w:spacing w:after="0"/>
+      </w:pPr>
+      <w:r>
+        <w:t xml:space="preserve">  </w:t>
+      </w:r>
+    </w:p>
+    <w:p>
+      <w:pPr>
+        <w:spacing w:after="0"/>
+      </w:pPr>
+      <w:r>
+        <w:t xml:space="preserve">  </w:t>
+      </w:r>
+      <w:r>
+        <w:rPr>
+          <w:i/>
+          <w:iCs/>
+        </w:rPr>
+        <w:t># Filtrar datos para los dos grupos</w:t>
+      </w:r>
+    </w:p>
+    <w:p>
+      <w:pPr>
+        <w:spacing w:after="0"/>
+      </w:pPr>
+      <w:r>
+        <w:t xml:space="preserve">  group1_data &lt;- data[data$GROUP == group1, ]</w:t>
+      </w:r>
+    </w:p>
+    <w:p>
+      <w:pPr>
+        <w:spacing w:after="0"/>
+      </w:pPr>
+      <w:r>
+        <w:t xml:space="preserve">  group2_data &lt;- data[data$GROUP == group2, ]</w:t>
+      </w:r>
+    </w:p>
+    <w:p>
+      <w:pPr>
+        <w:spacing w:after="0"/>
+      </w:pPr>
+      <w:r>
+        <w:t xml:space="preserve">  </w:t>
+      </w:r>
+    </w:p>
+    <w:p>
+      <w:pPr>
+        <w:spacing w:after="0"/>
+      </w:pPr>
+      <w:r>
+        <w:t xml:space="preserve">  </w:t>
+      </w:r>
+      <w:r>
+        <w:rPr>
+          <w:i/>
+          <w:iCs/>
+        </w:rPr>
+        <w:t># Encontrar sitios comunes entre grupos y réplicas</w:t>
+      </w:r>
+    </w:p>
+    <w:p>
+      <w:pPr>
+        <w:spacing w:after="0"/>
+      </w:pPr>
+      <w:r>
+        <w:t xml:space="preserve">  common_sites &lt;- intersect(</w:t>
+      </w:r>
+    </w:p>
+    <w:p>
+      <w:pPr>
+        <w:spacing w:after="0"/>
+      </w:pPr>
+      <w:r>
+        <w:t xml:space="preserve">    paste(group1_data$CHROM, group1_data$POS, sep="_"),</w:t>
+      </w:r>
+    </w:p>
+    <w:p>
+      <w:pPr>
+        <w:spacing w:after="0"/>
+      </w:pPr>
+      <w:r>
+        <w:t xml:space="preserve">    paste(group2_data$CHROM, group2_data$POS, sep="_")</w:t>
+      </w:r>
+    </w:p>
+    <w:p>
+      <w:pPr>
+        <w:spacing w:after="0"/>
+      </w:pPr>
+      <w:r>
+        <w:t xml:space="preserve">  )</w:t>
+      </w:r>
+    </w:p>
+    <w:p>
+      <w:pPr>
+        <w:spacing w:after="0"/>
+      </w:pPr>
+      <w:r>
+        <w:t xml:space="preserve">  </w:t>
+      </w:r>
+    </w:p>
+    <w:p>
+      <w:pPr>
+        <w:spacing w:after="0"/>
+      </w:pPr>
+      <w:r>
+        <w:t xml:space="preserve">  print(paste("Sitios comunes entre", group1, "y", group2, ":", length(common_sites)))</w:t>
+      </w:r>
+    </w:p>
+    <w:p>
+      <w:pPr>
+        <w:spacing w:after="0"/>
+      </w:pPr>
+      <w:r>
+        <w:t xml:space="preserve">  </w:t>
+      </w:r>
+    </w:p>
+    <w:p>
+      <w:pPr>
+        <w:spacing w:after="0"/>
+      </w:pPr>
+      <w:r>
+        <w:t xml:space="preserve">  results &lt;- data.frame()</w:t>
+      </w:r>
+    </w:p>
+    <w:p>
+      <w:pPr>
+        <w:spacing w:after="0"/>
+      </w:pPr>
+      <w:r>
+        <w:t xml:space="preserve">  </w:t>
+      </w:r>
+    </w:p>
+    <w:p>
+      <w:pPr>
+        <w:spacing w:after="0"/>
+      </w:pPr>
+      <w:r>
+        <w:t xml:space="preserve">  </w:t>
+      </w:r>
+      <w:r>
+        <w:rPr>
+          <w:b/>
+          <w:bCs/>
+        </w:rPr>
+        <w:t>for</w:t>
+      </w:r>
+      <w:r>
+        <w:t xml:space="preserve">(site </w:t>
+      </w:r>
+      <w:r>
+        <w:rPr>
+          <w:b/>
+          <w:bCs/>
+        </w:rPr>
+        <w:t>in</w:t>
+      </w:r>
+      <w:r>
+        <w:t xml:space="preserve"> common_sites) {</w:t>
+      </w:r>
+    </w:p>
+    <w:p>
+      <w:pPr>
+        <w:spacing w:after="0"/>
+      </w:pPr>
+      <w:r>
+        <w:t xml:space="preserve">    site_parts &lt;- strsplit(site, "_")[[1]]</w:t>
+      </w:r>
+    </w:p>
+    <w:p>
+      <w:pPr>
+        <w:spacing w:after="0"/>
+      </w:pPr>
+      <w:r>
+        <w:t xml:space="preserve">    chrom &lt;- site_parts[1]</w:t>
+      </w:r>
+    </w:p>
+    <w:p>
+      <w:pPr>
+        <w:spacing w:after="0"/>
+      </w:pPr>
+      <w:r>
+        <w:t xml:space="preserve">    pos &lt;- as.numeric(site_parts[2])</w:t>
+      </w:r>
+    </w:p>
+    <w:p>
+      <w:pPr>
+        <w:spacing w:after="0"/>
+      </w:pPr>
+      <w:r>
+        <w:t xml:space="preserve">    </w:t>
+      </w:r>
+    </w:p>
+    <w:p>
+      <w:pPr>
+        <w:spacing w:after="0"/>
+      </w:pPr>
+      <w:r>
+        <w:t xml:space="preserve">    </w:t>
+      </w:r>
+      <w:r>
+        <w:rPr>
+          <w:i/>
+          <w:iCs/>
+        </w:rPr>
+        <w:t># Datos del sitio para cada grupo</w:t>
+      </w:r>
+    </w:p>
+    <w:p>
+      <w:pPr>
+        <w:spacing w:after="0"/>
+      </w:pPr>
+      <w:r>
+        <w:t xml:space="preserve">    g1_site &lt;- group1_data[group1_data$CHROM == chrom &amp; group1_data$POS == pos, ]</w:t>
+      </w:r>
+    </w:p>
+    <w:p>
+      <w:pPr>
+        <w:spacing w:after="0"/>
+      </w:pPr>
+      <w:r>
+        <w:t xml:space="preserve">    g2_site &lt;- group2_data[group2_data$CHROM == chrom &amp; group2_data$POS == pos, ]</w:t>
+      </w:r>
+    </w:p>
+    <w:p>
+      <w:pPr>
+        <w:spacing w:after="0"/>
+      </w:pPr>
+      <w:r>
+        <w:t xml:space="preserve">    </w:t>
+      </w:r>
+    </w:p>
+    <w:p>
+      <w:pPr>
+        <w:spacing w:after="0"/>
+      </w:pPr>
+      <w:r>
+        <w:t xml:space="preserve">    </w:t>
+      </w:r>
+      <w:r>
+        <w:rPr>
+          <w:b/>
+          <w:bCs/>
+        </w:rPr>
+        <w:t>if</w:t>
+      </w:r>
+      <w:r>
+        <w:t>(nrow(g1_site) &gt; 0 &amp; nrow(g2_site) &gt; 0) {</w:t>
+      </w:r>
+    </w:p>
+    <w:p>
+      <w:pPr>
+        <w:spacing w:after="0"/>
+      </w:pPr>
+      <w:r>
+        <w:t xml:space="preserve">      </w:t>
+      </w:r>
+    </w:p>
+    <w:p>
+      <w:pPr>
+        <w:spacing w:after="0"/>
+      </w:pPr>
+      <w:r>
+        <w:t xml:space="preserve">      </w:t>
+      </w:r>
+      <w:r>
+        <w:rPr>
+          <w:i/>
+          <w:iCs/>
+        </w:rPr>
+        <w:t># Calcular frecuencias alélicas por grupo</w:t>
+      </w:r>
+    </w:p>
+    <w:p>
+      <w:pPr>
+        <w:spacing w:after="0"/>
+      </w:pPr>
+      <w:r>
+        <w:t xml:space="preserve">      g1_ac_total &lt;- sum(g1_site$AC)</w:t>
+      </w:r>
+    </w:p>
+    <w:p>
+      <w:pPr>
+        <w:spacing w:after="0"/>
+      </w:pPr>
+      <w:r>
+        <w:t xml:space="preserve">      g1_an_total &lt;- sum(g1_site$AN)</w:t>
+      </w:r>
+    </w:p>
+    <w:p>
+      <w:pPr>
+        <w:spacing w:after="0"/>
+      </w:pPr>
+      <w:r>
+        <w:t xml:space="preserve">      g1_af &lt;- ifelse(g1_an_total &gt; 0, g1_ac_total / g1_an_total, 0)</w:t>
+      </w:r>
+    </w:p>
+    <w:p>
+      <w:pPr>
+        <w:spacing w:after="0"/>
+      </w:pPr>
+      <w:r>
+        <w:t xml:space="preserve">      </w:t>
+      </w:r>
+    </w:p>
+    <w:p>
+      <w:pPr>
+        <w:spacing w:after="0"/>
+      </w:pPr>
+      <w:r>
+        <w:t xml:space="preserve">      g2_ac_total &lt;- sum(g2_site$AC)</w:t>
+      </w:r>
+    </w:p>
+    <w:p>
+      <w:pPr>
+        <w:spacing w:after="0"/>
+      </w:pPr>
+      <w:r>
+        <w:t xml:space="preserve">      g2_an_total &lt;- sum(g2_site$AN)</w:t>
+      </w:r>
+    </w:p>
+    <w:p>
+      <w:pPr>
+        <w:spacing w:after="0"/>
+      </w:pPr>
+      <w:r>
+        <w:t xml:space="preserve">      g2_af &lt;- ifelse(g2_an_total &gt; 0, g2_ac_total / g2_an_total, 0)</w:t>
+      </w:r>
+    </w:p>
+    <w:p>
+      <w:pPr>
+        <w:spacing w:after="0"/>
+      </w:pPr>
+      <w:r>
+        <w:t xml:space="preserve">      </w:t>
+      </w:r>
+    </w:p>
+    <w:p>
+      <w:pPr>
+        <w:spacing w:after="0"/>
+      </w:pPr>
+      <w:r>
+        <w:t xml:space="preserve">      </w:t>
+      </w:r>
+      <w:r>
+        <w:rPr>
+          <w:i/>
+          <w:iCs/>
+        </w:rPr>
+        <w:t># Test de bondad de ajuste dentro de réplicas (consistencia)</w:t>
+      </w:r>
+    </w:p>
+    <w:p>
+      <w:pPr>
+        <w:spacing w:after="0"/>
+      </w:pPr>
+      <w:r>
+        <w:lastRenderedPageBreak/>
+        <w:t xml:space="preserve">      </w:t>
+      </w:r>
+      <w:r>
+        <w:rPr>
+          <w:b/>
+          <w:bCs/>
+        </w:rPr>
+        <w:t>if</w:t>
+      </w:r>
+      <w:r>
+        <w:t>(nrow(g1_site) &gt; 1 &amp; nrow(g2_site) &gt; 1) {</w:t>
+      </w:r>
+    </w:p>
+    <w:p>
+      <w:pPr>
+        <w:spacing w:after="0"/>
+      </w:pPr>
+      <w:r>
+        <w:t xml:space="preserve">        </w:t>
+      </w:r>
+      <w:r>
+        <w:rPr>
+          <w:i/>
+          <w:iCs/>
+        </w:rPr>
+        <w:t># Chi-cuadrado para consistencia dentro de grupos</w:t>
+      </w:r>
+    </w:p>
+    <w:p>
+      <w:pPr>
+        <w:spacing w:after="0"/>
+      </w:pPr>
+      <w:r>
+        <w:t xml:space="preserve">        g1_consistency &lt;- tryCatch({</w:t>
+      </w:r>
+    </w:p>
+    <w:p>
+      <w:pPr>
+        <w:spacing w:after="0"/>
+      </w:pPr>
+      <w:r>
+        <w:t xml:space="preserve">          chisq.test(cbind(g1_site$AC, g1_site$AN - g1_site$AC))$p.value</w:t>
+      </w:r>
+    </w:p>
+    <w:p>
+      <w:pPr>
+        <w:spacing w:after="0"/>
+      </w:pPr>
+      <w:r>
+        <w:t xml:space="preserve">        }, error = </w:t>
+      </w:r>
+      <w:r>
+        <w:rPr>
+          <w:b/>
+          <w:bCs/>
+        </w:rPr>
+        <w:t>function</w:t>
+      </w:r>
+      <w:r>
+        <w:t xml:space="preserve">(e) </w:t>
+      </w:r>
+      <w:r>
+        <w:rPr>
+          <w:b/>
+          <w:bCs/>
+        </w:rPr>
+        <w:t>NA</w:t>
+      </w:r>
+      <w:r>
+        <w:t>)</w:t>
+      </w:r>
+    </w:p>
+    <w:p>
+      <w:pPr>
+        <w:spacing w:after="0"/>
+      </w:pPr>
+      <w:r>
+        <w:t xml:space="preserve">        </w:t>
+      </w:r>
+    </w:p>
+    <w:p>
+      <w:pPr>
+        <w:spacing w:after="0"/>
+      </w:pPr>
+      <w:r>
+        <w:t xml:space="preserve">        g2_consistency &lt;- tryCatch({</w:t>
+      </w:r>
+    </w:p>
+    <w:p>
+      <w:pPr>
+        <w:spacing w:after="0"/>
+      </w:pPr>
+      <w:r>
+        <w:t xml:space="preserve">          chisq.test(cbind(g2_site$AC, g2_site$AN - g2_site$AC))$p.value</w:t>
+      </w:r>
+    </w:p>
+    <w:p>
+      <w:pPr>
+        <w:spacing w:after="0"/>
+      </w:pPr>
+      <w:r>
+        <w:t xml:space="preserve">        }, error = </w:t>
+      </w:r>
+      <w:r>
+        <w:rPr>
+          <w:b/>
+          <w:bCs/>
+        </w:rPr>
+        <w:t>function</w:t>
+      </w:r>
+      <w:r>
+        <w:t xml:space="preserve">(e) </w:t>
+      </w:r>
+      <w:r>
+        <w:rPr>
+          <w:b/>
+          <w:bCs/>
+        </w:rPr>
+        <w:t>NA</w:t>
+      </w:r>
+      <w:r>
+        <w:t>)</w:t>
+      </w:r>
+    </w:p>
+    <w:p>
+      <w:pPr>
+        <w:spacing w:after="0"/>
+      </w:pPr>
+      <w:r>
+        <w:t xml:space="preserve">      } </w:t>
+      </w:r>
+      <w:r>
+        <w:rPr>
+          <w:b/>
+          <w:bCs/>
+        </w:rPr>
+        <w:t>else</w:t>
+      </w:r>
+      <w:r>
+        <w:t xml:space="preserve"> {</w:t>
+      </w:r>
+    </w:p>
+    <w:p>
+      <w:pPr>
+        <w:spacing w:after="0"/>
+      </w:pPr>
+      <w:r>
+        <w:t xml:space="preserve">        g1_consistency &lt;- </w:t>
+      </w:r>
+      <w:r>
+        <w:rPr>
+          <w:b/>
+          <w:bCs/>
+        </w:rPr>
+        <w:t>NA</w:t>
+      </w:r>
+    </w:p>
+    <w:p>
+      <w:pPr>
+        <w:spacing w:after="0"/>
+      </w:pPr>
+      <w:r>
+        <w:t xml:space="preserve">        g2_consistency &lt;- </w:t>
+      </w:r>
+      <w:r>
+        <w:rPr>
+          <w:b/>
+          <w:bCs/>
+        </w:rPr>
+        <w:t>NA</w:t>
+      </w:r>
+    </w:p>
+    <w:p>
+      <w:pPr>
+        <w:spacing w:after="0"/>
+      </w:pPr>
+      <w:r>
+        <w:t xml:space="preserve">      }</w:t>
+      </w:r>
+    </w:p>
+    <w:p>
+      <w:pPr>
+        <w:spacing w:after="0"/>
+      </w:pPr>
+      <w:r>
+        <w:t xml:space="preserve">      </w:t>
+      </w:r>
+    </w:p>
+    <w:p>
+      <w:pPr>
+        <w:spacing w:after="0"/>
+      </w:pPr>
+      <w:r>
+        <w:t xml:space="preserve">      </w:t>
+      </w:r>
+      <w:r>
+        <w:rPr>
+          <w:i/>
+          <w:iCs/>
+        </w:rPr>
+        <w:t># Tabla de contingencia para comparar entre grupos</w:t>
+      </w:r>
+    </w:p>
+    <w:p>
+      <w:pPr>
+        <w:spacing w:after="0"/>
+      </w:pPr>
+      <w:r>
+        <w:t xml:space="preserve">      contingency_table &lt;- matrix(c(</w:t>
+      </w:r>
+    </w:p>
+    <w:p>
+      <w:pPr>
+        <w:spacing w:after="0"/>
+      </w:pPr>
+      <w:r>
+        <w:t xml:space="preserve">        g1_ac_total, g1_an_total - g1_ac_total,</w:t>
+      </w:r>
+    </w:p>
+    <w:p>
+      <w:pPr>
+        <w:spacing w:after="0"/>
+      </w:pPr>
+      <w:r>
+        <w:t xml:space="preserve">        g2_ac_total, g2_an_total - g2_ac_total</w:t>
+      </w:r>
+    </w:p>
+    <w:p>
+      <w:pPr>
+        <w:spacing w:after="0"/>
+      </w:pPr>
+      <w:r>
+        <w:t xml:space="preserve">      ), nrow = 2, byrow = TRUE)</w:t>
+      </w:r>
+    </w:p>
+    <w:p>
+      <w:pPr>
+        <w:spacing w:after="0"/>
+      </w:pPr>
+      <w:r>
+        <w:t xml:space="preserve">      </w:t>
+      </w:r>
+    </w:p>
+    <w:p>
+      <w:pPr>
+        <w:spacing w:after="0"/>
+      </w:pPr>
+      <w:r>
+        <w:t xml:space="preserve">      </w:t>
+      </w:r>
+      <w:r>
+        <w:rPr>
+          <w:i/>
+          <w:iCs/>
+        </w:rPr>
+        <w:t># Chi-cuadrado de heterogeneidad</w:t>
+      </w:r>
+    </w:p>
+    <w:p>
+      <w:pPr>
+        <w:spacing w:after="0"/>
+      </w:pPr>
+      <w:r>
+        <w:t xml:space="preserve">      chi_test &lt;- tryCatch({</w:t>
+      </w:r>
+    </w:p>
+    <w:p>
+      <w:pPr>
+        <w:spacing w:after="0"/>
+      </w:pPr>
+      <w:r>
+        <w:t xml:space="preserve">        chisq.test(contingency_table)</w:t>
+      </w:r>
+    </w:p>
+    <w:p>
+      <w:pPr>
+        <w:spacing w:after="0"/>
+      </w:pPr>
+      <w:r>
+        <w:t xml:space="preserve">      }, error = </w:t>
+      </w:r>
+      <w:r>
+        <w:rPr>
+          <w:b/>
+          <w:bCs/>
+        </w:rPr>
+        <w:t>function</w:t>
+      </w:r>
+      <w:r>
+        <w:t xml:space="preserve">(e) list(statistic = </w:t>
+      </w:r>
+      <w:r>
+        <w:rPr>
+          <w:b/>
+          <w:bCs/>
+        </w:rPr>
+        <w:t>NA</w:t>
+      </w:r>
+      <w:r>
+        <w:t xml:space="preserve">, p.value = </w:t>
+      </w:r>
+      <w:r>
+        <w:rPr>
+          <w:b/>
+          <w:bCs/>
+        </w:rPr>
+        <w:t>NA</w:t>
+      </w:r>
+      <w:r>
+        <w:t>))</w:t>
+      </w:r>
+    </w:p>
+    <w:p>
+      <w:pPr>
+        <w:spacing w:after="0"/>
+      </w:pPr>
+      <w:r>
+        <w:t xml:space="preserve">      </w:t>
+      </w:r>
+    </w:p>
+    <w:p>
+      <w:pPr>
+        <w:spacing w:after="0"/>
+      </w:pPr>
+      <w:r>
+        <w:t xml:space="preserve">      </w:t>
+      </w:r>
+      <w:r>
+        <w:rPr>
+          <w:i/>
+          <w:iCs/>
+        </w:rPr>
+        <w:t># Calcular LOD score (-log10(p-value))</w:t>
+      </w:r>
+    </w:p>
+    <w:p>
+      <w:pPr>
+        <w:spacing w:after="0"/>
+      </w:pPr>
+      <w:r>
+        <w:t xml:space="preserve">      lod_score &lt;- ifelse(is.na(chi_test$p.value), </w:t>
+      </w:r>
+      <w:r>
+        <w:rPr>
+          <w:b/>
+          <w:bCs/>
+        </w:rPr>
+        <w:t>NA</w:t>
+      </w:r>
+      <w:r>
+        <w:t>, -log10(chi_test$p.value))</w:t>
+      </w:r>
+    </w:p>
+    <w:p>
+      <w:pPr>
+        <w:spacing w:after="0"/>
+      </w:pPr>
+      <w:r>
+        <w:t xml:space="preserve">      </w:t>
+      </w:r>
+    </w:p>
+    <w:p>
+      <w:pPr>
+        <w:spacing w:after="0"/>
+      </w:pPr>
+      <w:r>
+        <w:t xml:space="preserve">      </w:t>
+      </w:r>
+      <w:r>
+        <w:rPr>
+          <w:i/>
+          <w:iCs/>
+        </w:rPr>
+        <w:t># Calcular heterocigosidad esperada (Hexp)</w:t>
+      </w:r>
+    </w:p>
+    <w:p>
+      <w:pPr>
+        <w:spacing w:after="0"/>
+      </w:pPr>
+      <w:r>
+        <w:t xml:space="preserve">      </w:t>
+      </w:r>
+      <w:r>
+        <w:rPr>
+          <w:i/>
+          <w:iCs/>
+        </w:rPr>
+        <w:t># Hexp = 1 - sum(pi^2) donde pi es la frecuencia de cada alelo</w:t>
+      </w:r>
+    </w:p>
+    <w:p>
+      <w:pPr>
+        <w:spacing w:after="0"/>
+      </w:pPr>
+      <w:r>
+        <w:t xml:space="preserve">      p_ref &lt;- 1 - ((g1_af + g2_af) / 2)  </w:t>
+      </w:r>
+      <w:r>
+        <w:rPr>
+          <w:i/>
+          <w:iCs/>
+        </w:rPr>
+        <w:t># Frecuencia del alelo referencia</w:t>
+      </w:r>
+    </w:p>
+    <w:p>
+      <w:pPr>
+        <w:spacing w:after="0"/>
+      </w:pPr>
+      <w:r>
+        <w:t xml:space="preserve">      p_alt &lt;- (g1_af + g2_af) / 2        </w:t>
+      </w:r>
+      <w:r>
+        <w:rPr>
+          <w:i/>
+          <w:iCs/>
+        </w:rPr>
+        <w:t># Frecuencia del alelo alternativo</w:t>
+      </w:r>
+    </w:p>
+    <w:p>
+      <w:pPr>
+        <w:spacing w:after="0"/>
+      </w:pPr>
+      <w:r>
+        <w:t xml:space="preserve">      hexp &lt;- 1 - (p_ref^2 + p_alt^2)</w:t>
+      </w:r>
+    </w:p>
+    <w:p>
+      <w:pPr>
+        <w:spacing w:after="0"/>
+      </w:pPr>
+      <w:r>
+        <w:t xml:space="preserve">      </w:t>
+      </w:r>
+    </w:p>
+    <w:p>
+      <w:pPr>
+        <w:spacing w:after="0"/>
+      </w:pPr>
+      <w:r>
+        <w:t xml:space="preserve">      </w:t>
+      </w:r>
+      <w:r>
+        <w:rPr>
+          <w:i/>
+          <w:iCs/>
+        </w:rPr>
+        <w:t># Guardar resultados</w:t>
+      </w:r>
+    </w:p>
+    <w:p>
+      <w:pPr>
+        <w:spacing w:after="0"/>
+      </w:pPr>
+      <w:r>
+        <w:t xml:space="preserve">      results &lt;- rbind(results, data.frame(</w:t>
+      </w:r>
+    </w:p>
+    <w:p>
+      <w:pPr>
+        <w:spacing w:after="0"/>
+      </w:pPr>
+      <w:r>
+        <w:t xml:space="preserve">        CHROM = chrom,</w:t>
+      </w:r>
+    </w:p>
+    <w:p>
+      <w:pPr>
+        <w:spacing w:after="0"/>
+      </w:pPr>
+      <w:r>
+        <w:t xml:space="preserve">        POS = pos,</w:t>
+      </w:r>
+    </w:p>
+    <w:p>
+      <w:pPr>
+        <w:spacing w:after="0"/>
+      </w:pPr>
+      <w:r>
+        <w:lastRenderedPageBreak/>
+        <w:t xml:space="preserve">        REF = g1_site$REF[1],</w:t>
+      </w:r>
+    </w:p>
+    <w:p>
+      <w:pPr>
+        <w:spacing w:after="0"/>
+      </w:pPr>
+      <w:r>
+        <w:t xml:space="preserve">        ALT = g1_site$ALT[1],</w:t>
+      </w:r>
+    </w:p>
+    <w:p>
+      <w:pPr>
+        <w:spacing w:after="0"/>
+      </w:pPr>
+      <w:r>
+        <w:t xml:space="preserve">        G1_AF = g1_af,</w:t>
+      </w:r>
+    </w:p>
+    <w:p>
+      <w:pPr>
+        <w:spacing w:after="0"/>
+      </w:pPr>
+      <w:r>
+        <w:t xml:space="preserve">        G2_AF = g2_af,</w:t>
+      </w:r>
+    </w:p>
+    <w:p>
+      <w:pPr>
+        <w:spacing w:after="0"/>
+      </w:pPr>
+      <w:r>
+        <w:t xml:space="preserve">        G1_consistency_p = g1_consistency,</w:t>
+      </w:r>
+    </w:p>
+    <w:p>
+      <w:pPr>
+        <w:spacing w:after="0"/>
+      </w:pPr>
+      <w:r>
+        <w:t xml:space="preserve">        G2_consistency_p = g2_consistency,</w:t>
+      </w:r>
+    </w:p>
+    <w:p>
+      <w:pPr>
+        <w:spacing w:after="0"/>
+      </w:pPr>
+      <w:r>
+        <w:t xml:space="preserve">        Chi_squared = chi_test$statistic,</w:t>
+      </w:r>
+    </w:p>
+    <w:p>
+      <w:pPr>
+        <w:spacing w:after="0"/>
+      </w:pPr>
+      <w:r>
+        <w:t xml:space="preserve">        P_value = chi_test$p.value,</w:t>
+      </w:r>
+    </w:p>
+    <w:p>
+      <w:pPr>
+        <w:spacing w:after="0"/>
+      </w:pPr>
+      <w:r>
+        <w:t xml:space="preserve">        LOD_score = lod_score,</w:t>
+      </w:r>
+    </w:p>
+    <w:p>
+      <w:pPr>
+        <w:spacing w:after="0"/>
+      </w:pPr>
+      <w:r>
+        <w:t xml:space="preserve">        Hexp = hexp,</w:t>
+      </w:r>
+    </w:p>
+    <w:p>
+      <w:pPr>
+        <w:spacing w:after="0"/>
+      </w:pPr>
+      <w:r>
+        <w:t xml:space="preserve">        Comparison = paste(group1, "vs", group2)</w:t>
+      </w:r>
+    </w:p>
+    <w:p>
+      <w:pPr>
+        <w:spacing w:after="0"/>
+      </w:pPr>
+      <w:r>
+        <w:t xml:space="preserve">      ))</w:t>
+      </w:r>
+    </w:p>
+    <w:p>
+      <w:pPr>
+        <w:spacing w:after="0"/>
+      </w:pPr>
+      <w:r>
+        <w:t xml:space="preserve">    }</w:t>
+      </w:r>
+    </w:p>
+    <w:p>
+      <w:pPr>
+        <w:spacing w:after="0"/>
+      </w:pPr>
+      <w:r>
+        <w:t xml:space="preserve">  }</w:t>
+      </w:r>
+    </w:p>
+    <w:p>
+      <w:pPr>
+        <w:spacing w:after="0"/>
+      </w:pPr>
+      <w:r>
+        <w:t xml:space="preserve">  </w:t>
+      </w:r>
+    </w:p>
+    <w:p>
+      <w:pPr>
+        <w:spacing w:after="0"/>
+      </w:pPr>
+      <w:r>
+        <w:t xml:space="preserve">  return(results)</w:t>
+      </w:r>
+    </w:p>
+    <w:p>
+      <w:pPr>
+        <w:spacing w:after="0"/>
+      </w:pPr>
+      <w:r>
+        <w:t>}</w:t>
+      </w:r>
+    </w:p>
+    <w:p>
+      <w:pPr>
+        <w:spacing w:after="0"/>
+      </w:pPr>
+    </w:p>
+    <w:p>
+      <w:pPr>
+        <w:spacing w:after="0"/>
+      </w:pPr>
+      <w:r>
+        <w:rPr>
+          <w:i/>
+          <w:iCs/>
+        </w:rPr>
+        <w:t># Realizar comparaciones por pares</w:t>
+      </w:r>
+    </w:p>
+    <w:p>
+      <w:pPr>
+        <w:spacing w:after="0"/>
+      </w:pPr>
+      <w:r>
+        <w:t>comparisons &lt;- list(</w:t>
+      </w:r>
+    </w:p>
+    <w:p>
+      <w:pPr>
+        <w:spacing w:after="0"/>
+      </w:pPr>
+      <w:r>
+        <w:t xml:space="preserve">  c("HPR", "SP"),   </w:t>
+      </w:r>
+      <w:r>
+        <w:rPr>
+          <w:i/>
+          <w:iCs/>
+        </w:rPr>
+        <w:t># Resistentes permetrina vs Sin presión</w:t>
+      </w:r>
+    </w:p>
+    <w:p>
+      <w:pPr>
+        <w:spacing w:after="0"/>
+      </w:pPr>
+      <w:r>
+        <w:t xml:space="preserve">  c("HPR", "HPS"),  </w:t>
+      </w:r>
+      <w:r>
+        <w:rPr>
+          <w:i/>
+          <w:iCs/>
+        </w:rPr>
+        <w:t># Resistentes vs Susceptibles permetrina</w:t>
+      </w:r>
+    </w:p>
+    <w:p>
+      <w:pPr>
+        <w:spacing w:after="0"/>
+      </w:pPr>
+      <w:r>
+        <w:t xml:space="preserve">  c("HLR", "HLS"),  </w:t>
+      </w:r>
+      <w:r>
+        <w:rPr>
+          <w:i/>
+          <w:iCs/>
+        </w:rPr>
+        <w:t># Resistentes vs Susceptibles lambdacialotrina</w:t>
+      </w:r>
+    </w:p>
+    <w:p>
+      <w:pPr>
+        <w:spacing w:after="0"/>
+      </w:pPr>
+      <w:r>
+        <w:t xml:space="preserve">  c("HLR", "SP")    </w:t>
+      </w:r>
+      <w:r>
+        <w:rPr>
+          <w:i/>
+          <w:iCs/>
+        </w:rPr>
+        <w:t># Resistentes lambdacialotrina vs Sin presión</w:t>
+      </w:r>
+    </w:p>
+    <w:p>
+      <w:pPr>
+        <w:spacing w:after="0"/>
+      </w:pPr>
+      <w:r>
+        <w:t>)</w:t>
+      </w:r>
+    </w:p>
+    <w:p>
+      <w:pPr>
+        <w:spacing w:after="0"/>
+      </w:pPr>
+    </w:p>
+    <w:p>
+      <w:pPr>
+        <w:spacing w:after="0"/>
+      </w:pPr>
+      <w:r>
+        <w:t>all_results &lt;- data.frame()</w:t>
+      </w:r>
+    </w:p>
+    <w:p>
+      <w:pPr>
+        <w:spacing w:after="0"/>
+      </w:pPr>
+    </w:p>
+    <w:p>
+      <w:pPr>
+        <w:spacing w:after="0"/>
+      </w:pPr>
+      <w:r>
+        <w:rPr>
+          <w:b/>
+          <w:bCs/>
+        </w:rPr>
+        <w:t>for</w:t>
+      </w:r>
+      <w:r>
+        <w:t xml:space="preserve">(comp </w:t>
+      </w:r>
+      <w:r>
+        <w:rPr>
+          <w:b/>
+          <w:bCs/>
+        </w:rPr>
+        <w:t>in</w:t>
+      </w:r>
+      <w:r>
+        <w:t xml:space="preserve"> comparisons) {</w:t>
+      </w:r>
+    </w:p>
+    <w:p>
+      <w:pPr>
+        <w:spacing w:after="0"/>
+      </w:pPr>
+      <w:r>
+        <w:t xml:space="preserve">  print(paste("Analizando comparación:", comp[1], "vs", comp[2]))</w:t>
+      </w:r>
+    </w:p>
+    <w:p>
+      <w:pPr>
+        <w:spacing w:after="0"/>
+      </w:pPr>
+      <w:r>
+        <w:t xml:space="preserve">  comp_results &lt;- pairwise_allele_comparison(all_variants, comp[1], comp[2])</w:t>
+      </w:r>
+    </w:p>
+    <w:p>
+      <w:pPr>
+        <w:spacing w:after="0"/>
+      </w:pPr>
+      <w:r>
+        <w:t xml:space="preserve">  all_results &lt;- rbind(all_results, comp_results)</w:t>
+      </w:r>
+    </w:p>
+    <w:p>
+      <w:pPr>
+        <w:spacing w:after="0"/>
+      </w:pPr>
+      <w:r>
+        <w:t>}</w:t>
+      </w:r>
+    </w:p>
+    <w:p>
+      <w:pPr>
+        <w:spacing w:after="0"/>
+      </w:pPr>
+    </w:p>
+    <w:p>
+      <w:pPr>
+        <w:spacing w:after="0"/>
+      </w:pPr>
+      <w:r>
+        <w:rPr>
+          <w:i/>
+          <w:iCs/>
+        </w:rPr>
+        <w:t># Filtrar SNPs con consistencia dentro de réplicas (p &gt; 0.05)</w:t>
+      </w:r>
+    </w:p>
+    <w:p>
+      <w:pPr>
+        <w:spacing w:after="0"/>
+      </w:pPr>
+      <w:r>
+        <w:t>consistent_snps &lt;- all_results[</w:t>
+      </w:r>
+    </w:p>
+    <w:p>
+      <w:pPr>
+        <w:spacing w:after="0"/>
+      </w:pPr>
+      <w:r>
+        <w:t xml:space="preserve">  (is.na(all_results$G1_consistency_p) | all_results$G1_consistency_p &gt; 0.05) &amp;</w:t>
+      </w:r>
+    </w:p>
+    <w:p>
+      <w:pPr>
+        <w:spacing w:after="0"/>
+      </w:pPr>
+      <w:r>
+        <w:t xml:space="preserve">  (is.na(all_results$G2_consistency_p) | all_results$G2_consistency_p &gt; 0.05), </w:t>
+      </w:r>
+    </w:p>
+    <w:p>
+      <w:pPr>
+        <w:spacing w:after="0"/>
+      </w:pPr>
+      <w:r>
+        <w:lastRenderedPageBreak/>
+        <w:t>]</w:t>
+      </w:r>
+    </w:p>
+    <w:p>
+      <w:pPr>
+        <w:spacing w:after="0"/>
+      </w:pPr>
+    </w:p>
+    <w:p>
+      <w:pPr>
+        <w:spacing w:after="0"/>
+      </w:pPr>
+      <w:r>
+        <w:t>print(paste("SNPs consistentes dentro de réplicas:", nrow(consistent_snps)))</w:t>
+      </w:r>
+    </w:p>
+    <w:p>
+      <w:pPr>
+        <w:spacing w:after="0"/>
+      </w:pPr>
+    </w:p>
+    <w:p>
+      <w:pPr>
+        <w:spacing w:after="0"/>
+      </w:pPr>
+      <w:r>
+        <w:rPr>
+          <w:i/>
+          <w:iCs/>
+        </w:rPr>
+        <w:t># Aplicar corrección Benjamini-Hochberg por cromosoma (α = 0.01)</w:t>
+      </w:r>
+    </w:p>
+    <w:p>
+      <w:pPr>
+        <w:spacing w:after="0"/>
+      </w:pPr>
+      <w:r>
+        <w:t xml:space="preserve">consistent_snps$P_adjusted &lt;- </w:t>
+      </w:r>
+      <w:r>
+        <w:rPr>
+          <w:b/>
+          <w:bCs/>
+        </w:rPr>
+        <w:t>NA</w:t>
+      </w:r>
+    </w:p>
+    <w:p>
+      <w:pPr>
+        <w:spacing w:after="0"/>
+      </w:pPr>
+    </w:p>
+    <w:p>
+      <w:pPr>
+        <w:spacing w:after="0"/>
+      </w:pPr>
+      <w:r>
+        <w:rPr>
+          <w:b/>
+          <w:bCs/>
+        </w:rPr>
+        <w:t>for</w:t>
+      </w:r>
+      <w:r>
+        <w:t xml:space="preserve">(chrom </w:t>
+      </w:r>
+      <w:r>
+        <w:rPr>
+          <w:b/>
+          <w:bCs/>
+        </w:rPr>
+        <w:t>in</w:t>
+      </w:r>
+      <w:r>
+        <w:t xml:space="preserve"> unique(consistent_snps$CHROM)) {</w:t>
+      </w:r>
+    </w:p>
+    <w:p>
+      <w:pPr>
+        <w:spacing w:after="0"/>
+      </w:pPr>
+      <w:r>
+        <w:t xml:space="preserve">  chrom_data &lt;- consistent_snps$CHROM == chrom &amp; !is.na(consistent_snps$P_value)</w:t>
+      </w:r>
+    </w:p>
+    <w:p>
+      <w:pPr>
+        <w:spacing w:after="0"/>
+      </w:pPr>
+      <w:r>
+        <w:t xml:space="preserve">  </w:t>
+      </w:r>
+      <w:r>
+        <w:rPr>
+          <w:b/>
+          <w:bCs/>
+        </w:rPr>
+        <w:t>if</w:t>
+      </w:r>
+      <w:r>
+        <w:t>(sum(chrom_data) &gt; 0) {</w:t>
+      </w:r>
+    </w:p>
+    <w:p>
+      <w:pPr>
+        <w:spacing w:after="0"/>
+      </w:pPr>
+      <w:r>
+        <w:t xml:space="preserve">    consistent_snps$P_adjusted[chrom_data] &lt;- p.adjust(</w:t>
+      </w:r>
+    </w:p>
+    <w:p>
+      <w:pPr>
+        <w:spacing w:after="0"/>
+      </w:pPr>
+      <w:r>
+        <w:t xml:space="preserve">      consistent_snps$P_value[chrom_data], </w:t>
+      </w:r>
+    </w:p>
+    <w:p>
+      <w:pPr>
+        <w:spacing w:after="0"/>
+      </w:pPr>
+      <w:r>
+        <w:t xml:space="preserve">      method = "BH"</w:t>
+      </w:r>
+    </w:p>
+    <w:p>
+      <w:pPr>
+        <w:spacing w:after="0"/>
+      </w:pPr>
+      <w:r>
+        <w:t xml:space="preserve">    )</w:t>
+      </w:r>
+    </w:p>
+    <w:p>
+      <w:pPr>
+        <w:spacing w:after="0"/>
+      </w:pPr>
+      <w:r>
+        <w:t xml:space="preserve">  }</w:t>
+      </w:r>
+    </w:p>
+    <w:p>
+      <w:pPr>
+        <w:spacing w:after="0"/>
+      </w:pPr>
+      <w:r>
+        <w:t>}</w:t>
+      </w:r>
+    </w:p>
+    <w:p>
+      <w:pPr>
+        <w:spacing w:after="0"/>
+      </w:pPr>
+    </w:p>
+    <w:p>
+      <w:pPr>
+        <w:spacing w:after="0"/>
+      </w:pPr>
+      <w:r>
+        <w:rPr>
+          <w:i/>
+          <w:iCs/>
+        </w:rPr>
+        <w:t># Identificar SNPs significativos (α = 0.01)</w:t>
+      </w:r>
+    </w:p>
+    <w:p>
+      <w:pPr>
+        <w:spacing w:after="0"/>
+      </w:pPr>
+      <w:r>
+        <w:t>significant_snps &lt;- consistent_snps[</w:t>
+      </w:r>
+    </w:p>
+    <w:p>
+      <w:pPr>
+        <w:spacing w:after="0"/>
+      </w:pPr>
+      <w:r>
+        <w:t xml:space="preserve">  !is.na(consistent_snps$P_adjusted) &amp; consistent_snps$P_adjusted &lt; 0.01, </w:t>
+      </w:r>
+    </w:p>
+    <w:p>
+      <w:pPr>
+        <w:spacing w:after="0"/>
+      </w:pPr>
+      <w:r>
+        <w:t>]</w:t>
+      </w:r>
+    </w:p>
+    <w:p>
+      <w:pPr>
+        <w:spacing w:after="0"/>
+      </w:pPr>
+    </w:p>
+    <w:p>
+      <w:pPr>
+        <w:spacing w:after="0"/>
+      </w:pPr>
+      <w:r>
+        <w:t>print(paste("SNPs significativos después de corrección FDR:", nrow(significant_snps)))</w:t>
+      </w:r>
+    </w:p>
+    <w:p>
+      <w:pPr>
+        <w:spacing w:after="0"/>
+      </w:pPr>
+    </w:p>
+    <w:p>
+      <w:pPr>
+        <w:spacing w:after="0"/>
+      </w:pPr>
+      <w:r>
+        <w:rPr>
+          <w:i/>
+          <w:iCs/>
+        </w:rPr>
+        <w:t># Guardar resultados</w:t>
+      </w:r>
+    </w:p>
+    <w:p>
+      <w:pPr>
+        <w:spacing w:after="0"/>
+      </w:pPr>
+      <w:r>
+        <w:t>write.csv(all_results, "allele_frequency_analysis_all.csv", row.names = FALSE)</w:t>
+      </w:r>
+    </w:p>
+    <w:p>
+      <w:pPr>
+        <w:spacing w:after="0"/>
+      </w:pPr>
+      <w:r>
+        <w:t>write.csv(consistent_snps, "allele_frequency_analysis_consistent.csv", row.names = FALSE)</w:t>
+      </w:r>
+    </w:p>
+    <w:p>
+      <w:pPr>
+        <w:spacing w:after="0"/>
+      </w:pPr>
+      <w:r>
+        <w:t>write.csv(significant_snps, "allele_frequency_analysis_significant.csv", row.names = FALSE)</w:t>
+      </w:r>
+    </w:p>
+    <w:p>
+      <w:pPr>
+        <w:spacing w:after="0"/>
+      </w:pPr>
+    </w:p>
+    <w:p>
+      <w:pPr>
+        <w:spacing w:after="0"/>
+      </w:pPr>
+      <w:r>
+        <w:t>print("Análisis completado. Archivos guardados:")</w:t>
+      </w:r>
+    </w:p>
+    <w:p>
+      <w:pPr>
+        <w:spacing w:after="0"/>
+      </w:pPr>
+      <w:r>
+        <w:t>print("- allele_frequency_analysis_all.csv")</w:t>
+      </w:r>
+    </w:p>
+    <w:p>
+      <w:pPr>
+        <w:spacing w:after="0"/>
+      </w:pPr>
+      <w:r>
+        <w:t xml:space="preserve">print("- allele_frequency_analysis_consistent.csv") </w:t>
+      </w:r>
+    </w:p>
+    <w:p>
+      <w:pPr>
+        <w:spacing w:after="0"/>
+      </w:pPr>
+      <w:r>
+        <w:t>print("- allele_frequency_analysis_significant.csv")</w:t>
+      </w:r>
+    </w:p>
+    <w:p>
+      <w:pPr>
+        <w:spacing w:after="0"/>
+      </w:pPr>
+      <w:r>
+        <w:pict w14:anchorId="553971CA">
+          <v:rect id="_x0000_i1027" style="width:0;height:1.5pt" o:hralign="center" o:hrstd="t" o:hr="t" fillcolor="#a0a0a0" stroked="f"/>
+        </w:pict>
+      </w:r>
+    </w:p>
+    <w:p>
+      <w:pPr>
+        <w:spacing w:after="0"/>
+        <w:rPr>
+          <w:b/>
+          <w:bCs/>
+        </w:rPr>
+      </w:pPr>
+      <w:r>
+        <w:rPr>
+          <w:b/>
+          <w:bCs/>
+        </w:rPr>
+        <w:t>Paso 3: Manhattan Plot</w:t>
+      </w:r>
+    </w:p>
+    <w:p>
+      <w:pPr>
+        <w:spacing w:after="0"/>
+      </w:pPr>
+      <w:r>
+        <w:t>r</w:t>
+      </w:r>
+    </w:p>
+    <w:p>
+      <w:pPr>
+        <w:spacing w:after="0"/>
+      </w:pPr>
+      <w:r>
+        <w:rPr>
+          <w:i/>
+          <w:iCs/>
+        </w:rPr>
+        <w:t># Manhattan plot para visualizar resultados</w:t>
+      </w:r>
+    </w:p>
+    <w:p>
+      <w:pPr>
+        <w:spacing w:after="0"/>
+      </w:pPr>
+      <w:r>
+        <w:t>library(ggplot2)</w:t>
+      </w:r>
+    </w:p>
+    <w:p>
+      <w:pPr>
+        <w:spacing w:after="0"/>
+      </w:pPr>
+    </w:p>
+    <w:p>
+      <w:pPr>
+        <w:spacing w:after="0"/>
+      </w:pPr>
+      <w:r>
+        <w:t xml:space="preserve">create_manhattan_plot &lt;- </w:t>
+      </w:r>
+      <w:r>
+        <w:rPr>
+          <w:b/>
+          <w:bCs/>
+        </w:rPr>
+        <w:t>function</w:t>
+      </w:r>
+      <w:r>
+        <w:t>(data, title) {</w:t>
+      </w:r>
+    </w:p>
+    <w:p>
+      <w:pPr>
+        <w:spacing w:after="0"/>
+      </w:pPr>
+      <w:r>
+        <w:t xml:space="preserve">  </w:t>
+      </w:r>
+      <w:r>
+        <w:rPr>
+          <w:i/>
+          <w:iCs/>
+        </w:rPr>
+        <w:t># Preparar datos para Manhattan plot</w:t>
+      </w:r>
+    </w:p>
+    <w:p>
+      <w:pPr>
+        <w:spacing w:after="0"/>
+      </w:pPr>
+      <w:r>
+        <w:t xml:space="preserve">  data$CHROM_NUM &lt;- as.numeric(gsub("AaegL5_", "", data$CHROM))</w:t>
+      </w:r>
+    </w:p>
+    <w:p>
+      <w:pPr>
+        <w:spacing w:after="0"/>
+      </w:pPr>
+      <w:r>
+        <w:t xml:space="preserve">  data &lt;- data[!is.na(data$LOD_score) &amp; !is.na(data$CHROM_NUM), ]</w:t>
+      </w:r>
+    </w:p>
+    <w:p>
+      <w:pPr>
+        <w:spacing w:after="0"/>
+      </w:pPr>
+      <w:r>
+        <w:t xml:space="preserve">  </w:t>
+      </w:r>
+    </w:p>
+    <w:p>
+      <w:pPr>
+        <w:spacing w:after="0"/>
+      </w:pPr>
+      <w:r>
+        <w:t xml:space="preserve">  </w:t>
+      </w:r>
+      <w:r>
+        <w:rPr>
+          <w:i/>
+          <w:iCs/>
+        </w:rPr>
+        <w:t># Calcular posiciones cumulativas</w:t>
+      </w:r>
+    </w:p>
+    <w:p>
+      <w:pPr>
+        <w:spacing w:after="0"/>
+      </w:pPr>
+      <w:r>
+        <w:t xml:space="preserve">  data &lt;- data[order(data$CHROM_NUM, data$POS), ]</w:t>
+      </w:r>
+    </w:p>
+    <w:p>
+      <w:pPr>
+        <w:spacing w:after="0"/>
+      </w:pPr>
+      <w:r>
+        <w:t xml:space="preserve">  data$pos_cumulative &lt;- 0</w:t>
+      </w:r>
+    </w:p>
+    <w:p>
+      <w:pPr>
+        <w:spacing w:after="0"/>
+      </w:pPr>
+      <w:r>
+        <w:t xml:space="preserve">  </w:t>
+      </w:r>
+    </w:p>
+    <w:p>
+      <w:pPr>
+        <w:spacing w:after="0"/>
+      </w:pPr>
+      <w:r>
+        <w:t xml:space="preserve">  cumulative_pos &lt;- 0</w:t>
+      </w:r>
+    </w:p>
+    <w:p>
+      <w:pPr>
+        <w:spacing w:after="0"/>
+      </w:pPr>
+      <w:r>
+        <w:t xml:space="preserve">  </w:t>
+      </w:r>
+      <w:r>
+        <w:rPr>
+          <w:b/>
+          <w:bCs/>
+        </w:rPr>
+        <w:t>for</w:t>
+      </w:r>
+      <w:r>
+        <w:t xml:space="preserve">(chrom </w:t>
+      </w:r>
+      <w:r>
+        <w:rPr>
+          <w:b/>
+          <w:bCs/>
+        </w:rPr>
+        <w:t>in</w:t>
+      </w:r>
+      <w:r>
+        <w:t xml:space="preserve"> unique(data$CHROM_NUM)) {</w:t>
+      </w:r>
+    </w:p>
+    <w:p>
+      <w:pPr>
+        <w:spacing w:after="0"/>
+      </w:pPr>
+      <w:r>
+        <w:t xml:space="preserve">    chrom_indices &lt;- data$CHROM_NUM == chrom</w:t>
+      </w:r>
+    </w:p>
+    <w:p>
+      <w:pPr>
+        <w:spacing w:after="0"/>
+      </w:pPr>
+      <w:r>
+        <w:t xml:space="preserve">    data$pos_cumulative[chrom_indices] &lt;- data$POS[chrom_indices] + cumulative_pos</w:t>
+      </w:r>
+    </w:p>
+    <w:p>
+      <w:pPr>
+        <w:spacing w:after="0"/>
+      </w:pPr>
+      <w:r>
+        <w:t xml:space="preserve">    cumulative_pos &lt;- max(data$pos_cumulative[chrom_indices])</w:t>
+      </w:r>
+    </w:p>
+    <w:p>
+      <w:pPr>
+        <w:spacing w:after="0"/>
+      </w:pPr>
+      <w:r>
+        <w:t xml:space="preserve">  }</w:t>
+      </w:r>
+    </w:p>
+    <w:p>
+      <w:pPr>
+        <w:spacing w:after="0"/>
+      </w:pPr>
+      <w:r>
+        <w:t xml:space="preserve">  </w:t>
+      </w:r>
+    </w:p>
+    <w:p>
+      <w:pPr>
+        <w:spacing w:after="0"/>
+      </w:pPr>
+      <w:r>
+        <w:t xml:space="preserve">  </w:t>
+      </w:r>
+      <w:r>
+        <w:rPr>
+          <w:i/>
+          <w:iCs/>
+        </w:rPr>
+        <w:t># Crear plot</w:t>
+      </w:r>
+    </w:p>
+    <w:p>
+      <w:pPr>
+        <w:spacing w:after="0"/>
+      </w:pPr>
+      <w:r>
+        <w:t xml:space="preserve">  p &lt;- ggplot(data, aes(x = pos_cumulative, y = LOD_score)) +</w:t>
+      </w:r>
+    </w:p>
+    <w:p>
+      <w:pPr>
+        <w:spacing w:after="0"/>
+      </w:pPr>
+      <w:r>
+        <w:t xml:space="preserve">    geom_point(aes(color = factor(CHROM_NUM)), alpha = 0.7, size = 1) +</w:t>
+      </w:r>
+    </w:p>
+    <w:p>
+      <w:pPr>
+        <w:spacing w:after="0"/>
+      </w:pPr>
+      <w:r>
+        <w:t xml:space="preserve">    geom_hline(yintercept = -log10(0.05), color = "red", linetype = "dashed") +</w:t>
+      </w:r>
+    </w:p>
+    <w:p>
+      <w:pPr>
+        <w:spacing w:after="0"/>
+      </w:pPr>
+      <w:r>
+        <w:t xml:space="preserve">    geom_hline(yintercept = -log10(0.01), color = "red", linetype = "solid") +</w:t>
+      </w:r>
+    </w:p>
+    <w:p>
+      <w:pPr>
+        <w:spacing w:after="0"/>
+      </w:pPr>
+      <w:r>
+        <w:t xml:space="preserve">    labs(</w:t>
+      </w:r>
+    </w:p>
+    <w:p>
+      <w:pPr>
+        <w:spacing w:after="0"/>
+      </w:pPr>
+      <w:r>
+        <w:t xml:space="preserve">      title = title,</w:t>
+      </w:r>
+    </w:p>
+    <w:p>
+      <w:pPr>
+        <w:spacing w:after="0"/>
+      </w:pPr>
+      <w:r>
+        <w:t xml:space="preserve">      x = "Chromosome",</w:t>
+      </w:r>
+    </w:p>
+    <w:p>
+      <w:pPr>
+        <w:spacing w:after="0"/>
+      </w:pPr>
+      <w:r>
+        <w:t xml:space="preserve">      y = "-log10(p-value) [LOD score]",</w:t>
+      </w:r>
+    </w:p>
+    <w:p>
+      <w:pPr>
+        <w:spacing w:after="0"/>
+      </w:pPr>
+      <w:r>
+        <w:t xml:space="preserve">      color = "Chromosome"</w:t>
+      </w:r>
+    </w:p>
+    <w:p>
+      <w:pPr>
+        <w:spacing w:after="0"/>
+      </w:pPr>
+      <w:r>
+        <w:t xml:space="preserve">    ) +</w:t>
+      </w:r>
+    </w:p>
+    <w:p>
+      <w:pPr>
+        <w:spacing w:after="0"/>
+      </w:pPr>
+      <w:r>
+        <w:t xml:space="preserve">    theme_minimal() +</w:t>
+      </w:r>
+    </w:p>
+    <w:p>
+      <w:pPr>
+        <w:spacing w:after="0"/>
+      </w:pPr>
+      <w:r>
+        <w:t xml:space="preserve">    theme(</w:t>
+      </w:r>
+    </w:p>
+    <w:p>
+      <w:pPr>
+        <w:spacing w:after="0"/>
+      </w:pPr>
+      <w:r>
+        <w:t xml:space="preserve">      axis.text.x = element_text(angle = 45, hjust = 1),</w:t>
+      </w:r>
+    </w:p>
+    <w:p>
+      <w:pPr>
+        <w:spacing w:after="0"/>
+      </w:pPr>
+      <w:r>
+        <w:t xml:space="preserve">      legend.position = "bottom"</w:t>
+      </w:r>
+    </w:p>
+    <w:p>
+      <w:pPr>
+        <w:spacing w:after="0"/>
+      </w:pPr>
+      <w:r>
+        <w:t xml:space="preserve">    )</w:t>
+      </w:r>
+    </w:p>
+    <w:p>
+      <w:pPr>
+        <w:spacing w:after="0"/>
+      </w:pPr>
+      <w:r>
+        <w:t xml:space="preserve">  </w:t>
+      </w:r>
+    </w:p>
+    <w:p>
+      <w:pPr>
+        <w:spacing w:after="0"/>
+      </w:pPr>
+      <w:r>
+        <w:t xml:space="preserve">  return(p)</w:t>
+      </w:r>
+    </w:p>
+    <w:p>
+      <w:pPr>
+        <w:spacing w:after="0"/>
+      </w:pPr>
+      <w:r>
+        <w:t>}</w:t>
+      </w:r>
+    </w:p>
+    <w:p>
+      <w:pPr>
+        <w:spacing w:after="0"/>
+      </w:pPr>
+    </w:p>
+    <w:p>
+      <w:pPr>
+        <w:spacing w:after="0"/>
+      </w:pPr>
+      <w:r>
+        <w:rPr>
+          <w:i/>
+          <w:iCs/>
+        </w:rPr>
+        <w:t># Crear Manhattan plots para cada comparación</w:t>
+      </w:r>
+    </w:p>
+    <w:p>
+      <w:pPr>
+        <w:spacing w:after="0"/>
+      </w:pPr>
+      <w:r>
+        <w:rPr>
+          <w:b/>
+          <w:bCs/>
+        </w:rPr>
+        <w:lastRenderedPageBreak/>
+        <w:t>for</w:t>
+      </w:r>
+      <w:r>
+        <w:t xml:space="preserve">(comp_name </w:t>
+      </w:r>
+      <w:r>
+        <w:rPr>
+          <w:b/>
+          <w:bCs/>
+        </w:rPr>
+        <w:t>in</w:t>
+      </w:r>
+      <w:r>
+        <w:t xml:space="preserve"> unique(significant_snps$Comparison)) {</w:t>
+      </w:r>
+    </w:p>
+    <w:p>
+      <w:pPr>
+        <w:spacing w:after="0"/>
+      </w:pPr>
+      <w:r>
+        <w:t xml:space="preserve">  comp_data &lt;- significant_snps[significant_snps$Comparison == comp_name, ]</w:t>
+      </w:r>
+    </w:p>
+    <w:p>
+      <w:pPr>
+        <w:spacing w:after="0"/>
+      </w:pPr>
+      <w:r>
+        <w:t xml:space="preserve">  </w:t>
+      </w:r>
+      <w:r>
+        <w:rPr>
+          <w:b/>
+          <w:bCs/>
+        </w:rPr>
+        <w:t>if</w:t>
+      </w:r>
+      <w:r>
+        <w:t>(nrow(comp_data) &gt; 0) {</w:t>
+      </w:r>
+    </w:p>
+    <w:p>
+      <w:pPr>
+        <w:spacing w:after="0"/>
+      </w:pPr>
+      <w:r>
+        <w:t xml:space="preserve">    p &lt;- create_manhattan_plot(comp_data, paste("Manhattan Plot:", comp_name))</w:t>
+      </w:r>
+    </w:p>
+    <w:p>
+      <w:pPr>
+        <w:spacing w:after="0"/>
+      </w:pPr>
+      <w:r>
+        <w:t xml:space="preserve">    ggsave(paste0("manhattan_plot_", gsub(" ", "_", comp_name), ".png"), </w:t>
+      </w:r>
+    </w:p>
+    <w:p>
+      <w:pPr>
+        <w:spacing w:after="0"/>
+      </w:pPr>
+      <w:r>
+        <w:t xml:space="preserve">           p, width = 12, height = 6, dpi = 300)</w:t>
+      </w:r>
+    </w:p>
+    <w:p>
+      <w:pPr>
+        <w:spacing w:after="0"/>
+      </w:pPr>
+      <w:r>
+        <w:t xml:space="preserve">  }</w:t>
+      </w:r>
+    </w:p>
+    <w:p>
+      <w:pPr>
+        <w:spacing w:after="0"/>
+      </w:pPr>
+      <w:r>
+        <w:t>}</w:t>
+      </w:r>
+    </w:p>
+    <w:p>
+      <w:pPr>
+        <w:spacing w:after="0"/>
+      </w:pPr>
+      <w:r>
+        <w:pict w14:anchorId="17CF2DB9">
+          <v:rect id="_x0000_i1028" style="width:0;height:1.5pt" o:hralign="center" o:hrstd="t" o:hr="t" fillcolor="#a0a0a0" stroked="f"/>
+        </w:pict>
+      </w:r>
+    </w:p>
+    <w:p>
+      <w:pPr>
+        <w:spacing w:after="0"/>
+        <w:rPr>
+          <w:b/>
+          <w:bCs/>
+        </w:rPr>
+      </w:pPr>
+      <w:r>
+        <w:rPr>
+          <w:b/>
+          <w:bCs/>
+        </w:rPr>
+        <w:t>Resumen del Pipeline</w:t>
+      </w:r>
+    </w:p>
+    <w:p>
+      <w:pPr>
+        <w:numPr>
+          <w:ilvl w:val="0"/>
+          <w:numId w:val="5"/>
+        </w:numPr>
+        <w:spacing w:after="0"/>
+      </w:pPr>
+      <w:r>
+        <w:rPr>
+          <w:b/>
+          <w:bCs/>
+        </w:rPr>
+        <w:t>Usa tus VCFs existentes</w:t>
+      </w:r>
+      <w:r>
+        <w:t xml:space="preserve"> - No necesitas devolverté</w:t>
+      </w:r>
+    </w:p>
+    <w:p>
+      <w:pPr>
+        <w:numPr>
+          <w:ilvl w:val="0"/>
+          <w:numId w:val="5"/>
+        </w:numPr>
+        <w:spacing w:after="0"/>
+      </w:pPr>
+      <w:r>
+        <w:rPr>
+          <w:b/>
+          <w:bCs/>
+        </w:rPr>
+        <w:t>Extrae información alélica</w:t>
+      </w:r>
+      <w:r>
+        <w:t xml:space="preserve"> de cada grupo (HPR, SP, etc.)</w:t>
+      </w:r>
+    </w:p>
+    <w:p>
+      <w:pPr>
+        <w:numPr>
+          <w:ilvl w:val="0"/>
+          <w:numId w:val="5"/>
+        </w:numPr>
+        <w:spacing w:after="0"/>
+      </w:pPr>
+      <w:r>
+        <w:rPr>
+          <w:b/>
+          <w:bCs/>
+        </w:rPr>
+        <w:t>Aplica exactamente la metodología del artículo</w:t>
+      </w:r>
+      <w:r>
+        <w:t>:</w:t>
+      </w:r>
+    </w:p>
+    <w:p>
+      <w:pPr>
+        <w:numPr>
+          <w:ilvl w:val="1"/>
+          <w:numId w:val="5"/>
+        </w:numPr>
+        <w:spacing w:after="0"/>
+      </w:pPr>
+      <w:r>
+        <w:t>Compara frecuencias de alelos alternativos entre fenotipos</w:t>
+      </w:r>
+    </w:p>
+    <w:p>
+      <w:pPr>
+        <w:numPr>
+          <w:ilvl w:val="1"/>
+          <w:numId w:val="5"/>
+        </w:numPr>
+        <w:spacing w:after="0"/>
+      </w:pPr>
+      <w:r>
+        <w:t>Test de bondad de ajuste para consistencia dentro de réplicas</w:t>
+      </w:r>
+    </w:p>
+    <w:p>
+      <w:pPr>
+        <w:numPr>
+          <w:ilvl w:val="1"/>
+          <w:numId w:val="5"/>
+        </w:numPr>
+        <w:spacing w:after="0"/>
+      </w:pPr>
+      <w:r>
+        <w:t>Tablas de contingencia y chi-cuadrado de heterogeneidad</w:t>
+      </w:r>
+    </w:p>
+    <w:p>
+      <w:pPr>
+        <w:numPr>
+          <w:ilvl w:val="1"/>
+          <w:numId w:val="5"/>
+        </w:numPr>
+        <w:spacing w:after="0"/>
+      </w:pPr>
+      <w:r>
+        <w:t>Cálculo de LOD scores (-log10 p-values)</w:t>
+      </w:r>
+    </w:p>
+    <w:p>
+      <w:pPr>
+        <w:numPr>
+          <w:ilvl w:val="1"/>
+          <w:numId w:val="5"/>
+        </w:numPr>
+        <w:spacing w:after="0"/>
+      </w:pPr>
+      <w:r>
+        <w:t>Corrección Benjamini-Hochberg por cromosoma</w:t>
+      </w:r>
+    </w:p>
+    <w:p>
+      <w:pPr>
+        <w:numPr>
+          <w:ilvl w:val="0"/>
+          <w:numId w:val="5"/>
+        </w:numPr>
+        <w:spacing w:after="0"/>
+      </w:pPr>
+      <w:r>
+        <w:rPr>
+          <w:b/>
+          <w:bCs/>
+        </w:rPr>
+        <w:t>Genera Manhattan plots</w:t>
+      </w:r>
+      <w:r>
+        <w:t xml:space="preserve"> para visualizar resultados</w:t>
+      </w:r>
+    </w:p>
+    <w:p>
+      <w:pPr>
+        <w:spacing w:after="0"/>
+      </w:pPr>
+      <w:r>
+        <w:t>¿Quieres que ajuste algún parámetro específico o que te ayude con la interpretación de los resultados?</w:t>
+      </w:r>
+    </w:p>
+    <w:p>
+      <w:pPr>
+        <w:numPr>
+          <w:ilvl w:val="0"/>
+          <w:numId w:val="6"/>
+        </w:numPr>
+        <w:spacing w:after="0"/>
+      </w:pPr>
+      <w:hyperlink r:id="rId10" w:history="1">
+        <w:r>
+          <w:rPr>
+            <w:rStyle w:val="Hipervnculo"/>
+          </w:rPr>
+          <w:t>https://pplx-res.cloudinary.com/image/private/user_uploads/12711040/d34ee22c-b784-4aec-925b-7c538626e6e2/image.jpg</w:t>
+        </w:r>
+      </w:hyperlink>
+    </w:p>
+    <w:p>
+      <w:pPr>
+        <w:numPr>
+          <w:ilvl w:val="0"/>
+          <w:numId w:val="6"/>
+        </w:numPr>
+        <w:spacing w:after="0"/>
+      </w:pPr>
+      <w:hyperlink r:id="rId11" w:history="1">
+        <w:r>
+          <w:rPr>
+            <w:rStyle w:val="Hipervnculo"/>
+          </w:rPr>
+          <w:t>https://ppl-ai-file-upload.s3.amazonaws.com/web/direct-files/attachments/12711040/0fb1e7a2-89bf-4f30-bbed-6a2bb22518f3/bucle_variantes.py</w:t>
+        </w:r>
+      </w:hyperlink>
+    </w:p>
+    <w:p>
+      <w:pPr>
+        <w:numPr>
+          <w:ilvl w:val="0"/>
+          <w:numId w:val="6"/>
+        </w:numPr>
+        <w:spacing w:after="0"/>
+      </w:pPr>
+      <w:hyperlink r:id="rId12" w:history="1">
+        <w:r>
+          <w:rPr>
+            <w:rStyle w:val="Hipervnculo"/>
+          </w:rPr>
+          <w:t>https://www.reddit.com/r/bioinformatics/comments/1kijnyu/comparing_variant_call_data_in_a_vcf_file_with/</w:t>
+        </w:r>
+      </w:hyperlink>
+    </w:p>
+    <w:p>
+      <w:pPr>
+        <w:numPr>
+          <w:ilvl w:val="0"/>
+          <w:numId w:val="6"/>
+        </w:numPr>
+        <w:spacing w:after="0"/>
+      </w:pPr>
+      <w:hyperlink r:id="rId13" w:history="1">
+        <w:r>
+          <w:rPr>
+            <w:rStyle w:val="Hipervnculo"/>
+          </w:rPr>
+          <w:t>https://cran.r-project.org/web/packages/contingencytables/contingencytables.pdf</w:t>
+        </w:r>
+      </w:hyperlink>
+    </w:p>
+    <w:p>
+      <w:pPr>
+        <w:numPr>
+          <w:ilvl w:val="0"/>
+          <w:numId w:val="6"/>
+        </w:numPr>
+        <w:spacing w:after="0"/>
+      </w:pPr>
+      <w:hyperlink r:id="rId14" w:history="1">
+        <w:r>
+          <w:rPr>
+            <w:rStyle w:val="Hipervnculo"/>
+          </w:rPr>
+          <w:t>https://tuos-bio-data-skills.github.io/intro-stats-book/goodness-of-fit-tests.html</w:t>
+        </w:r>
+      </w:hyperlink>
+    </w:p>
+    <w:p>
+      <w:pPr>
+        <w:numPr>
+          <w:ilvl w:val="0"/>
+          <w:numId w:val="6"/>
+        </w:numPr>
+        <w:spacing w:after="0"/>
+      </w:pPr>
+      <w:hyperlink r:id="rId15" w:history="1">
+        <w:r>
+          <w:rPr>
+            <w:rStyle w:val="Hipervnculo"/>
+          </w:rPr>
+          <w:t>https://popgen.nescent.org/StartSNP.html</w:t>
+        </w:r>
+      </w:hyperlink>
+    </w:p>
+    <w:p>
+      <w:pPr>
+        <w:numPr>
+          <w:ilvl w:val="0"/>
+          <w:numId w:val="6"/>
+        </w:numPr>
+        <w:spacing w:after="0"/>
+      </w:pPr>
+      <w:hyperlink r:id="rId16" w:history="1">
+        <w:r>
+          <w:rPr>
+            <w:rStyle w:val="Hipervnculo"/>
+          </w:rPr>
+          <w:t>https://search.r-project.org/CRAN/refmans/simpleFDR/html/simFDR.html</w:t>
+        </w:r>
+      </w:hyperlink>
+    </w:p>
+    <w:p>
+      <w:pPr>
+        <w:numPr>
+          <w:ilvl w:val="0"/>
+          <w:numId w:val="6"/>
+        </w:numPr>
+        <w:spacing w:after="0"/>
+      </w:pPr>
+      <w:hyperlink r:id="rId17" w:history="1">
+        <w:r>
+          <w:rPr>
+            <w:rStyle w:val="Hipervnculo"/>
+          </w:rPr>
+          <w:t>https://bookdown.org/mike/data_analysis/sec-false-discovery-rate.html</w:t>
+        </w:r>
+      </w:hyperlink>
+    </w:p>
+    <w:p>
+      <w:pPr>
+        <w:numPr>
+          <w:ilvl w:val="0"/>
+          <w:numId w:val="6"/>
+        </w:numPr>
+        <w:spacing w:after="0"/>
+      </w:pPr>
+      <w:hyperlink r:id="rId18" w:history="1">
+        <w:r>
+          <w:rPr>
+            <w:rStyle w:val="Hipervnculo"/>
+          </w:rPr>
+          <w:t>https://bioinformatics.stackexchange.com/questions/15292/allele-count-and-allele-frequency-in-vcf-files</w:t>
+        </w:r>
+      </w:hyperlink>
+    </w:p>
+    <w:p>
+      <w:pPr>
+        <w:numPr>
+          <w:ilvl w:val="0"/>
+          <w:numId w:val="6"/>
+        </w:numPr>
+        <w:spacing w:after="0"/>
+      </w:pPr>
+      <w:hyperlink r:id="rId19" w:history="1">
+        <w:r>
+          <w:rPr>
+            <w:rStyle w:val="Hipervnculo"/>
+          </w:rPr>
+          <w:t>https://pubmed.ncbi.nlm.nih.gov/35891781/</w:t>
+        </w:r>
+      </w:hyperlink>
+    </w:p>
+    <w:p>
+      <w:pPr>
+        <w:numPr>
+          <w:ilvl w:val="0"/>
+          <w:numId w:val="6"/>
+        </w:numPr>
+        <w:spacing w:after="0"/>
+      </w:pPr>
+      <w:hyperlink r:id="rId20" w:history="1">
+        <w:r>
+          <w:rPr>
+            <w:rStyle w:val="Hipervnculo"/>
+          </w:rPr>
+          <w:t>https://speciationgenomics.github.io/filtering_vcfs/</w:t>
+        </w:r>
+      </w:hyperlink>
+    </w:p>
+    <w:p>
+      <w:pPr>
+        <w:numPr>
+          <w:ilvl w:val="0"/>
+          <w:numId w:val="6"/>
+        </w:numPr>
+        <w:spacing w:after="0"/>
+      </w:pPr>
+      <w:hyperlink r:id="rId21" w:history="1">
+        <w:r>
+          <w:rPr>
+            <w:rStyle w:val="Hipervnculo"/>
+          </w:rPr>
+          <w:t>https://pmc.ncbi.nlm.nih.gov/articles/PMC10394849/</w:t>
+        </w:r>
+      </w:hyperlink>
+    </w:p>
+    <w:p>
+      <w:pPr>
+        <w:numPr>
+          <w:ilvl w:val="0"/>
+          <w:numId w:val="6"/>
+        </w:numPr>
+        <w:spacing w:after="0"/>
+      </w:pPr>
+      <w:hyperlink r:id="rId22" w:history="1">
+        <w:r>
+          <w:rPr>
+            <w:rStyle w:val="Hipervnculo"/>
+          </w:rPr>
+          <w:t>https://www.datacamp.com/tutorial/chi-square-test-r</w:t>
+        </w:r>
+      </w:hyperlink>
+    </w:p>
+    <w:p>
+      <w:pPr>
+        <w:numPr>
+          <w:ilvl w:val="0"/>
+          <w:numId w:val="6"/>
+        </w:numPr>
+        <w:spacing w:after="0"/>
+      </w:pPr>
+      <w:hyperlink r:id="rId23" w:history="1">
+        <w:r>
+          <w:rPr>
+            <w:rStyle w:val="Hipervnculo"/>
+          </w:rPr>
+          <w:t>https://cran.r-project.org/web/packages/fsthet/fsthet.pdf</w:t>
+        </w:r>
+      </w:hyperlink>
+    </w:p>
+    <w:p>
+      <w:pPr>
+        <w:numPr>
+          <w:ilvl w:val="0"/>
+          <w:numId w:val="6"/>
+        </w:numPr>
+        <w:spacing w:after="0"/>
+      </w:pPr>
+      <w:hyperlink r:id="rId24" w:history="1">
+        <w:r>
+          <w:rPr>
+            <w:rStyle w:val="Hipervnculo"/>
+          </w:rPr>
+          <w:t>https://www.goldenhelix.com/blog/alternate-allele-frequency-vcf-file-format/</w:t>
+        </w:r>
+      </w:hyperlink>
+    </w:p>
+    <w:p>
+      <w:pPr>
+        <w:numPr>
+          <w:ilvl w:val="0"/>
+          <w:numId w:val="6"/>
+        </w:numPr>
+        <w:spacing w:after="0"/>
+      </w:pPr>
+      <w:hyperlink r:id="rId25" w:history="1">
+        <w:r>
+          <w:rPr>
+            <w:rStyle w:val="Hipervnculo"/>
+          </w:rPr>
+          <w:t>https://biostatistics.letgen.org/mikes-biostatistics-book/inferences-categorical-data/chi-square-test-goodness-of-fit/</w:t>
+        </w:r>
+      </w:hyperlink>
+    </w:p>
+    <w:p>
+      <w:pPr>
+        <w:numPr>
+          <w:ilvl w:val="0"/>
+          <w:numId w:val="6"/>
+        </w:numPr>
+        <w:spacing w:after="0"/>
+      </w:pPr>
+      <w:hyperlink r:id="rId26" w:history="1">
+        <w:r>
+          <w:rPr>
+            <w:rStyle w:val="Hipervnculo"/>
+          </w:rPr>
+          <w:t>https://manpages.ubuntu.com/manpages/xenial/man1/vcftools.1.html</w:t>
+        </w:r>
+      </w:hyperlink>
+    </w:p>
+    <w:p>
+      <w:pPr>
+        <w:numPr>
+          <w:ilvl w:val="0"/>
+          <w:numId w:val="6"/>
+        </w:numPr>
+        <w:spacing w:after="0"/>
+      </w:pPr>
+      <w:hyperlink r:id="rId27" w:history="1">
+        <w:r>
+          <w:rPr>
+            <w:rStyle w:val="Hipervnculo"/>
+          </w:rPr>
+          <w:t>https://cran.r-project.org/web/packages/vcfR/vcfR.pdf</w:t>
+        </w:r>
+      </w:hyperlink>
+    </w:p>
+    <w:p>
+      <w:pPr>
+        <w:numPr>
+          <w:ilvl w:val="0"/>
+          <w:numId w:val="6"/>
+        </w:numPr>
+        <w:spacing w:after="0"/>
+      </w:pPr>
+      <w:hyperlink r:id="rId28" w:history="1">
+        <w:r>
+          <w:rPr>
+            <w:rStyle w:val="Hipervnculo"/>
+          </w:rPr>
+          <w:t>https://www.bioconductor.org/packages/release/bioc/vignettes/TVTB/inst/doc/Introduction.html</w:t>
+        </w:r>
+      </w:hyperlink>
+    </w:p>
+    <w:p>
+      <w:pPr>
+        <w:numPr>
+          <w:ilvl w:val="0"/>
+          <w:numId w:val="6"/>
+        </w:numPr>
+        <w:spacing w:after="0"/>
+      </w:pPr>
+      <w:hyperlink r:id="rId29" w:history="1">
+        <w:r>
+          <w:rPr>
+            <w:rStyle w:val="Hipervnculo"/>
+          </w:rPr>
+          <w:t>https://tuos-bio-data-skills.github.io/intro-stats-book/contingency-tables.html</w:t>
+        </w:r>
+      </w:hyperlink>
+    </w:p>
+    <w:p>
+      <w:pPr>
+        <w:numPr>
+          <w:ilvl w:val="0"/>
+          <w:numId w:val="6"/>
+        </w:numPr>
+        <w:spacing w:after="0"/>
+      </w:pPr>
+      <w:hyperlink r:id="rId30" w:history="1">
+        <w:r>
+          <w:rPr>
+            <w:rStyle w:val="Hipervnculo"/>
+          </w:rPr>
+          <w:t>https://bookdown.org/hhwagner1/LandGenCourse_book/WE_3.html</w:t>
+        </w:r>
+      </w:hyperlink>
+    </w:p>
+    <w:p>
+      <w:pPr>
+        <w:numPr>
+          <w:ilvl w:val="0"/>
+          <w:numId w:val="6"/>
+        </w:numPr>
+        <w:spacing w:after="0"/>
+      </w:pPr>
+      <w:hyperlink r:id="rId31" w:history="1">
+        <w:r>
+          <w:rPr>
+            <w:rStyle w:val="Hipervnculo"/>
+          </w:rPr>
+          <w:t>https://github.com/ANGSD/angsd/issues/248</w:t>
+        </w:r>
+      </w:hyperlink>
+    </w:p>
+    <w:p>
+      <w:pPr>
+        <w:numPr>
+          <w:ilvl w:val="0"/>
+          <w:numId w:val="6"/>
+        </w:numPr>
+        <w:spacing w:after="0"/>
+      </w:pPr>
+      <w:hyperlink r:id="rId32" w:history="1">
+        <w:r>
+          <w:rPr>
+            <w:rStyle w:val="Hipervnculo"/>
+          </w:rPr>
+          <w:t>https://adegenet.r-forge.r-project.org/files/montpellier/practical-MVAintro.1.0.pdf</w:t>
+        </w:r>
+      </w:hyperlink>
+    </w:p>
+    <w:p>
+      <w:pPr>
+        <w:numPr>
+          <w:ilvl w:val="0"/>
+          <w:numId w:val="6"/>
+        </w:numPr>
+        <w:spacing w:after="0"/>
+      </w:pPr>
+      <w:hyperlink r:id="rId33" w:history="1">
+        <w:r>
+          <w:rPr>
+            <w:rStyle w:val="Hipervnculo"/>
+          </w:rPr>
+          <w:t>https://vcftools.sourceforge.net/man_latest.html</w:t>
+        </w:r>
+      </w:hyperlink>
+    </w:p>
+    <w:p>
+      <w:pPr>
+        <w:numPr>
+          <w:ilvl w:val="0"/>
+          <w:numId w:val="6"/>
+        </w:numPr>
+        <w:spacing w:after="0"/>
+      </w:pPr>
+      <w:hyperlink r:id="rId34" w:history="1">
+        <w:r>
+          <w:rPr>
+            <w:rStyle w:val="Hipervnculo"/>
+          </w:rPr>
+          <w:t>https://github.com/vcflib/vcflib/blob/master/README.md</w:t>
+        </w:r>
+      </w:hyperlink>
+    </w:p>
+    <w:p>
+      <w:pPr>
+        <w:numPr>
+          <w:ilvl w:val="0"/>
+          <w:numId w:val="6"/>
+        </w:numPr>
+        <w:spacing w:after="0"/>
+      </w:pPr>
+      <w:hyperlink r:id="rId35" w:history="1">
+        <w:r>
+          <w:rPr>
+            <w:rStyle w:val="Hipervnculo"/>
+          </w:rPr>
+          <w:t>https://www.biorxiv.org/content/10.1101/2022.02.11.479970v1.full.pdf</w:t>
+        </w:r>
+      </w:hyperlink>
+    </w:p>
+    <w:p>
+      <w:pPr>
+        <w:numPr>
+          <w:ilvl w:val="0"/>
+          <w:numId w:val="6"/>
+        </w:numPr>
+        <w:spacing w:after="0"/>
+      </w:pPr>
+      <w:hyperlink r:id="rId36" w:history="1">
+        <w:r>
+          <w:rPr>
+            <w:rStyle w:val="Hipervnculo"/>
+          </w:rPr>
+          <w:t>https://www.pnas.org/doi/pdf/10.1073/pnas.1114759108?download=true</w:t>
+        </w:r>
+      </w:hyperlink>
+    </w:p>
+    <w:p>
+      <w:pPr>
+        <w:numPr>
+          <w:ilvl w:val="0"/>
+          <w:numId w:val="6"/>
+        </w:numPr>
+        <w:spacing w:after="0"/>
+      </w:pPr>
+      <w:hyperlink r:id="rId37" w:history="1">
+        <w:r>
+          <w:rPr>
+            <w:rStyle w:val="Hipervnculo"/>
+          </w:rPr>
+          <w:t>https://search.r-project.org/CRAN/refmans/GARCOM/html/vcf_counts_annot.html</w:t>
+        </w:r>
+      </w:hyperlink>
+    </w:p>
+    <w:p>
+      <w:pPr>
+        <w:numPr>
+          <w:ilvl w:val="0"/>
+          <w:numId w:val="6"/>
+        </w:numPr>
+        <w:spacing w:after="0"/>
+      </w:pPr>
+      <w:hyperlink r:id="rId38" w:history="1">
+        <w:r>
+          <w:rPr>
+            <w:rStyle w:val="Hipervnculo"/>
+          </w:rPr>
+          <w:t>https://iastate.pressbooks.pub/quantitativegenetics/chapter/gene-frequencies/</w:t>
+        </w:r>
+      </w:hyperlink>
+    </w:p>
+    <w:p>
+      <w:pPr>
+        <w:numPr>
+          <w:ilvl w:val="0"/>
+          <w:numId w:val="6"/>
+        </w:numPr>
+        <w:spacing w:after="0"/>
+      </w:pPr>
+      <w:hyperlink r:id="rId39" w:history="1">
+        <w:r>
+          <w:rPr>
+            <w:rStyle w:val="Hipervnculo"/>
+          </w:rPr>
+          <w:t>https://faculty.cnr.ncsu.edu/fikretisik/wp-content/uploads/sites/3/2015/06/SNP-marker-Data-Analysis-CTGN-Presentation.pdf</w:t>
+        </w:r>
+      </w:hyperlink>
+    </w:p>
+    <w:p>
+      <w:pPr>
+        <w:numPr>
+          <w:ilvl w:val="0"/>
+          <w:numId w:val="6"/>
+        </w:numPr>
+        <w:spacing w:after="0"/>
+      </w:pPr>
+      <w:hyperlink r:id="rId40" w:history="1">
+        <w:r>
+          <w:rPr>
+            <w:rStyle w:val="Hipervnculo"/>
+          </w:rPr>
+          <w:t>https://pmc.ncbi.nlm.nih.gov/articles/PMC3154648/</w:t>
+        </w:r>
+      </w:hyperlink>
+    </w:p>
+    <w:p>
+      <w:pPr>
+        <w:numPr>
+          <w:ilvl w:val="0"/>
+          <w:numId w:val="6"/>
+        </w:numPr>
+        <w:spacing w:after="0"/>
+      </w:pPr>
+      <w:hyperlink r:id="rId41" w:history="1">
+        <w:r>
+          <w:rPr>
+            <w:rStyle w:val="Hipervnculo"/>
+          </w:rPr>
+          <w:t>https://www.scielo.br/j/aabc/a/9dQtPV96bBcVHptpPdSpvtL/?format=pdf&amp;lang=en</w:t>
+        </w:r>
+      </w:hyperlink>
+    </w:p>
+    <w:p>
+      <w:pPr>
+        <w:numPr>
+          <w:ilvl w:val="0"/>
+          <w:numId w:val="6"/>
+        </w:numPr>
+        <w:spacing w:after="0"/>
+      </w:pPr>
+      <w:hyperlink r:id="rId42" w:history="1">
+        <w:r>
+          <w:rPr>
+            <w:rStyle w:val="Hipervnculo"/>
+          </w:rPr>
+          <w:t>https://www.biologysimulations.com/post/how-to-use-chi-squared-to-test-for-hardy-weinberg-equilibrium</w:t>
+        </w:r>
+      </w:hyperlink>
+    </w:p>
+    <w:p>
+      <w:pPr>
+        <w:numPr>
+          <w:ilvl w:val="0"/>
+          <w:numId w:val="6"/>
+        </w:numPr>
+        <w:spacing w:after="0"/>
+      </w:pPr>
+      <w:hyperlink r:id="rId43" w:history="1">
+        <w:r>
+          <w:rPr>
+            <w:rStyle w:val="Hipervnculo"/>
+          </w:rPr>
+          <w:t>https://www.mun.ca/biology/scarr/Midterm_HWP.html</w:t>
+        </w:r>
+      </w:hyperlink>
+    </w:p>
+    <w:p>
+      <w:pPr>
+        <w:numPr>
+          <w:ilvl w:val="0"/>
+          <w:numId w:val="6"/>
+        </w:numPr>
+        <w:spacing w:after="0"/>
+      </w:pPr>
+      <w:hyperlink r:id="rId44" w:history="1">
+        <w:r>
+          <w:rPr>
+            <w:rStyle w:val="Hipervnculo"/>
+          </w:rPr>
+          <w:t>https://researchguides.library.vanderbilt.edu/c.php?g=156859&amp;p=3057842</w:t>
+        </w:r>
+      </w:hyperlink>
+    </w:p>
+    <w:p>
+      <w:pPr>
+        <w:numPr>
+          <w:ilvl w:val="0"/>
+          <w:numId w:val="6"/>
+        </w:numPr>
+        <w:spacing w:after="0"/>
+      </w:pPr>
+      <w:hyperlink r:id="rId45" w:history="1">
+        <w:r>
+          <w:rPr>
+            <w:rStyle w:val="Hipervnculo"/>
+          </w:rPr>
+          <w:t>https://github.com/green-striped-gecko/dartR/blob/master/R/gl.report.heterozygosity.r</w:t>
+        </w:r>
+      </w:hyperlink>
+    </w:p>
+    <w:p>
+      <w:pPr>
+        <w:numPr>
+          <w:ilvl w:val="0"/>
+          <w:numId w:val="6"/>
+        </w:numPr>
+        <w:spacing w:after="0"/>
+      </w:pPr>
+      <w:hyperlink r:id="rId46" w:history="1">
+        <w:r>
+          <w:rPr>
+            <w:rStyle w:val="Hipervnculo"/>
+          </w:rPr>
+          <w:t>https://search.r-project.org/CRAN/refmans/rCNV/html/h.zygosity.html</w:t>
+        </w:r>
+      </w:hyperlink>
+    </w:p>
+    <w:p>
+      <w:pPr>
+        <w:numPr>
+          <w:ilvl w:val="0"/>
+          <w:numId w:val="6"/>
+        </w:numPr>
+        <w:spacing w:after="0"/>
+      </w:pPr>
+      <w:hyperlink r:id="rId47" w:history="1">
+        <w:r>
+          <w:rPr>
+            <w:rStyle w:val="Hipervnculo"/>
+          </w:rPr>
+          <w:t>https://www.youtube.com/watch?v=921IgQ6T6_4</w:t>
+        </w:r>
+      </w:hyperlink>
+    </w:p>
+    <w:p>
+      <w:pPr>
+        <w:numPr>
+          <w:ilvl w:val="0"/>
+          <w:numId w:val="6"/>
+        </w:numPr>
+        <w:spacing w:after="0"/>
+      </w:pPr>
+      <w:hyperlink r:id="rId48" w:history="1">
+        <w:r>
+          <w:rPr>
+            <w:rStyle w:val="Hipervnculo"/>
+          </w:rPr>
+          <w:t>https://vcftools.github.io/man_0112a.html</w:t>
+        </w:r>
+      </w:hyperlink>
+    </w:p>
+    <w:p>
+      <w:pPr>
+        <w:numPr>
+          <w:ilvl w:val="0"/>
+          <w:numId w:val="6"/>
+        </w:numPr>
+        <w:spacing w:after="0"/>
+      </w:pPr>
+      <w:hyperlink r:id="rId49" w:history="1">
+        <w:r>
+          <w:rPr>
+            <w:rStyle w:val="Hipervnculo"/>
+          </w:rPr>
+          <w:t>https://github.com/disulfidebond/VCF_Parsing_Analysis</w:t>
+        </w:r>
+      </w:hyperlink>
+    </w:p>
+    <w:p>
+      <w:pPr>
+        <w:numPr>
+          <w:ilvl w:val="0"/>
+          <w:numId w:val="6"/>
+        </w:numPr>
+        <w:spacing w:after="0"/>
+      </w:pPr>
+      <w:hyperlink r:id="rId50" w:history="1">
+        <w:r>
+          <w:rPr>
+            <w:rStyle w:val="Hipervnculo"/>
+          </w:rPr>
+          <w:t>https://pmc.ncbi.nlm.nih.gov/articles/PMC9870988/</w:t>
+        </w:r>
+      </w:hyperlink>
+    </w:p>
+    <w:p>
+      <w:pPr>
+        <w:numPr>
+          <w:ilvl w:val="0"/>
+          <w:numId w:val="6"/>
+        </w:numPr>
+        <w:spacing w:after="0"/>
+      </w:pPr>
+      <w:hyperlink r:id="rId51" w:history="1">
+        <w:r>
+          <w:rPr>
+            <w:rStyle w:val="Hipervnculo"/>
+          </w:rPr>
+          <w:t>https://toolshed.g2.bx.psu.edu/repository/display_tool?changeset_revision=cf2af5c3118c&amp;render_repository_actions_for=tool_shed&amp;repository_id=5f7d83aa4f577607&amp;tool_config=%2Fsrv%2Ftoolshed%2Fmain%2Fvar%2Fdata%2Frepos%2F000%2Frepo_417%2Fallele-counts.xml</w:t>
+        </w:r>
+      </w:hyperlink>
+    </w:p>
+    <w:p>
+      <w:pPr>
+        <w:spacing w:after="0"/>
+        <w:rPr>
+          <w:b/>
+          <w:bCs/>
+        </w:rPr>
+      </w:pPr>
+    </w:p>
+    <w:p>
+      <w:pPr>
+        <w:spacing w:after="0"/>
+      </w:pPr>
+    </w:p>
+    <w:p>
+      <w:pPr>
+        <w:spacing w:after="0"/>
+      </w:pPr>
+    </w:p>
+    <w:p>
+      <w:pPr>
+        <w:spacing w:after="0"/>
+      </w:pPr>
+    </w:p>
+    <w:p>
+      <w:pPr>
+        <w:spacing w:after="0"/>
+        <w:rPr>
+          <w:b/>
+          <w:bCs/>
+        </w:rPr>
+      </w:pPr>
+      <w:r>
+        <w:rPr>
+          <w:b/>
+          <w:bCs/>
+        </w:rPr>
+        <w:t>#########################################################################</w:t>
+      </w:r>
+    </w:p>
+    <w:p>
+      <w:pPr>
+        <w:spacing w:after="0"/>
+        <w:rPr>
+          <w:b/>
+          <w:bCs/>
+        </w:rPr>
+      </w:pPr>
+      <w:r>
+        <w:rPr>
+          <w:b/>
+          <w:bCs/>
+        </w:rPr>
         <w:t>###############################Restantes#################################</w:t>
       </w:r>
     </w:p>
@@ -2975,11 +7154,44 @@
         <w:t xml:space="preserve">/home/administrador/programas/gatk-4.6.1.0/gatk-package-4.6.1.0-local.jar </w:t>
       </w:r>
       <w:r>
-        <w:t>BaseRecalibrator -R /mnt/disc2/grupobcei/ewas/index/VectorBase-</w:t>
-      </w:r>
-      <w:r>
-        <w:lastRenderedPageBreak/>
-        <w:t>68_AaegyptiLVP_AGWG_Genome.fasta -I HLR1_BWA_-nodups.bam -O HLR1_BWA_recal_data.table</w:t>
+        <w:t>BaseRecalibrator -R /mnt/disc2/grupobcei/ewas/index/VectorBase-68_AaegyptiLVP_AGWG_Genome.fasta -I HLR1_BWA_-nodups.bam -O HLR1_BWA_recal_data.table</w:t>
+      </w:r>
+    </w:p>
+    <w:p>
+      <w:pPr>
+        <w:spacing w:after="0"/>
+      </w:pPr>
+    </w:p>
+    <w:p>
+      <w:pPr>
+        <w:spacing w:after="0"/>
+      </w:pPr>
+    </w:p>
+    <w:p>
+      <w:pPr>
+        <w:spacing w:after="0"/>
+      </w:pPr>
+      <w:r>
+        <w:t>#########################################################################</w:t>
+      </w:r>
+    </w:p>
+    <w:p>
+      <w:pPr>
+        <w:spacing w:after="0"/>
+      </w:pPr>
+      <w:r>
+        <w:t>#########################Espacio para cosas temporales#######</w:t>
+      </w:r>
+      <w:r>
+        <w:t>################</w:t>
+      </w:r>
+    </w:p>
+    <w:p>
+      <w:pPr>
+        <w:spacing w:after="0"/>
+      </w:pPr>
+      <w:r>
+        <w:t>#########################################################################</w:t>
       </w:r>
     </w:p>
     <w:p>
@@ -3381,6 +7593,236 @@
     </w:lvl>
   </w:abstractNum>
   <w:abstractNum w:abstractNumId="2" w15:restartNumberingAfterBreak="0">
+    <w:nsid w:val="1D2679E1"/>
+    <w:multiLevelType w:val="multilevel"/>
+    <w:tmpl w:val="20129A8E"/>
+    <w:lvl w:ilvl="0">
+      <w:start w:val="1"/>
+      <w:numFmt w:val="decimal"/>
+      <w:lvlText w:val="%1."/>
+      <w:lvlJc w:val="left"/>
+      <w:pPr>
+        <w:tabs>
+          <w:tab w:val="num" w:pos="720"/>
+        </w:tabs>
+        <w:ind w:left="720" w:hanging="360"/>
+      </w:pPr>
+    </w:lvl>
+    <w:lvl w:ilvl="1">
+      <w:start w:val="1"/>
+      <w:numFmt w:val="bullet"/>
+      <w:lvlText w:val="o"/>
+      <w:lvlJc w:val="left"/>
+      <w:pPr>
+        <w:tabs>
+          <w:tab w:val="num" w:pos="1440"/>
+        </w:tabs>
+        <w:ind w:left="1440" w:hanging="360"/>
+      </w:pPr>
+      <w:rPr>
+        <w:rFonts w:ascii="Courier New" w:hAnsi="Courier New" w:hint="default"/>
+        <w:sz w:val="20"/>
+      </w:rPr>
+    </w:lvl>
+    <w:lvl w:ilvl="2" w:tentative="1">
+      <w:start w:val="1"/>
+      <w:numFmt w:val="decimal"/>
+      <w:lvlText w:val="%3."/>
+      <w:lvlJc w:val="left"/>
+      <w:pPr>
+        <w:tabs>
+          <w:tab w:val="num" w:pos="2160"/>
+        </w:tabs>
+        <w:ind w:left="2160" w:hanging="360"/>
+      </w:pPr>
+    </w:lvl>
+    <w:lvl w:ilvl="3" w:tentative="1">
+      <w:start w:val="1"/>
+      <w:numFmt w:val="decimal"/>
+      <w:lvlText w:val="%4."/>
+      <w:lvlJc w:val="left"/>
+      <w:pPr>
+        <w:tabs>
+          <w:tab w:val="num" w:pos="2880"/>
+        </w:tabs>
+        <w:ind w:left="2880" w:hanging="360"/>
+      </w:pPr>
+    </w:lvl>
+    <w:lvl w:ilvl="4" w:tentative="1">
+      <w:start w:val="1"/>
+      <w:numFmt w:val="decimal"/>
+      <w:lvlText w:val="%5."/>
+      <w:lvlJc w:val="left"/>
+      <w:pPr>
+        <w:tabs>
+          <w:tab w:val="num" w:pos="3600"/>
+        </w:tabs>
+        <w:ind w:left="3600" w:hanging="360"/>
+      </w:pPr>
+    </w:lvl>
+    <w:lvl w:ilvl="5" w:tentative="1">
+      <w:start w:val="1"/>
+      <w:numFmt w:val="decimal"/>
+      <w:lvlText w:val="%6."/>
+      <w:lvlJc w:val="left"/>
+      <w:pPr>
+        <w:tabs>
+          <w:tab w:val="num" w:pos="4320"/>
+        </w:tabs>
+        <w:ind w:left="4320" w:hanging="360"/>
+      </w:pPr>
+    </w:lvl>
+    <w:lvl w:ilvl="6" w:tentative="1">
+      <w:start w:val="1"/>
+      <w:numFmt w:val="decimal"/>
+      <w:lvlText w:val="%7."/>
+      <w:lvlJc w:val="left"/>
+      <w:pPr>
+        <w:tabs>
+          <w:tab w:val="num" w:pos="5040"/>
+        </w:tabs>
+        <w:ind w:left="5040" w:hanging="360"/>
+      </w:pPr>
+    </w:lvl>
+    <w:lvl w:ilvl="7" w:tentative="1">
+      <w:start w:val="1"/>
+      <w:numFmt w:val="decimal"/>
+      <w:lvlText w:val="%8."/>
+      <w:lvlJc w:val="left"/>
+      <w:pPr>
+        <w:tabs>
+          <w:tab w:val="num" w:pos="5760"/>
+        </w:tabs>
+        <w:ind w:left="5760" w:hanging="360"/>
+      </w:pPr>
+    </w:lvl>
+    <w:lvl w:ilvl="8" w:tentative="1">
+      <w:start w:val="1"/>
+      <w:numFmt w:val="decimal"/>
+      <w:lvlText w:val="%9."/>
+      <w:lvlJc w:val="left"/>
+      <w:pPr>
+        <w:tabs>
+          <w:tab w:val="num" w:pos="6480"/>
+        </w:tabs>
+        <w:ind w:left="6480" w:hanging="360"/>
+      </w:pPr>
+    </w:lvl>
+  </w:abstractNum>
+  <w:abstractNum w:abstractNumId="3" w15:restartNumberingAfterBreak="0">
+    <w:nsid w:val="1E427C81"/>
+    <w:multiLevelType w:val="multilevel"/>
+    <w:tmpl w:val="50D46B4E"/>
+    <w:lvl w:ilvl="0">
+      <w:start w:val="1"/>
+      <w:numFmt w:val="decimal"/>
+      <w:lvlText w:val="%1."/>
+      <w:lvlJc w:val="left"/>
+      <w:pPr>
+        <w:tabs>
+          <w:tab w:val="num" w:pos="720"/>
+        </w:tabs>
+        <w:ind w:left="720" w:hanging="360"/>
+      </w:pPr>
+    </w:lvl>
+    <w:lvl w:ilvl="1" w:tentative="1">
+      <w:start w:val="1"/>
+      <w:numFmt w:val="decimal"/>
+      <w:lvlText w:val="%2."/>
+      <w:lvlJc w:val="left"/>
+      <w:pPr>
+        <w:tabs>
+          <w:tab w:val="num" w:pos="1440"/>
+        </w:tabs>
+        <w:ind w:left="1440" w:hanging="360"/>
+      </w:pPr>
+    </w:lvl>
+    <w:lvl w:ilvl="2" w:tentative="1">
+      <w:start w:val="1"/>
+      <w:numFmt w:val="decimal"/>
+      <w:lvlText w:val="%3."/>
+      <w:lvlJc w:val="left"/>
+      <w:pPr>
+        <w:tabs>
+          <w:tab w:val="num" w:pos="2160"/>
+        </w:tabs>
+        <w:ind w:left="2160" w:hanging="360"/>
+      </w:pPr>
+    </w:lvl>
+    <w:lvl w:ilvl="3" w:tentative="1">
+      <w:start w:val="1"/>
+      <w:numFmt w:val="decimal"/>
+      <w:lvlText w:val="%4."/>
+      <w:lvlJc w:val="left"/>
+      <w:pPr>
+        <w:tabs>
+          <w:tab w:val="num" w:pos="2880"/>
+        </w:tabs>
+        <w:ind w:left="2880" w:hanging="360"/>
+      </w:pPr>
+    </w:lvl>
+    <w:lvl w:ilvl="4" w:tentative="1">
+      <w:start w:val="1"/>
+      <w:numFmt w:val="decimal"/>
+      <w:lvlText w:val="%5."/>
+      <w:lvlJc w:val="left"/>
+      <w:pPr>
+        <w:tabs>
+          <w:tab w:val="num" w:pos="3600"/>
+        </w:tabs>
+        <w:ind w:left="3600" w:hanging="360"/>
+      </w:pPr>
+    </w:lvl>
+    <w:lvl w:ilvl="5" w:tentative="1">
+      <w:start w:val="1"/>
+      <w:numFmt w:val="decimal"/>
+      <w:lvlText w:val="%6."/>
+      <w:lvlJc w:val="left"/>
+      <w:pPr>
+        <w:tabs>
+          <w:tab w:val="num" w:pos="4320"/>
+        </w:tabs>
+        <w:ind w:left="4320" w:hanging="360"/>
+      </w:pPr>
+    </w:lvl>
+    <w:lvl w:ilvl="6" w:tentative="1">
+      <w:start w:val="1"/>
+      <w:numFmt w:val="decimal"/>
+      <w:lvlText w:val="%7."/>
+      <w:lvlJc w:val="left"/>
+      <w:pPr>
+        <w:tabs>
+          <w:tab w:val="num" w:pos="5040"/>
+        </w:tabs>
+        <w:ind w:left="5040" w:hanging="360"/>
+      </w:pPr>
+    </w:lvl>
+    <w:lvl w:ilvl="7" w:tentative="1">
+      <w:start w:val="1"/>
+      <w:numFmt w:val="decimal"/>
+      <w:lvlText w:val="%8."/>
+      <w:lvlJc w:val="left"/>
+      <w:pPr>
+        <w:tabs>
+          <w:tab w:val="num" w:pos="5760"/>
+        </w:tabs>
+        <w:ind w:left="5760" w:hanging="360"/>
+      </w:pPr>
+    </w:lvl>
+    <w:lvl w:ilvl="8" w:tentative="1">
+      <w:start w:val="1"/>
+      <w:numFmt w:val="decimal"/>
+      <w:lvlText w:val="%9."/>
+      <w:lvlJc w:val="left"/>
+      <w:pPr>
+        <w:tabs>
+          <w:tab w:val="num" w:pos="6480"/>
+        </w:tabs>
+        <w:ind w:left="6480" w:hanging="360"/>
+      </w:pPr>
+    </w:lvl>
+  </w:abstractNum>
+  <w:abstractNum w:abstractNumId="4" w15:restartNumberingAfterBreak="0">
     <w:nsid w:val="293F1D94"/>
     <w:multiLevelType w:val="multilevel"/>
     <w:tmpl w:val="FE1E8CF8"/>
@@ -3493,7 +7935,7 @@
       </w:pPr>
     </w:lvl>
   </w:abstractNum>
-  <w:abstractNum w:abstractNumId="3" w15:restartNumberingAfterBreak="0">
+  <w:abstractNum w:abstractNumId="5" w15:restartNumberingAfterBreak="0">
     <w:nsid w:val="2C9F0D4A"/>
     <w:multiLevelType w:val="hybridMultilevel"/>
     <w:tmpl w:val="7B247062"/>
@@ -3606,17 +8048,115 @@
       </w:rPr>
     </w:lvl>
   </w:abstractNum>
+  <w:abstractNum w:abstractNumId="6" w15:restartNumberingAfterBreak="0">
+    <w:nsid w:val="2CC136C6"/>
+    <w:multiLevelType w:val="hybridMultilevel"/>
+    <w:tmpl w:val="D9067736"/>
+    <w:lvl w:ilvl="0" w:tplc="240A000F">
+      <w:start w:val="1"/>
+      <w:numFmt w:val="decimal"/>
+      <w:lvlText w:val="%1."/>
+      <w:lvlJc w:val="left"/>
+      <w:pPr>
+        <w:ind w:left="720" w:hanging="360"/>
+      </w:pPr>
+      <w:rPr>
+        <w:rFonts w:hint="default"/>
+      </w:rPr>
+    </w:lvl>
+    <w:lvl w:ilvl="1" w:tplc="240A0019" w:tentative="1">
+      <w:start w:val="1"/>
+      <w:numFmt w:val="lowerLetter"/>
+      <w:lvlText w:val="%2."/>
+      <w:lvlJc w:val="left"/>
+      <w:pPr>
+        <w:ind w:left="1440" w:hanging="360"/>
+      </w:pPr>
+    </w:lvl>
+    <w:lvl w:ilvl="2" w:tplc="240A001B" w:tentative="1">
+      <w:start w:val="1"/>
+      <w:numFmt w:val="lowerRoman"/>
+      <w:lvlText w:val="%3."/>
+      <w:lvlJc w:val="right"/>
+      <w:pPr>
+        <w:ind w:left="2160" w:hanging="180"/>
+      </w:pPr>
+    </w:lvl>
+    <w:lvl w:ilvl="3" w:tplc="240A000F" w:tentative="1">
+      <w:start w:val="1"/>
+      <w:numFmt w:val="decimal"/>
+      <w:lvlText w:val="%4."/>
+      <w:lvlJc w:val="left"/>
+      <w:pPr>
+        <w:ind w:left="2880" w:hanging="360"/>
+      </w:pPr>
+    </w:lvl>
+    <w:lvl w:ilvl="4" w:tplc="240A0019" w:tentative="1">
+      <w:start w:val="1"/>
+      <w:numFmt w:val="lowerLetter"/>
+      <w:lvlText w:val="%5."/>
+      <w:lvlJc w:val="left"/>
+      <w:pPr>
+        <w:ind w:left="3600" w:hanging="360"/>
+      </w:pPr>
+    </w:lvl>
+    <w:lvl w:ilvl="5" w:tplc="240A001B" w:tentative="1">
+      <w:start w:val="1"/>
+      <w:numFmt w:val="lowerRoman"/>
+      <w:lvlText w:val="%6."/>
+      <w:lvlJc w:val="right"/>
+      <w:pPr>
+        <w:ind w:left="4320" w:hanging="180"/>
+      </w:pPr>
+    </w:lvl>
+    <w:lvl w:ilvl="6" w:tplc="240A000F" w:tentative="1">
+      <w:start w:val="1"/>
+      <w:numFmt w:val="decimal"/>
+      <w:lvlText w:val="%7."/>
+      <w:lvlJc w:val="left"/>
+      <w:pPr>
+        <w:ind w:left="5040" w:hanging="360"/>
+      </w:pPr>
+    </w:lvl>
+    <w:lvl w:ilvl="7" w:tplc="240A0019" w:tentative="1">
+      <w:start w:val="1"/>
+      <w:numFmt w:val="lowerLetter"/>
+      <w:lvlText w:val="%8."/>
+      <w:lvlJc w:val="left"/>
+      <w:pPr>
+        <w:ind w:left="5760" w:hanging="360"/>
+      </w:pPr>
+    </w:lvl>
+    <w:lvl w:ilvl="8" w:tplc="240A001B" w:tentative="1">
+      <w:start w:val="1"/>
+      <w:numFmt w:val="lowerRoman"/>
+      <w:lvlText w:val="%9."/>
+      <w:lvlJc w:val="right"/>
+      <w:pPr>
+        <w:ind w:left="6480" w:hanging="180"/>
+      </w:pPr>
+    </w:lvl>
+  </w:abstractNum>
   <w:num w:numId="1" w16cid:durableId="1549292900">
-    <w:abstractNumId w:val="3"/>
+    <w:abstractNumId w:val="5"/>
   </w:num>
   <w:num w:numId="2" w16cid:durableId="1112748964">
     <w:abstractNumId w:val="1"/>
   </w:num>
   <w:num w:numId="3" w16cid:durableId="1455057716">
-    <w:abstractNumId w:val="2"/>
+    <w:abstractNumId w:val="4"/>
   </w:num>
   <w:num w:numId="4" w16cid:durableId="1506625430">
     <w:abstractNumId w:val="0"/>
+  </w:num>
+  <w:num w:numId="5" w16cid:durableId="1935630545">
+    <w:abstractNumId w:val="2"/>
+  </w:num>
+  <w:num w:numId="6" w16cid:durableId="94860812">
+    <w:abstractNumId w:val="3"/>
+  </w:num>
+  <w:num w:numId="7" w16cid:durableId="1850363484">
+    <w:abstractNumId w:val="6"/>
   </w:num>
 </w:numbering>
 </file>
@@ -4631,6 +9171,134 @@
       <w:shd w:val="clear" w:color="auto" w:fill="E1DFDD"/>
     </w:rPr>
   </w:style>
+  <w:style w:type="paragraph" w:customStyle="1" w:styleId="msonormal0">
+    <w:name w:val="msonormal"/>
+    <w:basedOn w:val="Normal"/>
+    <w:rsid w:val="00A42329"/>
+    <w:pPr>
+      <w:spacing w:before="100" w:beforeAutospacing="1" w:after="100" w:afterAutospacing="1" w:line="240" w:lineRule="auto"/>
+    </w:pPr>
+    <w:rPr>
+      <w:rFonts w:ascii="Times New Roman" w:eastAsia="Times New Roman" w:hAnsi="Times New Roman" w:cs="Times New Roman"/>
+      <w:kern w:val="0"/>
+      <w:lang w:eastAsia="es-CO"/>
+      <w14:ligatures w14:val="none"/>
+    </w:rPr>
+  </w:style>
+  <w:style w:type="paragraph" w:customStyle="1" w:styleId="my-0">
+    <w:name w:val="my-0"/>
+    <w:basedOn w:val="Normal"/>
+    <w:rsid w:val="00A42329"/>
+    <w:pPr>
+      <w:spacing w:before="100" w:beforeAutospacing="1" w:after="100" w:afterAutospacing="1" w:line="240" w:lineRule="auto"/>
+    </w:pPr>
+    <w:rPr>
+      <w:rFonts w:ascii="Times New Roman" w:eastAsia="Times New Roman" w:hAnsi="Times New Roman" w:cs="Times New Roman"/>
+      <w:kern w:val="0"/>
+      <w:lang w:eastAsia="es-CO"/>
+      <w14:ligatures w14:val="none"/>
+    </w:rPr>
+  </w:style>
+  <w:style w:type="character" w:styleId="CdigoHTML">
+    <w:name w:val="HTML Code"/>
+    <w:basedOn w:val="Fuentedeprrafopredeter"/>
+    <w:uiPriority w:val="99"/>
+    <w:semiHidden/>
+    <w:unhideWhenUsed/>
+    <w:rsid w:val="00A42329"/>
+    <w:rPr>
+      <w:rFonts w:ascii="Courier New" w:eastAsia="Times New Roman" w:hAnsi="Courier New" w:cs="Courier New"/>
+      <w:sz w:val="20"/>
+      <w:szCs w:val="20"/>
+    </w:rPr>
+  </w:style>
+  <w:style w:type="character" w:styleId="Textoennegrita">
+    <w:name w:val="Strong"/>
+    <w:basedOn w:val="Fuentedeprrafopredeter"/>
+    <w:uiPriority w:val="22"/>
+    <w:qFormat/>
+    <w:rsid w:val="00A42329"/>
+    <w:rPr>
+      <w:b/>
+      <w:bCs/>
+    </w:rPr>
+  </w:style>
+  <w:style w:type="character" w:customStyle="1" w:styleId="mt-md">
+    <w:name w:val="mt-md"/>
+    <w:basedOn w:val="Fuentedeprrafopredeter"/>
+    <w:rsid w:val="00A42329"/>
+  </w:style>
+  <w:style w:type="paragraph" w:styleId="HTMLconformatoprevio">
+    <w:name w:val="HTML Preformatted"/>
+    <w:basedOn w:val="Normal"/>
+    <w:link w:val="HTMLconformatoprevioCar"/>
+    <w:uiPriority w:val="99"/>
+    <w:semiHidden/>
+    <w:unhideWhenUsed/>
+    <w:rsid w:val="00A42329"/>
+    <w:pPr>
+      <w:tabs>
+        <w:tab w:val="left" w:pos="916"/>
+        <w:tab w:val="left" w:pos="1832"/>
+        <w:tab w:val="left" w:pos="2748"/>
+        <w:tab w:val="left" w:pos="3664"/>
+        <w:tab w:val="left" w:pos="4580"/>
+        <w:tab w:val="left" w:pos="5496"/>
+        <w:tab w:val="left" w:pos="6412"/>
+        <w:tab w:val="left" w:pos="7328"/>
+        <w:tab w:val="left" w:pos="8244"/>
+        <w:tab w:val="left" w:pos="9160"/>
+        <w:tab w:val="left" w:pos="10076"/>
+        <w:tab w:val="left" w:pos="10992"/>
+        <w:tab w:val="left" w:pos="11908"/>
+        <w:tab w:val="left" w:pos="12824"/>
+        <w:tab w:val="left" w:pos="13740"/>
+        <w:tab w:val="left" w:pos="14656"/>
+      </w:tabs>
+      <w:spacing w:after="0" w:line="240" w:lineRule="auto"/>
+    </w:pPr>
+    <w:rPr>
+      <w:rFonts w:ascii="Courier New" w:eastAsia="Times New Roman" w:hAnsi="Courier New" w:cs="Courier New"/>
+      <w:kern w:val="0"/>
+      <w:sz w:val="20"/>
+      <w:szCs w:val="20"/>
+      <w:lang w:eastAsia="es-CO"/>
+      <w14:ligatures w14:val="none"/>
+    </w:rPr>
+  </w:style>
+  <w:style w:type="character" w:customStyle="1" w:styleId="HTMLconformatoprevioCar">
+    <w:name w:val="HTML con formato previo Car"/>
+    <w:basedOn w:val="Fuentedeprrafopredeter"/>
+    <w:link w:val="HTMLconformatoprevio"/>
+    <w:uiPriority w:val="99"/>
+    <w:semiHidden/>
+    <w:rsid w:val="00A42329"/>
+    <w:rPr>
+      <w:rFonts w:ascii="Courier New" w:eastAsia="Times New Roman" w:hAnsi="Courier New" w:cs="Courier New"/>
+      <w:kern w:val="0"/>
+      <w:sz w:val="20"/>
+      <w:szCs w:val="20"/>
+      <w:lang w:eastAsia="es-CO"/>
+      <w14:ligatures w14:val="none"/>
+    </w:rPr>
+  </w:style>
+  <w:style w:type="character" w:customStyle="1" w:styleId="token">
+    <w:name w:val="token"/>
+    <w:basedOn w:val="Fuentedeprrafopredeter"/>
+    <w:rsid w:val="00A42329"/>
+  </w:style>
+  <w:style w:type="character" w:styleId="Hipervnculovisitado">
+    <w:name w:val="FollowedHyperlink"/>
+    <w:basedOn w:val="Fuentedeprrafopredeter"/>
+    <w:uiPriority w:val="99"/>
+    <w:semiHidden/>
+    <w:unhideWhenUsed/>
+    <w:rsid w:val="00A42329"/>
+    <w:rPr>
+      <w:color w:val="800080"/>
+      <w:u w:val="single"/>
+    </w:rPr>
+  </w:style>
 </w:styles>
 </file>
 
